--- a/courts/fifth-circuit/texas/state/supreme-court/petition-for-review/usage/OUTPUT-petition-for-review.docx
+++ b/courts/fifth-circuit/texas/state/supreme-court/petition-for-review/usage/OUTPUT-petition-for-review.docx
@@ -4,20 +4,21 @@
   <w:body>
     <w:p>
       <w:pPr>
-        <w:pStyle w:val="Centered"/>
-      </w:pPr>
-      <w:r>
-        <w:t xml:space="preserve">No. 25-0792</w:t>
-      </w:r>
-    </w:p>
-    <w:p>
-      <w:pPr>
-        <w:pStyle w:val="Gap648"/>
-      </w:pPr>
-    </w:p>
-    <w:p>
-      <w:pPr>
-        <w:pStyle w:val="CenteredHeading"/>
+        <w:spacing w:before="0" w:after="0" w:line="322" w:lineRule="exact"/>
+        <w:ind w:left="0" w:firstLine="0"/>
+        <w:jc w:val="center"/>
+      </w:pPr>
+      <w:r>
+        <w:t xml:space="preserve">No. 25</w:t>
+        <w:noBreakHyphen/>
+        <w:t xml:space="preserve">0792</w:t>
+      </w:r>
+    </w:p>
+    <w:p>
+      <w:pPr>
+        <w:spacing w:before="648" w:after="0" w:line="322" w:lineRule="exact"/>
+        <w:ind w:left="0" w:firstLine="0"/>
+        <w:jc w:val="center"/>
       </w:pPr>
       <w:r>
         <w:rPr>
@@ -29,25 +30,37 @@
     </w:p>
     <w:p>
       <w:pPr>
-        <w:pStyle w:val="Gap504"/>
-      </w:pPr>
-    </w:p>
-    <w:p>
-      <w:pPr>
-        <w:pStyle w:val="Centered"/>
-      </w:pPr>
-      <w:r>
-        <w:t xml:space="preserve">State of Texas, Petitioner</w:t>
-      </w:r>
-    </w:p>
-    <w:p>
-      <w:pPr>
-        <w:pStyle w:val="Gap288"/>
-      </w:pPr>
-    </w:p>
-    <w:p>
-      <w:pPr>
-        <w:pStyle w:val="Centered"/>
+        <w:spacing w:before="504" w:after="0" w:line="322" w:lineRule="exact"/>
+        <w:ind w:left="0" w:firstLine="0"/>
+        <w:jc w:val="center"/>
+      </w:pPr>
+      <w:r>
+        <w:t xml:space="preserve">State</w:t>
+      </w:r>
+      <w:r>
+        <w:t xml:space="preserve"> </w:t>
+      </w:r>
+      <w:r>
+        <w:t xml:space="preserve">of</w:t>
+      </w:r>
+      <w:r>
+        <w:t xml:space="preserve"> </w:t>
+      </w:r>
+      <w:r>
+        <w:t xml:space="preserve">Texas,</w:t>
+      </w:r>
+      <w:r>
+        <w:t xml:space="preserve"> </w:t>
+      </w:r>
+      <w:r>
+        <w:t xml:space="preserve">Petitioner</w:t>
+      </w:r>
+    </w:p>
+    <w:p>
+      <w:pPr>
+        <w:spacing w:before="288" w:after="0" w:line="322" w:lineRule="exact"/>
+        <w:ind w:left="0" w:firstLine="0"/>
+        <w:jc w:val="center"/>
       </w:pPr>
       <w:r>
         <w:t xml:space="preserve">v.</w:t>
@@ -55,516 +68,1779 @@
     </w:p>
     <w:p>
       <w:pPr>
-        <w:pStyle w:val="Gap288"/>
-      </w:pPr>
-    </w:p>
-    <w:p>
-      <w:pPr>
-        <w:pStyle w:val="Centered"/>
-      </w:pPr>
-      <w:r>
-        <w:t xml:space="preserve">F.M.V., a Juvenile, Respondent</w:t>
-      </w:r>
-    </w:p>
-    <w:p>
-      <w:pPr>
-        <w:pStyle w:val="Gap504"/>
-      </w:pPr>
-    </w:p>
-    <w:p>
-      <w:pPr>
-        <w:pStyle w:val="Centered"/>
-      </w:pPr>
-      <w:r>
-        <w:t xml:space="preserve">On Review from Case No. 08-24-00077-CV in the Eighth Court of Appeals, El Paso, Texas; and on Appeal from the 65th District Court, El Paso County, Texas; Cause No. 2100093</w:t>
-      </w:r>
-    </w:p>
-    <w:p>
-      <w:pPr>
-        <w:pStyle w:val="Gap504"/>
-      </w:pPr>
-    </w:p>
-    <w:p>
-      <w:pPr>
-        <w:pStyle w:val="CoverTitle"/>
+        <w:spacing w:before="288" w:after="0" w:line="322" w:lineRule="exact"/>
+        <w:ind w:left="0" w:firstLine="0"/>
+        <w:jc w:val="center"/>
+      </w:pPr>
+      <w:r>
+        <w:t xml:space="preserve">F.M.V.,</w:t>
+      </w:r>
+      <w:r>
+        <w:t xml:space="preserve"> </w:t>
+      </w:r>
+      <w:r>
+        <w:t xml:space="preserve">a</w:t>
+      </w:r>
+      <w:r>
+        <w:t xml:space="preserve"> </w:t>
+      </w:r>
+      <w:r>
+        <w:t xml:space="preserve">Juvenile,</w:t>
+      </w:r>
+      <w:r>
+        <w:t xml:space="preserve"> </w:t>
+      </w:r>
+      <w:r>
+        <w:t xml:space="preserve">Respondent</w:t>
+      </w:r>
+    </w:p>
+    <w:p>
+      <w:pPr>
+        <w:spacing w:before="504" w:after="0" w:line="322" w:lineRule="exact"/>
+        <w:ind w:left="0" w:firstLine="0"/>
+        <w:jc w:val="center"/>
+      </w:pPr>
+      <w:r>
+        <w:t xml:space="preserve">On</w:t>
+      </w:r>
+      <w:r>
+        <w:t xml:space="preserve"> </w:t>
+      </w:r>
+      <w:r>
+        <w:t xml:space="preserve">Review</w:t>
+      </w:r>
+      <w:r>
+        <w:t xml:space="preserve"> </w:t>
+      </w:r>
+      <w:r>
+        <w:t xml:space="preserve">from</w:t>
+      </w:r>
+      <w:r>
+        <w:t xml:space="preserve"> </w:t>
+      </w:r>
+      <w:r>
+        <w:t xml:space="preserve">Case</w:t>
+      </w:r>
+      <w:r>
+        <w:t xml:space="preserve"> </w:t>
+      </w:r>
+      <w:r>
+        <w:t xml:space="preserve">No.</w:t>
+      </w:r>
+      <w:r>
+        <w:t xml:space="preserve"> </w:t>
+      </w:r>
+      <w:r>
+        <w:t xml:space="preserve">08</w:t>
+        <w:noBreakHyphen/>
+        <w:t xml:space="preserve">24</w:t>
+        <w:noBreakHyphen/>
+        <w:t xml:space="preserve">00077-CV</w:t>
+      </w:r>
+      <w:r>
+        <w:t xml:space="preserve"> </w:t>
+      </w:r>
+      <w:r>
+        <w:t xml:space="preserve">in</w:t>
+      </w:r>
+      <w:r>
+        <w:t xml:space="preserve"> </w:t>
+      </w:r>
+      <w:r>
+        <w:t xml:space="preserve">the</w:t>
+      </w:r>
+      <w:r>
+        <w:t xml:space="preserve"> </w:t>
+      </w:r>
+      <w:r>
+        <w:t xml:space="preserve">Eighth</w:t>
+      </w:r>
+      <w:r>
+        <w:t xml:space="preserve"> </w:t>
+      </w:r>
+      <w:r>
+        <w:t xml:space="preserve">Court</w:t>
+      </w:r>
+      <w:r>
+        <w:t xml:space="preserve"> </w:t>
+      </w:r>
+      <w:r>
+        <w:t xml:space="preserve">of</w:t>
+      </w:r>
+      <w:r>
+        <w:t xml:space="preserve"> </w:t>
+      </w:r>
+      <w:r>
+        <w:t xml:space="preserve">Appeals,</w:t>
+      </w:r>
+      <w:r>
+        <w:t xml:space="preserve"> </w:t>
+      </w:r>
+      <w:r>
+        <w:t xml:space="preserve">El</w:t>
+      </w:r>
+      <w:r>
+        <w:t xml:space="preserve"> </w:t>
+      </w:r>
+      <w:r>
+        <w:t xml:space="preserve">Paso,</w:t>
+      </w:r>
+      <w:r>
+        <w:t xml:space="preserve"> </w:t>
+      </w:r>
+      <w:r>
+        <w:t xml:space="preserve">Texas;</w:t>
+      </w:r>
+      <w:r>
+        <w:t xml:space="preserve"> </w:t>
+      </w:r>
+      <w:r>
+        <w:t xml:space="preserve">and</w:t>
+      </w:r>
+      <w:r>
+        <w:t xml:space="preserve"> </w:t>
+      </w:r>
+      <w:r>
+        <w:t xml:space="preserve">on</w:t>
+      </w:r>
+      <w:r>
+        <w:t xml:space="preserve"> </w:t>
+      </w:r>
+      <w:r>
+        <w:t xml:space="preserve">Appeal</w:t>
+      </w:r>
+      <w:r>
+        <w:t xml:space="preserve"> </w:t>
+      </w:r>
+      <w:r>
+        <w:t xml:space="preserve">from</w:t>
+      </w:r>
+      <w:r>
+        <w:t xml:space="preserve"> </w:t>
+      </w:r>
+      <w:r>
+        <w:t xml:space="preserve">the</w:t>
+      </w:r>
+      <w:r>
+        <w:t xml:space="preserve"> </w:t>
+      </w:r>
+      <w:r>
+        <w:t xml:space="preserve">65th</w:t>
+      </w:r>
+      <w:r>
+        <w:t xml:space="preserve"> </w:t>
+      </w:r>
+      <w:r>
+        <w:t xml:space="preserve">District</w:t>
+      </w:r>
+      <w:r>
+        <w:t xml:space="preserve"> </w:t>
+      </w:r>
+      <w:r>
+        <w:t xml:space="preserve">Court,</w:t>
+      </w:r>
+      <w:r>
+        <w:t xml:space="preserve"> </w:t>
+      </w:r>
+      <w:r>
+        <w:t xml:space="preserve">El</w:t>
+      </w:r>
+      <w:r>
+        <w:t xml:space="preserve"> </w:t>
+      </w:r>
+      <w:r>
+        <w:t xml:space="preserve">Paso</w:t>
+      </w:r>
+      <w:r>
+        <w:t xml:space="preserve"> </w:t>
+      </w:r>
+      <w:r>
+        <w:t xml:space="preserve">County,</w:t>
+      </w:r>
+      <w:r>
+        <w:t xml:space="preserve"> </w:t>
+      </w:r>
+      <w:r>
+        <w:t xml:space="preserve">Texas;</w:t>
+      </w:r>
+      <w:r>
+        <w:t xml:space="preserve"> </w:t>
+      </w:r>
+      <w:r>
+        <w:t xml:space="preserve">Cause</w:t>
+      </w:r>
+      <w:r>
+        <w:t xml:space="preserve"> </w:t>
+      </w:r>
+      <w:r>
+        <w:t xml:space="preserve">No.</w:t>
+      </w:r>
+      <w:r>
+        <w:t xml:space="preserve"> </w:t>
+      </w:r>
+      <w:r>
+        <w:t xml:space="preserve">2100093</w:t>
+      </w:r>
+    </w:p>
+    <w:p>
+      <w:pPr>
+        <w:pBdr>
+          <w:top w:val="single" w:sz="6" w:space="14" w:color="000000"/>
+          <w:bottom w:val="single" w:sz="6" w:space="14" w:color="000000"/>
+        </w:pBdr>
+        <w:spacing w:before="504" w:after="0" w:line="322" w:lineRule="exact"/>
+        <w:ind w:left="0" w:firstLine="0"/>
+        <w:jc w:val="center"/>
       </w:pPr>
       <w:r>
         <w:rPr>
           <w:b/>
           <w:bCs/>
         </w:rPr>
-        <w:t xml:space="preserve">PETITION FOR REVIEW</w:t>
-      </w:r>
-    </w:p>
-    <w:p>
-      <w:pPr>
-        <w:pStyle w:val="Gap504"/>
-      </w:pPr>
-    </w:p>
-    <w:p>
-      <w:pPr>
-        <w:pStyle w:val="CounselFrame"/>
-        <w:framePr w:w="9360" w:hSpace="0" w:wrap="around" w:vAnchor="margin" w:hAnchor="margin" w:yAlign="bottom"/>
-      </w:pPr>
-      <w:r>
-        <w:t xml:space="preserve">Assistant County Attorney</w:t>
-      </w:r>
-    </w:p>
-    <w:p>
-      <w:pPr>
-        <w:pStyle w:val="CounselFrame"/>
-        <w:framePr w:w="9360" w:hSpace="0" w:wrap="around" w:vAnchor="margin" w:hAnchor="margin" w:yAlign="bottom"/>
-      </w:pPr>
-      <w:r>
-        <w:t xml:space="preserve">320 S. Campbell Street, Suite 200</w:t>
-      </w:r>
-    </w:p>
-    <w:p>
-      <w:pPr>
-        <w:pStyle w:val="CounselFrame"/>
-        <w:framePr w:w="9360" w:hSpace="0" w:wrap="around" w:vAnchor="margin" w:hAnchor="margin" w:yAlign="bottom"/>
-      </w:pPr>
-      <w:r>
-        <w:t xml:space="preserve">El Paso, Texas 79901</w:t>
-      </w:r>
-    </w:p>
-    <w:p>
-      <w:pPr>
-        <w:pStyle w:val="CounselFrame"/>
-        <w:framePr w:w="9360" w:hSpace="0" w:wrap="around" w:vAnchor="margin" w:hAnchor="margin" w:yAlign="bottom"/>
-      </w:pPr>
-      <w:r>
-        <w:t xml:space="preserve">Amanda D. Frizzelle</w:t>
-      </w:r>
-    </w:p>
-    <w:p>
-      <w:pPr>
-        <w:pStyle w:val="CounselFrame"/>
-        <w:framePr w:w="9360" w:hSpace="0" w:wrap="around" w:vAnchor="margin" w:hAnchor="margin" w:yAlign="bottom"/>
-      </w:pPr>
-      <w:r>
-        <w:t xml:space="preserve">Tel: (915) 273-3238</w:t>
-      </w:r>
-    </w:p>
-    <w:p>
-      <w:pPr>
-        <w:pStyle w:val="CounselFrame"/>
-        <w:framePr w:w="9360" w:hSpace="0" w:wrap="around" w:vAnchor="margin" w:hAnchor="margin" w:yAlign="bottom"/>
-      </w:pPr>
-      <w:r>
-        <w:t xml:space="preserve">Am.frizzelle@epcountytx.gov</w:t>
-      </w:r>
-    </w:p>
-    <w:p>
-      <w:pPr>
-        <w:pStyle w:val="CounselFrame"/>
-        <w:framePr w:w="9360" w:hSpace="0" w:wrap="around" w:vAnchor="margin" w:hAnchor="margin" w:yAlign="bottom"/>
-      </w:pPr>
-      <w:r>
-        <w:t xml:space="preserve">Texas Bar No. 24105239</w:t>
-      </w:r>
-    </w:p>
-    <w:p>
-      <w:pPr>
-        <w:pStyle w:val="CounselFrame"/>
-        <w:framePr w:w="9360" w:hSpace="0" w:wrap="around" w:vAnchor="margin" w:hAnchor="margin" w:yAlign="bottom"/>
-      </w:pPr>
-      <w:r>
-        <w:t xml:space="preserve">Attorney for Petitioner</w:t>
-      </w:r>
-    </w:p>
-    <w:p>
-      <w:pPr>
-        <w:pStyle w:val="SectionBreak"/>
-        <w:sectPr>
-          <w:pgSz w:w="12240" w:h="15840"/>
-          <w:pgMar w:top="1440" w:right="1440" w:bottom="1440" w:left="1440" w:header="720" w:footer="720" w:gutter="0"/>
-        </w:sectPr>
-      </w:pPr>
-    </w:p>
-    <w:p>
-      <w:pPr>
-        <w:pStyle w:val="Heading1"/>
-      </w:pPr>
-      <w:bookmarkStart w:id="109" w:name="_tocentry1"/>
-      <w:r>
-        <w:t xml:space="preserve">IDENTITIES OF PARTIES AND COUNSEL</w:t>
-      </w:r>
-      <w:bookmarkEnd w:id="109"/>
-    </w:p>
-    <w:p>
-      <w:pPr>
-        <w:pStyle w:val="Single"/>
-      </w:pPr>
-      <w:r>
-        <w:t xml:space="preserve">Trial Court Judge: Hon. Yahara Lisa Gutierrez, Judge, 65th District Court, 500 E. San Antonio, Suite 1105, El Paso, TX 79901.</w:t>
-      </w:r>
-    </w:p>
-    <w:p>
-      <w:pPr>
-        <w:pStyle w:val="Single"/>
-      </w:pPr>
-      <w:r>
-        <w:t xml:space="preserve">Respondent/Appellee F.M.V. represented by: Kelli Childress, Public Defender; Rene Alberto Vargas, Deputy Public Defender; Todd Morten, Deputy Public Defender; 500 E. San Antonio Avenue, Suite 501, El Paso, Texas 79901.</w:t>
-      </w:r>
-    </w:p>
-    <w:p>
-      <w:pPr>
-        <w:pStyle w:val="Single"/>
-      </w:pPr>
-      <w:r>
-        <w:t xml:space="preserve">Petitioner/Appellant, the State of Texas, et al., represented by: Christina Sanchez, County Attorney; Katrina Ayala, Assistant County Attorney; April Galvan, Assistant County Attorney; Christina Sanchez, County Attorney, Appellate Counsel; Kevin McCary, Assistant County Attorney, Appellate Counsel; Amanda D. Frizzelle, Assistant County Attorney, Appellate Counsel; 320 S. Campbell Street, Suite 200, El Paso, Texas 79901.</w:t>
-      </w:r>
-    </w:p>
-    <w:p>
-      <w:pPr>
-        <w:pStyle w:val="Single"/>
-      </w:pPr>
-      <w:r>
-        <w:t xml:space="preserve">Record references: Reporter’s Record = R.R. + Page + Line No. (“ln”); Clerk’s Record = C.R. + Page.</w:t>
-      </w:r>
-    </w:p>
-    <w:p>
-      <w:r>
-        <w:br w:type="page"/>
-      </w:r>
-    </w:p>
-    <w:p>
-      <w:pPr>
-        <w:pStyle w:val="CenteredHeading"/>
-      </w:pPr>
+        <w:t xml:space="preserve">PETITION</w:t>
+      </w:r>
       <w:r>
         <w:rPr>
           <w:b/>
           <w:bCs/>
         </w:rPr>
+        <w:t xml:space="preserve"> </w:t>
+      </w:r>
+      <w:r>
+        <w:rPr>
+          <w:b/>
+          <w:bCs/>
+        </w:rPr>
+        <w:t xml:space="preserve">FOR</w:t>
+      </w:r>
+      <w:r>
+        <w:rPr>
+          <w:b/>
+          <w:bCs/>
+        </w:rPr>
+        <w:t xml:space="preserve"> </w:t>
+      </w:r>
+      <w:r>
+        <w:rPr>
+          <w:b/>
+          <w:bCs/>
+        </w:rPr>
+        <w:t xml:space="preserve">REVIEW</w:t>
+      </w:r>
+    </w:p>
+    <w:p>
+      <w:pPr>
+        <w:framePr w:w="9360" w:hSpace="0" w:wrap="around" w:vAnchor="margin" w:hAnchor="margin" w:yAlign="bottom"/>
+        <w:spacing w:before="0" w:after="0" w:line="322" w:lineRule="exact"/>
+        <w:ind w:left="0" w:firstLine="0"/>
+        <w:jc w:val="left"/>
+      </w:pPr>
+      <w:r>
+        <w:t xml:space="preserve">Amanda</w:t>
+      </w:r>
+      <w:r>
+        <w:t xml:space="preserve"> </w:t>
+      </w:r>
+      <w:r>
+        <w:t xml:space="preserve">D.</w:t>
+      </w:r>
+      <w:r>
+        <w:t xml:space="preserve"> </w:t>
+      </w:r>
+      <w:r>
+        <w:t xml:space="preserve">Frizzelle</w:t>
+      </w:r>
+    </w:p>
+    <w:p>
+      <w:pPr>
+        <w:framePr w:w="9360" w:hSpace="0" w:wrap="around" w:vAnchor="margin" w:hAnchor="margin" w:yAlign="bottom"/>
+        <w:spacing w:before="0" w:after="0" w:line="322" w:lineRule="exact"/>
+        <w:ind w:left="0" w:firstLine="0"/>
+        <w:jc w:val="left"/>
+      </w:pPr>
+      <w:r>
+        <w:t xml:space="preserve">Assistant</w:t>
+      </w:r>
+      <w:r>
+        <w:t xml:space="preserve"> </w:t>
+      </w:r>
+      <w:r>
+        <w:t xml:space="preserve">County</w:t>
+      </w:r>
+      <w:r>
+        <w:t xml:space="preserve"> </w:t>
+      </w:r>
+      <w:r>
+        <w:t xml:space="preserve">Attorney</w:t>
+      </w:r>
+    </w:p>
+    <w:p>
+      <w:pPr>
+        <w:framePr w:w="9360" w:hSpace="0" w:wrap="around" w:vAnchor="margin" w:hAnchor="margin" w:yAlign="bottom"/>
+        <w:spacing w:before="0" w:after="0" w:line="322" w:lineRule="exact"/>
+        <w:ind w:left="0" w:firstLine="0"/>
+        <w:jc w:val="left"/>
+      </w:pPr>
+      <w:r>
+        <w:t xml:space="preserve">320</w:t>
+      </w:r>
+      <w:r>
+        <w:t xml:space="preserve"> </w:t>
+      </w:r>
+      <w:r>
+        <w:t xml:space="preserve">S.</w:t>
+      </w:r>
+      <w:r>
+        <w:t xml:space="preserve"> </w:t>
+      </w:r>
+      <w:r>
+        <w:t xml:space="preserve">Campbell</w:t>
+      </w:r>
+      <w:r>
+        <w:t xml:space="preserve"> </w:t>
+      </w:r>
+      <w:r>
+        <w:t xml:space="preserve">Street,</w:t>
+      </w:r>
+      <w:r>
+        <w:t xml:space="preserve"> </w:t>
+      </w:r>
+      <w:r>
+        <w:t xml:space="preserve">Suite</w:t>
+      </w:r>
+      <w:r>
+        <w:t xml:space="preserve"> </w:t>
+      </w:r>
+      <w:r>
+        <w:t xml:space="preserve">200</w:t>
+      </w:r>
+    </w:p>
+    <w:p>
+      <w:pPr>
+        <w:framePr w:w="9360" w:hSpace="0" w:wrap="around" w:vAnchor="margin" w:hAnchor="margin" w:yAlign="bottom"/>
+        <w:spacing w:before="0" w:after="0" w:line="322" w:lineRule="exact"/>
+        <w:ind w:left="0" w:firstLine="0"/>
+        <w:jc w:val="left"/>
+      </w:pPr>
+      <w:r>
+        <w:t xml:space="preserve">El</w:t>
+      </w:r>
+      <w:r>
+        <w:t xml:space="preserve"> </w:t>
+      </w:r>
+      <w:r>
+        <w:t xml:space="preserve">Paso,</w:t>
+      </w:r>
+      <w:r>
+        <w:t xml:space="preserve"> </w:t>
+      </w:r>
+      <w:r>
+        <w:t xml:space="preserve">Texas</w:t>
+      </w:r>
+      <w:r>
+        <w:t xml:space="preserve"> </w:t>
+      </w:r>
+      <w:r>
+        <w:t xml:space="preserve">79901</w:t>
+      </w:r>
+    </w:p>
+    <w:p>
+      <w:pPr>
+        <w:framePr w:w="9360" w:hSpace="0" w:wrap="around" w:vAnchor="margin" w:hAnchor="margin" w:yAlign="bottom"/>
+        <w:spacing w:before="0" w:after="0" w:line="322" w:lineRule="exact"/>
+        <w:ind w:left="0" w:firstLine="0"/>
+        <w:jc w:val="left"/>
+      </w:pPr>
+      <w:r>
+        <w:t xml:space="preserve">Tel:</w:t>
+      </w:r>
+      <w:r>
+        <w:t xml:space="preserve"> </w:t>
+      </w:r>
+      <w:r>
+        <w:t xml:space="preserve">(915)</w:t>
+      </w:r>
+      <w:r>
+        <w:t xml:space="preserve"> </w:t>
+      </w:r>
+      <w:r>
+        <w:t xml:space="preserve">273</w:t>
+        <w:noBreakHyphen/>
+        <w:t xml:space="preserve">3238</w:t>
+      </w:r>
+    </w:p>
+    <w:p>
+      <w:pPr>
+        <w:framePr w:w="9360" w:hSpace="0" w:wrap="around" w:vAnchor="margin" w:hAnchor="margin" w:yAlign="bottom"/>
+        <w:spacing w:before="0" w:after="0" w:line="322" w:lineRule="exact"/>
+        <w:ind w:left="0" w:firstLine="0"/>
+        <w:jc w:val="left"/>
+      </w:pPr>
+      <w:r>
+        <w:t xml:space="preserve">Am.frizzelle@epcountytx.gov</w:t>
+      </w:r>
+    </w:p>
+    <w:p>
+      <w:pPr>
+        <w:framePr w:w="9360" w:hSpace="0" w:wrap="around" w:vAnchor="margin" w:hAnchor="margin" w:yAlign="bottom"/>
+        <w:spacing w:before="0" w:after="0" w:line="322" w:lineRule="exact"/>
+        <w:ind w:left="0" w:firstLine="0"/>
+        <w:jc w:val="left"/>
+      </w:pPr>
+      <w:r>
+        <w:t xml:space="preserve">Texas Bar No. 24105239</w:t>
+      </w:r>
+    </w:p>
+    <w:p>
+      <w:pPr>
+        <w:framePr w:w="9360" w:hSpace="0" w:wrap="around" w:vAnchor="margin" w:hAnchor="margin" w:yAlign="bottom"/>
+        <w:spacing w:before="432" w:after="0" w:line="322" w:lineRule="exact"/>
+        <w:ind w:left="0" w:firstLine="0"/>
+        <w:jc w:val="left"/>
+      </w:pPr>
+      <w:r>
+        <w:t xml:space="preserve">Attorney</w:t>
+      </w:r>
+      <w:r>
+        <w:t xml:space="preserve"> </w:t>
+      </w:r>
+      <w:r>
+        <w:t xml:space="preserve">for</w:t>
+      </w:r>
+      <w:r>
+        <w:t xml:space="preserve"> </w:t>
+      </w:r>
+      <w:r>
+        <w:t xml:space="preserve">Petitioner</w:t>
+      </w:r>
+    </w:p>
+    <w:p>
+      <w:pPr>
+        <w:spacing w:before="0" w:after="0" w:line="20" w:lineRule="exact"/>
+        <w:sectPr>
+          <w:footerReference w:type="default" r:id="rIdFtrNone"/>
+          <w:pgSz w:w="12240" w:h="15840"/>
+          <w:pgMar w:top="1440" w:right="1440" w:bottom="1440" w:left="1440" w:header="720" w:footer="686" w:gutter="0"/>
+        </w:sectPr>
+      </w:pPr>
+    </w:p>
+    <w:p>
+      <w:pPr>
+        <w:pStyle w:val="Heading1"/>
+        <w:spacing w:before="0" w:after="160" w:line="322" w:lineRule="exact"/>
+      </w:pPr>
+      <w:r>
+        <w:t xml:space="preserve">IDENTITIES</w:t>
+      </w:r>
+      <w:r>
+        <w:t xml:space="preserve"> </w:t>
+      </w:r>
+      <w:r>
+        <w:t xml:space="preserve">OF</w:t>
+      </w:r>
+      <w:r>
+        <w:t xml:space="preserve"> </w:t>
+      </w:r>
+      <w:r>
+        <w:t xml:space="preserve">PARTIES</w:t>
+      </w:r>
+      <w:r>
+        <w:t xml:space="preserve"> </w:t>
+      </w:r>
+      <w:r>
+        <w:t xml:space="preserve">AND</w:t>
+      </w:r>
+      <w:r>
+        <w:t xml:space="preserve"> </w:t>
+      </w:r>
+      <w:r>
+        <w:t xml:space="preserve">COUNSEL</w:t>
+      </w:r>
+    </w:p>
+    <w:p>
+      <w:pPr>
+        <w:pStyle w:val="Identity"/>
+      </w:pPr>
+      <w:r>
+        <w:t xml:space="preserve">Trial Court Judge: Hon. Yahara Lisa Gutierrez, Judge, 65th District Court, 500 E. San Antonio, Suite 1105, El Paso, TX 79901.</w:t>
+      </w:r>
+    </w:p>
+    <w:p>
+      <w:pPr>
+        <w:pStyle w:val="Identity"/>
+      </w:pPr>
+      <w:r>
+        <w:t xml:space="preserve">Respondent/​Appellee F.M.V. represented by: Kelli Childress, Public Defender; Rene Alberto Vargas, Deputy Public Defender; Todd Morten, Deputy Public Defender; 500 E. San Antonio Avenue, Suite 501, El Paso, Texas 79901.</w:t>
+      </w:r>
+    </w:p>
+    <w:p>
+      <w:pPr>
+        <w:pStyle w:val="Identity"/>
+      </w:pPr>
+      <w:r>
+        <w:t xml:space="preserve">Petitioner/​Appellant, the State of Texas, et al., represented by: Christina Sanchez, County Attorney; Katrina Ayala, Assistant County Attorney; April Galvan, Assistant County Attorney; Christina Sanchez, County Attorney, Appellate Counsel; Kevin McCary, Assistant County Attorney, Appellate Counsel; Amanda D. Frizzelle, Assistant County Attorney, Appellate Counsel; 320 S. Campbell Street, Suite 200, El Paso, Texas 79901.</w:t>
+      </w:r>
+    </w:p>
+    <w:p>
+      <w:pPr>
+        <w:pStyle w:val="Identity"/>
+      </w:pPr>
+      <w:r>
+        <w:t xml:space="preserve">Record references: Reporter’s Record = R.R. + Page + Line No. (“ln”); Clerk’s Record = C.R. + Page.</w:t>
+      </w:r>
+    </w:p>
+    <w:p>
+      <w:pPr>
+        <w:pStyle w:val="Heading1"/>
+        <w:pageBreakBefore/>
+        <w:spacing w:before="0" w:after="64" w:line="322" w:lineRule="exact"/>
+      </w:pPr>
+      <w:r>
         <w:t xml:space="preserve">TABLE OF CONTENTS</w:t>
       </w:r>
     </w:p>
     <w:p>
       <w:pPr>
-        <w:pStyle w:val="TOC1"/>
-      </w:pPr>
-      <w:r>
-        <w:fldChar w:fldCharType="begin"/>
-      </w:r>
-      <w:r>
-        <w:instrText xml:space="preserve"> TOC \o "1-2" \h \z \u </w:instrText>
-      </w:r>
-      <w:r>
-        <w:fldChar w:fldCharType="separate"/>
-      </w:r>
-      <w:r>
-        <w:t xml:space="preserve">IDENTITIES OF PARTIES AND COUNSEL</w:t>
+        <w:keepLines/>
+        <w:tabs>
+          <w:tab w:val="right" w:leader="dot" w:pos="9360"/>
+        </w:tabs>
+        <w:spacing w:before="160" w:after="0" w:line="322" w:lineRule="exact"/>
+        <w:ind w:left="0" w:right="720" w:firstLine="0"/>
+      </w:pPr>
+      <w:r>
+        <w:t xml:space="preserve">IDENTITIES</w:t>
+      </w:r>
+      <w:r>
+        <w:t xml:space="preserve"> </w:t>
+      </w:r>
+      <w:r>
+        <w:t xml:space="preserve">OF</w:t>
+      </w:r>
+      <w:r>
+        <w:t xml:space="preserve"> </w:t>
+      </w:r>
+      <w:r>
+        <w:t xml:space="preserve">PARTIES</w:t>
+      </w:r>
+      <w:r>
+        <w:t xml:space="preserve"> </w:t>
+      </w:r>
+      <w:r>
+        <w:t xml:space="preserve">AND</w:t>
+      </w:r>
+      <w:r>
+        <w:t xml:space="preserve"> </w:t>
+      </w:r>
+      <w:r>
+        <w:t xml:space="preserve">COUNSEL</w:t>
+      </w:r>
+      <w:r>
+        <w:t xml:space="preserve">   </w:t>
       </w:r>
       <w:r>
         <w:tab/>
       </w:r>
       <w:r>
-        <w:fldChar w:fldCharType="begin"/>
-      </w:r>
-      <w:r>
-        <w:instrText xml:space="preserve"> PAGEREF _tocentry1 \h </w:instrText>
-      </w:r>
-      <w:r>
-        <w:fldChar w:fldCharType="separate"/>
-      </w:r>
-      <w:r>
         <w:t xml:space="preserve">ii</w:t>
       </w:r>
-      <w:r>
-        <w:fldChar w:fldCharType="end"/>
-      </w:r>
-    </w:p>
-    <w:p>
-      <w:pPr>
-        <w:pStyle w:val="TOC1"/>
+    </w:p>
+    <w:p>
+      <w:pPr>
+        <w:keepLines/>
+        <w:tabs>
+          <w:tab w:val="right" w:leader="dot" w:pos="9360"/>
+        </w:tabs>
+        <w:spacing w:before="160" w:after="0" w:line="322" w:lineRule="exact"/>
+        <w:ind w:left="0" w:right="720" w:firstLine="0"/>
       </w:pPr>
       <w:r>
         <w:t xml:space="preserve">INDEX OF AUTHORITIES</w:t>
       </w:r>
       <w:r>
+        <w:t xml:space="preserve">   </w:t>
+      </w:r>
+      <w:r>
         <w:tab/>
       </w:r>
       <w:r>
-        <w:fldChar w:fldCharType="begin"/>
-      </w:r>
-      <w:r>
-        <w:instrText xml:space="preserve"> PAGEREF _tocindex \h </w:instrText>
-      </w:r>
-      <w:r>
-        <w:fldChar w:fldCharType="separate"/>
-      </w:r>
-      <w:r>
         <w:t xml:space="preserve">iv</w:t>
       </w:r>
-      <w:r>
-        <w:fldChar w:fldCharType="end"/>
-      </w:r>
-    </w:p>
-    <w:p>
-      <w:pPr>
-        <w:pStyle w:val="TOC1"/>
-      </w:pPr>
-      <w:r>
-        <w:t xml:space="preserve">STATEMENT OF THE CASE</w:t>
+    </w:p>
+    <w:p>
+      <w:pPr>
+        <w:keepLines/>
+        <w:tabs>
+          <w:tab w:val="right" w:leader="dot" w:pos="9360"/>
+        </w:tabs>
+        <w:spacing w:before="160" w:after="0" w:line="322" w:lineRule="exact"/>
+        <w:ind w:left="0" w:right="720" w:firstLine="0"/>
+      </w:pPr>
+      <w:r>
+        <w:t xml:space="preserve">STATEMENT</w:t>
+      </w:r>
+      <w:r>
+        <w:t xml:space="preserve"> </w:t>
+      </w:r>
+      <w:r>
+        <w:t xml:space="preserve">OF</w:t>
+      </w:r>
+      <w:r>
+        <w:t xml:space="preserve"> </w:t>
+      </w:r>
+      <w:r>
+        <w:t xml:space="preserve">THE</w:t>
+      </w:r>
+      <w:r>
+        <w:t xml:space="preserve"> </w:t>
+      </w:r>
+      <w:r>
+        <w:t xml:space="preserve">CASE</w:t>
+      </w:r>
+      <w:r>
+        <w:t xml:space="preserve">   </w:t>
       </w:r>
       <w:r>
         <w:tab/>
       </w:r>
       <w:r>
-        <w:fldChar w:fldCharType="begin"/>
-      </w:r>
-      <w:r>
-        <w:instrText xml:space="preserve"> PAGEREF _tocentry3 \h </w:instrText>
-      </w:r>
-      <w:r>
-        <w:fldChar w:fldCharType="separate"/>
-      </w:r>
-      <w:r>
         <w:t xml:space="preserve">1</w:t>
       </w:r>
-      <w:r>
-        <w:fldChar w:fldCharType="end"/>
-      </w:r>
-    </w:p>
-    <w:p>
-      <w:pPr>
-        <w:pStyle w:val="TOC1"/>
-      </w:pPr>
-      <w:r>
-        <w:t xml:space="preserve">STATEMENT OF JURISDICTION</w:t>
+    </w:p>
+    <w:p>
+      <w:pPr>
+        <w:keepLines/>
+        <w:tabs>
+          <w:tab w:val="right" w:leader="dot" w:pos="9360"/>
+        </w:tabs>
+        <w:spacing w:before="160" w:after="0" w:line="322" w:lineRule="exact"/>
+        <w:ind w:left="0" w:right="720" w:firstLine="0"/>
+      </w:pPr>
+      <w:r>
+        <w:t xml:space="preserve">STATEMENT</w:t>
+      </w:r>
+      <w:r>
+        <w:t xml:space="preserve"> </w:t>
+      </w:r>
+      <w:r>
+        <w:t xml:space="preserve">OF</w:t>
+      </w:r>
+      <w:r>
+        <w:t xml:space="preserve"> </w:t>
+      </w:r>
+      <w:r>
+        <w:t xml:space="preserve">JURISDICTION</w:t>
+      </w:r>
+      <w:r>
+        <w:t xml:space="preserve">   </w:t>
       </w:r>
       <w:r>
         <w:tab/>
       </w:r>
       <w:r>
-        <w:fldChar w:fldCharType="begin"/>
-      </w:r>
-      <w:r>
-        <w:instrText xml:space="preserve"> PAGEREF _tocentry4 \h </w:instrText>
-      </w:r>
-      <w:r>
-        <w:fldChar w:fldCharType="separate"/>
-      </w:r>
-      <w:r>
         <w:t xml:space="preserve">2</w:t>
       </w:r>
-      <w:r>
-        <w:fldChar w:fldCharType="end"/>
-      </w:r>
-    </w:p>
-    <w:p>
-      <w:pPr>
-        <w:pStyle w:val="TOC1"/>
-      </w:pPr>
-      <w:r>
-        <w:t xml:space="preserve">ISSUE PRESENTED</w:t>
+    </w:p>
+    <w:p>
+      <w:pPr>
+        <w:keepLines/>
+        <w:tabs>
+          <w:tab w:val="right" w:leader="dot" w:pos="9360"/>
+        </w:tabs>
+        <w:spacing w:before="160" w:after="0" w:line="322" w:lineRule="exact"/>
+        <w:ind w:left="0" w:right="720" w:firstLine="0"/>
+      </w:pPr>
+      <w:r>
+        <w:t xml:space="preserve">ISSUE</w:t>
+      </w:r>
+      <w:r>
+        <w:t xml:space="preserve"> </w:t>
+      </w:r>
+      <w:r>
+        <w:t xml:space="preserve">PRESENTED</w:t>
+      </w:r>
+      <w:r>
+        <w:t xml:space="preserve">   </w:t>
       </w:r>
       <w:r>
         <w:tab/>
       </w:r>
       <w:r>
-        <w:fldChar w:fldCharType="begin"/>
-      </w:r>
-      <w:r>
-        <w:instrText xml:space="preserve"> PAGEREF _tocentry5 \h </w:instrText>
-      </w:r>
-      <w:r>
-        <w:fldChar w:fldCharType="separate"/>
-      </w:r>
-      <w:r>
         <w:t xml:space="preserve">3</w:t>
       </w:r>
-      <w:r>
-        <w:fldChar w:fldCharType="end"/>
-      </w:r>
-    </w:p>
-    <w:p>
-      <w:pPr>
-        <w:pStyle w:val="TOC1"/>
-      </w:pPr>
-      <w:r>
-        <w:t xml:space="preserve">STATEMENT OF FACTS</w:t>
+    </w:p>
+    <w:p>
+      <w:pPr>
+        <w:keepLines/>
+        <w:tabs>
+          <w:tab w:val="right" w:leader="dot" w:pos="9360"/>
+        </w:tabs>
+        <w:spacing w:before="160" w:after="0" w:line="322" w:lineRule="exact"/>
+        <w:ind w:left="0" w:right="720" w:firstLine="0"/>
+      </w:pPr>
+      <w:r>
+        <w:t xml:space="preserve">STATEMENT</w:t>
+      </w:r>
+      <w:r>
+        <w:t xml:space="preserve"> </w:t>
+      </w:r>
+      <w:r>
+        <w:t xml:space="preserve">OF</w:t>
+      </w:r>
+      <w:r>
+        <w:t xml:space="preserve"> </w:t>
+      </w:r>
+      <w:r>
+        <w:t xml:space="preserve">FACTS</w:t>
+      </w:r>
+      <w:r>
+        <w:t xml:space="preserve">   </w:t>
       </w:r>
       <w:r>
         <w:tab/>
       </w:r>
       <w:r>
-        <w:fldChar w:fldCharType="begin"/>
-      </w:r>
-      <w:r>
-        <w:instrText xml:space="preserve"> PAGEREF _tocentry6 \h </w:instrText>
-      </w:r>
-      <w:r>
-        <w:fldChar w:fldCharType="separate"/>
-      </w:r>
-      <w:r>
         <w:t xml:space="preserve">3</w:t>
       </w:r>
-      <w:r>
-        <w:fldChar w:fldCharType="end"/>
-      </w:r>
-    </w:p>
-    <w:p>
-      <w:pPr>
-        <w:pStyle w:val="TOC2"/>
-      </w:pPr>
-      <w:r>
-        <w:t xml:space="preserve">A. The Shooting</w:t>
+    </w:p>
+    <w:p>
+      <w:pPr>
+        <w:keepLines/>
+        <w:tabs>
+          <w:tab w:val="right" w:leader="dot" w:pos="9360"/>
+        </w:tabs>
+        <w:spacing w:before="160" w:after="0" w:line="322" w:lineRule="exact"/>
+        <w:ind w:left="720" w:right="720" w:firstLine="0"/>
+      </w:pPr>
+      <w:r>
+        <w:t xml:space="preserve">A.</w:t>
+      </w:r>
+      <w:r>
+        <w:t xml:space="preserve"> </w:t>
+      </w:r>
+      <w:r>
+        <w:t xml:space="preserve">The</w:t>
+      </w:r>
+      <w:r>
+        <w:t xml:space="preserve"> </w:t>
+      </w:r>
+      <w:r>
+        <w:t xml:space="preserve">Shooting</w:t>
+      </w:r>
+      <w:r>
+        <w:t xml:space="preserve">   </w:t>
       </w:r>
       <w:r>
         <w:tab/>
       </w:r>
       <w:r>
-        <w:fldChar w:fldCharType="begin"/>
-      </w:r>
-      <w:r>
-        <w:instrText xml:space="preserve"> PAGEREF _tocentry7 \h </w:instrText>
-      </w:r>
-      <w:r>
-        <w:fldChar w:fldCharType="separate"/>
-      </w:r>
-      <w:r>
         <w:t xml:space="preserve">3</w:t>
       </w:r>
-      <w:r>
-        <w:fldChar w:fldCharType="end"/>
-      </w:r>
-    </w:p>
-    <w:p>
-      <w:pPr>
-        <w:pStyle w:val="TOC2"/>
-      </w:pPr>
-      <w:r>
-        <w:t xml:space="preserve">B. F.M.V.’s Detention and Magistration.</w:t>
+    </w:p>
+    <w:p>
+      <w:pPr>
+        <w:keepLines/>
+        <w:tabs>
+          <w:tab w:val="right" w:leader="dot" w:pos="9360"/>
+        </w:tabs>
+        <w:spacing w:before="160" w:after="0" w:line="322" w:lineRule="exact"/>
+        <w:ind w:left="720" w:right="720" w:firstLine="0"/>
+      </w:pPr>
+      <w:r>
+        <w:t xml:space="preserve">B.</w:t>
+      </w:r>
+      <w:r>
+        <w:t xml:space="preserve"> </w:t>
+      </w:r>
+      <w:r>
+        <w:t xml:space="preserve">F.M.V.’s</w:t>
+      </w:r>
+      <w:r>
+        <w:t xml:space="preserve"> </w:t>
+      </w:r>
+      <w:r>
+        <w:t xml:space="preserve">Detention</w:t>
+      </w:r>
+      <w:r>
+        <w:t xml:space="preserve"> </w:t>
+      </w:r>
+      <w:r>
+        <w:t xml:space="preserve">and</w:t>
+      </w:r>
+      <w:r>
+        <w:t xml:space="preserve"> </w:t>
+      </w:r>
+      <w:r>
+        <w:t xml:space="preserve">Magistration.</w:t>
+      </w:r>
+      <w:r>
+        <w:t xml:space="preserve">   </w:t>
       </w:r>
       <w:r>
         <w:tab/>
       </w:r>
       <w:r>
-        <w:fldChar w:fldCharType="begin"/>
-      </w:r>
-      <w:r>
-        <w:instrText xml:space="preserve"> PAGEREF _tocentry8 \h </w:instrText>
-      </w:r>
-      <w:r>
-        <w:fldChar w:fldCharType="separate"/>
+        <w:t xml:space="preserve">4</w:t>
+      </w:r>
+    </w:p>
+    <w:p>
+      <w:pPr>
+        <w:keepLines/>
+        <w:tabs>
+          <w:tab w:val="right" w:leader="dot" w:pos="9360"/>
+        </w:tabs>
+        <w:spacing w:before="160" w:after="0" w:line="322" w:lineRule="exact"/>
+        <w:ind w:left="720" w:right="720" w:firstLine="0"/>
+      </w:pPr>
+      <w:r>
+        <w:t xml:space="preserve">C.</w:t>
+      </w:r>
+      <w:r>
+        <w:t xml:space="preserve"> </w:t>
+      </w:r>
+      <w:r>
+        <w:t xml:space="preserve">Trial</w:t>
+      </w:r>
+      <w:r>
+        <w:t xml:space="preserve"> </w:t>
+      </w:r>
+      <w:r>
+        <w:t xml:space="preserve">and</w:t>
+      </w:r>
+      <w:r>
+        <w:t xml:space="preserve"> </w:t>
+      </w:r>
+      <w:r>
+        <w:t xml:space="preserve">Disposition.</w:t>
+      </w:r>
+      <w:r>
+        <w:t xml:space="preserve">   </w:t>
+      </w:r>
+      <w:r>
+        <w:tab/>
       </w:r>
       <w:r>
         <w:t xml:space="preserve">5</w:t>
       </w:r>
-      <w:r>
-        <w:fldChar w:fldCharType="end"/>
-      </w:r>
-    </w:p>
-    <w:p>
-      <w:pPr>
-        <w:pStyle w:val="TOC2"/>
-      </w:pPr>
-      <w:r>
-        <w:t xml:space="preserve">C. Trial and Disposition.</w:t>
+    </w:p>
+    <w:p>
+      <w:pPr>
+        <w:keepLines/>
+        <w:tabs>
+          <w:tab w:val="right" w:leader="dot" w:pos="9360"/>
+        </w:tabs>
+        <w:spacing w:before="160" w:after="0" w:line="322" w:lineRule="exact"/>
+        <w:ind w:left="0" w:right="720" w:firstLine="0"/>
+      </w:pPr>
+      <w:r>
+        <w:t xml:space="preserve">INTRODUCTION</w:t>
+      </w:r>
+      <w:r>
+        <w:t xml:space="preserve"> </w:t>
+      </w:r>
+      <w:r>
+        <w:t xml:space="preserve">AND</w:t>
+      </w:r>
+      <w:r>
+        <w:t xml:space="preserve"> </w:t>
+      </w:r>
+      <w:r>
+        <w:t xml:space="preserve">SUMMARY</w:t>
+      </w:r>
+      <w:r>
+        <w:t xml:space="preserve"> </w:t>
+      </w:r>
+      <w:r>
+        <w:t xml:space="preserve">OF</w:t>
+      </w:r>
+      <w:r>
+        <w:t xml:space="preserve"> </w:t>
+      </w:r>
+      <w:r>
+        <w:t xml:space="preserve">THE</w:t>
+      </w:r>
+      <w:r>
+        <w:t xml:space="preserve"> </w:t>
+      </w:r>
+      <w:r>
+        <w:t xml:space="preserve">ARGUMENT</w:t>
+      </w:r>
+      <w:r>
+        <w:t xml:space="preserve">   </w:t>
       </w:r>
       <w:r>
         <w:tab/>
       </w:r>
       <w:r>
-        <w:fldChar w:fldCharType="begin"/>
-      </w:r>
-      <w:r>
-        <w:instrText xml:space="preserve"> PAGEREF _tocentry9 \h </w:instrText>
-      </w:r>
-      <w:r>
-        <w:fldChar w:fldCharType="separate"/>
-      </w:r>
-      <w:r>
         <w:t xml:space="preserve">6</w:t>
       </w:r>
-      <w:r>
-        <w:fldChar w:fldCharType="end"/>
-      </w:r>
-      <w:r>
-        <w:fldChar w:fldCharType="end"/>
-      </w:r>
-    </w:p>
-    <w:p>
-      <w:r>
-        <w:br w:type="page"/>
+    </w:p>
+    <w:p>
+      <w:pPr>
+        <w:keepLines/>
+        <w:tabs>
+          <w:tab w:val="right" w:leader="dot" w:pos="9360"/>
+        </w:tabs>
+        <w:spacing w:before="160" w:after="0" w:line="322" w:lineRule="exact"/>
+        <w:ind w:left="0" w:right="720" w:firstLine="0"/>
+      </w:pPr>
+      <w:r>
+        <w:t xml:space="preserve">ARGUMENT</w:t>
+      </w:r>
+      <w:r>
+        <w:t xml:space="preserve">   </w:t>
+      </w:r>
+      <w:r>
+        <w:tab/>
+      </w:r>
+      <w:r>
+        <w:t xml:space="preserve">8</w:t>
+      </w:r>
+    </w:p>
+    <w:p>
+      <w:pPr>
+        <w:keepLines/>
+        <w:tabs>
+          <w:tab w:val="right" w:leader="dot" w:pos="9360"/>
+        </w:tabs>
+        <w:spacing w:before="160" w:after="0" w:line="322" w:lineRule="exact"/>
+        <w:ind w:left="720" w:right="720" w:firstLine="0"/>
+      </w:pPr>
+      <w:r>
+        <w:t xml:space="preserve">A.</w:t>
+      </w:r>
+      <w:r>
+        <w:t xml:space="preserve"> </w:t>
+      </w:r>
+      <w:r>
+        <w:t xml:space="preserve">The</w:t>
+      </w:r>
+      <w:r>
+        <w:t xml:space="preserve"> </w:t>
+      </w:r>
+      <w:r>
+        <w:t xml:space="preserve">Magistrate</w:t>
+      </w:r>
+      <w:r>
+        <w:t xml:space="preserve"> </w:t>
+      </w:r>
+      <w:r>
+        <w:t xml:space="preserve">Provided</w:t>
+      </w:r>
+      <w:r>
+        <w:t xml:space="preserve"> </w:t>
+      </w:r>
+      <w:r>
+        <w:t xml:space="preserve">a</w:t>
+      </w:r>
+      <w:r>
+        <w:t xml:space="preserve"> </w:t>
+      </w:r>
+      <w:r>
+        <w:t xml:space="preserve">Neutral</w:t>
+      </w:r>
+      <w:r>
+        <w:t xml:space="preserve"> </w:t>
+      </w:r>
+      <w:r>
+        <w:t xml:space="preserve">Examination</w:t>
+      </w:r>
+      <w:r>
+        <w:t xml:space="preserve"> </w:t>
+      </w:r>
+      <w:r>
+        <w:t xml:space="preserve">of</w:t>
+      </w:r>
+      <w:r>
+        <w:t xml:space="preserve"> </w:t>
+      </w:r>
+      <w:r>
+        <w:t xml:space="preserve">F.M.V.’s</w:t>
+      </w:r>
+      <w:r>
+        <w:t xml:space="preserve"> </w:t>
+      </w:r>
+      <w:r>
+        <w:t xml:space="preserve">Statement</w:t>
+      </w:r>
+      <w:r>
+        <w:t xml:space="preserve"> </w:t>
+      </w:r>
+      <w:r>
+        <w:t xml:space="preserve">Outside</w:t>
+      </w:r>
+      <w:r>
+        <w:t xml:space="preserve"> </w:t>
+      </w:r>
+      <w:r>
+        <w:t xml:space="preserve">the</w:t>
+      </w:r>
+      <w:r>
+        <w:t xml:space="preserve"> </w:t>
+      </w:r>
+      <w:r>
+        <w:t xml:space="preserve">Physical</w:t>
+      </w:r>
+      <w:r>
+        <w:t xml:space="preserve"> </w:t>
+      </w:r>
+      <w:r>
+        <w:t xml:space="preserve">Presence</w:t>
+      </w:r>
+      <w:r>
+        <w:t xml:space="preserve"> </w:t>
+      </w:r>
+      <w:r>
+        <w:t xml:space="preserve">of</w:t>
+      </w:r>
+      <w:r>
+        <w:t xml:space="preserve"> </w:t>
+      </w:r>
+      <w:r>
+        <w:t xml:space="preserve">Law</w:t>
+      </w:r>
+      <w:r>
+        <w:t xml:space="preserve"> </w:t>
+      </w:r>
+      <w:r>
+        <w:t xml:space="preserve">Enforcement.</w:t>
+      </w:r>
+      <w:r>
+        <w:t xml:space="preserve">   </w:t>
+      </w:r>
+      <w:r>
+        <w:tab/>
+      </w:r>
+      <w:r>
+        <w:t xml:space="preserve">8</w:t>
+      </w:r>
+    </w:p>
+    <w:p>
+      <w:pPr>
+        <w:keepLines/>
+        <w:tabs>
+          <w:tab w:val="right" w:leader="dot" w:pos="9360"/>
+        </w:tabs>
+        <w:spacing w:before="160" w:after="0" w:line="322" w:lineRule="exact"/>
+        <w:ind w:left="720" w:right="720" w:firstLine="0"/>
+      </w:pPr>
+      <w:r>
+        <w:t xml:space="preserve">B.</w:t>
+      </w:r>
+      <w:r>
+        <w:t xml:space="preserve"> </w:t>
+      </w:r>
+      <w:r>
+        <w:t xml:space="preserve">Constructing</w:t>
+      </w:r>
+      <w:r>
+        <w:t xml:space="preserve"> </w:t>
+      </w:r>
+      <w:r>
+        <w:t xml:space="preserve">“presence”</w:t>
+      </w:r>
+      <w:r>
+        <w:t xml:space="preserve"> </w:t>
+      </w:r>
+      <w:r>
+        <w:t xml:space="preserve">under</w:t>
+      </w:r>
+      <w:r>
+        <w:t xml:space="preserve"> </w:t>
+      </w:r>
+      <w:r>
+        <w:t xml:space="preserve">§</w:t>
+      </w:r>
+      <w:r>
+        <w:t xml:space="preserve"> </w:t>
+      </w:r>
+      <w:r>
+        <w:t xml:space="preserve">51.095</w:t>
+      </w:r>
+      <w:r>
+        <w:t xml:space="preserve"> </w:t>
+      </w:r>
+      <w:r>
+        <w:t xml:space="preserve">of</w:t>
+      </w:r>
+      <w:r>
+        <w:t xml:space="preserve"> </w:t>
+      </w:r>
+      <w:r>
+        <w:t xml:space="preserve">the</w:t>
+      </w:r>
+      <w:r>
+        <w:t xml:space="preserve"> </w:t>
+      </w:r>
+      <w:r>
+        <w:t xml:space="preserve">Family</w:t>
+      </w:r>
+      <w:r>
+        <w:t xml:space="preserve"> </w:t>
+      </w:r>
+      <w:r>
+        <w:t xml:space="preserve">Code</w:t>
+      </w:r>
+      <w:r>
+        <w:t xml:space="preserve"> </w:t>
+      </w:r>
+      <w:r>
+        <w:t xml:space="preserve">to</w:t>
+      </w:r>
+      <w:r>
+        <w:t xml:space="preserve"> </w:t>
+      </w:r>
+      <w:r>
+        <w:t xml:space="preserve">mean</w:t>
+      </w:r>
+      <w:r>
+        <w:t xml:space="preserve"> </w:t>
+      </w:r>
+      <w:r>
+        <w:t xml:space="preserve">“line</w:t>
+      </w:r>
+      <w:r>
+        <w:t xml:space="preserve"> </w:t>
+      </w:r>
+      <w:r>
+        <w:t xml:space="preserve">of</w:t>
+      </w:r>
+      <w:r>
+        <w:t xml:space="preserve"> </w:t>
+      </w:r>
+      <w:r>
+        <w:t xml:space="preserve">sight”,</w:t>
+      </w:r>
+      <w:r>
+        <w:t xml:space="preserve"> </w:t>
+      </w:r>
+      <w:r>
+        <w:t xml:space="preserve">rather</w:t>
+      </w:r>
+      <w:r>
+        <w:t xml:space="preserve"> </w:t>
+      </w:r>
+      <w:r>
+        <w:t xml:space="preserve">than</w:t>
+      </w:r>
+      <w:r>
+        <w:t xml:space="preserve"> </w:t>
+      </w:r>
+      <w:r>
+        <w:t xml:space="preserve">“physical</w:t>
+      </w:r>
+      <w:r>
+        <w:t xml:space="preserve"> </w:t>
+      </w:r>
+      <w:r>
+        <w:t xml:space="preserve">presence”</w:t>
+      </w:r>
+      <w:r>
+        <w:t xml:space="preserve"> </w:t>
+      </w:r>
+      <w:r>
+        <w:t xml:space="preserve">creates</w:t>
+      </w:r>
+      <w:r>
+        <w:t xml:space="preserve"> </w:t>
+      </w:r>
+      <w:r>
+        <w:t xml:space="preserve">new</w:t>
+      </w:r>
+      <w:r>
+        <w:t xml:space="preserve"> </w:t>
+      </w:r>
+      <w:r>
+        <w:t xml:space="preserve">law</w:t>
+      </w:r>
+      <w:r>
+        <w:t xml:space="preserve"> </w:t>
+      </w:r>
+      <w:r>
+        <w:t xml:space="preserve">that</w:t>
+      </w:r>
+      <w:r>
+        <w:t xml:space="preserve"> </w:t>
+      </w:r>
+      <w:r>
+        <w:t xml:space="preserve">should</w:t>
+      </w:r>
+      <w:r>
+        <w:t xml:space="preserve"> </w:t>
+      </w:r>
+      <w:r>
+        <w:t xml:space="preserve">be</w:t>
+      </w:r>
+      <w:r>
+        <w:t xml:space="preserve"> </w:t>
+      </w:r>
+      <w:r>
+        <w:t xml:space="preserve">reviewed.</w:t>
+      </w:r>
+      <w:r>
+        <w:t xml:space="preserve">   </w:t>
+      </w:r>
+      <w:r>
+        <w:tab/>
+      </w:r>
+      <w:r>
+        <w:t xml:space="preserve">10</w:t>
+      </w:r>
+    </w:p>
+    <w:p>
+      <w:pPr>
+        <w:keepLines/>
+        <w:tabs>
+          <w:tab w:val="right" w:leader="dot" w:pos="9360"/>
+        </w:tabs>
+        <w:spacing w:before="160" w:after="0" w:line="322" w:lineRule="exact"/>
+        <w:ind w:left="1440" w:right="720" w:firstLine="0"/>
+      </w:pPr>
+      <w:r>
+        <w:t xml:space="preserve">1.</w:t>
+      </w:r>
+      <w:r>
+        <w:t xml:space="preserve"> </w:t>
+      </w:r>
+      <w:r>
+        <w:t xml:space="preserve">As</w:t>
+      </w:r>
+      <w:r>
+        <w:t xml:space="preserve"> </w:t>
+      </w:r>
+      <w:r>
+        <w:t xml:space="preserve">to</w:t>
+      </w:r>
+      <w:r>
+        <w:t xml:space="preserve"> </w:t>
+      </w:r>
+      <w:r>
+        <w:t xml:space="preserve">criminal</w:t>
+      </w:r>
+      <w:r>
+        <w:t xml:space="preserve"> </w:t>
+      </w:r>
+      <w:r>
+        <w:t xml:space="preserve">proceedings,</w:t>
+      </w:r>
+      <w:r>
+        <w:t xml:space="preserve"> </w:t>
+      </w:r>
+      <w:r>
+        <w:t xml:space="preserve">most</w:t>
+      </w:r>
+      <w:r>
+        <w:t xml:space="preserve"> </w:t>
+      </w:r>
+      <w:r>
+        <w:t xml:space="preserve">Texas</w:t>
+      </w:r>
+      <w:r>
+        <w:t xml:space="preserve"> </w:t>
+      </w:r>
+      <w:r>
+        <w:t xml:space="preserve">courts</w:t>
+      </w:r>
+      <w:r>
+        <w:t xml:space="preserve"> </w:t>
+      </w:r>
+      <w:r>
+        <w:t xml:space="preserve">interpret</w:t>
+      </w:r>
+      <w:r>
+        <w:t xml:space="preserve"> </w:t>
+      </w:r>
+      <w:r>
+        <w:t xml:space="preserve">“presence”</w:t>
+      </w:r>
+      <w:r>
+        <w:t xml:space="preserve"> </w:t>
+      </w:r>
+      <w:r>
+        <w:t xml:space="preserve">to</w:t>
+      </w:r>
+      <w:r>
+        <w:t xml:space="preserve"> </w:t>
+      </w:r>
+      <w:r>
+        <w:t xml:space="preserve">encompass</w:t>
+      </w:r>
+      <w:r>
+        <w:t xml:space="preserve"> </w:t>
+      </w:r>
+      <w:r>
+        <w:t xml:space="preserve">both</w:t>
+      </w:r>
+      <w:r>
+        <w:t xml:space="preserve"> </w:t>
+      </w:r>
+      <w:r>
+        <w:t xml:space="preserve">physical</w:t>
+      </w:r>
+      <w:r>
+        <w:t xml:space="preserve"> </w:t>
+      </w:r>
+      <w:r>
+        <w:t xml:space="preserve">and</w:t>
+      </w:r>
+      <w:r>
+        <w:t xml:space="preserve"> </w:t>
+      </w:r>
+      <w:r>
+        <w:t xml:space="preserve">sensory</w:t>
+      </w:r>
+      <w:r>
+        <w:t xml:space="preserve"> </w:t>
+      </w:r>
+      <w:r>
+        <w:t xml:space="preserve">proximity.</w:t>
+      </w:r>
+      <w:r>
+        <w:t xml:space="preserve">   </w:t>
+      </w:r>
+      <w:r>
+        <w:tab/>
+      </w:r>
+      <w:r>
+        <w:t xml:space="preserve">10</w:t>
+      </w:r>
+    </w:p>
+    <w:p>
+      <w:pPr>
+        <w:keepLines/>
+        <w:tabs>
+          <w:tab w:val="right" w:leader="dot" w:pos="9360"/>
+        </w:tabs>
+        <w:spacing w:before="160" w:after="0" w:line="322" w:lineRule="exact"/>
+        <w:ind w:left="0" w:right="720" w:firstLine="0"/>
+      </w:pPr>
+      <w:r>
+        <w:t xml:space="preserve">CONCLUSION</w:t>
+      </w:r>
+      <w:r>
+        <w:t xml:space="preserve"> </w:t>
+      </w:r>
+      <w:r>
+        <w:t xml:space="preserve">AND</w:t>
+      </w:r>
+      <w:r>
+        <w:t xml:space="preserve"> </w:t>
+      </w:r>
+      <w:r>
+        <w:t xml:space="preserve">PRAYER</w:t>
+      </w:r>
+      <w:r>
+        <w:t xml:space="preserve">   </w:t>
+      </w:r>
+      <w:r>
+        <w:tab/>
+      </w:r>
+      <w:r>
+        <w:t xml:space="preserve">11</w:t>
+      </w:r>
+    </w:p>
+    <w:p>
+      <w:pPr>
+        <w:keepLines/>
+        <w:tabs>
+          <w:tab w:val="right" w:leader="dot" w:pos="9360"/>
+        </w:tabs>
+        <w:spacing w:before="160" w:after="0" w:line="322" w:lineRule="exact"/>
+        <w:ind w:left="0" w:right="720" w:firstLine="0"/>
+      </w:pPr>
+      <w:r>
+        <w:t xml:space="preserve">CERTIFICATE</w:t>
+      </w:r>
+      <w:r>
+        <w:t xml:space="preserve"> </w:t>
+      </w:r>
+      <w:r>
+        <w:t xml:space="preserve">OF</w:t>
+      </w:r>
+      <w:r>
+        <w:t xml:space="preserve"> </w:t>
+      </w:r>
+      <w:r>
+        <w:t xml:space="preserve">SERVICE</w:t>
+      </w:r>
+      <w:r>
+        <w:t xml:space="preserve">   </w:t>
+      </w:r>
+      <w:r>
+        <w:tab/>
+      </w:r>
+      <w:r>
+        <w:t xml:space="preserve">12</w:t>
+      </w:r>
+    </w:p>
+    <w:p>
+      <w:pPr>
+        <w:keepLines/>
+        <w:tabs>
+          <w:tab w:val="right" w:leader="dot" w:pos="9360"/>
+        </w:tabs>
+        <w:spacing w:before="160" w:after="0" w:line="322" w:lineRule="exact"/>
+        <w:ind w:left="0" w:right="720" w:firstLine="0"/>
+      </w:pPr>
+      <w:r>
+        <w:t xml:space="preserve">CERTIFICATE</w:t>
+      </w:r>
+      <w:r>
+        <w:t xml:space="preserve"> </w:t>
+      </w:r>
+      <w:r>
+        <w:t xml:space="preserve">OF</w:t>
+      </w:r>
+      <w:r>
+        <w:t xml:space="preserve"> </w:t>
+      </w:r>
+      <w:r>
+        <w:t xml:space="preserve">COMPLIANCE</w:t>
+      </w:r>
+      <w:r>
+        <w:t xml:space="preserve">   </w:t>
+      </w:r>
+      <w:r>
+        <w:tab/>
+      </w:r>
+      <w:r>
+        <w:t xml:space="preserve">12</w:t>
+      </w:r>
+    </w:p>
+    <w:p>
+      <w:pPr>
+        <w:keepLines/>
+        <w:tabs>
+          <w:tab w:val="right" w:leader="dot" w:pos="9360"/>
+        </w:tabs>
+        <w:spacing w:before="160" w:after="0" w:line="322" w:lineRule="exact"/>
+        <w:ind w:left="0" w:right="720" w:firstLine="0"/>
+      </w:pPr>
+      <w:r>
+        <w:t xml:space="preserve">APPENDIX</w:t>
+      </w:r>
+      <w:r>
+        <w:t xml:space="preserve">   </w:t>
+      </w:r>
+      <w:r>
+        <w:tab/>
+      </w:r>
+      <w:r>
+        <w:t xml:space="preserve">13</w:t>
       </w:r>
     </w:p>
     <w:p>
       <w:pPr>
         <w:pStyle w:val="Heading1"/>
-      </w:pPr>
-      <w:bookmarkStart w:id="110" w:name="_tocindex"/>
+        <w:pageBreakBefore/>
+        <w:spacing w:before="0" w:after="64" w:line="322" w:lineRule="exact"/>
+      </w:pPr>
       <w:r>
         <w:t xml:space="preserve">INDEX OF AUTHORITIES</w:t>
       </w:r>
-      <w:bookmarkEnd w:id="110"/>
-    </w:p>
-    <w:p>
-      <w:pPr>
-        <w:pStyle w:val="AuthorityGroup"/>
-      </w:pPr>
-      <w:r>
+    </w:p>
+    <w:p>
+      <w:pPr>
+        <w:keepNext/>
+        <w:keepLines/>
+        <w:spacing w:before="322" w:after="160" w:line="322" w:lineRule="exact"/>
+        <w:ind w:left="0" w:firstLine="0"/>
+      </w:pPr>
+      <w:r>
+        <w:rPr>
+          <w:b/>
+          <w:bCs/>
+        </w:rPr>
         <w:t xml:space="preserve">Cases</w:t>
       </w:r>
     </w:p>
     <w:p>
       <w:pPr>
-        <w:pStyle w:val="AuthorityEntry"/>
+        <w:keepLines/>
+        <w:tabs>
+          <w:tab w:val="right" w:leader="dot" w:pos="9360"/>
+        </w:tabs>
+        <w:spacing w:before="160" w:after="0" w:line="322" w:lineRule="exact"/>
+        <w:ind w:left="720" w:right="1540" w:hanging="720"/>
       </w:pPr>
       <w:r>
         <w:rPr>
           <w:i/>
           <w:iCs/>
         </w:rPr>
-        <w:t xml:space="preserve">In re F.M.V.</w:t>
-      </w:r>
-      <w:r>
-        <w:t xml:space="preserve">, No. 08-24-00077-CV, 2025 WL 2146682 (Tex. App.—El Paso July 29, 2025)</w:t>
+        <w:t xml:space="preserve">In</w:t>
+      </w:r>
+      <w:r>
+        <w:rPr>
+          <w:i/>
+          <w:iCs/>
+        </w:rPr>
+        <w:t xml:space="preserve"> </w:t>
+      </w:r>
+      <w:r>
+        <w:rPr>
+          <w:i/>
+          <w:iCs/>
+        </w:rPr>
+        <w:t xml:space="preserve">re</w:t>
+      </w:r>
+      <w:r>
+        <w:rPr>
+          <w:i/>
+          <w:iCs/>
+        </w:rPr>
+        <w:t xml:space="preserve"> </w:t>
+      </w:r>
+      <w:r>
+        <w:rPr>
+          <w:i/>
+          <w:iCs/>
+        </w:rPr>
+        <w:t xml:space="preserve">F.M.V.</w:t>
+      </w:r>
+      <w:r>
+        <w:t xml:space="preserve">,</w:t>
+      </w:r>
+      <w:r>
+        <w:t xml:space="preserve"> </w:t>
+      </w:r>
+      <w:r>
+        <w:t xml:space="preserve">No.</w:t>
+      </w:r>
+      <w:r>
+        <w:t xml:space="preserve"> </w:t>
+      </w:r>
+      <w:r>
+        <w:t xml:space="preserve">08</w:t>
+        <w:noBreakHyphen/>
+        <w:t xml:space="preserve">24</w:t>
+        <w:noBreakHyphen/>
+        <w:t xml:space="preserve">00077-CV,</w:t>
+      </w:r>
+      <w:r>
+        <w:t xml:space="preserve"> </w:t>
+      </w:r>
+      <w:r>
+        <w:t xml:space="preserve">2025</w:t>
+      </w:r>
+      <w:r>
+        <w:t xml:space="preserve"> </w:t>
+      </w:r>
+      <w:r>
+        <w:t xml:space="preserve">WL</w:t>
+      </w:r>
+      <w:r>
+        <w:t xml:space="preserve"> </w:t>
+      </w:r>
+      <w:r>
+        <w:t xml:space="preserve">2146682</w:t>
+      </w:r>
+      <w:r>
+        <w:t xml:space="preserve"> </w:t>
+      </w:r>
+      <w:r>
+        <w:t xml:space="preserve">(Tex.</w:t>
+      </w:r>
+      <w:r>
+        <w:t xml:space="preserve"> </w:t>
+      </w:r>
+      <w:r>
+        <w:t xml:space="preserve">App.—El</w:t>
+      </w:r>
+      <w:r>
+        <w:t xml:space="preserve"> </w:t>
+      </w:r>
+      <w:r>
+        <w:t xml:space="preserve">Paso</w:t>
+      </w:r>
+      <w:r>
+        <w:t xml:space="preserve"> </w:t>
+      </w:r>
+      <w:r>
+        <w:t xml:space="preserve">July</w:t>
+      </w:r>
+      <w:r>
+        <w:t xml:space="preserve"> </w:t>
+      </w:r>
+      <w:r>
+        <w:t xml:space="preserve">29,</w:t>
+      </w:r>
+      <w:r>
+        <w:t xml:space="preserve"> </w:t>
+      </w:r>
+      <w:r>
+        <w:t xml:space="preserve">2025)</w:t>
+      </w:r>
+      <w:r>
+        <w:t xml:space="preserve">   </w:t>
       </w:r>
       <w:r>
         <w:tab/>
       </w:r>
       <w:r>
-        <w:t xml:space="preserve">1, 2</w:t>
-      </w:r>
-    </w:p>
-    <w:p>
-      <w:pPr>
-        <w:pStyle w:val="AuthorityGroup"/>
-      </w:pPr>
-      <w:r>
+        <w:t xml:space="preserve">2, 6, 7, 9, 10</w:t>
+      </w:r>
+    </w:p>
+    <w:p>
+      <w:pPr>
+        <w:keepNext/>
+        <w:keepLines/>
+        <w:spacing w:before="322" w:after="160" w:line="322" w:lineRule="exact"/>
+        <w:ind w:left="0" w:firstLine="0"/>
+      </w:pPr>
+      <w:r>
+        <w:rPr>
+          <w:b/>
+          <w:bCs/>
+        </w:rPr>
         <w:t xml:space="preserve">Statutes</w:t>
       </w:r>
     </w:p>
     <w:p>
       <w:pPr>
-        <w:pStyle w:val="AuthorityEntry"/>
-      </w:pPr>
-      <w:r>
-        <w:t xml:space="preserve">Tex. Fam. Code § 51.095</w:t>
-      </w:r>
-      <w:r>
-        <w:t xml:space="preserve"/>
+        <w:keepLines/>
+        <w:tabs>
+          <w:tab w:val="right" w:leader="dot" w:pos="9360"/>
+        </w:tabs>
+        <w:spacing w:before="160" w:after="0" w:line="322" w:lineRule="exact"/>
+        <w:ind w:left="720" w:right="1540" w:hanging="720"/>
+      </w:pPr>
+      <w:r>
+        <w:t xml:space="preserve">Tex.</w:t>
+      </w:r>
+      <w:r>
+        <w:t xml:space="preserve"> </w:t>
+      </w:r>
+      <w:r>
+        <w:t xml:space="preserve">Fam.</w:t>
+      </w:r>
+      <w:r>
+        <w:t xml:space="preserve"> </w:t>
+      </w:r>
+      <w:r>
+        <w:t xml:space="preserve">Code</w:t>
+      </w:r>
+      <w:r>
+        <w:t xml:space="preserve"> </w:t>
+      </w:r>
+      <w:r>
+        <w:t xml:space="preserve">§</w:t>
+      </w:r>
+      <w:r>
+        <w:t xml:space="preserve"> </w:t>
+      </w:r>
+      <w:r>
+        <w:t xml:space="preserve">51.095</w:t>
+      </w:r>
+      <w:r>
+        <w:t xml:space="preserve">   </w:t>
       </w:r>
       <w:r>
         <w:tab/>
       </w:r>
       <w:r>
+        <w:t xml:space="preserve">2, 7, 8, 9, 10</w:t>
+      </w:r>
+    </w:p>
+    <w:p>
+      <w:pPr>
+        <w:keepLines/>
+        <w:tabs>
+          <w:tab w:val="right" w:leader="dot" w:pos="9360"/>
+        </w:tabs>
+        <w:spacing w:before="160" w:after="0" w:line="322" w:lineRule="exact"/>
+        <w:ind w:left="720" w:right="1120" w:hanging="720"/>
+      </w:pPr>
+      <w:r>
+        <w:t xml:space="preserve">Tex.</w:t>
+      </w:r>
+      <w:r>
+        <w:t xml:space="preserve"> </w:t>
+      </w:r>
+      <w:r>
+        <w:t xml:space="preserve">Gov’t</w:t>
+      </w:r>
+      <w:r>
+        <w:t xml:space="preserve"> </w:t>
+      </w:r>
+      <w:r>
+        <w:t xml:space="preserve">Code</w:t>
+      </w:r>
+      <w:r>
+        <w:t xml:space="preserve"> </w:t>
+      </w:r>
+      <w:r>
+        <w:t xml:space="preserve">§</w:t>
+      </w:r>
+      <w:r>
+        <w:t xml:space="preserve"> </w:t>
+      </w:r>
+      <w:r>
+        <w:t xml:space="preserve">22.001</w:t>
+      </w:r>
+      <w:r>
+        <w:t xml:space="preserve">   </w:t>
+      </w:r>
+      <w:r>
+        <w:tab/>
+      </w:r>
+      <w:r>
         <w:t xml:space="preserve">2</w:t>
       </w:r>
     </w:p>
     <w:p>
       <w:pPr>
-        <w:pStyle w:val="AuthorityEntry"/>
-      </w:pPr>
-      <w:r>
-        <w:t xml:space="preserve">Tex. Gov’t Code § 22.001</w:t>
-      </w:r>
-      <w:r>
-        <w:t xml:space="preserve"/>
+        <w:keepNext/>
+        <w:keepLines/>
+        <w:spacing w:before="322" w:after="160" w:line="322" w:lineRule="exact"/>
+        <w:ind w:left="0" w:firstLine="0"/>
+      </w:pPr>
+      <w:r>
+        <w:rPr>
+          <w:b/>
+          <w:bCs/>
+        </w:rPr>
+        <w:t xml:space="preserve">Rules</w:t>
+      </w:r>
+    </w:p>
+    <w:p>
+      <w:pPr>
+        <w:keepLines/>
+        <w:tabs>
+          <w:tab w:val="right" w:leader="dot" w:pos="9360"/>
+        </w:tabs>
+        <w:spacing w:before="160" w:after="0" w:line="322" w:lineRule="exact"/>
+        <w:ind w:left="720" w:right="1120" w:hanging="720"/>
+      </w:pPr>
+      <w:r>
+        <w:t xml:space="preserve">Tex.</w:t>
+      </w:r>
+      <w:r>
+        <w:t xml:space="preserve"> </w:t>
+      </w:r>
+      <w:r>
+        <w:t xml:space="preserve">R.</w:t>
+      </w:r>
+      <w:r>
+        <w:t xml:space="preserve"> </w:t>
+      </w:r>
+      <w:r>
+        <w:t xml:space="preserve">App.</w:t>
+      </w:r>
+      <w:r>
+        <w:t xml:space="preserve"> </w:t>
+      </w:r>
+      <w:r>
+        <w:t xml:space="preserve">P.</w:t>
+      </w:r>
+      <w:r>
+        <w:t xml:space="preserve"> </w:t>
+      </w:r>
+      <w:r>
+        <w:t xml:space="preserve">56.1</w:t>
+      </w:r>
+      <w:r>
+        <w:t xml:space="preserve">   </w:t>
       </w:r>
       <w:r>
         <w:tab/>
@@ -575,36 +1851,11 @@
     </w:p>
     <w:p>
       <w:pPr>
-        <w:pStyle w:val="AuthorityGroup"/>
-      </w:pPr>
-      <w:r>
-        <w:t xml:space="preserve">Rules</w:t>
-      </w:r>
-    </w:p>
-    <w:p>
-      <w:pPr>
-        <w:pStyle w:val="AuthorityEntry"/>
-      </w:pPr>
-      <w:r>
-        <w:t xml:space="preserve">Tex. R. App. P. 56.1</w:t>
-      </w:r>
-      <w:r>
-        <w:t xml:space="preserve"/>
-      </w:r>
-      <w:r>
-        <w:tab/>
-      </w:r>
-      <w:r>
-        <w:t xml:space="preserve">2</w:t>
-      </w:r>
-    </w:p>
-    <w:p>
-      <w:pPr>
-        <w:pStyle w:val="SectionBreak"/>
+        <w:spacing w:before="0" w:after="0" w:line="20" w:lineRule="exact"/>
         <w:sectPr>
-          <w:footerReference w:type="default" r:id="rId100"/>
+          <w:footerReference w:type="default" r:id="rIdTexFtr"/>
           <w:pgSz w:w="12240" w:h="15840"/>
-          <w:pgMar w:top="1440" w:right="1440" w:bottom="1440" w:left="1440" w:header="720" w:footer="720" w:gutter="0"/>
+          <w:pgMar w:top="1440" w:right="1440" w:bottom="1440" w:left="1440" w:header="720" w:footer="686" w:gutter="0"/>
           <w:pgNumType w:fmt="lowerRoman" w:start="2"/>
         </w:sectPr>
       </w:pPr>
@@ -612,16 +1863,33 @@
     <w:p>
       <w:pPr>
         <w:pStyle w:val="Heading1"/>
-      </w:pPr>
-      <w:bookmarkStart w:id="111" w:name="_tocentry3"/>
-      <w:r>
-        <w:t xml:space="preserve">STATEMENT OF THE CASE</w:t>
-      </w:r>
-      <w:bookmarkEnd w:id="111"/>
-    </w:p>
-    <w:p>
-      <w:pPr>
-        <w:pStyle w:val="FirstParagraph"/>
+        <w:spacing w:before="0" w:after="64" w:line="322" w:lineRule="exact"/>
+      </w:pPr>
+      <w:r>
+        <w:t xml:space="preserve">STATEMENT</w:t>
+      </w:r>
+      <w:r>
+        <w:t xml:space="preserve"> </w:t>
+      </w:r>
+      <w:r>
+        <w:t xml:space="preserve">OF</w:t>
+      </w:r>
+      <w:r>
+        <w:t xml:space="preserve"> </w:t>
+      </w:r>
+      <w:r>
+        <w:t xml:space="preserve">THE</w:t>
+      </w:r>
+      <w:r>
+        <w:t xml:space="preserve"> </w:t>
+      </w:r>
+      <w:r>
+        <w:t xml:space="preserve">CASE</w:t>
+      </w:r>
+    </w:p>
+    <w:p>
+      <w:pPr>
+        <w:pStyle w:val="BodyText"/>
       </w:pPr>
       <w:r>
         <w:rPr>
@@ -688,7 +1956,25 @@
         <w:t xml:space="preserve"> </w:t>
       </w:r>
       <w:r>
-        <w:t xml:space="preserve">The State charged the juvenile via a determinate sentence petition with five counts of deadly conduct, discharge firearm, in civil proceedings in the 65th District Court, a designated juvenile court. (C.R. 44-46). A jury adjudicated him delinquent on all five counts on March 22, 2024. (C.R. 229-233). The trial court conducted a disposition hearing and sentenced him to three years in the Texas Juvenile Justice Department. (C.R. 244-246). This appeal followed.</w:t>
+        <w:t xml:space="preserve">The State charged the juvenile via a determinate sentence petition with five counts of deadly conduct, discharge firearm, in civil proceedings in the 65th District Court, a designated juvenile court. (C.R. 44</w:t>
+      </w:r>
+      <w:r>
+        <w:noBreakHyphen/>
+      </w:r>
+      <w:r>
+        <w:t xml:space="preserve">46). A jury adjudicated him delinquent on all five counts on March 22, 2024. (C.R. 229</w:t>
+      </w:r>
+      <w:r>
+        <w:noBreakHyphen/>
+      </w:r>
+      <w:r>
+        <w:t xml:space="preserve">233). The trial court conducted a disposition hearing and sentenced him to three years in the Texas Juvenile Justice Department. (C.R. 244</w:t>
+      </w:r>
+      <w:r>
+        <w:noBreakHyphen/>
+      </w:r>
+      <w:r>
+        <w:t xml:space="preserve">246). This appeal followed.</w:t>
       </w:r>
     </w:p>
     <w:p>
@@ -706,7 +1992,13 @@
         <w:t xml:space="preserve"> </w:t>
       </w:r>
       <w:r>
-        <w:t xml:space="preserve">The trial court adjudicated the juvenile delinquent and ordered him to serve three years in the Texas Department of Juvenile Justice. (C.R. 244-246).</w:t>
+        <w:t xml:space="preserve">The trial court adjudicated the juvenile delinquent and ordered him to serve three years in the Texas Department of Juvenile Justice. (C.R. 244</w:t>
+      </w:r>
+      <w:r>
+        <w:noBreakHyphen/>
+      </w:r>
+      <w:r>
+        <w:t xml:space="preserve">246).</w:t>
       </w:r>
     </w:p>
     <w:p>
@@ -785,12 +2077,24 @@
         <w:t xml:space="preserve">In re F.M.V.</w:t>
       </w:r>
       <w:r>
-        <w:t xml:space="preserve">, No. 08-24-00077-CV, 2025 WL 2146682 (Tex. App.—El Paso 2025, pet. filed).</w:t>
-      </w:r>
-    </w:p>
-    <w:p>
-      <w:pPr>
-        <w:pStyle w:val="BodyBeforeHeading"/>
+        <w:t xml:space="preserve">, No. 08</w:t>
+      </w:r>
+      <w:r>
+        <w:noBreakHyphen/>
+      </w:r>
+      <w:r>
+        <w:t xml:space="preserve">24</w:t>
+      </w:r>
+      <w:r>
+        <w:noBreakHyphen/>
+      </w:r>
+      <w:r>
+        <w:t xml:space="preserve">00077-CV, 2025 WL 2146682 (Tex. App.—El Paso 2025, pet. filed).</w:t>
+      </w:r>
+    </w:p>
+    <w:p>
+      <w:pPr>
+        <w:pStyle w:val="BodyText"/>
       </w:pPr>
       <w:r>
         <w:rPr>
@@ -816,33 +2120,56 @@
         <w:t xml:space="preserve">In re F.M.V.</w:t>
       </w:r>
       <w:r>
-        <w:t xml:space="preserve">, No. 08-24-00077-CV, 2025 WL 2146682 (Tex. App.—El Paso 2025, pet. filed). No hearings or motions are pending before the Court of Appeals. The State now petitions the Supreme Court to review the opinion and judgment of the Court of Appeals.</w:t>
+        <w:t xml:space="preserve">, No. 08</w:t>
+      </w:r>
+      <w:r>
+        <w:noBreakHyphen/>
+      </w:r>
+      <w:r>
+        <w:t xml:space="preserve">24</w:t>
+      </w:r>
+      <w:r>
+        <w:noBreakHyphen/>
+      </w:r>
+      <w:r>
+        <w:t xml:space="preserve">00077-CV, 2025 WL 2146682 (Tex. App.—El Paso 2025, pet. filed). No hearings or motions are pending before the Court of Appeals. The State now petitions the Supreme Court to review the opinion and judgment of the Court of Appeals.</w:t>
       </w:r>
     </w:p>
     <w:p>
       <w:pPr>
         <w:pStyle w:val="Heading1"/>
-      </w:pPr>
-      <w:bookmarkStart w:id="112" w:name="_tocentry4"/>
-      <w:r>
-        <w:t xml:space="preserve">STATEMENT OF JURISDICTION</w:t>
-      </w:r>
-      <w:bookmarkEnd w:id="112"/>
-    </w:p>
-    <w:p>
-      <w:pPr>
-        <w:pStyle w:val="FirstParagraph"/>
-      </w:pPr>
-      <w:r>
-        <w:t xml:space="preserve">This Court has jurisdiction over this appeal because the issue raised is important to the jurisprudence of the state, and it has already been considered by a court of appeals. Tex. Gov’t Code § 22.001(a), (b).</w:t>
-      </w:r>
-    </w:p>
-    <w:p>
-      <w:pPr>
-        <w:pStyle w:val="BodyBeforeHeading"/>
-      </w:pPr>
-      <w:r>
-        <w:t xml:space="preserve">The decision merits review because the appeal raises an issue of first impression as to the proper interpretation of Tex. Fam. Code § 51.095. In its construction of the statute, “[t]he court of appeals appears to have committed an error of law of such importance to the state’s jurisprudence that it should be corrected.” Tex. R. App. P. 56.1(5). The Eighth Court of Appeals has also decided an important question of state law that should be resolved by this Court.</w:t>
+        <w:spacing w:before="258" w:after="64" w:line="322" w:lineRule="exact"/>
+      </w:pPr>
+      <w:r>
+        <w:t xml:space="preserve">STATEMENT</w:t>
+      </w:r>
+      <w:r>
+        <w:t xml:space="preserve"> </w:t>
+      </w:r>
+      <w:r>
+        <w:t xml:space="preserve">OF</w:t>
+      </w:r>
+      <w:r>
+        <w:t xml:space="preserve"> </w:t>
+      </w:r>
+      <w:r>
+        <w:t xml:space="preserve">JURISDICTION</w:t>
+      </w:r>
+    </w:p>
+    <w:p>
+      <w:pPr>
+        <w:pStyle w:val="BodyText"/>
+      </w:pPr>
+      <w:r>
+        <w:t xml:space="preserve">This Court has jurisdiction over this appeal because the issue raised is important to the jurisprudence of the state, and it has already been considered by a court of appeals. Tex. Gov’t Code § 22.001(a), (b).</w:t>
+      </w:r>
+    </w:p>
+    <w:p>
+      <w:pPr>
+        <w:pStyle w:val="BodyText"/>
+      </w:pPr>
+      <w:r>
+        <w:t xml:space="preserve">The decision merits review because the appeal raises an issue of first impression as to the proper interpretation of Tex. Fam. Code § 51.095. In its construction of the statute, “[t]he court of appeals appears to have committed an error of law of such importance to the state’s jurisprudence that it should be corrected.” Tex. R. App. P. 56.1(5). The Eighth Court of Appeals has also decided an important question of state law that should be resolved by this Court.</w:t>
       </w:r>
       <w:r>
         <w:t xml:space="preserve"> </w:t>
@@ -864,16 +2191,21 @@
     <w:p>
       <w:pPr>
         <w:pStyle w:val="Heading1"/>
-      </w:pPr>
-      <w:bookmarkStart w:id="113" w:name="_tocentry5"/>
-      <w:r>
-        <w:t xml:space="preserve">ISSUE PRESENTED</w:t>
-      </w:r>
-      <w:bookmarkEnd w:id="113"/>
-    </w:p>
-    <w:p>
-      <w:pPr>
-        <w:pStyle w:val="BodyBeforeHeadingFirst"/>
+        <w:spacing w:before="258" w:after="64" w:line="322" w:lineRule="exact"/>
+      </w:pPr>
+      <w:r>
+        <w:t xml:space="preserve">ISSUE</w:t>
+      </w:r>
+      <w:r>
+        <w:t xml:space="preserve"> </w:t>
+      </w:r>
+      <w:r>
+        <w:t xml:space="preserve">PRESENTED</w:t>
+      </w:r>
+    </w:p>
+    <w:p>
+      <w:pPr>
+        <w:pStyle w:val="BodyText"/>
       </w:pPr>
       <w:r>
         <w:t xml:space="preserve">In Texas, a juvenile statement must be signed in the “presence of a magistrate,” with “no law enforcement officer … present” for the juvenile’s statement to be admissible in evidence. A juvenile signed an incriminating statement in front of a magistrate. Officers were within the magistrate’s line of sight but unable to hear the conversation, and the juvenile was not exposed to any words or actions on the part of the police. Did the trial court commit reversible error by admitting the juvenile’s signed statement into evidence?</w:t>
@@ -882,29 +2214,43 @@
     <w:p>
       <w:pPr>
         <w:pStyle w:val="Heading1"/>
-      </w:pPr>
-      <w:bookmarkStart w:id="114" w:name="_tocentry6"/>
-      <w:r>
-        <w:t xml:space="preserve">STATEMENT OF FACTS</w:t>
-      </w:r>
-      <w:bookmarkEnd w:id="114"/>
+        <w:spacing w:before="258" w:after="64" w:line="322" w:lineRule="exact"/>
+      </w:pPr>
+      <w:r>
+        <w:t xml:space="preserve">STATEMENT</w:t>
+      </w:r>
+      <w:r>
+        <w:t xml:space="preserve"> </w:t>
+      </w:r>
+      <w:r>
+        <w:t xml:space="preserve">OF</w:t>
+      </w:r>
+      <w:r>
+        <w:t xml:space="preserve"> </w:t>
+      </w:r>
+      <w:r>
+        <w:t xml:space="preserve">FACTS</w:t>
+      </w:r>
     </w:p>
     <w:p>
       <w:pPr>
         <w:pStyle w:val="Heading2"/>
-      </w:pPr>
-      <w:bookmarkStart w:id="115" w:name="_tocentry7"/>
-      <w:r>
-        <w:t xml:space="preserve">A. The Shooting</w:t>
-      </w:r>
-      <w:bookmarkEnd w:id="115"/>
-    </w:p>
-    <w:p>
-      <w:pPr>
-        <w:pStyle w:val="FirstParagraph"/>
-      </w:pPr>
-      <w:r>
-        <w:t xml:space="preserve">On November 22, 2022, Officers were dispatched to a call in Canutillo, Texas. (R.R. Vol. II at 160:1). Maria De Los Angeles Ramirez and Leonardo Ramirez Torres were present when more than thirty bullets struck and entered their home. (R.R. Vol. III at 54:24-55:6). Torres was the only one injured by the shots fired; a piece of metal entered his eye. (R.R. Vol. III at 58:25). When he arrived at the scene, El Paso County Sheriff’s Detective Bastardo observed several gunshot holes in the residence and shell casings on the street. (R.R. Vol. III at 78:16-78:18).</w:t>
+        <w:spacing w:before="258" w:after="64" w:line="322" w:lineRule="exact"/>
+      </w:pPr>
+      <w:r>
+        <w:t xml:space="preserve">A.</w:t>
+      </w:r>
+      <w:r>
+        <w:t xml:space="preserve"> </w:t>
+      </w:r>
+      <w:r>
+        <w:t xml:space="preserve">The</w:t>
+      </w:r>
+      <w:r>
+        <w:t xml:space="preserve"> </w:t>
+      </w:r>
+      <w:r>
+        <w:t xml:space="preserve">Shooting</w:t>
       </w:r>
     </w:p>
     <w:p>
@@ -912,30 +2258,103 @@
         <w:pStyle w:val="BodyText"/>
       </w:pPr>
       <w:r>
-        <w:t xml:space="preserve">Through the course of their investigation, officers learned that an altercation between F.M.V.’s friends and Leonardo Ramirez, Maria De Los Angeles Ramirez’s son, occurred at the outlet mall prior to the shooting; threats were made to Leonardo Ramirez. (R.R. Vol. III. at 78:7-78:12). El Paso County Sheriff’s Detective Bastardo located a surveillance video showing a white Dodge Charger which was the suspected vehicle involved in the shooting. (R.R. Vol. III. at 81:3-81:5; State’s Exhibit 29). Andre Gilmer, an adult co-actor, was identified to be the driver of the white Charger; Detectives received several names of individuals involved, including F.M.V. (R.R. Vol. III. at 84:15).</w:t>
-      </w:r>
-    </w:p>
-    <w:p>
-      <w:pPr>
-        <w:pStyle w:val="BodyBeforeHeading"/>
-      </w:pPr>
-      <w:r>
-        <w:t xml:space="preserve">A search warrant led to the weapons used; the co-actor was arrested; and a ballistic analysis was conducted. The weapons collected from the co-actor matched the casings found at the scene. (R.R. Vol. III at 89:22-89:23). A few days later, Detective Bastardo met with F.M.V.’s mother, Itza Varela. Varela had reported him as a runaway, and she wanted to provide information to Detective Bastardo regarding the shooting. (R.R. Vol. III. at 37:19-37:22). Detectives also spoke with F.M.V.’s girlfriend, Alexis Sigala, and she stated he sent her a video of the shooting on the day of the offense and he admitted to her that he was involved in the shooting. (R.R. Vol. III at 90:23-90:25).</w:t>
+        <w:t xml:space="preserve">On November 22, 2022, Officers were dispatched to a call in Canutillo, Texas. (R.R. Vol. II at 160:1). Maria De Los Angeles Ramirez and Leonardo Ramirez Torres were present when more than thirty bullets struck and entered their home. (R.R. Vol. III at 54:24</w:t>
+      </w:r>
+      <w:r>
+        <w:noBreakHyphen/>
+      </w:r>
+      <w:r>
+        <w:t xml:space="preserve">55:6). Torres was the only one injured by the shots fired; a piece of metal entered his eye. (R.R. Vol. III at 58:25). When he arrived at the scene, El Paso County Sheriff’s Detective Bastardo observed several gunshot holes in the residence and shell casings on the street. (R.R. Vol. III at 78:16</w:t>
+      </w:r>
+      <w:r>
+        <w:noBreakHyphen/>
+      </w:r>
+      <w:r>
+        <w:t xml:space="preserve">78:18).</w:t>
+      </w:r>
+    </w:p>
+    <w:p>
+      <w:pPr>
+        <w:pStyle w:val="BodyText"/>
+      </w:pPr>
+      <w:r>
+        <w:t xml:space="preserve">Through the course of their investigation, officers learned that an altercation between F.M.V.’s friends and Leonardo Ramirez, Maria De Los Angeles Ramirez’s son, occurred at the outlet mall prior to the shooting; threats were made to Leonardo Ramirez. (R.R. Vol. III. at 78:7</w:t>
+      </w:r>
+      <w:r>
+        <w:noBreakHyphen/>
+      </w:r>
+      <w:r>
+        <w:t xml:space="preserve">78:12). El Paso County Sheriff’s Detective Bastardo located a surveillance video showing a white Dodge Charger which was the suspected vehicle involved in the shooting. (R.R. Vol. III. at 81:3</w:t>
+      </w:r>
+      <w:r>
+        <w:noBreakHyphen/>
+      </w:r>
+      <w:r>
+        <w:t xml:space="preserve">81:5; State’s Exhibit 29). Andre Gilmer, an adult co-actor, was identified to be the driver of the white Charger; Detectives received several names of individuals involved, including F.M.V. (R.R. Vol. III. at 84:15).</w:t>
+      </w:r>
+    </w:p>
+    <w:p>
+      <w:pPr>
+        <w:pStyle w:val="BodyText"/>
+      </w:pPr>
+      <w:r>
+        <w:t xml:space="preserve">A search warrant led to the weapons used; the co-actor was arrested; and a ballistic analysis was conducted. The weapons collected from the co-actor matched the casings found at the scene. (R.R. Vol. III at 89:22</w:t>
+      </w:r>
+      <w:r>
+        <w:noBreakHyphen/>
+      </w:r>
+      <w:r>
+        <w:t xml:space="preserve">89:23). A few days later, Detective Bastardo met with F.M.V.’s mother, Itza Varela. Varela had reported him as a runaway, and she wanted to provide information to Detective Bastardo regarding the shooting. (R.R. Vol. III. at 37:19</w:t>
+      </w:r>
+      <w:r>
+        <w:noBreakHyphen/>
+      </w:r>
+      <w:r>
+        <w:t xml:space="preserve">37:22). Detectives also spoke with F.M.V.’s girlfriend, Alexis Sigala, and she stated he sent her a video of the shooting on the day of the offense and he admitted to her that he was involved in the shooting. (R.R. Vol. III at 90:23</w:t>
+      </w:r>
+      <w:r>
+        <w:noBreakHyphen/>
+      </w:r>
+      <w:r>
+        <w:t xml:space="preserve">90:25).</w:t>
       </w:r>
     </w:p>
     <w:p>
       <w:pPr>
         <w:pStyle w:val="Heading2"/>
-      </w:pPr>
-      <w:bookmarkStart w:id="116" w:name="_tocentry8"/>
-      <w:r>
-        <w:t xml:space="preserve">B. F.M.V.’s Detention and Magistration.</w:t>
-      </w:r>
-      <w:bookmarkEnd w:id="116"/>
-    </w:p>
-    <w:p>
-      <w:pPr>
-        <w:pStyle w:val="FirstParagraph"/>
+        <w:spacing w:before="258" w:after="64" w:line="322" w:lineRule="exact"/>
+      </w:pPr>
+      <w:r>
+        <w:t xml:space="preserve">B.</w:t>
+      </w:r>
+      <w:r>
+        <w:t xml:space="preserve"> </w:t>
+      </w:r>
+      <w:r>
+        <w:t xml:space="preserve">F.M.V.’s</w:t>
+      </w:r>
+      <w:r>
+        <w:t xml:space="preserve"> </w:t>
+      </w:r>
+      <w:r>
+        <w:t xml:space="preserve">Detention</w:t>
+      </w:r>
+      <w:r>
+        <w:t xml:space="preserve"> </w:t>
+      </w:r>
+      <w:r>
+        <w:t xml:space="preserve">and</w:t>
+      </w:r>
+      <w:r>
+        <w:t xml:space="preserve"> </w:t>
+      </w:r>
+      <w:r>
+        <w:t xml:space="preserve">Magistration.</w:t>
+      </w:r>
+    </w:p>
+    <w:p>
+      <w:pPr>
+        <w:pStyle w:val="BodyText"/>
       </w:pPr>
       <w:r>
         <w:t xml:space="preserve">On December 1, 2022, F.M.V. was detained and taken to the Northwest Patrol station where he received his</w:t>
@@ -954,7 +2373,13 @@
         <w:t xml:space="preserve"> </w:t>
       </w:r>
       <w:r>
-        <w:t xml:space="preserve">warnings and asked if he wanted to provide a statement. (R.R. Vol. III at 104:13-105:9). F.M.V. was then taken to the jail magistrate.</w:t>
+        <w:t xml:space="preserve">warnings and asked if he wanted to provide a statement. (R.R. Vol. III at 104:13</w:t>
+      </w:r>
+      <w:r>
+        <w:noBreakHyphen/>
+      </w:r>
+      <w:r>
+        <w:t xml:space="preserve">105:9). F.M.V. was then taken to the jail magistrate.</w:t>
       </w:r>
     </w:p>
     <w:p>
@@ -978,7 +2403,25 @@
         <w:t xml:space="preserve"> </w:t>
       </w:r>
       <w:r>
-        <w:t xml:space="preserve">warnings. (R.R. Vol. III at 107:5-107:6). Detective Bastardo and his partner were positioned at a distance from both F.M.V. and the magistrate, having no direct involvement in the process of reading or explanation of F.M.V.’s rights. (R.R. Vol. I at 9:21-25). Judge Priddy read his rights, one by one, and asked him questions to ensure he understood. (R.R. Vol. I at 12:13-13:9).</w:t>
+        <w:t xml:space="preserve">warnings. (R.R. Vol. III at 107:5</w:t>
+      </w:r>
+      <w:r>
+        <w:noBreakHyphen/>
+      </w:r>
+      <w:r>
+        <w:t xml:space="preserve">107:6). Detective Bastardo and his partner were positioned at a distance from both F.M.V. and the magistrate, having no direct involvement in the process of reading or explanation of F.M.V.’s rights. (R.R. Vol. I at 9:21</w:t>
+      </w:r>
+      <w:r>
+        <w:noBreakHyphen/>
+      </w:r>
+      <w:r>
+        <w:t xml:space="preserve">25). Judge Priddy read his rights, one by one, and asked him questions to ensure he understood. (R.R. Vol. I at 12:13</w:t>
+      </w:r>
+      <w:r>
+        <w:noBreakHyphen/>
+      </w:r>
+      <w:r>
+        <w:t xml:space="preserve">13:9).</w:t>
       </w:r>
     </w:p>
     <w:p>
@@ -986,39 +2429,1364 @@
         <w:pStyle w:val="BodyText"/>
       </w:pPr>
       <w:r>
-        <w:t xml:space="preserve">Detective Bastardo took F.M.V. to the Juvenile Probation Department to obtain his statement. (R.R. Vol. III at 104:15). At the Juvenile Probation Department, F.M.V. provided a statement admitting his involvement in the shooting, and the statement was typed and printed. (R.R. Vol. III at 110:22-113:1).</w:t>
-      </w:r>
-    </w:p>
-    <w:p>
-      <w:pPr>
-        <w:pStyle w:val="BodyBeforeHeading"/>
-      </w:pPr>
-      <w:r>
-        <w:t xml:space="preserve">After the statement was complete, F.M.V. was taken back to Magistrate Priddy, where she reviewed the statement with him. (R.R. Vol. III at 105:7-105:9). While reviewing the statement with the magistrate, F.M.V. made a correction to the statement; he stated to the magistrate that one line was not his statement, and that line was crossed out and initialed by the magistrate and F.M.V. (R.R. Vol. III at 108:6-108:10). Magistrate Priddy and F.M.V. subsequently signed the statement, and he was released back to Detective Bastardo’s custody.</w:t>
+        <w:t xml:space="preserve">Detective Bastardo took F.M.V. to the Juvenile Probation Department to obtain his statement. (R.R. Vol. III at 104:15). At the Juvenile Probation Department, F.M.V. provided a statement admitting his involvement in the shooting, and the statement was typed and printed. (R.R. Vol. III at 110:22</w:t>
+      </w:r>
+      <w:r>
+        <w:noBreakHyphen/>
+      </w:r>
+      <w:r>
+        <w:t xml:space="preserve">113:1).</w:t>
+      </w:r>
+    </w:p>
+    <w:p>
+      <w:pPr>
+        <w:pStyle w:val="BodyText"/>
+      </w:pPr>
+      <w:r>
+        <w:t xml:space="preserve">After the statement was complete, F.M.V. was taken back to Magistrate Priddy, where she reviewed the statement with him. (R.R. Vol. III at 105:7</w:t>
+      </w:r>
+      <w:r>
+        <w:noBreakHyphen/>
+      </w:r>
+      <w:r>
+        <w:t xml:space="preserve">105:9). While reviewing the statement with the magistrate, F.M.V. made a correction to the statement; he stated to the magistrate that one line was not his statement, and that line was crossed out and initialed by the magistrate and F.M.V. (R.R. Vol. III at 108:6</w:t>
+      </w:r>
+      <w:r>
+        <w:noBreakHyphen/>
+      </w:r>
+      <w:r>
+        <w:t xml:space="preserve">108:10). Magistrate Priddy and F.M.V. subsequently signed the statement, and he was released back to Detective Bastardo’s custody.</w:t>
       </w:r>
     </w:p>
     <w:p>
       <w:pPr>
         <w:pStyle w:val="Heading2"/>
-      </w:pPr>
-      <w:bookmarkStart w:id="117" w:name="_tocentry9"/>
-      <w:r>
-        <w:t xml:space="preserve">C. Trial and Disposition.</w:t>
-      </w:r>
-      <w:bookmarkEnd w:id="117"/>
-    </w:p>
-    <w:p>
-      <w:pPr>
-        <w:pStyle w:val="FirstParagraph"/>
-      </w:pPr>
-      <w:r>
-        <w:t xml:space="preserve">F.M.V. was referred to the Juvenile Probation Department on five counts of Deadly Conduct Discharge Firearm. (R.R. Vol. III at 109:1-109:2). F.M.V. was tried by a jury in the 65th District Court on March 19, 2024; the jury found F.M.V. delinquent on all five counts of Deadly Conduct Discharge Firearm. (C.R. at 234). F.M.V. elected for the trial judge to decide the disposition; on March 22, 2024, the court sentenced him to three years commitment to the Texas Juvenile Justice Department. (C.R. at 244).</w:t>
+        <w:spacing w:before="258" w:after="64" w:line="322" w:lineRule="exact"/>
+      </w:pPr>
+      <w:r>
+        <w:t xml:space="preserve">C.</w:t>
+      </w:r>
+      <w:r>
+        <w:t xml:space="preserve"> </w:t>
+      </w:r>
+      <w:r>
+        <w:t xml:space="preserve">Trial</w:t>
+      </w:r>
+      <w:r>
+        <w:t xml:space="preserve"> </w:t>
+      </w:r>
+      <w:r>
+        <w:t xml:space="preserve">and</w:t>
+      </w:r>
+      <w:r>
+        <w:t xml:space="preserve"> </w:t>
+      </w:r>
+      <w:r>
+        <w:t xml:space="preserve">Disposition.</w:t>
+      </w:r>
+    </w:p>
+    <w:p>
+      <w:pPr>
+        <w:pStyle w:val="BodyText"/>
+      </w:pPr>
+      <w:r>
+        <w:t xml:space="preserve">F.M.V. was referred to the Juvenile Probation Department on five counts of Deadly Conduct Discharge Firearm. (R.R. Vol. III at 109:1</w:t>
+      </w:r>
+      <w:r>
+        <w:noBreakHyphen/>
+      </w:r>
+      <w:r>
+        <w:t xml:space="preserve">109:2). F.M.V. was tried by a jury in the 65th District Court on March 19, 2024; the jury found F.M.V. delinquent on all five counts of Deadly Conduct Discharge Firearm. (C.R. at 234). F.M.V. elected for the trial judge to decide the disposition; on March 22, 2024, the court sentenced him to three years commitment to the Texas Juvenile Justice Department. (C.R. at 244).</w:t>
+      </w:r>
+    </w:p>
+    <w:p>
+      <w:pPr>
+        <w:pStyle w:val="Heading1"/>
+        <w:spacing w:before="258" w:after="64" w:line="322" w:lineRule="exact"/>
+      </w:pPr>
+      <w:r>
+        <w:t xml:space="preserve">INTRODUCTION</w:t>
+      </w:r>
+      <w:r>
+        <w:t xml:space="preserve"> </w:t>
+      </w:r>
+      <w:r>
+        <w:t xml:space="preserve">AND</w:t>
+      </w:r>
+      <w:r>
+        <w:t xml:space="preserve"> </w:t>
+      </w:r>
+      <w:r>
+        <w:t xml:space="preserve">SUMMARY</w:t>
+      </w:r>
+      <w:r>
+        <w:t xml:space="preserve"> </w:t>
+      </w:r>
+      <w:r>
+        <w:t xml:space="preserve">OF</w:t>
+      </w:r>
+      <w:r>
+        <w:t xml:space="preserve"> </w:t>
+      </w:r>
+      <w:r>
+        <w:t xml:space="preserve">THE</w:t>
+      </w:r>
+      <w:r>
+        <w:t xml:space="preserve"> </w:t>
+      </w:r>
+      <w:r>
+        <w:t xml:space="preserve">ARGUMENT</w:t>
+      </w:r>
+    </w:p>
+    <w:p>
+      <w:pPr>
+        <w:pStyle w:val="BodyText"/>
+      </w:pPr>
+      <w:r>
+        <w:t xml:space="preserve">The dispute in this juvenile matter is legal not factual.</w:t>
+      </w:r>
+    </w:p>
+    <w:p>
+      <w:pPr>
+        <w:pStyle w:val="BodyTextNote"/>
+      </w:pPr>
+      <w:r>
+        <w:t xml:space="preserve">On a November evening in 2022, gunmen fired more than thirty bullets into the home of Maria de los Angeles Ramirez and Leonardo Ramirez Torres.</w:t>
+      </w:r>
+      <w:r>
+        <w:rPr>
+          <w:rStyle w:val="FootnoteReference"/>
+        </w:rPr>
+        <w:footnoteReference w:id="9"/>
+      </w:r>
+      <w:r>
+        <w:t xml:space="preserve"> </w:t>
+      </w:r>
+      <w:r>
+        <w:t xml:space="preserve">Fourteen-year-old juvenile FMV later confessed that his friend Andre—armed with an AR rifle—and his accomplice, Jonathan—armed with a .45 caliber handgun—picked F.M.V. up in a white, Dodge Charger. FMV guided them to the victims’ home.</w:t>
+      </w:r>
+      <w:r>
+        <w:rPr>
+          <w:rStyle w:val="FootnoteReference"/>
+        </w:rPr>
+        <w:footnoteReference w:id="10"/>
+      </w:r>
+      <w:r>
+        <w:t xml:space="preserve"> </w:t>
+      </w:r>
+      <w:r>
+        <w:t xml:space="preserve">FMV “pointed out” the house, and Andre and Jonathan got out of the car and began shooting.</w:t>
+      </w:r>
+      <w:r>
+        <w:rPr>
+          <w:rStyle w:val="FootnoteReference"/>
+        </w:rPr>
+        <w:footnoteReference w:id="11"/>
+      </w:r>
+      <w:r>
+        <w:t xml:space="preserve"> </w:t>
+      </w:r>
+      <w:r>
+        <w:t xml:space="preserve">Those substantive facts have not been disputed.</w:t>
+      </w:r>
+    </w:p>
+    <w:p>
+      <w:pPr>
+        <w:pStyle w:val="BodyTextNote"/>
+      </w:pPr>
+      <w:r>
+        <w:t xml:space="preserve">The procedural facts aren’t in dispute either. After an investigation, FMV was detained and Mirandized.</w:t>
+      </w:r>
+      <w:r>
+        <w:rPr>
+          <w:rStyle w:val="FootnoteReference"/>
+        </w:rPr>
+        <w:footnoteReference w:id="12"/>
+      </w:r>
+      <w:r>
+        <w:t xml:space="preserve"> </w:t>
+      </w:r>
+      <w:r>
+        <w:t xml:space="preserve">He was then taken to the jail magistrate where he was again read his</w:t>
+      </w:r>
+      <w:r>
+        <w:t xml:space="preserve"> </w:t>
+      </w:r>
+      <w:r>
+        <w:rPr>
+          <w:i/>
+          <w:iCs/>
+        </w:rPr>
+        <w:t xml:space="preserve">Miranda</w:t>
+      </w:r>
+      <w:r>
+        <w:t xml:space="preserve"> </w:t>
+      </w:r>
+      <w:r>
+        <w:t xml:space="preserve">warnings one-by-one.</w:t>
+      </w:r>
+      <w:r>
+        <w:rPr>
+          <w:rStyle w:val="FootnoteReference"/>
+        </w:rPr>
+        <w:footnoteReference w:id="13"/>
+      </w:r>
+      <w:r>
+        <w:t xml:space="preserve"> </w:t>
+      </w:r>
+      <w:r>
+        <w:t xml:space="preserve">Investigating officers were positioned at a distance from both the Appellant and the magistrate, having no direct involvement in the process of reading or explaining the Appellant’s rights.</w:t>
+      </w:r>
+      <w:r>
+        <w:rPr>
+          <w:rStyle w:val="FootnoteReference"/>
+        </w:rPr>
+        <w:footnoteReference w:id="14"/>
+      </w:r>
+      <w:r>
+        <w:t xml:space="preserve"> </w:t>
+      </w:r>
+      <w:r>
+        <w:t xml:space="preserve">The detective then took FMV to the Juvenile Probation Department to obtain his statement.</w:t>
+      </w:r>
+      <w:r>
+        <w:rPr>
+          <w:rStyle w:val="FootnoteReference"/>
+        </w:rPr>
+        <w:footnoteReference w:id="15"/>
+      </w:r>
+      <w:r>
+        <w:t xml:space="preserve"> </w:t>
+      </w:r>
+      <w:r>
+        <w:t xml:space="preserve">After the statement was complete, FMV was taken back to the jail magistrate to sign the statement in the magistrate’s presence.</w:t>
+      </w:r>
+      <w:r>
+        <w:rPr>
+          <w:rStyle w:val="FootnoteReference"/>
+        </w:rPr>
+        <w:footnoteReference w:id="16"/>
+      </w:r>
+    </w:p>
+    <w:p>
+      <w:pPr>
+        <w:pStyle w:val="BodyText"/>
+      </w:pPr>
+      <w:r>
+        <w:t xml:space="preserve">At trial, FMV challenged the manner in which section 51.095 of the Family Code was applied to his confession. Specifically, he noted that the magistrate supervised the signing of his confession with armed law enforcement officers about 30 feet away. FMV claimed that this violated subsection (a)⁠(1)⁠(B)⁠(i), which prohibits law enforcement officers from being “present” while he was in the “presence” of the magistrate during signing. The trial court conducted a full evidentiary hearing. It then concluded that this Family Code provision was not violated when he signed—after he asked to correct it—his confession. The Eighth Court of Appeals disagreed—essentially concluding that “presence” in the statute means “constructive” presence or “line of sight.” But the Court of Appeals analysis missed the mark by not viewing the statute as a whole. This presents an issue of first impression for this Court.</w:t>
+      </w:r>
+    </w:p>
+    <w:p>
+      <w:pPr>
+        <w:pStyle w:val="BodyText"/>
+      </w:pPr>
+      <w:r>
+        <w:t xml:space="preserve">But the statute itself suggests a much more common-sense interpretation. Section 51.095(a)⁠(1)⁠(D) requires the magistrate to certify that her examination of the juvenile was “independent” of any law enforcement officers. Tex. Fam. Code § 51.095(a)⁠(1)⁠(D). In other words, all that is needed is that law enforcement officers not be “present” so that the magistrate has an opportunity to conduct a neutral examination of the statement outside the physical influence of law enforcement. That’s all that happened here. To conclude otherwise was error.</w:t>
+      </w:r>
+    </w:p>
+    <w:p>
+      <w:pPr>
+        <w:pStyle w:val="Heading1"/>
+        <w:spacing w:before="258" w:after="64" w:line="322" w:lineRule="exact"/>
+      </w:pPr>
+      <w:r>
+        <w:t xml:space="preserve">ARGUMENT</w:t>
+      </w:r>
+    </w:p>
+    <w:p>
+      <w:pPr>
+        <w:pStyle w:val="Heading2"/>
+        <w:spacing w:before="258" w:after="64" w:line="322" w:lineRule="exact"/>
+      </w:pPr>
+      <w:r>
+        <w:t xml:space="preserve">A.</w:t>
+      </w:r>
+      <w:r>
+        <w:t xml:space="preserve"> </w:t>
+      </w:r>
+      <w:r>
+        <w:t xml:space="preserve">The</w:t>
+      </w:r>
+      <w:r>
+        <w:t xml:space="preserve"> </w:t>
+      </w:r>
+      <w:r>
+        <w:t xml:space="preserve">Magistrate</w:t>
+      </w:r>
+      <w:r>
+        <w:t xml:space="preserve"> </w:t>
+      </w:r>
+      <w:r>
+        <w:t xml:space="preserve">Provided</w:t>
+      </w:r>
+      <w:r>
+        <w:t xml:space="preserve"> </w:t>
+      </w:r>
+      <w:r>
+        <w:t xml:space="preserve">a</w:t>
+      </w:r>
+      <w:r>
+        <w:t xml:space="preserve"> </w:t>
+      </w:r>
+      <w:r>
+        <w:t xml:space="preserve">Neutral</w:t>
+      </w:r>
+      <w:r>
+        <w:t xml:space="preserve"> </w:t>
+      </w:r>
+      <w:r>
+        <w:t xml:space="preserve">Examination</w:t>
+      </w:r>
+      <w:r>
+        <w:t xml:space="preserve"> </w:t>
+      </w:r>
+      <w:r>
+        <w:t xml:space="preserve">of</w:t>
+      </w:r>
+      <w:r>
+        <w:t xml:space="preserve"> </w:t>
+      </w:r>
+      <w:r>
+        <w:t xml:space="preserve">F.M.V.’s</w:t>
+      </w:r>
+      <w:r>
+        <w:t xml:space="preserve"> </w:t>
+      </w:r>
+      <w:r>
+        <w:t xml:space="preserve">Statement</w:t>
+      </w:r>
+      <w:r>
+        <w:t xml:space="preserve"> </w:t>
+      </w:r>
+      <w:r>
+        <w:t xml:space="preserve">Outside</w:t>
+      </w:r>
+      <w:r>
+        <w:t xml:space="preserve"> </w:t>
+      </w:r>
+      <w:r>
+        <w:t xml:space="preserve">the</w:t>
+      </w:r>
+      <w:r>
+        <w:t xml:space="preserve"> </w:t>
+      </w:r>
+      <w:r>
+        <w:t xml:space="preserve">Physical</w:t>
+      </w:r>
+      <w:r>
+        <w:t xml:space="preserve"> </w:t>
+      </w:r>
+      <w:r>
+        <w:t xml:space="preserve">Presence</w:t>
+      </w:r>
+      <w:r>
+        <w:t xml:space="preserve"> </w:t>
+      </w:r>
+      <w:r>
+        <w:t xml:space="preserve">of</w:t>
+      </w:r>
+      <w:r>
+        <w:t xml:space="preserve"> </w:t>
+      </w:r>
+      <w:r>
+        <w:t xml:space="preserve">Law</w:t>
+      </w:r>
+      <w:r>
+        <w:t xml:space="preserve"> </w:t>
+      </w:r>
+      <w:r>
+        <w:t xml:space="preserve">Enforcement.</w:t>
+      </w:r>
+    </w:p>
+    <w:p>
+      <w:pPr>
+        <w:pStyle w:val="BodyText"/>
+      </w:pPr>
+      <w:r>
+        <w:t xml:space="preserve">The purpose of the procedures in Family Code Section 51.095 is to ensure that a magistrates examination of a child is “independent” of any law enforcement officer or prosecuting attorney.</w:t>
+      </w:r>
+      <w:r>
+        <w:t xml:space="preserve"> </w:t>
+      </w:r>
+      <w:r>
+        <w:rPr>
+          <w:i/>
+          <w:iCs/>
+        </w:rPr>
+        <w:t xml:space="preserve">See</w:t>
+      </w:r>
+      <w:r>
+        <w:t xml:space="preserve"> </w:t>
+      </w:r>
+      <w:r>
+        <w:t xml:space="preserve">Tex. Fam. Code § 51.095(D) (requiring that the magistrate certify that her examination of the child was “independent” of any law enforcement officer or prosecuting attorney). The trial court concluded that FMV received exactly that: an independent examination by a magistrate that accepted his statement outside the “presence” of law enforcement. (C.R. 146). The Appellate court concluded otherwise because “law enforcement officers were present, some of whom were armed, without any showing that their presence was necessary for the magistrate’s personal safety.”</w:t>
+      </w:r>
+      <w:r>
+        <w:t xml:space="preserve"> </w:t>
+      </w:r>
+      <w:r>
+        <w:rPr>
+          <w:i/>
+          <w:iCs/>
+        </w:rPr>
+        <w:t xml:space="preserve">In re F.M.V.</w:t>
+      </w:r>
+      <w:r>
+        <w:t xml:space="preserve">, No. 08</w:t>
+      </w:r>
+      <w:r>
+        <w:noBreakHyphen/>
+      </w:r>
+      <w:r>
+        <w:t xml:space="preserve">24</w:t>
+      </w:r>
+      <w:r>
+        <w:noBreakHyphen/>
+      </w:r>
+      <w:r>
+        <w:t xml:space="preserve">00077-CV, 2025 WL 2146682, at *11 (Tex. App.—El Paso July 29, 2025) (publication pending).</w:t>
+      </w:r>
+    </w:p>
+    <w:p>
+      <w:pPr>
+        <w:pStyle w:val="BodyText"/>
+      </w:pPr>
+      <w:r>
+        <w:t xml:space="preserve">But not only was F.M.V. repeatedly warned of his rights after his detention, the timeline of events demonstrates that both the Officers and the Magistrate strictly complied with all the requirements of § 51.095:</w:t>
+      </w:r>
+    </w:p>
+    <w:p>
+      <w:pPr>
+        <w:pStyle w:val="BodyText"/>
+      </w:pPr>
+      <w:r>
+        <w:rPr>
+          <w:b/>
+          <w:bCs/>
+        </w:rPr>
+        <w:t xml:space="preserve">3:22 pm: Magistrate Priddy reviews F.M.V.’s statement with him outside the presence of law enforcement and F.M.V. makes changes to his statement.</w:t>
+      </w:r>
+    </w:p>
+    <w:p>
+      <w:pPr>
+        <w:pStyle w:val="ListItem"/>
+      </w:pPr>
+      <w:r>
+        <w:t xml:space="preserve">•</w:t>
+      </w:r>
+      <w:r>
+        <w:tab/>
+      </w:r>
+      <w:r>
+        <w:t xml:space="preserve">Magistrate Priddy came outside to review the statement with F.M.V. (R.R. Vol. 1 at 60: 5</w:t>
+      </w:r>
+      <w:r>
+        <w:noBreakHyphen/>
+      </w:r>
+      <w:r>
+        <w:t xml:space="preserve">8). Magistrate Priddy signs a certification stating F.M.V. signed his statement with “no law enforcement or prosecuting attorney present.” (R.R. Vol. 1, State’s Exhibit 3).</w:t>
+      </w:r>
+    </w:p>
+    <w:p>
+      <w:pPr>
+        <w:pStyle w:val="ListItem"/>
+      </w:pPr>
+      <w:r>
+        <w:t xml:space="preserve">•</w:t>
+      </w:r>
+      <w:r>
+        <w:tab/>
+      </w:r>
+      <w:r>
+        <w:t xml:space="preserve">Detective Bastardo testified that he was approximately 30 feet from F.M.V.:</w:t>
+      </w:r>
+    </w:p>
+    <w:p>
+      <w:pPr>
+        <w:pStyle w:val="BlockText"/>
+      </w:pPr>
+      <w:r>
+        <w:t xml:space="preserve">A. Outside I’m about 30 feet away from them.</w:t>
+      </w:r>
+    </w:p>
+    <w:p>
+      <w:pPr>
+        <w:pStyle w:val="BlockText"/>
+      </w:pPr>
+      <w:r>
+        <w:t xml:space="preserve">Q. Okay</w:t>
+      </w:r>
+    </w:p>
+    <w:p>
+      <w:pPr>
+        <w:pStyle w:val="BlockText"/>
+      </w:pPr>
+      <w:r>
+        <w:t xml:space="preserve">A. But I’m – completely away from them.</w:t>
+      </w:r>
+    </w:p>
+    <w:p>
+      <w:pPr>
+        <w:pStyle w:val="BlockText"/>
+      </w:pPr>
+      <w:r>
+        <w:t xml:space="preserve">Q. You’re not part of the conversation unless the judge calls you?</w:t>
+      </w:r>
+    </w:p>
+    <w:p>
+      <w:pPr>
+        <w:pStyle w:val="BlockText"/>
+      </w:pPr>
+      <w:r>
+        <w:t xml:space="preserve">A. Correct.</w:t>
+      </w:r>
+    </w:p>
+    <w:p>
+      <w:pPr>
+        <w:pStyle w:val="BodyText"/>
+      </w:pPr>
+      <w:r>
+        <w:t xml:space="preserve">(R.R. Vol. 1 at 60: 11</w:t>
+      </w:r>
+      <w:r>
+        <w:noBreakHyphen/>
+      </w:r>
+      <w:r>
+        <w:t xml:space="preserve">16).</w:t>
+      </w:r>
+    </w:p>
+    <w:p>
+      <w:pPr>
+        <w:pStyle w:val="Heading2"/>
+        <w:spacing w:before="258" w:after="64" w:line="322" w:lineRule="exact"/>
+      </w:pPr>
+      <w:r>
+        <w:t xml:space="preserve">B.</w:t>
+      </w:r>
+      <w:r>
+        <w:t xml:space="preserve"> </w:t>
+      </w:r>
+      <w:r>
+        <w:t xml:space="preserve">Constructing</w:t>
+      </w:r>
+      <w:r>
+        <w:t xml:space="preserve"> </w:t>
+      </w:r>
+      <w:r>
+        <w:t xml:space="preserve">“presence”</w:t>
+      </w:r>
+      <w:r>
+        <w:t xml:space="preserve"> </w:t>
+      </w:r>
+      <w:r>
+        <w:t xml:space="preserve">under</w:t>
+      </w:r>
+      <w:r>
+        <w:t xml:space="preserve"> </w:t>
+      </w:r>
+      <w:r>
+        <w:t xml:space="preserve">§</w:t>
+      </w:r>
+      <w:r>
+        <w:t xml:space="preserve"> </w:t>
+      </w:r>
+      <w:r>
+        <w:t xml:space="preserve">51.095</w:t>
+      </w:r>
+      <w:r>
+        <w:t xml:space="preserve"> </w:t>
+      </w:r>
+      <w:r>
+        <w:t xml:space="preserve">of</w:t>
+      </w:r>
+      <w:r>
+        <w:t xml:space="preserve"> </w:t>
+      </w:r>
+      <w:r>
+        <w:t xml:space="preserve">the</w:t>
+      </w:r>
+      <w:r>
+        <w:t xml:space="preserve"> </w:t>
+      </w:r>
+      <w:r>
+        <w:t xml:space="preserve">Family</w:t>
+      </w:r>
+      <w:r>
+        <w:t xml:space="preserve"> </w:t>
+      </w:r>
+      <w:r>
+        <w:t xml:space="preserve">Code</w:t>
+      </w:r>
+      <w:r>
+        <w:t xml:space="preserve"> </w:t>
+      </w:r>
+      <w:r>
+        <w:t xml:space="preserve">to</w:t>
+      </w:r>
+      <w:r>
+        <w:t xml:space="preserve"> </w:t>
+      </w:r>
+      <w:r>
+        <w:t xml:space="preserve">mean</w:t>
+      </w:r>
+      <w:r>
+        <w:t xml:space="preserve"> </w:t>
+      </w:r>
+      <w:r>
+        <w:t xml:space="preserve">“line</w:t>
+      </w:r>
+      <w:r>
+        <w:t xml:space="preserve"> </w:t>
+      </w:r>
+      <w:r>
+        <w:t xml:space="preserve">of</w:t>
+      </w:r>
+      <w:r>
+        <w:t xml:space="preserve"> </w:t>
+      </w:r>
+      <w:r>
+        <w:t xml:space="preserve">sight”,</w:t>
+      </w:r>
+      <w:r>
+        <w:t xml:space="preserve"> </w:t>
+      </w:r>
+      <w:r>
+        <w:t xml:space="preserve">rather</w:t>
+      </w:r>
+      <w:r>
+        <w:t xml:space="preserve"> </w:t>
+      </w:r>
+      <w:r>
+        <w:t xml:space="preserve">than</w:t>
+      </w:r>
+      <w:r>
+        <w:t xml:space="preserve"> </w:t>
+      </w:r>
+      <w:r>
+        <w:t xml:space="preserve">“physical</w:t>
+      </w:r>
+      <w:r>
+        <w:t xml:space="preserve"> </w:t>
+      </w:r>
+      <w:r>
+        <w:t xml:space="preserve">presence”</w:t>
+      </w:r>
+      <w:r>
+        <w:t xml:space="preserve"> </w:t>
+      </w:r>
+      <w:r>
+        <w:t xml:space="preserve">creates</w:t>
+      </w:r>
+      <w:r>
+        <w:t xml:space="preserve"> </w:t>
+      </w:r>
+      <w:r>
+        <w:t xml:space="preserve">new</w:t>
+      </w:r>
+      <w:r>
+        <w:t xml:space="preserve"> </w:t>
+      </w:r>
+      <w:r>
+        <w:t xml:space="preserve">law</w:t>
+      </w:r>
+      <w:r>
+        <w:t xml:space="preserve"> </w:t>
+      </w:r>
+      <w:r>
+        <w:t xml:space="preserve">that</w:t>
+      </w:r>
+      <w:r>
+        <w:t xml:space="preserve"> </w:t>
+      </w:r>
+      <w:r>
+        <w:t xml:space="preserve">should</w:t>
+      </w:r>
+      <w:r>
+        <w:t xml:space="preserve"> </w:t>
+      </w:r>
+      <w:r>
+        <w:t xml:space="preserve">be</w:t>
+      </w:r>
+      <w:r>
+        <w:t xml:space="preserve"> </w:t>
+      </w:r>
+      <w:r>
+        <w:t xml:space="preserve">reviewed.</w:t>
+      </w:r>
+    </w:p>
+    <w:p>
+      <w:pPr>
+        <w:pStyle w:val="BodyText"/>
+      </w:pPr>
+      <w:r>
+        <w:t xml:space="preserve">Under Texas Family Code § 51.095, a child’s statement is admissible in evidence if the child received warnings from a Magistrate prior to making the statement, and the child signed the statement in the presence of a magistrate judge with no law enforcement officer or prosecuting attorney “present.” Tex. Fam. Code § 51.095(1), (1)⁠(B)⁠(i). But the statute does not squarely define law enforcement “presence,” and this Court has not yet taken up the issue. It should do so now.</w:t>
+      </w:r>
+    </w:p>
+    <w:p>
+      <w:pPr>
+        <w:pStyle w:val="Heading3"/>
+        <w:spacing w:before="258" w:after="64" w:line="322" w:lineRule="exact"/>
+      </w:pPr>
+      <w:r>
+        <w:t xml:space="preserve">1.</w:t>
+      </w:r>
+      <w:r>
+        <w:t xml:space="preserve"> </w:t>
+      </w:r>
+      <w:r>
+        <w:t xml:space="preserve">As</w:t>
+      </w:r>
+      <w:r>
+        <w:t xml:space="preserve"> </w:t>
+      </w:r>
+      <w:r>
+        <w:t xml:space="preserve">to</w:t>
+      </w:r>
+      <w:r>
+        <w:t xml:space="preserve"> </w:t>
+      </w:r>
+      <w:r>
+        <w:t xml:space="preserve">criminal</w:t>
+      </w:r>
+      <w:r>
+        <w:t xml:space="preserve"> </w:t>
+      </w:r>
+      <w:r>
+        <w:t xml:space="preserve">proceedings,</w:t>
+      </w:r>
+      <w:r>
+        <w:t xml:space="preserve"> </w:t>
+      </w:r>
+      <w:r>
+        <w:t xml:space="preserve">most</w:t>
+      </w:r>
+      <w:r>
+        <w:t xml:space="preserve"> </w:t>
+      </w:r>
+      <w:r>
+        <w:t xml:space="preserve">Texas</w:t>
+      </w:r>
+      <w:r>
+        <w:t xml:space="preserve"> </w:t>
+      </w:r>
+      <w:r>
+        <w:t xml:space="preserve">courts</w:t>
+      </w:r>
+      <w:r>
+        <w:t xml:space="preserve"> </w:t>
+      </w:r>
+      <w:r>
+        <w:t xml:space="preserve">interpret</w:t>
+      </w:r>
+      <w:r>
+        <w:t xml:space="preserve"> </w:t>
+      </w:r>
+      <w:r>
+        <w:t xml:space="preserve">“presence”</w:t>
+      </w:r>
+      <w:r>
+        <w:t xml:space="preserve"> </w:t>
+      </w:r>
+      <w:r>
+        <w:t xml:space="preserve">to</w:t>
+      </w:r>
+      <w:r>
+        <w:t xml:space="preserve"> </w:t>
+      </w:r>
+      <w:r>
+        <w:t xml:space="preserve">encompass</w:t>
+      </w:r>
+      <w:r>
+        <w:t xml:space="preserve"> </w:t>
+      </w:r>
+      <w:r>
+        <w:t xml:space="preserve">both</w:t>
+      </w:r>
+      <w:r>
+        <w:t xml:space="preserve"> </w:t>
+      </w:r>
+      <w:r>
+        <w:t xml:space="preserve">physical</w:t>
+      </w:r>
+      <w:r>
+        <w:t xml:space="preserve"> </w:t>
+      </w:r>
+      <w:r>
+        <w:t xml:space="preserve">and</w:t>
+      </w:r>
+      <w:r>
+        <w:t xml:space="preserve"> </w:t>
+      </w:r>
+      <w:r>
+        <w:t xml:space="preserve">sensory</w:t>
+      </w:r>
+      <w:r>
+        <w:t xml:space="preserve"> </w:t>
+      </w:r>
+      <w:r>
+        <w:t xml:space="preserve">proximity.</w:t>
+      </w:r>
+    </w:p>
+    <w:p>
+      <w:pPr>
+        <w:pStyle w:val="BodyText"/>
+      </w:pPr>
+      <w:r>
+        <w:t xml:space="preserve">In criminal contexts such as proceedings or sentencing, Texas courts have found “presence” to mean close physical proximity – within reach of the senses of sight and sound. Yet, here, the Eighth Court of Appeals concluded that “presence” in Family Code §51.095 means “in line of sight.”</w:t>
+      </w:r>
+      <w:r>
+        <w:t xml:space="preserve"> </w:t>
+      </w:r>
+      <w:r>
+        <w:rPr>
+          <w:i/>
+          <w:iCs/>
+        </w:rPr>
+        <w:t xml:space="preserve">In re F.M.V.</w:t>
+      </w:r>
+      <w:r>
+        <w:t xml:space="preserve">, 2025 WL 2146682 at *12. This holding does not square with existing caselaw in criminal matters.</w:t>
+      </w:r>
+    </w:p>
+    <w:p>
+      <w:pPr>
+        <w:pStyle w:val="Heading1"/>
+        <w:spacing w:before="258" w:after="64" w:line="322" w:lineRule="exact"/>
+      </w:pPr>
+      <w:r>
+        <w:t xml:space="preserve">CONCLUSION</w:t>
+      </w:r>
+      <w:r>
+        <w:t xml:space="preserve"> </w:t>
+      </w:r>
+      <w:r>
+        <w:t xml:space="preserve">AND</w:t>
+      </w:r>
+      <w:r>
+        <w:t xml:space="preserve"> </w:t>
+      </w:r>
+      <w:r>
+        <w:t xml:space="preserve">PRAYER</w:t>
+      </w:r>
+    </w:p>
+    <w:p>
+      <w:pPr>
+        <w:pStyle w:val="BodyKeep"/>
+      </w:pPr>
+      <w:r>
+        <w:t xml:space="preserve">There was understandable error below. This Court has never had the opportunity to address the meaning of “presence” in this section of the Family Code. But the Court should do so now. “Presence” should not be read in isolation to mean “line of site” or “constructive” presence. That reading does harm to the other three uses of “presence” in the statute. The trial court agreed: the juvenile was examined by the magistrate independently of the law enforcement officers 30 feet down the block. Yet the Court of Appeals failed to read the statute as a whole and consider its definition in light of the other four uses of “presence.” For all these reasons, Petitioner State of Texas prays that this court grant this Petition for Review, and after full briefing and oral argument, reverse and render judgment in favor of the State and affirm the judgment of the trial court.</w:t>
+      </w:r>
+    </w:p>
+    <w:p>
+      <w:pPr>
+        <w:keepNext/>
+        <w:keepLines/>
+        <w:spacing w:before="322" w:after="0" w:line="322" w:lineRule="exact"/>
+        <w:ind w:left="4680" w:firstLine="0"/>
+      </w:pPr>
+      <w:r>
+        <w:t xml:space="preserve">Respectfully submitted,</w:t>
+      </w:r>
+    </w:p>
+    <w:p>
+      <w:pPr>
+        <w:keepNext/>
+        <w:keepLines/>
+        <w:spacing w:before="322" w:after="0" w:line="322" w:lineRule="exact"/>
+        <w:ind w:left="4680" w:firstLine="0"/>
+      </w:pPr>
+      <w:r>
+        <w:t xml:space="preserve">CHRISTINA</w:t>
+      </w:r>
+      <w:r>
+        <w:t xml:space="preserve"> </w:t>
+      </w:r>
+      <w:r>
+        <w:t xml:space="preserve">SANCHEZ</w:t>
+      </w:r>
+    </w:p>
+    <w:p>
+      <w:pPr>
+        <w:keepNext/>
+        <w:keepLines/>
+        <w:spacing w:before="0" w:after="0" w:line="322" w:lineRule="exact"/>
+        <w:ind w:left="4680" w:firstLine="0"/>
+      </w:pPr>
+      <w:r>
+        <w:t xml:space="preserve">EL</w:t>
+      </w:r>
+      <w:r>
+        <w:t xml:space="preserve"> </w:t>
+      </w:r>
+      <w:r>
+        <w:t xml:space="preserve">PASO</w:t>
+      </w:r>
+      <w:r>
+        <w:t xml:space="preserve"> </w:t>
+      </w:r>
+      <w:r>
+        <w:t xml:space="preserve">COUNTY</w:t>
+      </w:r>
+    </w:p>
+    <w:p>
+      <w:pPr>
+        <w:keepNext/>
+        <w:keepLines/>
+        <w:spacing w:before="0" w:after="0" w:line="322" w:lineRule="exact"/>
+        <w:ind w:left="4680" w:firstLine="0"/>
+      </w:pPr>
+      <w:r>
+        <w:t xml:space="preserve">320</w:t>
+      </w:r>
+      <w:r>
+        <w:t xml:space="preserve"> </w:t>
+      </w:r>
+      <w:r>
+        <w:t xml:space="preserve">S.</w:t>
+      </w:r>
+      <w:r>
+        <w:t xml:space="preserve"> </w:t>
+      </w:r>
+      <w:r>
+        <w:t xml:space="preserve">Campbell</w:t>
+      </w:r>
+      <w:r>
+        <w:t xml:space="preserve"> </w:t>
+      </w:r>
+      <w:r>
+        <w:t xml:space="preserve">St,</w:t>
+      </w:r>
+      <w:r>
+        <w:t xml:space="preserve"> </w:t>
+      </w:r>
+      <w:r>
+        <w:t xml:space="preserve">Ste.</w:t>
+      </w:r>
+      <w:r>
+        <w:t xml:space="preserve"> </w:t>
+      </w:r>
+      <w:r>
+        <w:t xml:space="preserve">200</w:t>
+      </w:r>
+    </w:p>
+    <w:p>
+      <w:pPr>
+        <w:keepNext/>
+        <w:keepLines/>
+        <w:spacing w:before="0" w:after="0" w:line="322" w:lineRule="exact"/>
+        <w:ind w:left="4680" w:firstLine="0"/>
+      </w:pPr>
+      <w:r>
+        <w:t xml:space="preserve">El</w:t>
+      </w:r>
+      <w:r>
+        <w:t xml:space="preserve"> </w:t>
+      </w:r>
+      <w:r>
+        <w:t xml:space="preserve">Paso,</w:t>
+      </w:r>
+      <w:r>
+        <w:t xml:space="preserve"> </w:t>
+      </w:r>
+      <w:r>
+        <w:t xml:space="preserve">Texas</w:t>
+      </w:r>
+      <w:r>
+        <w:t xml:space="preserve"> </w:t>
+      </w:r>
+      <w:r>
+        <w:t xml:space="preserve">79901</w:t>
+      </w:r>
+    </w:p>
+    <w:p>
+      <w:pPr>
+        <w:keepNext/>
+        <w:keepLines/>
+        <w:spacing w:before="0" w:after="0" w:line="322" w:lineRule="exact"/>
+        <w:ind w:left="4680" w:firstLine="0"/>
+      </w:pPr>
+      <w:r>
+        <w:t xml:space="preserve">Tel:</w:t>
+      </w:r>
+      <w:r>
+        <w:t xml:space="preserve"> </w:t>
+      </w:r>
+      <w:r>
+        <w:t xml:space="preserve">(915)</w:t>
+      </w:r>
+      <w:r>
+        <w:t xml:space="preserve"> </w:t>
+      </w:r>
+      <w:r>
+        <w:t xml:space="preserve">273</w:t>
+        <w:noBreakHyphen/>
+        <w:t xml:space="preserve">3238</w:t>
+      </w:r>
+    </w:p>
+    <w:p>
+      <w:pPr>
+        <w:keepNext/>
+        <w:keepLines/>
+        <w:spacing w:before="0" w:after="0" w:line="322" w:lineRule="exact"/>
+        <w:ind w:left="4680" w:firstLine="0"/>
+      </w:pPr>
+      <w:r>
+        <w:t xml:space="preserve">Fax:</w:t>
+      </w:r>
+      <w:r>
+        <w:t xml:space="preserve"> </w:t>
+      </w:r>
+      <w:r>
+        <w:t xml:space="preserve">(915)</w:t>
+      </w:r>
+      <w:r>
+        <w:t xml:space="preserve"> </w:t>
+      </w:r>
+      <w:r>
+        <w:t xml:space="preserve">273</w:t>
+        <w:noBreakHyphen/>
+        <w:t xml:space="preserve">3277</w:t>
+      </w:r>
+    </w:p>
+    <w:p>
+      <w:pPr>
+        <w:keepNext/>
+        <w:keepLines/>
+        <w:spacing w:before="0" w:after="0" w:line="322" w:lineRule="exact"/>
+        <w:ind w:left="4680" w:firstLine="0"/>
+      </w:pPr>
+      <w:r>
+        <w:t xml:space="preserve">Email:</w:t>
+      </w:r>
+      <w:r>
+        <w:t xml:space="preserve"> </w:t>
+      </w:r>
+      <w:r>
+        <w:t xml:space="preserve">Am.frizzelle@epcountytx.gov</w:t>
+      </w:r>
+    </w:p>
+    <w:p>
+      <w:pPr>
+        <w:keepNext/>
+        <w:keepLines/>
+        <w:spacing w:before="322" w:after="0" w:line="322" w:lineRule="exact"/>
+        <w:ind w:left="4680" w:firstLine="0"/>
+      </w:pPr>
+      <w:r>
+        <w:t xml:space="preserve">By: /s/ Amanda Frizzelle</w:t>
+      </w:r>
+    </w:p>
+    <w:p>
+      <w:pPr>
+        <w:keepNext/>
+        <w:keepLines/>
+        <w:spacing w:before="0" w:after="0" w:line="322" w:lineRule="exact"/>
+        <w:ind w:left="4680" w:firstLine="0"/>
+      </w:pPr>
+      <w:r>
+        <w:t xml:space="preserve">AMANDA</w:t>
+      </w:r>
+      <w:r>
+        <w:t xml:space="preserve"> </w:t>
+      </w:r>
+      <w:r>
+        <w:t xml:space="preserve">D.</w:t>
+      </w:r>
+      <w:r>
+        <w:t xml:space="preserve"> </w:t>
+      </w:r>
+      <w:r>
+        <w:t xml:space="preserve">FRIZZELLE</w:t>
+      </w:r>
+    </w:p>
+    <w:p>
+      <w:pPr>
+        <w:keepNext/>
+        <w:keepLines/>
+        <w:spacing w:before="0" w:after="0" w:line="322" w:lineRule="exact"/>
+        <w:ind w:left="4680" w:firstLine="0"/>
+      </w:pPr>
+      <w:r>
+        <w:t xml:space="preserve">Assistant</w:t>
+      </w:r>
+      <w:r>
+        <w:t xml:space="preserve"> </w:t>
+      </w:r>
+      <w:r>
+        <w:t xml:space="preserve">County</w:t>
+      </w:r>
+      <w:r>
+        <w:t xml:space="preserve"> </w:t>
+      </w:r>
+      <w:r>
+        <w:t xml:space="preserve">Attorney</w:t>
+      </w:r>
+    </w:p>
+    <w:p>
+      <w:pPr>
+        <w:keepNext/>
+        <w:keepLines/>
+        <w:spacing w:before="0" w:after="0" w:line="322" w:lineRule="exact"/>
+        <w:ind w:left="4680" w:firstLine="0"/>
+      </w:pPr>
+      <w:r>
+        <w:t xml:space="preserve">Texas</w:t>
+      </w:r>
+      <w:r>
+        <w:t xml:space="preserve"> </w:t>
+      </w:r>
+      <w:r>
+        <w:t xml:space="preserve">Bar</w:t>
+      </w:r>
+      <w:r>
+        <w:t xml:space="preserve"> </w:t>
+      </w:r>
+      <w:r>
+        <w:t xml:space="preserve">No.</w:t>
+      </w:r>
+      <w:r>
+        <w:t xml:space="preserve"> </w:t>
+      </w:r>
+      <w:r>
+        <w:t xml:space="preserve">24105239</w:t>
+      </w:r>
+    </w:p>
+    <w:p>
+      <w:pPr>
+        <w:keepLines/>
+        <w:spacing w:before="322" w:after="0" w:line="322" w:lineRule="exact"/>
+        <w:ind w:left="4680" w:firstLine="0"/>
+      </w:pPr>
+      <w:r>
+        <w:rPr>
+          <w:i/>
+          <w:iCs/>
+        </w:rPr>
+        <w:t xml:space="preserve">Attorney</w:t>
+      </w:r>
+      <w:r>
+        <w:rPr>
+          <w:i/>
+          <w:iCs/>
+        </w:rPr>
+        <w:t xml:space="preserve"> </w:t>
+      </w:r>
+      <w:r>
+        <w:rPr>
+          <w:i/>
+          <w:iCs/>
+        </w:rPr>
+        <w:t xml:space="preserve">for</w:t>
+      </w:r>
+      <w:r>
+        <w:rPr>
+          <w:i/>
+          <w:iCs/>
+        </w:rPr>
+        <w:t xml:space="preserve"> </w:t>
+      </w:r>
+      <w:r>
+        <w:rPr>
+          <w:i/>
+          <w:iCs/>
+        </w:rPr>
+        <w:t xml:space="preserve">Petitioner</w:t>
+      </w:r>
+    </w:p>
+    <w:p>
+      <w:pPr>
+        <w:pStyle w:val="Heading1"/>
+        <w:spacing w:before="258" w:after="64" w:line="322" w:lineRule="exact"/>
+      </w:pPr>
+      <w:r>
+        <w:t xml:space="preserve">CERTIFICATE</w:t>
+      </w:r>
+      <w:r>
+        <w:t xml:space="preserve"> </w:t>
+      </w:r>
+      <w:r>
+        <w:t xml:space="preserve">OF</w:t>
+      </w:r>
+      <w:r>
+        <w:t xml:space="preserve"> </w:t>
+      </w:r>
+      <w:r>
+        <w:t xml:space="preserve">SERVICE</w:t>
+      </w:r>
+    </w:p>
+    <w:p>
+      <w:pPr>
+        <w:pStyle w:val="BodyText"/>
+      </w:pPr>
+      <w:r>
+        <w:t xml:space="preserve">I hereby certify that a true and correct copy of the foregoing document was sent to the attorney for the Appellant, Kelli Childress, 500 E. San Antonio, Room 501, El Paso, Texas 79901 via electronic mail at ReVargas@epcounty.com, on this 10th day of October 2025.</w:t>
+      </w:r>
+    </w:p>
+    <w:p>
+      <w:pPr>
+        <w:keepNext/>
+        <w:keepLines/>
+        <w:spacing w:before="322" w:after="0" w:line="322" w:lineRule="exact"/>
+        <w:ind w:left="4680" w:firstLine="0"/>
+      </w:pPr>
+      <w:r>
+        <w:t xml:space="preserve">/s/ Amanda Frizzelle</w:t>
+      </w:r>
+    </w:p>
+    <w:p>
+      <w:pPr>
+        <w:keepLines/>
+        <w:ind w:left="4680" w:firstLine="0"/>
+      </w:pPr>
+      <w:r>
+        <w:t xml:space="preserve">Amanda</w:t>
+      </w:r>
+      <w:r>
+        <w:t xml:space="preserve"> </w:t>
+      </w:r>
+      <w:r>
+        <w:t xml:space="preserve">Frizzelle</w:t>
+      </w:r>
+    </w:p>
+    <w:p>
+      <w:pPr>
+        <w:pStyle w:val="Heading1"/>
+        <w:spacing w:before="258" w:after="64" w:line="322" w:lineRule="exact"/>
+      </w:pPr>
+      <w:r>
+        <w:t xml:space="preserve">CERTIFICATE</w:t>
+      </w:r>
+      <w:r>
+        <w:t xml:space="preserve"> </w:t>
+      </w:r>
+      <w:r>
+        <w:t xml:space="preserve">OF</w:t>
+      </w:r>
+      <w:r>
+        <w:t xml:space="preserve"> </w:t>
+      </w:r>
+      <w:r>
+        <w:t xml:space="preserve">COMPLIANCE</w:t>
+      </w:r>
+    </w:p>
+    <w:p>
+      <w:pPr>
+        <w:pStyle w:val="BodyText"/>
+      </w:pPr>
+      <w:r>
+        <w:t xml:space="preserve">Pursuant to the Texas Rule of Appellate Procedure 9.4(i)⁠(1), (3), I hereby certify that this Appellate Brief contains 1,773 words. This is a computer-generated document using 14-point typeface for all text and 12-point footnotes.</w:t>
+      </w:r>
+    </w:p>
+    <w:p>
+      <w:pPr>
+        <w:keepNext/>
+        <w:keepLines/>
+        <w:spacing w:before="322" w:after="0" w:line="322" w:lineRule="exact"/>
+        <w:ind w:left="4680" w:firstLine="0"/>
+      </w:pPr>
+      <w:r>
+        <w:t xml:space="preserve">/s/ Amanda Frizzelle</w:t>
+      </w:r>
+    </w:p>
+    <w:p>
+      <w:pPr>
+        <w:keepLines/>
+        <w:ind w:left="4680" w:firstLine="0"/>
+      </w:pPr>
+      <w:r>
+        <w:t xml:space="preserve">Amanda</w:t>
+      </w:r>
+      <w:r>
+        <w:t xml:space="preserve"> </w:t>
+      </w:r>
+      <w:r>
+        <w:t xml:space="preserve">Frizzelle</w:t>
+      </w:r>
+    </w:p>
+    <w:p>
+      <w:pPr>
+        <w:pStyle w:val="Heading1"/>
+        <w:pageBreakBefore/>
+        <w:spacing w:before="0" w:after="64" w:line="322" w:lineRule="exact"/>
+      </w:pPr>
+      <w:r>
+        <w:t xml:space="preserve">APPENDIX</w:t>
+      </w:r>
+    </w:p>
+    <w:p>
+      <w:pPr>
+        <w:pStyle w:val="ListItem"/>
+      </w:pPr>
+      <w:r>
+        <w:t xml:space="preserve">1.</w:t>
+      </w:r>
+      <w:r>
+        <w:tab/>
+      </w:r>
+      <w:r>
+        <w:t xml:space="preserve">F.M.V. Court of Appeals Brief</w:t>
+      </w:r>
+    </w:p>
+    <w:p>
+      <w:pPr>
+        <w:pStyle w:val="ListItem"/>
+      </w:pPr>
+      <w:r>
+        <w:t xml:space="preserve">2.</w:t>
+      </w:r>
+      <w:r>
+        <w:tab/>
+      </w:r>
+      <w:r>
+        <w:t xml:space="preserve">May 2, 2025 Notice from 8th Court of Appeals: Case set for submission without oral argument</w:t>
+      </w:r>
+    </w:p>
+    <w:p>
+      <w:pPr>
+        <w:pStyle w:val="ListItem"/>
+      </w:pPr>
+      <w:r>
+        <w:t xml:space="preserve">3.</w:t>
+      </w:r>
+      <w:r>
+        <w:tab/>
+      </w:r>
+      <w:r>
+        <w:t xml:space="preserve">Trial Court Judgment</w:t>
+      </w:r>
+    </w:p>
+    <w:p>
+      <w:pPr>
+        <w:pStyle w:val="ListItem"/>
+      </w:pPr>
+      <w:r>
+        <w:t xml:space="preserve">4.</w:t>
+      </w:r>
+      <w:r>
+        <w:tab/>
+      </w:r>
+      <w:r>
+        <w:t xml:space="preserve">8th Court of Appeals Opinion</w:t>
+      </w:r>
+    </w:p>
+    <w:p>
+      <w:pPr>
+        <w:pStyle w:val="ListItem"/>
+      </w:pPr>
+      <w:r>
+        <w:t xml:space="preserve">5.</w:t>
+      </w:r>
+      <w:r>
+        <w:tab/>
+      </w:r>
+      <w:r>
+        <w:t xml:space="preserve">Rules and Statutes Cited</w:t>
       </w:r>
     </w:p>
     <w:sectPr>
-      <w:footerReference w:type="default" r:id="rId100"/>
+      <w:footerReference w:type="default" r:id="rIdTexFtr"/>
       <w:pgSz w:w="12240" w:h="15840"/>
-      <w:pgMar w:top="1440" w:right="1440" w:bottom="1440" w:left="1440" w:header="720" w:footer="720" w:gutter="0"/>
+      <w:pgMar w:top="1440" w:right="1440" w:bottom="1440" w:left="1440" w:header="720" w:footer="686" w:gutter="0"/>
       <w:pgNumType w:fmt="decimal" w:start="1"/>
     </w:sectPr>
   </w:body>
@@ -1033,7 +3801,7 @@
 <w:ftr xmlns:w="http://schemas.openxmlformats.org/wordprocessingml/2006/main" xmlns:r="http://schemas.openxmlformats.org/officeDocument/2006/relationships">
   <w:p>
     <w:pPr>
-      <w:pStyle w:val="Footer"/>
+      <w:spacing w:before="0" w:after="0" w:line="322" w:lineRule="exact"/>
       <w:jc w:val="center"/>
     </w:pPr>
     <w:r>
@@ -1071,7 +3839,318 @@
       </w:r>
     </w:p>
   </w:footnote>
+  <w:footnote w:id="9">
+    <w:p>
+      <w:pPr>
+        <w:pStyle w:val="FootnoteText"/>
+      </w:pPr>
+      <w:r>
+        <w:rPr>
+          <w:rStyle w:val="FootnoteReference"/>
+        </w:rPr>
+        <w:footnoteRef/>
+      </w:r>
+      <w:r>
+        <w:t xml:space="preserve"> </w:t>
+      </w:r>
+      <w:r>
+        <w:t xml:space="preserve">R.R. Vol. II at 160:1 and R.R. Vol. III at 54:24</w:t>
+      </w:r>
+      <w:r>
+        <w:noBreakHyphen/>
+      </w:r>
+      <w:r>
+        <w:t xml:space="preserve">55:6.</w:t>
+      </w:r>
+    </w:p>
+  </w:footnote>
+  <w:footnote w:id="10">
+    <w:p>
+      <w:pPr>
+        <w:pStyle w:val="FootnoteText"/>
+      </w:pPr>
+      <w:r>
+        <w:rPr>
+          <w:rStyle w:val="FootnoteReference"/>
+        </w:rPr>
+        <w:footnoteRef/>
+      </w:r>
+      <w:r>
+        <w:t xml:space="preserve"> </w:t>
+      </w:r>
+      <w:r>
+        <w:rPr>
+          <w:i/>
+          <w:iCs/>
+        </w:rPr>
+        <w:t xml:space="preserve">In re F.M.V.</w:t>
+      </w:r>
+      <w:r>
+        <w:t xml:space="preserve">, No. 08</w:t>
+      </w:r>
+      <w:r>
+        <w:noBreakHyphen/>
+      </w:r>
+      <w:r>
+        <w:t xml:space="preserve">24</w:t>
+      </w:r>
+      <w:r>
+        <w:noBreakHyphen/>
+      </w:r>
+      <w:r>
+        <w:t xml:space="preserve">00077-CV, 2025 WL 2146682, at *6 (Tex. App.—El Paso 2025, pet. filed).</w:t>
+      </w:r>
+    </w:p>
+  </w:footnote>
+  <w:footnote w:id="11">
+    <w:p>
+      <w:pPr>
+        <w:pStyle w:val="FootnoteText"/>
+      </w:pPr>
+      <w:r>
+        <w:rPr>
+          <w:rStyle w:val="FootnoteReference"/>
+        </w:rPr>
+        <w:footnoteRef/>
+      </w:r>
+      <w:r>
+        <w:t xml:space="preserve"> </w:t>
+      </w:r>
+      <w:r>
+        <w:rPr>
+          <w:i/>
+          <w:iCs/>
+        </w:rPr>
+        <w:t xml:space="preserve">Id.</w:t>
+      </w:r>
+    </w:p>
+  </w:footnote>
+  <w:footnote w:id="12">
+    <w:p>
+      <w:pPr>
+        <w:pStyle w:val="FootnoteText"/>
+      </w:pPr>
+      <w:r>
+        <w:rPr>
+          <w:rStyle w:val="FootnoteReference"/>
+        </w:rPr>
+        <w:footnoteRef/>
+      </w:r>
+      <w:r>
+        <w:t xml:space="preserve"> </w:t>
+      </w:r>
+      <w:r>
+        <w:t xml:space="preserve">R.R. Vol. III at 104.23</w:t>
+      </w:r>
+      <w:r>
+        <w:noBreakHyphen/>
+      </w:r>
+      <w:r>
+        <w:t xml:space="preserve">105:9.</w:t>
+      </w:r>
+    </w:p>
+  </w:footnote>
+  <w:footnote w:id="13">
+    <w:p>
+      <w:pPr>
+        <w:pStyle w:val="FootnoteText"/>
+      </w:pPr>
+      <w:r>
+        <w:rPr>
+          <w:rStyle w:val="FootnoteReference"/>
+        </w:rPr>
+        <w:footnoteRef/>
+      </w:r>
+      <w:r>
+        <w:t xml:space="preserve"> </w:t>
+      </w:r>
+      <w:r>
+        <w:t xml:space="preserve">R.R. Vol. III at 107:5</w:t>
+      </w:r>
+      <w:r>
+        <w:noBreakHyphen/>
+      </w:r>
+      <w:r>
+        <w:t xml:space="preserve">107:6.</w:t>
+      </w:r>
+    </w:p>
+  </w:footnote>
+  <w:footnote w:id="14">
+    <w:p>
+      <w:pPr>
+        <w:pStyle w:val="FootnoteText"/>
+      </w:pPr>
+      <w:r>
+        <w:rPr>
+          <w:rStyle w:val="FootnoteReference"/>
+        </w:rPr>
+        <w:footnoteRef/>
+      </w:r>
+      <w:r>
+        <w:t xml:space="preserve"> </w:t>
+      </w:r>
+      <w:r>
+        <w:t xml:space="preserve">R.R. Vol. I at 9:21</w:t>
+      </w:r>
+      <w:r>
+        <w:noBreakHyphen/>
+      </w:r>
+      <w:r>
+        <w:t xml:space="preserve">25.</w:t>
+      </w:r>
+    </w:p>
+  </w:footnote>
+  <w:footnote w:id="15">
+    <w:p>
+      <w:pPr>
+        <w:pStyle w:val="FootnoteText"/>
+      </w:pPr>
+      <w:r>
+        <w:rPr>
+          <w:rStyle w:val="FootnoteReference"/>
+        </w:rPr>
+        <w:footnoteRef/>
+      </w:r>
+      <w:r>
+        <w:t xml:space="preserve"> </w:t>
+      </w:r>
+      <w:r>
+        <w:t xml:space="preserve">R.R. Vol. III at 104:15.</w:t>
+      </w:r>
+    </w:p>
+  </w:footnote>
+  <w:footnote w:id="16">
+    <w:p>
+      <w:pPr>
+        <w:pStyle w:val="FootnoteText"/>
+      </w:pPr>
+      <w:r>
+        <w:rPr>
+          <w:rStyle w:val="FootnoteReference"/>
+        </w:rPr>
+        <w:footnoteRef/>
+      </w:r>
+      <w:r>
+        <w:t xml:space="preserve"> </w:t>
+      </w:r>
+      <w:r>
+        <w:rPr>
+          <w:i/>
+          <w:iCs/>
+        </w:rPr>
+        <w:t xml:space="preserve">In re F.M.V.</w:t>
+      </w:r>
+      <w:r>
+        <w:t xml:space="preserve">, No. 08</w:t>
+      </w:r>
+      <w:r>
+        <w:noBreakHyphen/>
+      </w:r>
+      <w:r>
+        <w:t xml:space="preserve">24</w:t>
+      </w:r>
+      <w:r>
+        <w:noBreakHyphen/>
+      </w:r>
+      <w:r>
+        <w:t xml:space="preserve">00077-CV, 2025 WL 2146682, at *10 (Tex. App.—El Paso 2025, pet. filed).</w:t>
+      </w:r>
+    </w:p>
+  </w:footnote>
 </w:footnotes>
+</file>
+
+<file path=word/ftr-add.xml><?xml version="1.0" encoding="utf-8"?>
+<w:ftr xmlns:w="http://schemas.openxmlformats.org/wordprocessingml/2006/main" xmlns:r="http://schemas.openxmlformats.org/officeDocument/2006/relationships">
+  <w:p>
+    <w:pPr>
+      <w:spacing w:before="0" w:after="0"/>
+      <w:jc w:val="center"/>
+    </w:pPr>
+    <w:r>
+      <w:t>Add-</w:t>
+    </w:r>
+    <w:r>
+      <w:fldChar w:fldCharType="begin"/>
+    </w:r>
+    <w:r>
+      <w:instrText xml:space="preserve"> PAGE </w:instrText>
+    </w:r>
+    <w:r>
+      <w:fldChar w:fldCharType="separate"/>
+    </w:r>
+    <w:r>
+      <w:t>1</w:t>
+    </w:r>
+    <w:r>
+      <w:fldChar w:fldCharType="end"/>
+    </w:r>
+  </w:p>
+</w:ftr>
+</file>
+
+<file path=word/ftr-none.xml><?xml version="1.0" encoding="utf-8"?>
+<w:ftr xmlns:w="http://schemas.openxmlformats.org/wordprocessingml/2006/main" xmlns:r="http://schemas.openxmlformats.org/officeDocument/2006/relationships">
+  <w:p>
+    <w:pPr>
+      <w:spacing w:before="0" w:after="0"/>
+      <w:jc w:val="center"/>
+    </w:pPr>
+  </w:p>
+</w:ftr>
+</file>
+
+<file path=word/ftr-own1.xml><?xml version="1.0" encoding="utf-8"?>
+<w:ftr xmlns:w="http://schemas.openxmlformats.org/wordprocessingml/2006/main" xmlns:r="http://schemas.openxmlformats.org/officeDocument/2006/relationships">
+  <w:p>
+    <w:pPr>
+      <w:spacing w:before="0" w:after="0" w:line="322" w:lineRule="exact"/>
+      <w:ind w:firstLine="0"/>
+      <w:jc w:val="center"/>
+    </w:pPr>
+    <w:r>
+      <w:fldChar w:fldCharType="begin"/>
+    </w:r>
+    <w:r>
+      <w:instrText xml:space="preserve"> PAGE </w:instrText>
+    </w:r>
+    <w:r>
+      <w:fldChar w:fldCharType="separate"/>
+    </w:r>
+    <w:r>
+      <w:t>1</w:t>
+    </w:r>
+    <w:r>
+      <w:fldChar w:fldCharType="end"/>
+    </w:r>
+  </w:p>
+</w:ftr>
+</file>
+
+<file path=word/ftr-page.xml><?xml version="1.0" encoding="utf-8"?>
+<w:ftr xmlns:w="http://schemas.openxmlformats.org/wordprocessingml/2006/main" xmlns:r="http://schemas.openxmlformats.org/officeDocument/2006/relationships">
+  <w:p>
+    <w:pPr>
+      <w:spacing w:before="0" w:after="0"/>
+      <w:jc w:val="center"/>
+    </w:pPr>
+    <w:r>
+      <w:fldChar w:fldCharType="begin"/>
+    </w:r>
+    <w:r>
+      <w:instrText xml:space="preserve"> PAGE </w:instrText>
+    </w:r>
+    <w:r>
+      <w:fldChar w:fldCharType="separate"/>
+    </w:r>
+    <w:r>
+      <w:t>1</w:t>
+    </w:r>
+    <w:r>
+      <w:fldChar w:fldCharType="end"/>
+    </w:r>
+  </w:p>
+</w:ftr>
 </file>
 
 <file path=word/numbering.xml><?xml version="1.0" encoding="utf-8"?>
@@ -1163,19 +4242,48 @@
   <w:docDefaults>
     <w:rPrDefault>
       <w:rPr>
-        <w:rFonts w:ascii="Liberation Serif" w:hAnsi="Liberation Serif" w:eastAsia="Liberation Serif" w:cs="Liberation Serif"/>
-        <w:sz w:val="24"/>
-        <w:szCs w:val="24"/>
+        <w:rFonts w:ascii="Times New Roman" w:hAnsi="Times New Roman" w:eastAsia="Times New Roman" w:cs="Times New Roman"/>
+        <w:sz w:val="28"/>
+        <w:szCs w:val="28"/>
         <w:lang w:val="en-US" w:eastAsia="zh-CN" w:bidi="ar-SA"/>
       </w:rPr>
     </w:rPrDefault>
     <w:pPrDefault>
       <w:pPr>
-        <w:spacing w:after="200"/>
+        <w:widowControl/>
+        <w:spacing w:after="0"/>
       </w:pPr>
     </w:pPrDefault>
   </w:docDefaults>
   <w:latentStyles w:defLockedState="0" w:defUIPriority="0" w:defSemiHidden="0" w:defUnhideWhenUsed="0" w:defQFormat="0" w:count="276"/>
+  <w:style w:type="paragraph" w:default="1" w:styleId="Normal">
+    <w:name w:val="Normal"/>
+    <w:qFormat/>
+  </w:style>
+  <w:style w:type="paragraph" w:styleId="BodyText">
+    <w:name w:val="Body Text"/>
+    <w:basedOn w:val="Normal"/>
+    <w:link w:val="BodyTextChar"/>
+    <w:qFormat/>
+    <w:pPr>
+      <w:spacing w:before="0" w:after="0" w:line="644" w:lineRule="exact"/>
+      <w:ind w:firstLine="720"/>
+    </w:pPr>
+  </w:style>
+  <w:style w:type="paragraph" w:customStyle="1" w:styleId="FirstParagraph">
+    <w:name w:val="First Paragraph"/>
+    <w:basedOn w:val="BodyText"/>
+    <w:next w:val="BodyText"/>
+    <w:qFormat/>
+  </w:style>
+  <w:style w:type="paragraph" w:customStyle="1" w:styleId="Compact">
+    <w:name w:val="Compact"/>
+    <w:basedOn w:val="BodyText"/>
+    <w:qFormat/>
+    <w:pPr>
+      <w:spacing w:before="36" w:after="36"/>
+    </w:pPr>
+  </w:style>
   <w:style w:type="paragraph" w:styleId="Title">
     <w:name w:val="Title"/>
     <w:basedOn w:val="Normal"/>
@@ -1190,7 +4298,7 @@
       <w:jc w:val="center"/>
     </w:pPr>
     <w:rPr>
-      <w:rFonts w:ascii="Liberation Serif" w:hAnsi="Liberation Serif" w:eastAsia="Liberation Serif" w:cs="Liberation Serif"/>
+      <w:rFonts w:asciiTheme="majorHAnsi" w:eastAsiaTheme="majorEastAsia" w:hAnsiTheme="majorHAnsi" w:cstheme="majorBidi"/>
       <w:sz w:val="56"/>
       <w:szCs w:val="56"/>
     </w:rPr>
@@ -1202,7 +4310,7 @@
     <w:uiPriority w:val="10"/>
     <w:rsid w:val="00A10FD9"/>
     <w:rPr>
-      <w:rFonts w:ascii="Liberation Serif" w:hAnsi="Liberation Serif" w:eastAsia="Liberation Serif" w:cs="Liberation Serif"/>
+      <w:rFonts w:asciiTheme="majorHAnsi" w:eastAsiaTheme="majorEastAsia" w:hAnsiTheme="majorHAnsi" w:cstheme="majorBidi"/>
       <w:sz w:val="56"/>
       <w:szCs w:val="56"/>
     </w:rPr>
@@ -1221,7 +4329,7 @@
       </w:numPr>
     </w:pPr>
     <w:rPr>
-      <w:rFonts w:ascii="Liberation Serif" w:hAnsi="Liberation Serif" w:eastAsia="Liberation Serif" w:cs="Liberation Serif"/>
+      <w:rFonts w:eastAsiaTheme="majorEastAsia" w:cstheme="majorBidi"/>
       <w:spacing w:val="15"/>
       <w:sz w:val="28"/>
       <w:szCs w:val="28"/>
@@ -1234,7 +4342,7 @@
     <w:uiPriority w:val="11"/>
     <w:rsid w:val="00A10FD9"/>
     <w:rPr>
-      <w:rFonts w:ascii="Liberation Serif" w:hAnsi="Liberation Serif" w:eastAsia="Liberation Serif" w:cs="Liberation Serif"/>
+      <w:rFonts w:eastAsiaTheme="majorEastAsia" w:cstheme="majorBidi"/>
       <w:color w:val="595959" w:themeColor="text1" w:themeTint="A6"/>
       <w:spacing w:val="15"/>
       <w:sz w:val="28"/>
@@ -1308,6 +4416,63 @@
     <w:qFormat/>
     <w:pPr/>
     <w:rPr/>
+  </w:style>
+  <w:style w:type="paragraph" w:styleId="Heading1">
+    <w:name w:val="heading 1"/>
+    <w:basedOn w:val="Normal"/>
+    <w:next w:val="BodyText"/>
+    <w:qFormat/>
+    <w:pPr>
+      <w:keepNext/>
+      <w:keepLines/>
+      <w:spacing w:before="258" w:after="64" w:line="322" w:lineRule="exact"/>
+      <w:ind w:firstLine="0"/>
+      <w:jc w:val="center"/>
+      <w:outlineLvl w:val="0"/>
+    </w:pPr>
+    <w:rPr>
+      <w:b/>
+      <w:bCs/>
+      <w:color w:val="000000"/>
+    </w:rPr>
+  </w:style>
+  <w:style w:type="paragraph" w:styleId="Heading2">
+    <w:name w:val="heading 2"/>
+    <w:basedOn w:val="Normal"/>
+    <w:next w:val="BodyText"/>
+    <w:qFormat/>
+    <w:pPr>
+      <w:keepNext/>
+      <w:keepLines/>
+      <w:spacing w:before="258" w:after="64" w:line="322" w:lineRule="exact"/>
+      <w:ind w:firstLine="0"/>
+      <w:outlineLvl w:val="1"/>
+    </w:pPr>
+    <w:rPr>
+      <w:b/>
+      <w:bCs/>
+      <w:color w:val="000000"/>
+    </w:rPr>
+  </w:style>
+  <w:style w:type="paragraph" w:styleId="Heading3">
+    <w:name w:val="heading 3"/>
+    <w:basedOn w:val="Normal"/>
+    <w:next w:val="BodyText"/>
+    <w:qFormat/>
+    <w:pPr>
+      <w:keepNext/>
+      <w:keepLines/>
+      <w:spacing w:before="258" w:after="64" w:line="322" w:lineRule="exact"/>
+      <w:ind w:left="720" w:firstLine="0"/>
+      <w:outlineLvl w:val="2"/>
+    </w:pPr>
+    <w:rPr>
+      <w:b/>
+      <w:bCs/>
+      <w:i/>
+      <w:iCs/>
+      <w:color w:val="000000"/>
+    </w:rPr>
   </w:style>
   <w:style w:type="paragraph" w:styleId="Heading4">
     <w:name w:val="heading 4"/>
@@ -1322,14 +4487,18 @@
     <w:pPr>
       <w:keepNext/>
       <w:keepLines/>
-      <w:spacing w:before="80" w:after="40"/>
+      <w:spacing w:before="258" w:after="64" w:line="322" w:lineRule="exact"/>
+      <w:ind w:firstLine="0"/>
       <w:outlineLvl w:val="3"/>
     </w:pPr>
     <w:rPr>
-      <w:rFonts w:ascii="Liberation Serif" w:hAnsi="Liberation Serif" w:eastAsia="Liberation Serif" w:cs="Liberation Serif"/>
+      <w:rFonts w:ascii="Times New Roman" w:hAnsi="Times New Roman" w:eastAsia="Times New Roman" w:cs="Times New Roman"/>
+      <w:b/>
+      <w:bCs/>
       <w:i/>
-      <w:iCs/>
-      <w:color w:val="0F4761" w:themeColor="accent1" w:themeShade="BF"/>
+      <w:color w:val="000000"/>
+      <w:sz w:val="28"/>
+      <w:szCs w:val="28"/>
     </w:rPr>
   </w:style>
   <w:style w:type="paragraph" w:styleId="Heading5">
@@ -1345,12 +4514,18 @@
     <w:pPr>
       <w:keepNext/>
       <w:keepLines/>
-      <w:spacing w:before="80" w:after="40"/>
+      <w:spacing w:before="258" w:after="64" w:line="322" w:lineRule="exact"/>
+      <w:ind w:firstLine="0"/>
       <w:outlineLvl w:val="4"/>
     </w:pPr>
     <w:rPr>
-      <w:rFonts w:ascii="Liberation Serif" w:hAnsi="Liberation Serif" w:eastAsia="Liberation Serif" w:cs="Liberation Serif"/>
-      <w:color w:val="0F4761" w:themeColor="accent1" w:themeShade="BF"/>
+      <w:rFonts w:ascii="Times New Roman" w:hAnsi="Times New Roman" w:eastAsia="Times New Roman" w:cs="Times New Roman"/>
+      <w:b/>
+      <w:bCs/>
+      <w:i/>
+      <w:color w:val="000000"/>
+      <w:sz w:val="28"/>
+      <w:szCs w:val="28"/>
     </w:rPr>
   </w:style>
   <w:style w:type="paragraph" w:styleId="Heading6">
@@ -1370,7 +4545,7 @@
       <w:outlineLvl w:val="5"/>
     </w:pPr>
     <w:rPr>
-      <w:rFonts w:ascii="Liberation Serif" w:hAnsi="Liberation Serif" w:eastAsia="Liberation Serif" w:cs="Liberation Serif"/>
+      <w:rFonts w:eastAsiaTheme="majorEastAsia" w:cstheme="majorBidi"/>
       <w:i/>
       <w:iCs/>
       <w:color w:val="595959" w:themeColor="text1" w:themeTint="A6"/>
@@ -1393,7 +4568,7 @@
       <w:outlineLvl w:val="6"/>
     </w:pPr>
     <w:rPr>
-      <w:rFonts w:ascii="Liberation Serif" w:hAnsi="Liberation Serif" w:eastAsia="Liberation Serif" w:cs="Liberation Serif"/>
+      <w:rFonts w:eastAsiaTheme="majorEastAsia" w:cstheme="majorBidi"/>
       <w:color w:val="595959" w:themeColor="text1" w:themeTint="A6"/>
     </w:rPr>
   </w:style>
@@ -1414,7 +4589,7 @@
       <w:outlineLvl w:val="7"/>
     </w:pPr>
     <w:rPr>
-      <w:rFonts w:ascii="Liberation Serif" w:hAnsi="Liberation Serif" w:eastAsia="Liberation Serif" w:cs="Liberation Serif"/>
+      <w:rFonts w:eastAsiaTheme="majorEastAsia" w:cstheme="majorBidi"/>
       <w:i/>
       <w:iCs/>
       <w:color w:val="272727" w:themeColor="text1" w:themeTint="D8"/>
@@ -1437,7 +4612,7 @@
       <w:outlineLvl w:val="8"/>
     </w:pPr>
     <w:rPr>
-      <w:rFonts w:ascii="Liberation Serif" w:hAnsi="Liberation Serif" w:eastAsia="Liberation Serif" w:cs="Liberation Serif"/>
+      <w:rFonts w:eastAsiaTheme="majorEastAsia" w:cstheme="majorBidi"/>
       <w:color w:val="272727" w:themeColor="text1" w:themeTint="D8"/>
     </w:rPr>
   </w:style>
@@ -1448,7 +4623,7 @@
     <w:uiPriority w:val="9"/>
     <w:rsid w:val="00A10FD9"/>
     <w:rPr>
-      <w:rFonts w:ascii="Liberation Serif" w:hAnsi="Liberation Serif" w:eastAsia="Liberation Serif" w:cs="Liberation Serif"/>
+      <w:rFonts w:asciiTheme="majorHAnsi" w:eastAsiaTheme="majorEastAsia" w:hAnsiTheme="majorHAnsi" w:cstheme="majorBidi"/>
       <w:color w:val="0F4761" w:themeColor="accent1" w:themeShade="BF"/>
       <w:sz w:val="40"/>
       <w:szCs w:val="40"/>
@@ -1462,7 +4637,7 @@
     <w:semiHidden/>
     <w:rsid w:val="00A10FD9"/>
     <w:rPr>
-      <w:rFonts w:ascii="Liberation Serif" w:hAnsi="Liberation Serif" w:eastAsia="Liberation Serif" w:cs="Liberation Serif"/>
+      <w:rFonts w:asciiTheme="majorHAnsi" w:eastAsiaTheme="majorEastAsia" w:hAnsiTheme="majorHAnsi" w:cstheme="majorBidi"/>
       <w:color w:val="0F4761" w:themeColor="accent1" w:themeShade="BF"/>
       <w:sz w:val="32"/>
       <w:szCs w:val="32"/>
@@ -1476,7 +4651,7 @@
     <w:semiHidden/>
     <w:rsid w:val="00A10FD9"/>
     <w:rPr>
-      <w:rFonts w:ascii="Liberation Serif" w:hAnsi="Liberation Serif" w:eastAsia="Liberation Serif" w:cs="Liberation Serif"/>
+      <w:rFonts w:eastAsiaTheme="majorEastAsia" w:cstheme="majorBidi"/>
       <w:color w:val="0F4761" w:themeColor="accent1" w:themeShade="BF"/>
       <w:sz w:val="28"/>
       <w:szCs w:val="28"/>
@@ -1490,7 +4665,7 @@
     <w:semiHidden/>
     <w:rsid w:val="00A10FD9"/>
     <w:rPr>
-      <w:rFonts w:ascii="Liberation Serif" w:hAnsi="Liberation Serif" w:eastAsia="Liberation Serif" w:cs="Liberation Serif"/>
+      <w:rFonts w:eastAsiaTheme="majorEastAsia" w:cstheme="majorBidi"/>
       <w:i/>
       <w:iCs/>
       <w:color w:val="0F4761" w:themeColor="accent1" w:themeShade="BF"/>
@@ -1504,7 +4679,7 @@
     <w:semiHidden/>
     <w:rsid w:val="00A10FD9"/>
     <w:rPr>
-      <w:rFonts w:ascii="Liberation Serif" w:hAnsi="Liberation Serif" w:eastAsia="Liberation Serif" w:cs="Liberation Serif"/>
+      <w:rFonts w:eastAsiaTheme="majorEastAsia" w:cstheme="majorBidi"/>
       <w:color w:val="0F4761" w:themeColor="accent1" w:themeShade="BF"/>
     </w:rPr>
   </w:style>
@@ -1516,7 +4691,7 @@
     <w:semiHidden/>
     <w:rsid w:val="00A10FD9"/>
     <w:rPr>
-      <w:rFonts w:ascii="Liberation Serif" w:hAnsi="Liberation Serif" w:eastAsia="Liberation Serif" w:cs="Liberation Serif"/>
+      <w:rFonts w:eastAsiaTheme="majorEastAsia" w:cstheme="majorBidi"/>
       <w:i/>
       <w:iCs/>
       <w:color w:val="595959" w:themeColor="text1" w:themeTint="A6"/>
@@ -1530,7 +4705,7 @@
     <w:semiHidden/>
     <w:rsid w:val="00A10FD9"/>
     <w:rPr>
-      <w:rFonts w:ascii="Liberation Serif" w:hAnsi="Liberation Serif" w:eastAsia="Liberation Serif" w:cs="Liberation Serif"/>
+      <w:rFonts w:eastAsiaTheme="majorEastAsia" w:cstheme="majorBidi"/>
       <w:color w:val="595959" w:themeColor="text1" w:themeTint="A6"/>
     </w:rPr>
   </w:style>
@@ -1542,7 +4717,7 @@
     <w:semiHidden/>
     <w:rsid w:val="00A10FD9"/>
     <w:rPr>
-      <w:rFonts w:ascii="Liberation Serif" w:hAnsi="Liberation Serif" w:eastAsia="Liberation Serif" w:cs="Liberation Serif"/>
+      <w:rFonts w:eastAsiaTheme="majorEastAsia" w:cstheme="majorBidi"/>
       <w:i/>
       <w:iCs/>
       <w:color w:val="272727" w:themeColor="text1" w:themeTint="D8"/>
@@ -1556,8 +4731,43 @@
     <w:semiHidden/>
     <w:rsid w:val="00A10FD9"/>
     <w:rPr>
-      <w:rFonts w:ascii="Liberation Serif" w:hAnsi="Liberation Serif" w:eastAsia="Liberation Serif" w:cs="Liberation Serif"/>
+      <w:rFonts w:eastAsiaTheme="majorEastAsia" w:cstheme="majorBidi"/>
       <w:color w:val="272727" w:themeColor="text1" w:themeTint="D8"/>
+    </w:rPr>
+  </w:style>
+  <w:style w:type="paragraph" w:customStyle="1" w:styleId="ListItem">
+    <w:name w:val="List Item"/>
+    <w:basedOn w:val="BodyText"/>
+    <w:qFormat/>
+    <w:pPr>
+      <w:spacing w:before="0" w:after="0" w:line="644" w:lineRule="exact"/>
+      <w:ind w:left="720" w:hanging="720"/>
+    </w:pPr>
+  </w:style>
+  <w:style w:type="paragraph" w:styleId="BlockText">
+    <w:name w:val="Block Text"/>
+    <w:basedOn w:val="Normal"/>
+    <w:next w:val="BodyText"/>
+    <w:qFormat/>
+    <w:pPr>
+      <w:spacing w:before="322" w:after="322" w:line="322" w:lineRule="exact"/>
+      <w:ind w:left="1440" w:right="1440" w:firstLine="0"/>
+    </w:pPr>
+  </w:style>
+  <w:style w:type="paragraph" w:styleId="FootnoteText">
+    <w:name w:val="Footnote Text"/>
+    <w:basedOn w:val="Normal"/>
+    <w:next w:val="FootnoteText"/>
+    <w:uiPriority w:val="9"/>
+    <w:unhideWhenUsed/>
+    <w:qFormat/>
+    <w:pPr>
+      <w:keepLines/>
+      <w:spacing w:before="0" w:after="140" w:line="276" w:lineRule="exact"/>
+    </w:pPr>
+    <w:rPr>
+      <w:sz w:val="24"/>
+      <w:szCs w:val="24"/>
     </w:rPr>
   </w:style>
   <w:style w:type="paragraph" w:styleId="FootnoteBlockText">
@@ -1568,8 +4778,8 @@
     <w:unhideWhenUsed/>
     <w:qFormat/>
     <w:pPr>
-      <w:spacing w:before="100" w:after="100"/>
-      <w:ind w:firstLine="0" w:left="480" w:right="480"/>
+      <w:spacing w:before="322" w:after="322"/>
+      <w:ind w:firstLine="0" w:left="720" w:right="720"/>
     </w:pPr>
   </w:style>
   <w:style w:type="character" w:default="1" w:styleId="DefaultParagraphFont">
@@ -1658,7 +4868,7 @@
     <w:name w:val="Verbatim Char"/>
     <w:basedOn w:val="BodyTextChar"/>
     <w:rPr>
-      <w:rFonts w:ascii="Liberation Serif" w:hAnsi="Liberation Serif" w:eastAsia="Liberation Serif" w:cs="Liberation Serif"/>
+      <w:rFonts w:ascii="Consolas" w:hAnsi="Consolas"/>
       <w:sz w:val="22"/>
     </w:rPr>
   </w:style>
@@ -1677,7 +4887,7 @@
     <w:name w:val="Hyperlink"/>
     <w:basedOn w:val="BodyTextChar"/>
     <w:rPr>
-      <w:color w:val="4F81BD" w:themeColor="accent1"/>
+      <w:color w:val="000000"/>
     </w:rPr>
   </w:style>
   <w:style w:type="paragraph" w:styleId="TOCHeading">
@@ -1692,332 +4902,37 @@
       <w:outlineLvl w:val="9"/>
     </w:pPr>
     <w:rPr>
-      <w:rFonts w:ascii="Liberation Serif" w:hAnsi="Liberation Serif" w:eastAsia="Liberation Serif" w:cs="Liberation Serif"/>
+      <w:rFonts w:asciiTheme="majorHAnsi" w:eastAsiaTheme="majorEastAsia" w:hAnsiTheme="majorHAnsi" w:cstheme="majorBidi"/>
       <w:b w:val="0"/>
       <w:bCs w:val="0"/>
       <w:color w:val="365F91" w:themeColor="accent1" w:themeShade="BF"/>
     </w:rPr>
   </w:style>
-  <w:style w:type="paragraph" w:default="1" w:styleId="Normal">
-    <w:name w:val="Normal"/>
-    <w:qFormat/>
-    <w:pPr>
-      <w:spacing w:before="0" w:after="0" w:line="240" w:lineRule="auto"/>
-    </w:pPr>
-    <w:rPr>
-      <w:rFonts w:ascii="Liberation Serif" w:hAnsi="Liberation Serif" w:eastAsia="Liberation Serif" w:cs="Liberation Serif"/>
-      <w:kern w:val="2"/>
-      <w:sz w:val="28"/>
-      <w:szCs w:val="28"/>
-    </w:rPr>
-  </w:style>
-  <w:style w:type="paragraph" w:customStyle="1" w:styleId="BodyBeforeHeading">
-    <w:name w:val="BodyBeforeHeading"/>
+  <w:style w:type="paragraph" w:customStyle="1" w:styleId="BodyTextNote">
+    <w:name w:val="Body Text Note"/>
     <w:basedOn w:val="BodyText"/>
     <w:qFormat/>
     <w:pPr>
-      <w:spacing w:before="0" w:after="460" w:line="644" w:lineRule="exact"/>
+      <w:widowControl w:val="0"/>
     </w:pPr>
   </w:style>
-  <w:style w:type="paragraph" w:customStyle="1" w:styleId="BodyBeforeHeadingFirst">
-    <w:name w:val="BodyBeforeHeadingFirst"/>
-    <w:basedOn w:val="FirstParagraph"/>
-    <w:qFormat/>
-    <w:pPr>
-      <w:spacing w:before="0" w:after="460" w:line="644" w:lineRule="exact"/>
-      <w:ind w:firstLine="0"/>
-    </w:pPr>
-  </w:style>
-  <w:style w:type="paragraph" w:customStyle="1" w:styleId="Gap460">
-    <w:name w:val="Gap 0.32 in"/>
-    <w:basedOn w:val="Normal"/>
-    <w:pPr>
-      <w:spacing w:before="0" w:after="0" w:line="460" w:lineRule="exact"/>
-    </w:pPr>
-  </w:style>
-  <w:style w:type="paragraph" w:styleId="BodyText">
-    <w:name w:val="Body Text"/>
-    <w:basedOn w:val="Normal"/>
-    <w:qFormat/>
-    <w:pPr>
-      <w:spacing w:before="0" w:after="0" w:line="644" w:lineRule="exact"/>
-      <w:ind w:firstLine="720"/>
-      <w:jc w:val="both"/>
-    </w:pPr>
-  </w:style>
-  <w:style w:type="paragraph" w:styleId="FirstParagraph">
-    <w:name w:val="First Paragraph"/>
+  <w:style w:type="paragraph" w:customStyle="1" w:styleId="BodyKeep">
+    <w:name w:val="Body Keep"/>
     <w:basedOn w:val="BodyText"/>
-    <w:next w:val="BodyText"/>
-    <w:qFormat/>
-    <w:pPr>
-      <w:ind w:firstLine="0"/>
-    </w:pPr>
-  </w:style>
-  <w:style w:type="paragraph" w:styleId="Compact">
-    <w:name w:val="Compact"/>
-    <w:basedOn w:val="BodyText"/>
-    <w:qFormat/>
-    <w:pPr>
-      <w:spacing w:before="0" w:after="0" w:line="644" w:lineRule="exact"/>
-    </w:pPr>
-  </w:style>
-  <w:style w:type="paragraph" w:styleId="Heading1">
-    <w:name w:val="heading 1"/>
-    <w:basedOn w:val="Normal"/>
-    <w:next w:val="BodyText"/>
     <w:qFormat/>
     <w:pPr>
       <w:keepNext/>
       <w:keepLines/>
-      <w:spacing w:before="0" w:after="460" w:line="324" w:lineRule="exact"/>
-      <w:ind w:firstLine="0"/>
-      <w:jc w:val="center"/>
-      <w:outlineLvl w:val="0"/>
     </w:pPr>
-    <w:rPr>
-      <w:b/>
-      <w:bCs/>
-      <w:color w:val="000000"/>
-      <w:sz w:val="32"/>
-      <w:szCs w:val="32"/>
-    </w:rPr>
-  </w:style>
-  <w:style w:type="paragraph" w:styleId="Heading2">
-    <w:name w:val="heading 2"/>
-    <w:basedOn w:val="Normal"/>
-    <w:next w:val="BodyText"/>
-    <w:qFormat/>
-    <w:pPr>
-      <w:keepNext/>
-      <w:keepLines/>
-      <w:spacing w:before="0" w:after="460" w:line="324" w:lineRule="exact"/>
-      <w:ind w:left="0" w:firstLine="0"/>
-      <w:jc w:val="left"/>
-      <w:outlineLvl w:val="1"/>
-    </w:pPr>
-    <w:rPr>
-      <w:b/>
-      <w:bCs/>
-      <w:color w:val="000000"/>
-      <w:sz w:val="32"/>
-      <w:szCs w:val="32"/>
-    </w:rPr>
-  </w:style>
-  <w:style w:type="paragraph" w:styleId="Heading3">
-    <w:name w:val="heading 3"/>
-    <w:basedOn w:val="Normal"/>
-    <w:next w:val="BodyText"/>
-    <w:qFormat/>
-    <w:pPr>
-      <w:keepNext/>
-      <w:keepLines/>
-      <w:spacing w:before="460" w:after="460" w:line="324" w:lineRule="exact"/>
-      <w:ind w:left="0" w:firstLine="0"/>
-      <w:jc w:val="left"/>
-      <w:outlineLvl w:val="2"/>
-    </w:pPr>
-    <w:rPr>
-      <w:b/>
-      <w:bCs/>
-      <w:i/>
-      <w:iCs/>
-      <w:color w:val="000000"/>
-      <w:sz w:val="32"/>
-      <w:szCs w:val="32"/>
-    </w:rPr>
-  </w:style>
-  <w:style w:type="paragraph" w:styleId="BlockText">
-    <w:name w:val="Block Text"/>
+  </w:style>
+  <w:style w:type="paragraph" w:customStyle="1" w:styleId="Identity">
+    <w:name w:val="Identity"/>
     <w:basedOn w:val="Normal"/>
     <w:qFormat/>
     <w:pPr>
-      <w:spacing w:before="0" w:after="460" w:line="324" w:lineRule="exact"/>
-      <w:ind w:left="1440" w:right="1440" w:firstLine="0"/>
-      <w:jc w:val="both"/>
-    </w:pPr>
-  </w:style>
-  <w:style w:type="paragraph" w:styleId="FootnoteText">
-    <w:name w:val="footnote text"/>
-    <w:basedOn w:val="Normal"/>
-    <w:pPr>
-      <w:spacing w:before="0" w:after="120" w:line="240" w:lineRule="auto"/>
-      <w:ind w:firstLine="0"/>
-      <w:jc w:val="both"/>
-    </w:pPr>
-    <w:rPr>
-      <w:sz w:val="28"/>
-      <w:szCs w:val="28"/>
-    </w:rPr>
-  </w:style>
-  <w:style w:type="paragraph" w:styleId="Footer">
-    <w:name w:val="footer"/>
-    <w:basedOn w:val="Normal"/>
-    <w:pPr>
-      <w:tabs>
-        <w:tab w:val="center" w:pos="4680"/>
-        <w:tab w:val="right" w:pos="9360"/>
-      </w:tabs>
-      <w:spacing w:before="0" w:after="0" w:line="240" w:lineRule="auto"/>
-      <w:ind w:firstLine="0"/>
-      <w:jc w:val="center"/>
-    </w:pPr>
-  </w:style>
-  <w:style w:type="paragraph" w:customStyle="1" w:styleId="Centered">
-    <w:name w:val="Centered"/>
-    <w:basedOn w:val="Normal"/>
-    <w:qFormat/>
-    <w:pPr>
-      <w:spacing w:before="0" w:after="0" w:line="324" w:lineRule="exact"/>
-      <w:ind w:firstLine="0"/>
-      <w:jc w:val="center"/>
-    </w:pPr>
-  </w:style>
-  <w:style w:type="paragraph" w:customStyle="1" w:styleId="CenteredHeading">
-    <w:name w:val="Centered Heading"/>
-    <w:basedOn w:val="Centered"/>
-    <w:qFormat/>
-    <w:pPr>
-      <w:keepNext/>
-      <w:spacing w:before="0" w:after="460" w:line="324" w:lineRule="exact"/>
-    </w:pPr>
-    <w:rPr>
-      <w:b/>
-      <w:bCs/>
-    </w:rPr>
-  </w:style>
-  <w:style w:type="paragraph" w:customStyle="1" w:styleId="CoverTitle">
-    <w:name w:val="Cover Title"/>
-    <w:basedOn w:val="Centered"/>
-    <w:qFormat/>
-    <w:pPr>
-      <w:pBdr>
-        <w:top w:val="single" w:sz="6" w:space="14" w:color="000000"/>
-        <w:bottom w:val="single" w:sz="6" w:space="14" w:color="000000"/>
-      </w:pBdr>
-      <w:spacing w:before="0" w:after="0" w:line="324" w:lineRule="exact"/>
-    </w:pPr>
-    <w:rPr>
-      <w:b/>
-      <w:bCs/>
-    </w:rPr>
-  </w:style>
-  <w:style w:type="paragraph" w:customStyle="1" w:styleId="CounselFrame">
-    <w:name w:val="Counsel Frame"/>
-    <w:basedOn w:val="Counsel"/>
-    <w:qFormat/>
-    <w:pPr>
-      <w:spacing w:before="0" w:after="0" w:line="324" w:lineRule="exact"/>
-      <w:jc w:val="left"/>
-    </w:pPr>
-  </w:style>
-  <w:style w:type="paragraph" w:customStyle="1" w:styleId="Gap648">
-    <w:name w:val="Gap 0.45 in"/>
-    <w:basedOn w:val="Normal"/>
-    <w:pPr>
-      <w:spacing w:before="0" w:after="0" w:line="648" w:lineRule="exact"/>
-    </w:pPr>
-  </w:style>
-  <w:style w:type="paragraph" w:customStyle="1" w:styleId="Gap504">
-    <w:name w:val="Gap 0.35 in"/>
-    <w:basedOn w:val="Normal"/>
-    <w:pPr>
-      <w:spacing w:before="0" w:after="0" w:line="504" w:lineRule="exact"/>
-    </w:pPr>
-  </w:style>
-  <w:style w:type="paragraph" w:customStyle="1" w:styleId="Gap288">
-    <w:name w:val="Gap 0.2 in"/>
-    <w:basedOn w:val="Normal"/>
-    <w:pPr>
-      <w:spacing w:before="0" w:after="0" w:line="288" w:lineRule="exact"/>
-    </w:pPr>
-  </w:style>
-  <w:style w:type="paragraph" w:customStyle="1" w:styleId="Single">
-    <w:name w:val="Single"/>
-    <w:basedOn w:val="Normal"/>
-    <w:qFormat/>
-    <w:pPr>
-      <w:spacing w:before="0" w:after="252" w:line="324" w:lineRule="exact"/>
-      <w:ind w:firstLine="0"/>
-      <w:jc w:val="left"/>
-    </w:pPr>
-  </w:style>
-  <w:style w:type="paragraph" w:customStyle="1" w:styleId="Counsel">
-    <w:name w:val="Counsel"/>
-    <w:basedOn w:val="Centered"/>
-    <w:qFormat/>
-    <w:pPr>
-      <w:spacing w:before="0" w:after="0" w:line="324" w:lineRule="exact"/>
-      <w:jc w:val="left"/>
-    </w:pPr>
-  </w:style>
-  <w:style w:type="paragraph" w:styleId="TOC1">
-    <w:name w:val="toc 1"/>
-    <w:basedOn w:val="Normal"/>
-    <w:next w:val="Normal"/>
-    <w:uiPriority w:val="39"/>
-    <w:pPr>
-      <w:keepLines/>
-      <w:tabs>
-        <w:tab w:val="right" w:leader="dot" w:pos="9360"/>
-      </w:tabs>
-      <w:spacing w:before="200" w:after="0" w:line="324" w:lineRule="exact"/>
-      <w:ind w:left="0" w:firstLine="0"/>
-      <w:jc w:val="left"/>
-    </w:pPr>
-  </w:style>
-  <w:style w:type="paragraph" w:styleId="TOC2">
-    <w:name w:val="toc 2"/>
-    <w:basedOn w:val="TOC1"/>
-    <w:next w:val="Normal"/>
-    <w:uiPriority w:val="39"/>
-    <w:pPr>
-      <w:tabs>
-        <w:tab w:val="right" w:leader="dot" w:pos="9360"/>
-      </w:tabs>
-      <w:spacing w:before="200" w:after="0" w:line="324" w:lineRule="exact"/>
-      <w:ind w:left="720" w:firstLine="0"/>
-    </w:pPr>
-  </w:style>
-  <w:style w:type="paragraph" w:customStyle="1" w:styleId="AuthorityGroup">
-    <w:name w:val="Authority Group"/>
-    <w:basedOn w:val="Normal"/>
-    <w:qFormat/>
-    <w:pPr>
-      <w:keepNext/>
-      <w:spacing w:before="460" w:after="252" w:line="324" w:lineRule="exact"/>
-      <w:ind w:firstLine="0"/>
-      <w:jc w:val="left"/>
-    </w:pPr>
-    <w:rPr>
-      <w:b/>
-      <w:bCs/>
-    </w:rPr>
-  </w:style>
-  <w:style w:type="paragraph" w:customStyle="1" w:styleId="AuthorityEntry">
-    <w:name w:val="Authority Entry"/>
-    <w:basedOn w:val="Normal"/>
-    <w:qFormat/>
-    <w:pPr>
-      <w:tabs>
-        <w:tab w:val="right" w:leader="dot" w:pos="9360"/>
-      </w:tabs>
-      <w:spacing w:before="140" w:after="0" w:line="324" w:lineRule="exact"/>
-      <w:ind w:left="0" w:firstLine="0"/>
-      <w:jc w:val="left"/>
-    </w:pPr>
-  </w:style>
-  <w:style w:type="paragraph" w:customStyle="1" w:styleId="SectionBreak">
-    <w:name w:val="Section Break"/>
-    <w:basedOn w:val="Normal"/>
-    <w:pPr>
-      <w:spacing w:before="0" w:after="0" w:line="20" w:lineRule="exact"/>
+      <w:spacing w:before="0" w:after="160" w:line="322" w:lineRule="exact"/>
       <w:ind w:firstLine="0"/>
     </w:pPr>
-    <w:rPr>
-      <w:sz w:val="2"/>
-      <w:szCs w:val="2"/>
-    </w:rPr>
   </w:style>
   <w:style w:type="paragraph" w:customStyle="1" w:styleId="SourceCode">
     <w:name w:val="Source Code"/>

--- a/courts/fifth-circuit/texas/state/supreme-court/petition-for-review/usage/OUTPUT-petition-for-review.docx
+++ b/courts/fifth-circuit/texas/state/supreme-court/petition-for-review/usage/OUTPUT-petition-for-review.docx
@@ -9,7 +9,13 @@
         <w:jc w:val="center"/>
       </w:pPr>
       <w:r>
-        <w:t xml:space="preserve">No. 25</w:t>
+        <w:t xml:space="preserve">No.</w:t>
+      </w:r>
+      <w:r>
+        <w:t xml:space="preserve"> </w:t>
+      </w:r>
+      <w:r>
+        <w:t xml:space="preserve">25</w:t>
         <w:noBreakHyphen/>
         <w:t xml:space="preserve">0792</w:t>
       </w:r>
@@ -25,7 +31,77 @@
           <w:b/>
           <w:bCs/>
         </w:rPr>
-        <w:t xml:space="preserve">IN THE SUPREME COURT OF TEXAS</w:t>
+        <w:t xml:space="preserve">IN</w:t>
+      </w:r>
+      <w:r>
+        <w:rPr>
+          <w:b/>
+          <w:bCs/>
+        </w:rPr>
+        <w:t xml:space="preserve"> </w:t>
+      </w:r>
+      <w:r>
+        <w:rPr>
+          <w:b/>
+          <w:bCs/>
+        </w:rPr>
+        <w:t xml:space="preserve">THE</w:t>
+      </w:r>
+      <w:r>
+        <w:rPr>
+          <w:b/>
+          <w:bCs/>
+        </w:rPr>
+        <w:t xml:space="preserve"> </w:t>
+      </w:r>
+      <w:r>
+        <w:rPr>
+          <w:b/>
+          <w:bCs/>
+        </w:rPr>
+        <w:t xml:space="preserve">SUPREME</w:t>
+      </w:r>
+      <w:r>
+        <w:rPr>
+          <w:b/>
+          <w:bCs/>
+        </w:rPr>
+        <w:t xml:space="preserve"> </w:t>
+      </w:r>
+      <w:r>
+        <w:rPr>
+          <w:b/>
+          <w:bCs/>
+        </w:rPr>
+        <w:t xml:space="preserve">COURT</w:t>
+      </w:r>
+      <w:r>
+        <w:rPr>
+          <w:b/>
+          <w:bCs/>
+        </w:rPr>
+        <w:t xml:space="preserve"> </w:t>
+      </w:r>
+      <w:r>
+        <w:rPr>
+          <w:b/>
+          <w:bCs/>
+        </w:rPr>
+        <w:t xml:space="preserve">OF</w:t>
+      </w:r>
+      <w:r>
+        <w:rPr>
+          <w:b/>
+          <w:bCs/>
+        </w:rPr>
+        <w:t xml:space="preserve"> </w:t>
+      </w:r>
+      <w:r>
+        <w:rPr>
+          <w:b/>
+          <w:bCs/>
+        </w:rPr>
+        <w:t xml:space="preserve">TEXAS</w:t>
       </w:r>
     </w:p>
     <w:p>
@@ -285,10 +361,14 @@
     <w:p>
       <w:pPr>
         <w:pBdr>
-          <w:top w:val="single" w:sz="6" w:space="14" w:color="000000"/>
-          <w:bottom w:val="single" w:sz="6" w:space="14" w:color="000000"/>
+          <w:top w:val="single" w:sz="6" w:space="0" w:color="000000"/>
         </w:pBdr>
-        <w:spacing w:before="504" w:after="0" w:line="322" w:lineRule="exact"/>
+        <w:spacing w:before="504" w:after="0" w:line="1" w:lineRule="exact"/>
+      </w:pPr>
+    </w:p>
+    <w:p>
+      <w:pPr>
+        <w:spacing w:before="280" w:after="280" w:line="322" w:lineRule="exact"/>
         <w:ind w:left="0" w:firstLine="0"/>
         <w:jc w:val="center"/>
       </w:pPr>
@@ -330,7 +410,19 @@
     </w:p>
     <w:p>
       <w:pPr>
-        <w:framePr w:w="9360" w:hSpace="0" w:wrap="around" w:vAnchor="margin" w:hAnchor="margin" w:yAlign="bottom"/>
+        <w:pBdr>
+          <w:top w:val="single" w:sz="6" w:space="0" w:color="000000"/>
+        </w:pBdr>
+        <w:spacing w:before="0" w:after="0" w:line="1" w:lineRule="exact"/>
+      </w:pPr>
+    </w:p>
+    <w:p>
+      <w:pPr>
+        <w:spacing w:before="0" w:after="0" w:line="3715" w:lineRule="exact"/>
+      </w:pPr>
+    </w:p>
+    <w:p>
+      <w:pPr>
         <w:spacing w:before="0" w:after="0" w:line="322" w:lineRule="exact"/>
         <w:ind w:left="0" w:firstLine="0"/>
         <w:jc w:val="left"/>
@@ -353,7 +445,6 @@
     </w:p>
     <w:p>
       <w:pPr>
-        <w:framePr w:w="9360" w:hSpace="0" w:wrap="around" w:vAnchor="margin" w:hAnchor="margin" w:yAlign="bottom"/>
         <w:spacing w:before="0" w:after="0" w:line="322" w:lineRule="exact"/>
         <w:ind w:left="0" w:firstLine="0"/>
         <w:jc w:val="left"/>
@@ -376,7 +467,6 @@
     </w:p>
     <w:p>
       <w:pPr>
-        <w:framePr w:w="9360" w:hSpace="0" w:wrap="around" w:vAnchor="margin" w:hAnchor="margin" w:yAlign="bottom"/>
         <w:spacing w:before="0" w:after="0" w:line="322" w:lineRule="exact"/>
         <w:ind w:left="0" w:firstLine="0"/>
         <w:jc w:val="left"/>
@@ -417,7 +507,6 @@
     </w:p>
     <w:p>
       <w:pPr>
-        <w:framePr w:w="9360" w:hSpace="0" w:wrap="around" w:vAnchor="margin" w:hAnchor="margin" w:yAlign="bottom"/>
         <w:spacing w:before="0" w:after="0" w:line="322" w:lineRule="exact"/>
         <w:ind w:left="0" w:firstLine="0"/>
         <w:jc w:val="left"/>
@@ -446,7 +535,6 @@
     </w:p>
     <w:p>
       <w:pPr>
-        <w:framePr w:w="9360" w:hSpace="0" w:wrap="around" w:vAnchor="margin" w:hAnchor="margin" w:yAlign="bottom"/>
         <w:spacing w:before="0" w:after="0" w:line="322" w:lineRule="exact"/>
         <w:ind w:left="0" w:firstLine="0"/>
         <w:jc w:val="left"/>
@@ -471,7 +559,6 @@
     </w:p>
     <w:p>
       <w:pPr>
-        <w:framePr w:w="9360" w:hSpace="0" w:wrap="around" w:vAnchor="margin" w:hAnchor="margin" w:yAlign="bottom"/>
         <w:spacing w:before="0" w:after="0" w:line="322" w:lineRule="exact"/>
         <w:ind w:left="0" w:firstLine="0"/>
         <w:jc w:val="left"/>
@@ -482,18 +569,34 @@
     </w:p>
     <w:p>
       <w:pPr>
-        <w:framePr w:w="9360" w:hSpace="0" w:wrap="around" w:vAnchor="margin" w:hAnchor="margin" w:yAlign="bottom"/>
         <w:spacing w:before="0" w:after="0" w:line="322" w:lineRule="exact"/>
         <w:ind w:left="0" w:firstLine="0"/>
         <w:jc w:val="left"/>
       </w:pPr>
       <w:r>
-        <w:t xml:space="preserve">Texas Bar No. 24105239</w:t>
-      </w:r>
-    </w:p>
-    <w:p>
-      <w:pPr>
-        <w:framePr w:w="9360" w:hSpace="0" w:wrap="around" w:vAnchor="margin" w:hAnchor="margin" w:yAlign="bottom"/>
+        <w:t xml:space="preserve">Texas</w:t>
+      </w:r>
+      <w:r>
+        <w:t xml:space="preserve"> </w:t>
+      </w:r>
+      <w:r>
+        <w:t xml:space="preserve">Bar</w:t>
+      </w:r>
+      <w:r>
+        <w:t xml:space="preserve"> </w:t>
+      </w:r>
+      <w:r>
+        <w:t xml:space="preserve">No.</w:t>
+      </w:r>
+      <w:r>
+        <w:t xml:space="preserve"> </w:t>
+      </w:r>
+      <w:r>
+        <w:t xml:space="preserve">24105239</w:t>
+      </w:r>
+    </w:p>
+    <w:p>
+      <w:pPr>
         <w:spacing w:before="432" w:after="0" w:line="322" w:lineRule="exact"/>
         <w:ind w:left="0" w:firstLine="0"/>
         <w:jc w:val="left"/>
@@ -516,50 +619,90 @@
     </w:p>
     <w:p>
       <w:pPr>
-        <w:spacing w:before="0" w:after="0" w:line="20" w:lineRule="exact"/>
+        <w:spacing w:before="0" w:after="0" w:line="1" w:lineRule="exact"/>
         <w:sectPr>
-          <w:footerReference w:type="default" r:id="rIdFtrNone"/>
+          <w:footerReference w:type="default" r:id="rIdXdNone"/>
           <w:pgSz w:w="12240" w:h="15840"/>
           <w:pgMar w:top="1440" w:right="1440" w:bottom="1440" w:left="1440" w:header="720" w:footer="686" w:gutter="0"/>
+          <w:pgNumType w:fmt="lowerRoman" w:start="1"/>
         </w:sectPr>
       </w:pPr>
     </w:p>
     <w:p>
       <w:pPr>
-        <w:pStyle w:val="Heading1"/>
-        <w:spacing w:before="0" w:after="160" w:line="322" w:lineRule="exact"/>
-      </w:pPr>
-      <w:r>
+        <w:keepNext/>
+        <w:keepLines/>
+        <w:spacing w:before="0" w:after="64" w:line="322" w:lineRule="exact"/>
+        <w:ind w:left="0" w:firstLine="0"/>
+        <w:jc w:val="center"/>
+      </w:pPr>
+      <w:r>
+        <w:rPr>
+          <w:b/>
+          <w:bCs/>
+        </w:rPr>
         <w:t xml:space="preserve">IDENTITIES</w:t>
       </w:r>
       <w:r>
-        <w:t xml:space="preserve"> </w:t>
-      </w:r>
-      <w:r>
+        <w:rPr>
+          <w:b/>
+          <w:bCs/>
+        </w:rPr>
+        <w:t xml:space="preserve"> </w:t>
+      </w:r>
+      <w:r>
+        <w:rPr>
+          <w:b/>
+          <w:bCs/>
+        </w:rPr>
         <w:t xml:space="preserve">OF</w:t>
       </w:r>
       <w:r>
-        <w:t xml:space="preserve"> </w:t>
-      </w:r>
-      <w:r>
+        <w:rPr>
+          <w:b/>
+          <w:bCs/>
+        </w:rPr>
+        <w:t xml:space="preserve"> </w:t>
+      </w:r>
+      <w:r>
+        <w:rPr>
+          <w:b/>
+          <w:bCs/>
+        </w:rPr>
         <w:t xml:space="preserve">PARTIES</w:t>
       </w:r>
       <w:r>
-        <w:t xml:space="preserve"> </w:t>
-      </w:r>
-      <w:r>
+        <w:rPr>
+          <w:b/>
+          <w:bCs/>
+        </w:rPr>
+        <w:t xml:space="preserve"> </w:t>
+      </w:r>
+      <w:r>
+        <w:rPr>
+          <w:b/>
+          <w:bCs/>
+        </w:rPr>
         <w:t xml:space="preserve">AND</w:t>
       </w:r>
       <w:r>
-        <w:t xml:space="preserve"> </w:t>
-      </w:r>
-      <w:r>
+        <w:rPr>
+          <w:b/>
+          <w:bCs/>
+        </w:rPr>
+        <w:t xml:space="preserve"> </w:t>
+      </w:r>
+      <w:r>
+        <w:rPr>
+          <w:b/>
+          <w:bCs/>
+        </w:rPr>
         <w:t xml:space="preserve">COUNSEL</w:t>
       </w:r>
     </w:p>
     <w:p>
       <w:pPr>
-        <w:pStyle w:val="Identity"/>
+        <w:pStyle w:val="BodyText"/>
       </w:pPr>
       <w:r>
         <w:t xml:space="preserve">Trial Court Judge: Hon. Yahara Lisa Gutierrez, Judge, 65th District Court, 500 E. San Antonio, Suite 1105, El Paso, TX 79901.</w:t>
@@ -567,7 +710,7 @@
     </w:p>
     <w:p>
       <w:pPr>
-        <w:pStyle w:val="Identity"/>
+        <w:pStyle w:val="BodyText"/>
       </w:pPr>
       <w:r>
         <w:t xml:space="preserve">Respondent/​Appellee F.M.V. represented by: Kelli Childress, Public Defender; Rene Alberto Vargas, Deputy Public Defender; Todd Morten, Deputy Public Defender; 500 E. San Antonio Avenue, Suite 501, El Paso, Texas 79901.</w:t>
@@ -575,7 +718,7 @@
     </w:p>
     <w:p>
       <w:pPr>
-        <w:pStyle w:val="Identity"/>
+        <w:pStyle w:val="BodyText"/>
       </w:pPr>
       <w:r>
         <w:t xml:space="preserve">Petitioner/​Appellant, the State of Texas, et al., represented by: Christina Sanchez, County Attorney; Katrina Ayala, Assistant County Attorney; April Galvan, Assistant County Attorney; Christina Sanchez, County Attorney, Appellate Counsel; Kevin McCary, Assistant County Attorney, Appellate Counsel; Amanda D. Frizzelle, Assistant County Attorney, Appellate Counsel; 320 S. Campbell Street, Suite 200, El Paso, Texas 79901.</w:t>
@@ -583,7 +726,7 @@
     </w:p>
     <w:p>
       <w:pPr>
-        <w:pStyle w:val="Identity"/>
+        <w:pStyle w:val="BodyText"/>
       </w:pPr>
       <w:r>
         <w:t xml:space="preserve">Record references: Reporter’s Record = R.R. + Page + Line No. (“ln”); Clerk’s Record = C.R. + Page.</w:t>
@@ -591,12 +734,52 @@
     </w:p>
     <w:p>
       <w:pPr>
-        <w:pStyle w:val="Heading1"/>
         <w:pageBreakBefore/>
+        <w:spacing w:before="0" w:after="0" w:line="1" w:lineRule="exact"/>
+      </w:pPr>
+    </w:p>
+    <w:p>
+      <w:pPr>
+        <w:keepNext/>
+        <w:keepLines/>
         <w:spacing w:before="0" w:after="64" w:line="322" w:lineRule="exact"/>
-      </w:pPr>
-      <w:r>
-        <w:t xml:space="preserve">TABLE OF CONTENTS</w:t>
+        <w:ind w:left="0" w:firstLine="0"/>
+        <w:jc w:val="center"/>
+      </w:pPr>
+      <w:r>
+        <w:rPr>
+          <w:b/>
+          <w:bCs/>
+        </w:rPr>
+        <w:t xml:space="preserve">TABLE</w:t>
+      </w:r>
+      <w:r>
+        <w:rPr>
+          <w:b/>
+          <w:bCs/>
+        </w:rPr>
+        <w:t xml:space="preserve"> </w:t>
+      </w:r>
+      <w:r>
+        <w:rPr>
+          <w:b/>
+          <w:bCs/>
+        </w:rPr>
+        <w:t xml:space="preserve">OF</w:t>
+      </w:r>
+      <w:r>
+        <w:rPr>
+          <w:b/>
+          <w:bCs/>
+        </w:rPr>
+        <w:t xml:space="preserve"> </w:t>
+      </w:r>
+      <w:r>
+        <w:rPr>
+          <w:b/>
+          <w:bCs/>
+        </w:rPr>
+        <w:t xml:space="preserve">CONTENTS</w:t>
       </w:r>
     </w:p>
     <w:p>
@@ -642,7 +825,7 @@
         <w:tab/>
       </w:r>
       <w:r>
-        <w:t xml:space="preserve">ii</w:t>
+        <w:t xml:space="preserve">iii</w:t>
       </w:r>
     </w:p>
     <w:p>
@@ -655,7 +838,25 @@
         <w:ind w:left="0" w:right="720" w:firstLine="0"/>
       </w:pPr>
       <w:r>
-        <w:t xml:space="preserve">INDEX OF AUTHORITIES</w:t>
+        <w:t xml:space="preserve">STATEMENT</w:t>
+      </w:r>
+      <w:r>
+        <w:t xml:space="preserve"> </w:t>
+      </w:r>
+      <w:r>
+        <w:t xml:space="preserve">OF</w:t>
+      </w:r>
+      <w:r>
+        <w:t xml:space="preserve"> </w:t>
+      </w:r>
+      <w:r>
+        <w:t xml:space="preserve">THE</w:t>
+      </w:r>
+      <w:r>
+        <w:t xml:space="preserve"> </w:t>
+      </w:r>
+      <w:r>
+        <w:t xml:space="preserve">CASE</w:t>
       </w:r>
       <w:r>
         <w:t xml:space="preserve">   </w:t>
@@ -664,7 +865,7 @@
         <w:tab/>
       </w:r>
       <w:r>
-        <w:t xml:space="preserve">iv</w:t>
+        <w:t xml:space="preserve">1</w:t>
       </w:r>
     </w:p>
     <w:p>
@@ -689,13 +890,7 @@
         <w:t xml:space="preserve"> </w:t>
       </w:r>
       <w:r>
-        <w:t xml:space="preserve">THE</w:t>
-      </w:r>
-      <w:r>
-        <w:t xml:space="preserve"> </w:t>
-      </w:r>
-      <w:r>
-        <w:t xml:space="preserve">CASE</w:t>
+        <w:t xml:space="preserve">JURISDICTION</w:t>
       </w:r>
       <w:r>
         <w:t xml:space="preserve">   </w:t>
@@ -704,7 +899,7 @@
         <w:tab/>
       </w:r>
       <w:r>
-        <w:t xml:space="preserve">1</w:t>
+        <w:t xml:space="preserve">2</w:t>
       </w:r>
     </w:p>
     <w:p>
@@ -717,19 +912,13 @@
         <w:ind w:left="0" w:right="720" w:firstLine="0"/>
       </w:pPr>
       <w:r>
-        <w:t xml:space="preserve">STATEMENT</w:t>
-      </w:r>
-      <w:r>
-        <w:t xml:space="preserve"> </w:t>
-      </w:r>
-      <w:r>
-        <w:t xml:space="preserve">OF</w:t>
-      </w:r>
-      <w:r>
-        <w:t xml:space="preserve"> </w:t>
-      </w:r>
-      <w:r>
-        <w:t xml:space="preserve">JURISDICTION</w:t>
+        <w:t xml:space="preserve">ISSUE</w:t>
+      </w:r>
+      <w:r>
+        <w:t xml:space="preserve"> </w:t>
+      </w:r>
+      <w:r>
+        <w:t xml:space="preserve">PRESENTED</w:t>
       </w:r>
       <w:r>
         <w:t xml:space="preserve">   </w:t>
@@ -738,7 +927,7 @@
         <w:tab/>
       </w:r>
       <w:r>
-        <w:t xml:space="preserve">2</w:t>
+        <w:t xml:space="preserve">3</w:t>
       </w:r>
     </w:p>
     <w:p>
@@ -751,13 +940,19 @@
         <w:ind w:left="0" w:right="720" w:firstLine="0"/>
       </w:pPr>
       <w:r>
-        <w:t xml:space="preserve">ISSUE</w:t>
-      </w:r>
-      <w:r>
-        <w:t xml:space="preserve"> </w:t>
-      </w:r>
-      <w:r>
-        <w:t xml:space="preserve">PRESENTED</w:t>
+        <w:t xml:space="preserve">STATEMENT</w:t>
+      </w:r>
+      <w:r>
+        <w:t xml:space="preserve"> </w:t>
+      </w:r>
+      <w:r>
+        <w:t xml:space="preserve">OF</w:t>
+      </w:r>
+      <w:r>
+        <w:t xml:space="preserve"> </w:t>
+      </w:r>
+      <w:r>
+        <w:t xml:space="preserve">FACTS</w:t>
       </w:r>
       <w:r>
         <w:t xml:space="preserve">   </w:t>
@@ -767,6 +962,126 @@
       </w:r>
       <w:r>
         <w:t xml:space="preserve">3</w:t>
+      </w:r>
+    </w:p>
+    <w:p>
+      <w:pPr>
+        <w:keepLines/>
+        <w:tabs>
+          <w:tab w:val="right" w:leader="dot" w:pos="9360"/>
+        </w:tabs>
+        <w:spacing w:before="160" w:after="0" w:line="322" w:lineRule="exact"/>
+        <w:ind w:left="720" w:right="720" w:firstLine="0"/>
+      </w:pPr>
+      <w:r>
+        <w:t xml:space="preserve">A.</w:t>
+      </w:r>
+      <w:r>
+        <w:t xml:space="preserve"> </w:t>
+      </w:r>
+      <w:r>
+        <w:t xml:space="preserve">The</w:t>
+      </w:r>
+      <w:r>
+        <w:t xml:space="preserve"> </w:t>
+      </w:r>
+      <w:r>
+        <w:t xml:space="preserve">Shooting</w:t>
+      </w:r>
+      <w:r>
+        <w:t xml:space="preserve">   </w:t>
+      </w:r>
+      <w:r>
+        <w:tab/>
+      </w:r>
+      <w:r>
+        <w:t xml:space="preserve">3</w:t>
+      </w:r>
+    </w:p>
+    <w:p>
+      <w:pPr>
+        <w:keepLines/>
+        <w:tabs>
+          <w:tab w:val="right" w:leader="dot" w:pos="9360"/>
+        </w:tabs>
+        <w:spacing w:before="160" w:after="0" w:line="322" w:lineRule="exact"/>
+        <w:ind w:left="720" w:right="720" w:firstLine="0"/>
+      </w:pPr>
+      <w:r>
+        <w:t xml:space="preserve">B.</w:t>
+      </w:r>
+      <w:r>
+        <w:t xml:space="preserve"> </w:t>
+      </w:r>
+      <w:r>
+        <w:t xml:space="preserve">F.M.V.’s</w:t>
+      </w:r>
+      <w:r>
+        <w:t xml:space="preserve"> </w:t>
+      </w:r>
+      <w:r>
+        <w:t xml:space="preserve">Detention</w:t>
+      </w:r>
+      <w:r>
+        <w:t xml:space="preserve"> </w:t>
+      </w:r>
+      <w:r>
+        <w:t xml:space="preserve">and</w:t>
+      </w:r>
+      <w:r>
+        <w:t xml:space="preserve"> </w:t>
+      </w:r>
+      <w:r>
+        <w:t xml:space="preserve">Magistration.</w:t>
+      </w:r>
+      <w:r>
+        <w:t xml:space="preserve">   </w:t>
+      </w:r>
+      <w:r>
+        <w:tab/>
+      </w:r>
+      <w:r>
+        <w:t xml:space="preserve">4</w:t>
+      </w:r>
+    </w:p>
+    <w:p>
+      <w:pPr>
+        <w:keepLines/>
+        <w:tabs>
+          <w:tab w:val="right" w:leader="dot" w:pos="9360"/>
+        </w:tabs>
+        <w:spacing w:before="160" w:after="0" w:line="322" w:lineRule="exact"/>
+        <w:ind w:left="720" w:right="720" w:firstLine="0"/>
+      </w:pPr>
+      <w:r>
+        <w:t xml:space="preserve">C.</w:t>
+      </w:r>
+      <w:r>
+        <w:t xml:space="preserve"> </w:t>
+      </w:r>
+      <w:r>
+        <w:t xml:space="preserve">Trial</w:t>
+      </w:r>
+      <w:r>
+        <w:t xml:space="preserve"> </w:t>
+      </w:r>
+      <w:r>
+        <w:t xml:space="preserve">and</w:t>
+      </w:r>
+      <w:r>
+        <w:t xml:space="preserve"> </w:t>
+      </w:r>
+      <w:r>
+        <w:t xml:space="preserve">Disposition.</w:t>
+      </w:r>
+      <w:r>
+        <w:t xml:space="preserve">   </w:t>
+      </w:r>
+      <w:r>
+        <w:tab/>
+      </w:r>
+      <w:r>
+        <w:t xml:space="preserve">5</w:t>
       </w:r>
     </w:p>
     <w:p>
@@ -779,7 +1094,19 @@
         <w:ind w:left="0" w:right="720" w:firstLine="0"/>
       </w:pPr>
       <w:r>
-        <w:t xml:space="preserve">STATEMENT</w:t>
+        <w:t xml:space="preserve">INTRODUCTION</w:t>
+      </w:r>
+      <w:r>
+        <w:t xml:space="preserve"> </w:t>
+      </w:r>
+      <w:r>
+        <w:t xml:space="preserve">AND</w:t>
+      </w:r>
+      <w:r>
+        <w:t xml:space="preserve"> </w:t>
+      </w:r>
+      <w:r>
+        <w:t xml:space="preserve">SUMMARY</w:t>
       </w:r>
       <w:r>
         <w:t xml:space="preserve"> </w:t>
@@ -791,7 +1118,13 @@
         <w:t xml:space="preserve"> </w:t>
       </w:r>
       <w:r>
-        <w:t xml:space="preserve">FACTS</w:t>
+        <w:t xml:space="preserve">THE</w:t>
+      </w:r>
+      <w:r>
+        <w:t xml:space="preserve"> </w:t>
+      </w:r>
+      <w:r>
+        <w:t xml:space="preserve">ARGUMENT</w:t>
       </w:r>
       <w:r>
         <w:t xml:space="preserve">   </w:t>
@@ -800,7 +1133,29 @@
         <w:tab/>
       </w:r>
       <w:r>
-        <w:t xml:space="preserve">3</w:t>
+        <w:t xml:space="preserve">6</w:t>
+      </w:r>
+    </w:p>
+    <w:p>
+      <w:pPr>
+        <w:keepLines/>
+        <w:tabs>
+          <w:tab w:val="right" w:leader="dot" w:pos="9360"/>
+        </w:tabs>
+        <w:spacing w:before="160" w:after="0" w:line="322" w:lineRule="exact"/>
+        <w:ind w:left="0" w:right="720" w:firstLine="0"/>
+      </w:pPr>
+      <w:r>
+        <w:t xml:space="preserve">ARGUMENT</w:t>
+      </w:r>
+      <w:r>
+        <w:t xml:space="preserve">   </w:t>
+      </w:r>
+      <w:r>
+        <w:tab/>
+      </w:r>
+      <w:r>
+        <w:t xml:space="preserve">8</w:t>
       </w:r>
     </w:p>
     <w:p>
@@ -825,7 +1180,91 @@
         <w:t xml:space="preserve"> </w:t>
       </w:r>
       <w:r>
-        <w:t xml:space="preserve">Shooting</w:t>
+        <w:t xml:space="preserve">Magistrate</w:t>
+      </w:r>
+      <w:r>
+        <w:t xml:space="preserve"> </w:t>
+      </w:r>
+      <w:r>
+        <w:t xml:space="preserve">Provided</w:t>
+      </w:r>
+      <w:r>
+        <w:t xml:space="preserve"> </w:t>
+      </w:r>
+      <w:r>
+        <w:t xml:space="preserve">a</w:t>
+      </w:r>
+      <w:r>
+        <w:t xml:space="preserve"> </w:t>
+      </w:r>
+      <w:r>
+        <w:t xml:space="preserve">Neutral</w:t>
+      </w:r>
+      <w:r>
+        <w:t xml:space="preserve"> </w:t>
+      </w:r>
+      <w:r>
+        <w:t xml:space="preserve">Examination</w:t>
+      </w:r>
+      <w:r>
+        <w:t xml:space="preserve"> </w:t>
+      </w:r>
+      <w:r>
+        <w:t xml:space="preserve">of</w:t>
+      </w:r>
+      <w:r>
+        <w:t xml:space="preserve"> </w:t>
+      </w:r>
+      <w:r>
+        <w:t xml:space="preserve">F.M.V.’s</w:t>
+      </w:r>
+      <w:r>
+        <w:t xml:space="preserve"> </w:t>
+      </w:r>
+      <w:r>
+        <w:t xml:space="preserve">Statement</w:t>
+      </w:r>
+      <w:r>
+        <w:t xml:space="preserve"> </w:t>
+      </w:r>
+      <w:r>
+        <w:t xml:space="preserve">Outside</w:t>
+      </w:r>
+      <w:r>
+        <w:t xml:space="preserve"> </w:t>
+      </w:r>
+      <w:r>
+        <w:t xml:space="preserve">the</w:t>
+      </w:r>
+      <w:r>
+        <w:t xml:space="preserve"> </w:t>
+      </w:r>
+      <w:r>
+        <w:t xml:space="preserve">Physical</w:t>
+      </w:r>
+      <w:r>
+        <w:t xml:space="preserve"> </w:t>
+      </w:r>
+      <w:r>
+        <w:t xml:space="preserve">Presence</w:t>
+      </w:r>
+      <w:r>
+        <w:t xml:space="preserve"> </w:t>
+      </w:r>
+      <w:r>
+        <w:t xml:space="preserve">of</w:t>
+      </w:r>
+      <w:r>
+        <w:t xml:space="preserve"> </w:t>
+      </w:r>
+      <w:r>
+        <w:t xml:space="preserve">Law</w:t>
+      </w:r>
+      <w:r>
+        <w:t xml:space="preserve"> </w:t>
+      </w:r>
+      <w:r>
+        <w:t xml:space="preserve">Enforcement.</w:t>
       </w:r>
       <w:r>
         <w:t xml:space="preserve">   </w:t>
@@ -834,7 +1273,7 @@
         <w:tab/>
       </w:r>
       <w:r>
-        <w:t xml:space="preserve">3</w:t>
+        <w:t xml:space="preserve">8</w:t>
       </w:r>
     </w:p>
     <w:p>
@@ -853,25 +1292,151 @@
         <w:t xml:space="preserve"> </w:t>
       </w:r>
       <w:r>
-        <w:t xml:space="preserve">F.M.V.’s</w:t>
-      </w:r>
-      <w:r>
-        <w:t xml:space="preserve"> </w:t>
-      </w:r>
-      <w:r>
-        <w:t xml:space="preserve">Detention</w:t>
-      </w:r>
-      <w:r>
-        <w:t xml:space="preserve"> </w:t>
-      </w:r>
-      <w:r>
-        <w:t xml:space="preserve">and</w:t>
-      </w:r>
-      <w:r>
-        <w:t xml:space="preserve"> </w:t>
-      </w:r>
-      <w:r>
-        <w:t xml:space="preserve">Magistration.</w:t>
+        <w:t xml:space="preserve">Constructing</w:t>
+      </w:r>
+      <w:r>
+        <w:t xml:space="preserve"> </w:t>
+      </w:r>
+      <w:r>
+        <w:t xml:space="preserve">“presence”</w:t>
+      </w:r>
+      <w:r>
+        <w:t xml:space="preserve"> </w:t>
+      </w:r>
+      <w:r>
+        <w:t xml:space="preserve">under</w:t>
+      </w:r>
+      <w:r>
+        <w:t xml:space="preserve"> </w:t>
+      </w:r>
+      <w:r>
+        <w:t xml:space="preserve">§</w:t>
+      </w:r>
+      <w:r>
+        <w:t xml:space="preserve"> </w:t>
+      </w:r>
+      <w:r>
+        <w:t xml:space="preserve">51.095</w:t>
+      </w:r>
+      <w:r>
+        <w:t xml:space="preserve"> </w:t>
+      </w:r>
+      <w:r>
+        <w:t xml:space="preserve">of</w:t>
+      </w:r>
+      <w:r>
+        <w:t xml:space="preserve"> </w:t>
+      </w:r>
+      <w:r>
+        <w:t xml:space="preserve">the</w:t>
+      </w:r>
+      <w:r>
+        <w:t xml:space="preserve"> </w:t>
+      </w:r>
+      <w:r>
+        <w:t xml:space="preserve">Family</w:t>
+      </w:r>
+      <w:r>
+        <w:t xml:space="preserve"> </w:t>
+      </w:r>
+      <w:r>
+        <w:t xml:space="preserve">Code</w:t>
+      </w:r>
+      <w:r>
+        <w:t xml:space="preserve"> </w:t>
+      </w:r>
+      <w:r>
+        <w:t xml:space="preserve">to</w:t>
+      </w:r>
+      <w:r>
+        <w:t xml:space="preserve"> </w:t>
+      </w:r>
+      <w:r>
+        <w:t xml:space="preserve">mean</w:t>
+      </w:r>
+      <w:r>
+        <w:t xml:space="preserve"> </w:t>
+      </w:r>
+      <w:r>
+        <w:t xml:space="preserve">“line</w:t>
+      </w:r>
+      <w:r>
+        <w:t xml:space="preserve"> </w:t>
+      </w:r>
+      <w:r>
+        <w:t xml:space="preserve">of</w:t>
+      </w:r>
+      <w:r>
+        <w:t xml:space="preserve"> </w:t>
+      </w:r>
+      <w:r>
+        <w:t xml:space="preserve">sight”,</w:t>
+      </w:r>
+      <w:r>
+        <w:t xml:space="preserve"> </w:t>
+      </w:r>
+      <w:r>
+        <w:t xml:space="preserve">rather</w:t>
+      </w:r>
+      <w:r>
+        <w:t xml:space="preserve"> </w:t>
+      </w:r>
+      <w:r>
+        <w:t xml:space="preserve">than</w:t>
+      </w:r>
+      <w:r>
+        <w:t xml:space="preserve"> </w:t>
+      </w:r>
+      <w:r>
+        <w:t xml:space="preserve">“physical</w:t>
+      </w:r>
+      <w:r>
+        <w:t xml:space="preserve"> </w:t>
+      </w:r>
+      <w:r>
+        <w:t xml:space="preserve">presence”</w:t>
+      </w:r>
+      <w:r>
+        <w:t xml:space="preserve"> </w:t>
+      </w:r>
+      <w:r>
+        <w:t xml:space="preserve">creates</w:t>
+      </w:r>
+      <w:r>
+        <w:t xml:space="preserve"> </w:t>
+      </w:r>
+      <w:r>
+        <w:t xml:space="preserve">new</w:t>
+      </w:r>
+      <w:r>
+        <w:t xml:space="preserve"> </w:t>
+      </w:r>
+      <w:r>
+        <w:t xml:space="preserve">law</w:t>
+      </w:r>
+      <w:r>
+        <w:t xml:space="preserve"> </w:t>
+      </w:r>
+      <w:r>
+        <w:t xml:space="preserve">that</w:t>
+      </w:r>
+      <w:r>
+        <w:t xml:space="preserve"> </w:t>
+      </w:r>
+      <w:r>
+        <w:t xml:space="preserve">should</w:t>
+      </w:r>
+      <w:r>
+        <w:t xml:space="preserve"> </w:t>
+      </w:r>
+      <w:r>
+        <w:t xml:space="preserve">be</w:t>
+      </w:r>
+      <w:r>
+        <w:t xml:space="preserve"> </w:t>
+      </w:r>
+      <w:r>
+        <w:t xml:space="preserve">reviewed.</w:t>
       </w:r>
       <w:r>
         <w:t xml:space="preserve">   </w:t>
@@ -880,7 +1445,7 @@
         <w:tab/>
       </w:r>
       <w:r>
-        <w:t xml:space="preserve">4</w:t>
+        <w:t xml:space="preserve">10</w:t>
       </w:r>
     </w:p>
     <w:p>
@@ -890,16 +1455,88 @@
           <w:tab w:val="right" w:leader="dot" w:pos="9360"/>
         </w:tabs>
         <w:spacing w:before="160" w:after="0" w:line="322" w:lineRule="exact"/>
-        <w:ind w:left="720" w:right="720" w:firstLine="0"/>
-      </w:pPr>
-      <w:r>
-        <w:t xml:space="preserve">C.</w:t>
-      </w:r>
-      <w:r>
-        <w:t xml:space="preserve"> </w:t>
-      </w:r>
-      <w:r>
-        <w:t xml:space="preserve">Trial</w:t>
+        <w:ind w:left="1440" w:right="720" w:firstLine="0"/>
+      </w:pPr>
+      <w:r>
+        <w:t xml:space="preserve">1.</w:t>
+      </w:r>
+      <w:r>
+        <w:t xml:space="preserve"> </w:t>
+      </w:r>
+      <w:r>
+        <w:t xml:space="preserve">As</w:t>
+      </w:r>
+      <w:r>
+        <w:t xml:space="preserve"> </w:t>
+      </w:r>
+      <w:r>
+        <w:t xml:space="preserve">to</w:t>
+      </w:r>
+      <w:r>
+        <w:t xml:space="preserve"> </w:t>
+      </w:r>
+      <w:r>
+        <w:t xml:space="preserve">criminal</w:t>
+      </w:r>
+      <w:r>
+        <w:t xml:space="preserve"> </w:t>
+      </w:r>
+      <w:r>
+        <w:t xml:space="preserve">proceedings,</w:t>
+      </w:r>
+      <w:r>
+        <w:t xml:space="preserve"> </w:t>
+      </w:r>
+      <w:r>
+        <w:t xml:space="preserve">most</w:t>
+      </w:r>
+      <w:r>
+        <w:t xml:space="preserve"> </w:t>
+      </w:r>
+      <w:r>
+        <w:t xml:space="preserve">Texas</w:t>
+      </w:r>
+      <w:r>
+        <w:t xml:space="preserve"> </w:t>
+      </w:r>
+      <w:r>
+        <w:t xml:space="preserve">courts</w:t>
+      </w:r>
+      <w:r>
+        <w:t xml:space="preserve"> </w:t>
+      </w:r>
+      <w:r>
+        <w:t xml:space="preserve">interpret</w:t>
+      </w:r>
+      <w:r>
+        <w:t xml:space="preserve"> </w:t>
+      </w:r>
+      <w:r>
+        <w:t xml:space="preserve">“presence”</w:t>
+      </w:r>
+      <w:r>
+        <w:t xml:space="preserve"> </w:t>
+      </w:r>
+      <w:r>
+        <w:t xml:space="preserve">to</w:t>
+      </w:r>
+      <w:r>
+        <w:t xml:space="preserve"> </w:t>
+      </w:r>
+      <w:r>
+        <w:t xml:space="preserve">encompass</w:t>
+      </w:r>
+      <w:r>
+        <w:t xml:space="preserve"> </w:t>
+      </w:r>
+      <w:r>
+        <w:t xml:space="preserve">both</w:t>
+      </w:r>
+      <w:r>
+        <w:t xml:space="preserve"> </w:t>
+      </w:r>
+      <w:r>
+        <w:t xml:space="preserve">physical</w:t>
       </w:r>
       <w:r>
         <w:t xml:space="preserve"> </w:t>
@@ -911,7 +1548,13 @@
         <w:t xml:space="preserve"> </w:t>
       </w:r>
       <w:r>
-        <w:t xml:space="preserve">Disposition.</w:t>
+        <w:t xml:space="preserve">sensory</w:t>
+      </w:r>
+      <w:r>
+        <w:t xml:space="preserve"> </w:t>
+      </w:r>
+      <w:r>
+        <w:t xml:space="preserve">proximity.</w:t>
       </w:r>
       <w:r>
         <w:t xml:space="preserve">   </w:t>
@@ -920,7 +1563,7 @@
         <w:tab/>
       </w:r>
       <w:r>
-        <w:t xml:space="preserve">5</w:t>
+        <w:t xml:space="preserve">10</w:t>
       </w:r>
     </w:p>
     <w:p>
@@ -933,7 +1576,7 @@
         <w:ind w:left="0" w:right="720" w:firstLine="0"/>
       </w:pPr>
       <w:r>
-        <w:t xml:space="preserve">INTRODUCTION</w:t>
+        <w:t xml:space="preserve">CONCLUSION</w:t>
       </w:r>
       <w:r>
         <w:t xml:space="preserve"> </w:t>
@@ -945,25 +1588,7 @@
         <w:t xml:space="preserve"> </w:t>
       </w:r>
       <w:r>
-        <w:t xml:space="preserve">SUMMARY</w:t>
-      </w:r>
-      <w:r>
-        <w:t xml:space="preserve"> </w:t>
-      </w:r>
-      <w:r>
-        <w:t xml:space="preserve">OF</w:t>
-      </w:r>
-      <w:r>
-        <w:t xml:space="preserve"> </w:t>
-      </w:r>
-      <w:r>
-        <w:t xml:space="preserve">THE</w:t>
-      </w:r>
-      <w:r>
-        <w:t xml:space="preserve"> </w:t>
-      </w:r>
-      <w:r>
-        <w:t xml:space="preserve">ARGUMENT</w:t>
+        <w:t xml:space="preserve">PRAYER</w:t>
       </w:r>
       <w:r>
         <w:t xml:space="preserve">   </w:t>
@@ -972,7 +1597,7 @@
         <w:tab/>
       </w:r>
       <w:r>
-        <w:t xml:space="preserve">6</w:t>
+        <w:t xml:space="preserve">11</w:t>
       </w:r>
     </w:p>
     <w:p>
@@ -985,7 +1610,19 @@
         <w:ind w:left="0" w:right="720" w:firstLine="0"/>
       </w:pPr>
       <w:r>
-        <w:t xml:space="preserve">ARGUMENT</w:t>
+        <w:t xml:space="preserve">CERTIFICATE</w:t>
+      </w:r>
+      <w:r>
+        <w:t xml:space="preserve"> </w:t>
+      </w:r>
+      <w:r>
+        <w:t xml:space="preserve">OF</w:t>
+      </w:r>
+      <w:r>
+        <w:t xml:space="preserve"> </w:t>
+      </w:r>
+      <w:r>
+        <w:t xml:space="preserve">COMPLIANCE</w:t>
       </w:r>
       <w:r>
         <w:t xml:space="preserve">   </w:t>
@@ -994,415 +1631,7 @@
         <w:tab/>
       </w:r>
       <w:r>
-        <w:t xml:space="preserve">8</w:t>
-      </w:r>
-    </w:p>
-    <w:p>
-      <w:pPr>
-        <w:keepLines/>
-        <w:tabs>
-          <w:tab w:val="right" w:leader="dot" w:pos="9360"/>
-        </w:tabs>
-        <w:spacing w:before="160" w:after="0" w:line="322" w:lineRule="exact"/>
-        <w:ind w:left="720" w:right="720" w:firstLine="0"/>
-      </w:pPr>
-      <w:r>
-        <w:t xml:space="preserve">A.</w:t>
-      </w:r>
-      <w:r>
-        <w:t xml:space="preserve"> </w:t>
-      </w:r>
-      <w:r>
-        <w:t xml:space="preserve">The</w:t>
-      </w:r>
-      <w:r>
-        <w:t xml:space="preserve"> </w:t>
-      </w:r>
-      <w:r>
-        <w:t xml:space="preserve">Magistrate</w:t>
-      </w:r>
-      <w:r>
-        <w:t xml:space="preserve"> </w:t>
-      </w:r>
-      <w:r>
-        <w:t xml:space="preserve">Provided</w:t>
-      </w:r>
-      <w:r>
-        <w:t xml:space="preserve"> </w:t>
-      </w:r>
-      <w:r>
-        <w:t xml:space="preserve">a</w:t>
-      </w:r>
-      <w:r>
-        <w:t xml:space="preserve"> </w:t>
-      </w:r>
-      <w:r>
-        <w:t xml:space="preserve">Neutral</w:t>
-      </w:r>
-      <w:r>
-        <w:t xml:space="preserve"> </w:t>
-      </w:r>
-      <w:r>
-        <w:t xml:space="preserve">Examination</w:t>
-      </w:r>
-      <w:r>
-        <w:t xml:space="preserve"> </w:t>
-      </w:r>
-      <w:r>
-        <w:t xml:space="preserve">of</w:t>
-      </w:r>
-      <w:r>
-        <w:t xml:space="preserve"> </w:t>
-      </w:r>
-      <w:r>
-        <w:t xml:space="preserve">F.M.V.’s</w:t>
-      </w:r>
-      <w:r>
-        <w:t xml:space="preserve"> </w:t>
-      </w:r>
-      <w:r>
-        <w:t xml:space="preserve">Statement</w:t>
-      </w:r>
-      <w:r>
-        <w:t xml:space="preserve"> </w:t>
-      </w:r>
-      <w:r>
-        <w:t xml:space="preserve">Outside</w:t>
-      </w:r>
-      <w:r>
-        <w:t xml:space="preserve"> </w:t>
-      </w:r>
-      <w:r>
-        <w:t xml:space="preserve">the</w:t>
-      </w:r>
-      <w:r>
-        <w:t xml:space="preserve"> </w:t>
-      </w:r>
-      <w:r>
-        <w:t xml:space="preserve">Physical</w:t>
-      </w:r>
-      <w:r>
-        <w:t xml:space="preserve"> </w:t>
-      </w:r>
-      <w:r>
-        <w:t xml:space="preserve">Presence</w:t>
-      </w:r>
-      <w:r>
-        <w:t xml:space="preserve"> </w:t>
-      </w:r>
-      <w:r>
-        <w:t xml:space="preserve">of</w:t>
-      </w:r>
-      <w:r>
-        <w:t xml:space="preserve"> </w:t>
-      </w:r>
-      <w:r>
-        <w:t xml:space="preserve">Law</w:t>
-      </w:r>
-      <w:r>
-        <w:t xml:space="preserve"> </w:t>
-      </w:r>
-      <w:r>
-        <w:t xml:space="preserve">Enforcement.</w:t>
-      </w:r>
-      <w:r>
-        <w:t xml:space="preserve">   </w:t>
-      </w:r>
-      <w:r>
-        <w:tab/>
-      </w:r>
-      <w:r>
-        <w:t xml:space="preserve">8</w:t>
-      </w:r>
-    </w:p>
-    <w:p>
-      <w:pPr>
-        <w:keepLines/>
-        <w:tabs>
-          <w:tab w:val="right" w:leader="dot" w:pos="9360"/>
-        </w:tabs>
-        <w:spacing w:before="160" w:after="0" w:line="322" w:lineRule="exact"/>
-        <w:ind w:left="720" w:right="720" w:firstLine="0"/>
-      </w:pPr>
-      <w:r>
-        <w:t xml:space="preserve">B.</w:t>
-      </w:r>
-      <w:r>
-        <w:t xml:space="preserve"> </w:t>
-      </w:r>
-      <w:r>
-        <w:t xml:space="preserve">Constructing</w:t>
-      </w:r>
-      <w:r>
-        <w:t xml:space="preserve"> </w:t>
-      </w:r>
-      <w:r>
-        <w:t xml:space="preserve">“presence”</w:t>
-      </w:r>
-      <w:r>
-        <w:t xml:space="preserve"> </w:t>
-      </w:r>
-      <w:r>
-        <w:t xml:space="preserve">under</w:t>
-      </w:r>
-      <w:r>
-        <w:t xml:space="preserve"> </w:t>
-      </w:r>
-      <w:r>
-        <w:t xml:space="preserve">§</w:t>
-      </w:r>
-      <w:r>
-        <w:t xml:space="preserve"> </w:t>
-      </w:r>
-      <w:r>
-        <w:t xml:space="preserve">51.095</w:t>
-      </w:r>
-      <w:r>
-        <w:t xml:space="preserve"> </w:t>
-      </w:r>
-      <w:r>
-        <w:t xml:space="preserve">of</w:t>
-      </w:r>
-      <w:r>
-        <w:t xml:space="preserve"> </w:t>
-      </w:r>
-      <w:r>
-        <w:t xml:space="preserve">the</w:t>
-      </w:r>
-      <w:r>
-        <w:t xml:space="preserve"> </w:t>
-      </w:r>
-      <w:r>
-        <w:t xml:space="preserve">Family</w:t>
-      </w:r>
-      <w:r>
-        <w:t xml:space="preserve"> </w:t>
-      </w:r>
-      <w:r>
-        <w:t xml:space="preserve">Code</w:t>
-      </w:r>
-      <w:r>
-        <w:t xml:space="preserve"> </w:t>
-      </w:r>
-      <w:r>
-        <w:t xml:space="preserve">to</w:t>
-      </w:r>
-      <w:r>
-        <w:t xml:space="preserve"> </w:t>
-      </w:r>
-      <w:r>
-        <w:t xml:space="preserve">mean</w:t>
-      </w:r>
-      <w:r>
-        <w:t xml:space="preserve"> </w:t>
-      </w:r>
-      <w:r>
-        <w:t xml:space="preserve">“line</w:t>
-      </w:r>
-      <w:r>
-        <w:t xml:space="preserve"> </w:t>
-      </w:r>
-      <w:r>
-        <w:t xml:space="preserve">of</w:t>
-      </w:r>
-      <w:r>
-        <w:t xml:space="preserve"> </w:t>
-      </w:r>
-      <w:r>
-        <w:t xml:space="preserve">sight”,</w:t>
-      </w:r>
-      <w:r>
-        <w:t xml:space="preserve"> </w:t>
-      </w:r>
-      <w:r>
-        <w:t xml:space="preserve">rather</w:t>
-      </w:r>
-      <w:r>
-        <w:t xml:space="preserve"> </w:t>
-      </w:r>
-      <w:r>
-        <w:t xml:space="preserve">than</w:t>
-      </w:r>
-      <w:r>
-        <w:t xml:space="preserve"> </w:t>
-      </w:r>
-      <w:r>
-        <w:t xml:space="preserve">“physical</w:t>
-      </w:r>
-      <w:r>
-        <w:t xml:space="preserve"> </w:t>
-      </w:r>
-      <w:r>
-        <w:t xml:space="preserve">presence”</w:t>
-      </w:r>
-      <w:r>
-        <w:t xml:space="preserve"> </w:t>
-      </w:r>
-      <w:r>
-        <w:t xml:space="preserve">creates</w:t>
-      </w:r>
-      <w:r>
-        <w:t xml:space="preserve"> </w:t>
-      </w:r>
-      <w:r>
-        <w:t xml:space="preserve">new</w:t>
-      </w:r>
-      <w:r>
-        <w:t xml:space="preserve"> </w:t>
-      </w:r>
-      <w:r>
-        <w:t xml:space="preserve">law</w:t>
-      </w:r>
-      <w:r>
-        <w:t xml:space="preserve"> </w:t>
-      </w:r>
-      <w:r>
-        <w:t xml:space="preserve">that</w:t>
-      </w:r>
-      <w:r>
-        <w:t xml:space="preserve"> </w:t>
-      </w:r>
-      <w:r>
-        <w:t xml:space="preserve">should</w:t>
-      </w:r>
-      <w:r>
-        <w:t xml:space="preserve"> </w:t>
-      </w:r>
-      <w:r>
-        <w:t xml:space="preserve">be</w:t>
-      </w:r>
-      <w:r>
-        <w:t xml:space="preserve"> </w:t>
-      </w:r>
-      <w:r>
-        <w:t xml:space="preserve">reviewed.</w:t>
-      </w:r>
-      <w:r>
-        <w:t xml:space="preserve">   </w:t>
-      </w:r>
-      <w:r>
-        <w:tab/>
-      </w:r>
-      <w:r>
-        <w:t xml:space="preserve">10</w:t>
-      </w:r>
-    </w:p>
-    <w:p>
-      <w:pPr>
-        <w:keepLines/>
-        <w:tabs>
-          <w:tab w:val="right" w:leader="dot" w:pos="9360"/>
-        </w:tabs>
-        <w:spacing w:before="160" w:after="0" w:line="322" w:lineRule="exact"/>
-        <w:ind w:left="1440" w:right="720" w:firstLine="0"/>
-      </w:pPr>
-      <w:r>
-        <w:t xml:space="preserve">1.</w:t>
-      </w:r>
-      <w:r>
-        <w:t xml:space="preserve"> </w:t>
-      </w:r>
-      <w:r>
-        <w:t xml:space="preserve">As</w:t>
-      </w:r>
-      <w:r>
-        <w:t xml:space="preserve"> </w:t>
-      </w:r>
-      <w:r>
-        <w:t xml:space="preserve">to</w:t>
-      </w:r>
-      <w:r>
-        <w:t xml:space="preserve"> </w:t>
-      </w:r>
-      <w:r>
-        <w:t xml:space="preserve">criminal</w:t>
-      </w:r>
-      <w:r>
-        <w:t xml:space="preserve"> </w:t>
-      </w:r>
-      <w:r>
-        <w:t xml:space="preserve">proceedings,</w:t>
-      </w:r>
-      <w:r>
-        <w:t xml:space="preserve"> </w:t>
-      </w:r>
-      <w:r>
-        <w:t xml:space="preserve">most</w:t>
-      </w:r>
-      <w:r>
-        <w:t xml:space="preserve"> </w:t>
-      </w:r>
-      <w:r>
-        <w:t xml:space="preserve">Texas</w:t>
-      </w:r>
-      <w:r>
-        <w:t xml:space="preserve"> </w:t>
-      </w:r>
-      <w:r>
-        <w:t xml:space="preserve">courts</w:t>
-      </w:r>
-      <w:r>
-        <w:t xml:space="preserve"> </w:t>
-      </w:r>
-      <w:r>
-        <w:t xml:space="preserve">interpret</w:t>
-      </w:r>
-      <w:r>
-        <w:t xml:space="preserve"> </w:t>
-      </w:r>
-      <w:r>
-        <w:t xml:space="preserve">“presence”</w:t>
-      </w:r>
-      <w:r>
-        <w:t xml:space="preserve"> </w:t>
-      </w:r>
-      <w:r>
-        <w:t xml:space="preserve">to</w:t>
-      </w:r>
-      <w:r>
-        <w:t xml:space="preserve"> </w:t>
-      </w:r>
-      <w:r>
-        <w:t xml:space="preserve">encompass</w:t>
-      </w:r>
-      <w:r>
-        <w:t xml:space="preserve"> </w:t>
-      </w:r>
-      <w:r>
-        <w:t xml:space="preserve">both</w:t>
-      </w:r>
-      <w:r>
-        <w:t xml:space="preserve"> </w:t>
-      </w:r>
-      <w:r>
-        <w:t xml:space="preserve">physical</w:t>
-      </w:r>
-      <w:r>
-        <w:t xml:space="preserve"> </w:t>
-      </w:r>
-      <w:r>
-        <w:t xml:space="preserve">and</w:t>
-      </w:r>
-      <w:r>
-        <w:t xml:space="preserve"> </w:t>
-      </w:r>
-      <w:r>
-        <w:t xml:space="preserve">sensory</w:t>
-      </w:r>
-      <w:r>
-        <w:t xml:space="preserve"> </w:t>
-      </w:r>
-      <w:r>
-        <w:t xml:space="preserve">proximity.</w:t>
-      </w:r>
-      <w:r>
-        <w:t xml:space="preserve">   </w:t>
-      </w:r>
-      <w:r>
-        <w:tab/>
-      </w:r>
-      <w:r>
-        <w:t xml:space="preserve">10</w:t>
+        <w:t xml:space="preserve">12</w:t>
       </w:r>
     </w:p>
     <w:p>
@@ -1415,19 +1644,19 @@
         <w:ind w:left="0" w:right="720" w:firstLine="0"/>
       </w:pPr>
       <w:r>
-        <w:t xml:space="preserve">CONCLUSION</w:t>
-      </w:r>
-      <w:r>
-        <w:t xml:space="preserve"> </w:t>
-      </w:r>
-      <w:r>
-        <w:t xml:space="preserve">AND</w:t>
-      </w:r>
-      <w:r>
-        <w:t xml:space="preserve"> </w:t>
-      </w:r>
-      <w:r>
-        <w:t xml:space="preserve">PRAYER</w:t>
+        <w:t xml:space="preserve">CERTIFICATE</w:t>
+      </w:r>
+      <w:r>
+        <w:t xml:space="preserve"> </w:t>
+      </w:r>
+      <w:r>
+        <w:t xml:space="preserve">OF</w:t>
+      </w:r>
+      <w:r>
+        <w:t xml:space="preserve"> </w:t>
+      </w:r>
+      <w:r>
+        <w:t xml:space="preserve">SERVICE</w:t>
       </w:r>
       <w:r>
         <w:t xml:space="preserve">   </w:t>
@@ -1436,7 +1665,7 @@
         <w:tab/>
       </w:r>
       <w:r>
-        <w:t xml:space="preserve">11</w:t>
+        <w:t xml:space="preserve">12</w:t>
       </w:r>
     </w:p>
     <w:p>
@@ -1449,28 +1678,82 @@
         <w:ind w:left="0" w:right="720" w:firstLine="0"/>
       </w:pPr>
       <w:r>
-        <w:t xml:space="preserve">CERTIFICATE</w:t>
-      </w:r>
-      <w:r>
-        <w:t xml:space="preserve"> </w:t>
-      </w:r>
-      <w:r>
+        <w:t xml:space="preserve">APPENDIX</w:t>
+      </w:r>
+      <w:r>
+        <w:t xml:space="preserve">   </w:t>
+      </w:r>
+      <w:r>
+        <w:tab/>
+      </w:r>
+      <w:r>
+        <w:t xml:space="preserve">12</w:t>
+      </w:r>
+    </w:p>
+    <w:p>
+      <w:pPr>
+        <w:pageBreakBefore/>
+        <w:spacing w:before="0" w:after="0" w:line="1" w:lineRule="exact"/>
+      </w:pPr>
+    </w:p>
+    <w:p>
+      <w:pPr>
+        <w:keepNext/>
+        <w:keepLines/>
+        <w:spacing w:before="0" w:after="64" w:line="322" w:lineRule="exact"/>
+        <w:ind w:left="0" w:firstLine="0"/>
+        <w:jc w:val="center"/>
+      </w:pPr>
+      <w:r>
+        <w:rPr>
+          <w:b/>
+          <w:bCs/>
+        </w:rPr>
+        <w:t xml:space="preserve">INDEX</w:t>
+      </w:r>
+      <w:r>
+        <w:rPr>
+          <w:b/>
+          <w:bCs/>
+        </w:rPr>
+        <w:t xml:space="preserve"> </w:t>
+      </w:r>
+      <w:r>
+        <w:rPr>
+          <w:b/>
+          <w:bCs/>
+        </w:rPr>
         <w:t xml:space="preserve">OF</w:t>
       </w:r>
       <w:r>
-        <w:t xml:space="preserve"> </w:t>
-      </w:r>
-      <w:r>
-        <w:t xml:space="preserve">SERVICE</w:t>
-      </w:r>
-      <w:r>
-        <w:t xml:space="preserve">   </w:t>
-      </w:r>
-      <w:r>
-        <w:tab/>
-      </w:r>
-      <w:r>
-        <w:t xml:space="preserve">12</w:t>
+        <w:rPr>
+          <w:b/>
+          <w:bCs/>
+        </w:rPr>
+        <w:t xml:space="preserve"> </w:t>
+      </w:r>
+      <w:r>
+        <w:rPr>
+          <w:b/>
+          <w:bCs/>
+        </w:rPr>
+        <w:t xml:space="preserve">AUTHORITIES</w:t>
+      </w:r>
+    </w:p>
+    <w:p>
+      <w:pPr>
+        <w:keepNext/>
+        <w:keepLines/>
+        <w:spacing w:before="322" w:after="160" w:line="322" w:lineRule="exact"/>
+        <w:ind w:left="0" w:firstLine="0"/>
+        <w:jc w:val="left"/>
+      </w:pPr>
+      <w:r>
+        <w:rPr>
+          <w:b/>
+          <w:bCs/>
+        </w:rPr>
+        <w:t xml:space="preserve">Cases</w:t>
       </w:r>
     </w:p>
     <w:p>
@@ -1480,22 +1763,115 @@
           <w:tab w:val="right" w:leader="dot" w:pos="9360"/>
         </w:tabs>
         <w:spacing w:before="160" w:after="0" w:line="322" w:lineRule="exact"/>
-        <w:ind w:left="0" w:right="720" w:firstLine="0"/>
-      </w:pPr>
-      <w:r>
-        <w:t xml:space="preserve">CERTIFICATE</w:t>
-      </w:r>
-      <w:r>
-        <w:t xml:space="preserve"> </w:t>
-      </w:r>
-      <w:r>
-        <w:t xml:space="preserve">OF</w:t>
-      </w:r>
-      <w:r>
-        <w:t xml:space="preserve"> </w:t>
-      </w:r>
-      <w:r>
-        <w:t xml:space="preserve">COMPLIANCE</w:t>
+        <w:ind w:left="720" w:right="1400" w:hanging="720"/>
+      </w:pPr>
+      <w:r>
+        <w:rPr>
+          <w:i/>
+          <w:iCs/>
+        </w:rPr>
+        <w:t xml:space="preserve">In</w:t>
+      </w:r>
+      <w:r>
+        <w:rPr>
+          <w:i/>
+          <w:iCs/>
+        </w:rPr>
+        <w:t xml:space="preserve"> </w:t>
+      </w:r>
+      <w:r>
+        <w:rPr>
+          <w:i/>
+          <w:iCs/>
+        </w:rPr>
+        <w:t xml:space="preserve">re</w:t>
+      </w:r>
+      <w:r>
+        <w:rPr>
+          <w:i/>
+          <w:iCs/>
+        </w:rPr>
+        <w:t xml:space="preserve"> </w:t>
+      </w:r>
+      <w:r>
+        <w:rPr>
+          <w:i/>
+          <w:iCs/>
+        </w:rPr>
+        <w:t xml:space="preserve">F.M.V.</w:t>
+      </w:r>
+      <w:r>
+        <w:t xml:space="preserve">,</w:t>
+      </w:r>
+      <w:r>
+        <w:t xml:space="preserve"> </w:t>
+      </w:r>
+      <w:r>
+        <w:t xml:space="preserve">No.</w:t>
+      </w:r>
+      <w:r>
+        <w:t xml:space="preserve"> </w:t>
+      </w:r>
+      <w:r>
+        <w:t xml:space="preserve">08</w:t>
+        <w:noBreakHyphen/>
+        <w:t xml:space="preserve">24</w:t>
+        <w:noBreakHyphen/>
+        <w:t xml:space="preserve">00077-CV,</w:t>
+      </w:r>
+      <w:r>
+        <w:t xml:space="preserve"> </w:t>
+      </w:r>
+      <w:r>
+        <w:t xml:space="preserve">2025</w:t>
+      </w:r>
+      <w:r>
+        <w:t xml:space="preserve"> </w:t>
+      </w:r>
+      <w:r>
+        <w:t xml:space="preserve">WL</w:t>
+      </w:r>
+      <w:r>
+        <w:t xml:space="preserve"> </w:t>
+      </w:r>
+      <w:r>
+        <w:t xml:space="preserve">2146682</w:t>
+      </w:r>
+      <w:r>
+        <w:t xml:space="preserve"> </w:t>
+      </w:r>
+      <w:r>
+        <w:t xml:space="preserve">(Tex.</w:t>
+      </w:r>
+      <w:r>
+        <w:t xml:space="preserve"> </w:t>
+      </w:r>
+      <w:r>
+        <w:t xml:space="preserve">App.—El</w:t>
+      </w:r>
+      <w:r>
+        <w:t xml:space="preserve"> </w:t>
+      </w:r>
+      <w:r>
+        <w:t xml:space="preserve">Paso</w:t>
+      </w:r>
+      <w:r>
+        <w:t xml:space="preserve"> </w:t>
+      </w:r>
+      <w:r>
+        <w:t xml:space="preserve">July</w:t>
+      </w:r>
+      <w:r>
+        <w:t xml:space="preserve"> </w:t>
+      </w:r>
+      <w:r>
+        <w:t xml:space="preserve">29,</w:t>
+      </w:r>
+      <w:r>
+        <w:t xml:space="preserve"> </w:t>
+      </w:r>
+      <w:r>
+        <w:t xml:space="preserve">2025)</w:t>
       </w:r>
       <w:r>
         <w:t xml:space="preserve">   </w:t>
@@ -1504,7 +1880,23 @@
         <w:tab/>
       </w:r>
       <w:r>
-        <w:t xml:space="preserve">12</w:t>
+        <w:t xml:space="preserve">2, 6, 7, 9, 10</w:t>
+      </w:r>
+    </w:p>
+    <w:p>
+      <w:pPr>
+        <w:keepNext/>
+        <w:keepLines/>
+        <w:spacing w:before="322" w:after="160" w:line="322" w:lineRule="exact"/>
+        <w:ind w:left="0" w:firstLine="0"/>
+        <w:jc w:val="left"/>
+      </w:pPr>
+      <w:r>
+        <w:rPr>
+          <w:b/>
+          <w:bCs/>
+        </w:rPr>
+        <w:t xml:space="preserve">Statutes</w:t>
       </w:r>
     </w:p>
     <w:p>
@@ -1514,196 +1906,7 @@
           <w:tab w:val="right" w:leader="dot" w:pos="9360"/>
         </w:tabs>
         <w:spacing w:before="160" w:after="0" w:line="322" w:lineRule="exact"/>
-        <w:ind w:left="0" w:right="720" w:firstLine="0"/>
-      </w:pPr>
-      <w:r>
-        <w:t xml:space="preserve">APPENDIX</w:t>
-      </w:r>
-      <w:r>
-        <w:t xml:space="preserve">   </w:t>
-      </w:r>
-      <w:r>
-        <w:tab/>
-      </w:r>
-      <w:r>
-        <w:t xml:space="preserve">13</w:t>
-      </w:r>
-    </w:p>
-    <w:p>
-      <w:pPr>
-        <w:pStyle w:val="Heading1"/>
-        <w:pageBreakBefore/>
-        <w:spacing w:before="0" w:after="64" w:line="322" w:lineRule="exact"/>
-      </w:pPr>
-      <w:r>
-        <w:t xml:space="preserve">INDEX OF AUTHORITIES</w:t>
-      </w:r>
-    </w:p>
-    <w:p>
-      <w:pPr>
-        <w:keepNext/>
-        <w:keepLines/>
-        <w:spacing w:before="322" w:after="160" w:line="322" w:lineRule="exact"/>
-        <w:ind w:left="0" w:firstLine="0"/>
-      </w:pPr>
-      <w:r>
-        <w:rPr>
-          <w:b/>
-          <w:bCs/>
-        </w:rPr>
-        <w:t xml:space="preserve">Cases</w:t>
-      </w:r>
-    </w:p>
-    <w:p>
-      <w:pPr>
-        <w:keepLines/>
-        <w:tabs>
-          <w:tab w:val="right" w:leader="dot" w:pos="9360"/>
-        </w:tabs>
-        <w:spacing w:before="160" w:after="0" w:line="322" w:lineRule="exact"/>
-        <w:ind w:left="720" w:right="1540" w:hanging="720"/>
-      </w:pPr>
-      <w:r>
-        <w:rPr>
-          <w:i/>
-          <w:iCs/>
-        </w:rPr>
-        <w:t xml:space="preserve">In</w:t>
-      </w:r>
-      <w:r>
-        <w:rPr>
-          <w:i/>
-          <w:iCs/>
-        </w:rPr>
-        <w:t xml:space="preserve"> </w:t>
-      </w:r>
-      <w:r>
-        <w:rPr>
-          <w:i/>
-          <w:iCs/>
-        </w:rPr>
-        <w:t xml:space="preserve">re</w:t>
-      </w:r>
-      <w:r>
-        <w:rPr>
-          <w:i/>
-          <w:iCs/>
-        </w:rPr>
-        <w:t xml:space="preserve"> </w:t>
-      </w:r>
-      <w:r>
-        <w:rPr>
-          <w:i/>
-          <w:iCs/>
-        </w:rPr>
-        <w:t xml:space="preserve">F.M.V.</w:t>
-      </w:r>
-      <w:r>
-        <w:t xml:space="preserve">,</w:t>
-      </w:r>
-      <w:r>
-        <w:t xml:space="preserve"> </w:t>
-      </w:r>
-      <w:r>
-        <w:t xml:space="preserve">No.</w:t>
-      </w:r>
-      <w:r>
-        <w:t xml:space="preserve"> </w:t>
-      </w:r>
-      <w:r>
-        <w:t xml:space="preserve">08</w:t>
-        <w:noBreakHyphen/>
-        <w:t xml:space="preserve">24</w:t>
-        <w:noBreakHyphen/>
-        <w:t xml:space="preserve">00077-CV,</w:t>
-      </w:r>
-      <w:r>
-        <w:t xml:space="preserve"> </w:t>
-      </w:r>
-      <w:r>
-        <w:t xml:space="preserve">2025</w:t>
-      </w:r>
-      <w:r>
-        <w:t xml:space="preserve"> </w:t>
-      </w:r>
-      <w:r>
-        <w:t xml:space="preserve">WL</w:t>
-      </w:r>
-      <w:r>
-        <w:t xml:space="preserve"> </w:t>
-      </w:r>
-      <w:r>
-        <w:t xml:space="preserve">2146682</w:t>
-      </w:r>
-      <w:r>
-        <w:t xml:space="preserve"> </w:t>
-      </w:r>
-      <w:r>
-        <w:t xml:space="preserve">(Tex.</w:t>
-      </w:r>
-      <w:r>
-        <w:t xml:space="preserve"> </w:t>
-      </w:r>
-      <w:r>
-        <w:t xml:space="preserve">App.—El</w:t>
-      </w:r>
-      <w:r>
-        <w:t xml:space="preserve"> </w:t>
-      </w:r>
-      <w:r>
-        <w:t xml:space="preserve">Paso</w:t>
-      </w:r>
-      <w:r>
-        <w:t xml:space="preserve"> </w:t>
-      </w:r>
-      <w:r>
-        <w:t xml:space="preserve">July</w:t>
-      </w:r>
-      <w:r>
-        <w:t xml:space="preserve"> </w:t>
-      </w:r>
-      <w:r>
-        <w:t xml:space="preserve">29,</w:t>
-      </w:r>
-      <w:r>
-        <w:t xml:space="preserve"> </w:t>
-      </w:r>
-      <w:r>
-        <w:t xml:space="preserve">2025)</w:t>
-      </w:r>
-      <w:r>
-        <w:t xml:space="preserve">   </w:t>
-      </w:r>
-      <w:r>
-        <w:tab/>
-      </w:r>
-      <w:r>
-        <w:t xml:space="preserve">2, 6, 7, 9, 10</w:t>
-      </w:r>
-    </w:p>
-    <w:p>
-      <w:pPr>
-        <w:keepNext/>
-        <w:keepLines/>
-        <w:spacing w:before="322" w:after="160" w:line="322" w:lineRule="exact"/>
-        <w:ind w:left="0" w:firstLine="0"/>
-      </w:pPr>
-      <w:r>
-        <w:rPr>
-          <w:b/>
-          <w:bCs/>
-        </w:rPr>
-        <w:t xml:space="preserve">Statutes</w:t>
-      </w:r>
-    </w:p>
-    <w:p>
-      <w:pPr>
-        <w:keepLines/>
-        <w:tabs>
-          <w:tab w:val="right" w:leader="dot" w:pos="9360"/>
-        </w:tabs>
-        <w:spacing w:before="160" w:after="0" w:line="322" w:lineRule="exact"/>
-        <w:ind w:left="720" w:right="1540" w:hanging="720"/>
+        <w:ind w:left="720" w:right="1400" w:hanging="720"/>
       </w:pPr>
       <w:r>
         <w:t xml:space="preserve">Tex.</w:t>
@@ -1794,6 +1997,7 @@
         <w:keepLines/>
         <w:spacing w:before="322" w:after="160" w:line="322" w:lineRule="exact"/>
         <w:ind w:left="0" w:firstLine="0"/>
+        <w:jc w:val="left"/>
       </w:pPr>
       <w:r>
         <w:rPr>
@@ -1851,39 +2055,70 @@
     </w:p>
     <w:p>
       <w:pPr>
-        <w:spacing w:before="0" w:after="0" w:line="20" w:lineRule="exact"/>
+        <w:spacing w:before="0" w:after="0" w:line="1" w:lineRule="exact"/>
         <w:sectPr>
-          <w:footerReference w:type="default" r:id="rIdTexFtr"/>
+          <w:footerReference w:type="default" r:id="rIdXdPage"/>
           <w:pgSz w:w="12240" w:h="15840"/>
           <w:pgMar w:top="1440" w:right="1440" w:bottom="1440" w:left="1440" w:header="720" w:footer="686" w:gutter="0"/>
-          <w:pgNumType w:fmt="lowerRoman" w:start="2"/>
+          <w:pgNumType w:fmt="lowerRoman"/>
         </w:sectPr>
       </w:pPr>
     </w:p>
     <w:p>
       <w:pPr>
-        <w:pStyle w:val="Heading1"/>
+        <w:keepNext/>
+        <w:keepLines/>
         <w:spacing w:before="0" w:after="64" w:line="322" w:lineRule="exact"/>
-      </w:pPr>
-      <w:r>
+        <w:ind w:left="0" w:firstLine="0"/>
+        <w:jc w:val="center"/>
+      </w:pPr>
+      <w:r>
+        <w:rPr>
+          <w:b/>
+          <w:bCs/>
+        </w:rPr>
         <w:t xml:space="preserve">STATEMENT</w:t>
       </w:r>
       <w:r>
-        <w:t xml:space="preserve"> </w:t>
-      </w:r>
-      <w:r>
+        <w:rPr>
+          <w:b/>
+          <w:bCs/>
+        </w:rPr>
+        <w:t xml:space="preserve"> </w:t>
+      </w:r>
+      <w:r>
+        <w:rPr>
+          <w:b/>
+          <w:bCs/>
+        </w:rPr>
         <w:t xml:space="preserve">OF</w:t>
       </w:r>
       <w:r>
-        <w:t xml:space="preserve"> </w:t>
-      </w:r>
-      <w:r>
+        <w:rPr>
+          <w:b/>
+          <w:bCs/>
+        </w:rPr>
+        <w:t xml:space="preserve"> </w:t>
+      </w:r>
+      <w:r>
+        <w:rPr>
+          <w:b/>
+          <w:bCs/>
+        </w:rPr>
         <w:t xml:space="preserve">THE</w:t>
       </w:r>
       <w:r>
-        <w:t xml:space="preserve"> </w:t>
-      </w:r>
-      <w:r>
+        <w:rPr>
+          <w:b/>
+          <w:bCs/>
+        </w:rPr>
+        <w:t xml:space="preserve"> </w:t>
+      </w:r>
+      <w:r>
+        <w:rPr>
+          <w:b/>
+          <w:bCs/>
+        </w:rPr>
         <w:t xml:space="preserve">CASE</w:t>
       </w:r>
     </w:p>
@@ -2089,7 +2324,13 @@
         <w:noBreakHyphen/>
       </w:r>
       <w:r>
-        <w:t xml:space="preserve">00077-CV, 2025 WL 2146682 (Tex. App.—El Paso 2025, pet. filed).</w:t>
+        <w:t xml:space="preserve">00077-CV, 2025 WL 2146682</w:t>
+      </w:r>
+      <w:r>
+        <w:t xml:space="preserve"> </w:t>
+      </w:r>
+      <w:r>
+        <w:t xml:space="preserve">(Tex. App.—El Paso 2025, pet. filed).</w:t>
       </w:r>
     </w:p>
     <w:p>
@@ -2132,27 +2373,56 @@
         <w:noBreakHyphen/>
       </w:r>
       <w:r>
-        <w:t xml:space="preserve">00077-CV, 2025 WL 2146682 (Tex. App.—El Paso 2025, pet. filed). No hearings or motions are pending before the Court of Appeals. The State now petitions the Supreme Court to review the opinion and judgment of the Court of Appeals.</w:t>
-      </w:r>
-    </w:p>
-    <w:p>
-      <w:pPr>
-        <w:pStyle w:val="Heading1"/>
+        <w:t xml:space="preserve">00077-CV, 2025 WL 2146682</w:t>
+      </w:r>
+      <w:r>
+        <w:t xml:space="preserve"> </w:t>
+      </w:r>
+      <w:r>
+        <w:t xml:space="preserve">(Tex. App.—El Paso 2025, pet. filed). No hearings or motions are pending before the Court of Appeals. The State now petitions the Supreme Court to review the opinion and judgment of the Court of Appeals.</w:t>
+      </w:r>
+    </w:p>
+    <w:p>
+      <w:pPr>
+        <w:keepNext/>
+        <w:keepLines/>
         <w:spacing w:before="258" w:after="64" w:line="322" w:lineRule="exact"/>
-      </w:pPr>
-      <w:r>
+        <w:ind w:left="0" w:firstLine="0"/>
+        <w:jc w:val="center"/>
+      </w:pPr>
+      <w:r>
+        <w:rPr>
+          <w:b/>
+          <w:bCs/>
+        </w:rPr>
         <w:t xml:space="preserve">STATEMENT</w:t>
       </w:r>
       <w:r>
-        <w:t xml:space="preserve"> </w:t>
-      </w:r>
-      <w:r>
+        <w:rPr>
+          <w:b/>
+          <w:bCs/>
+        </w:rPr>
+        <w:t xml:space="preserve"> </w:t>
+      </w:r>
+      <w:r>
+        <w:rPr>
+          <w:b/>
+          <w:bCs/>
+        </w:rPr>
         <w:t xml:space="preserve">OF</w:t>
       </w:r>
       <w:r>
-        <w:t xml:space="preserve"> </w:t>
-      </w:r>
-      <w:r>
+        <w:rPr>
+          <w:b/>
+          <w:bCs/>
+        </w:rPr>
+        <w:t xml:space="preserve"> </w:t>
+      </w:r>
+      <w:r>
+        <w:rPr>
+          <w:b/>
+          <w:bCs/>
+        </w:rPr>
         <w:t xml:space="preserve">JURISDICTION</w:t>
       </w:r>
     </w:p>
@@ -2161,7 +2431,13 @@
         <w:pStyle w:val="BodyText"/>
       </w:pPr>
       <w:r>
-        <w:t xml:space="preserve">This Court has jurisdiction over this appeal because the issue raised is important to the jurisprudence of the state, and it has already been considered by a court of appeals. Tex. Gov’t Code § 22.001(a), (b).</w:t>
+        <w:t xml:space="preserve">This Court has jurisdiction over this appeal because the issue raised is important to the jurisprudence of the state, and it has already been considered by a court of appeals. Tex. Gov’t Code § 22.001(a),</w:t>
+      </w:r>
+      <w:r>
+        <w:t xml:space="preserve"> </w:t>
+      </w:r>
+      <w:r>
+        <w:t xml:space="preserve">(b).</w:t>
       </w:r>
     </w:p>
     <w:p>
@@ -2169,7 +2445,19 @@
         <w:pStyle w:val="BodyText"/>
       </w:pPr>
       <w:r>
-        <w:t xml:space="preserve">The decision merits review because the appeal raises an issue of first impression as to the proper interpretation of Tex. Fam. Code § 51.095. In its construction of the statute, “[t]he court of appeals appears to have committed an error of law of such importance to the state’s jurisprudence that it should be corrected.” Tex. R. App. P. 56.1(5). The Eighth Court of Appeals has also decided an important question of state law that should be resolved by this Court.</w:t>
+        <w:t xml:space="preserve">The decision merits review because the appeal raises an issue of first impression as to the proper interpretation of Tex. Fam. Code § 51.095.</w:t>
+      </w:r>
+      <w:r>
+        <w:t xml:space="preserve"> </w:t>
+      </w:r>
+      <w:r>
+        <w:t xml:space="preserve">In its construction of the statute, “[t]he court of appeals appears to have committed an error of law of such importance to the state’s jurisprudence that it should be corrected.” Tex. R. App. P. 56.1(5).</w:t>
+      </w:r>
+      <w:r>
+        <w:t xml:space="preserve"> </w:t>
+      </w:r>
+      <w:r>
+        <w:t xml:space="preserve">The Eighth Court of Appeals has also decided an important question of state law that should be resolved by this Court.</w:t>
       </w:r>
       <w:r>
         <w:t xml:space="preserve"> </w:t>
@@ -2190,16 +2478,31 @@
     </w:p>
     <w:p>
       <w:pPr>
-        <w:pStyle w:val="Heading1"/>
+        <w:keepNext/>
+        <w:keepLines/>
         <w:spacing w:before="258" w:after="64" w:line="322" w:lineRule="exact"/>
-      </w:pPr>
-      <w:r>
+        <w:ind w:left="0" w:firstLine="0"/>
+        <w:jc w:val="center"/>
+      </w:pPr>
+      <w:r>
+        <w:rPr>
+          <w:b/>
+          <w:bCs/>
+        </w:rPr>
         <w:t xml:space="preserve">ISSUE</w:t>
       </w:r>
       <w:r>
-        <w:t xml:space="preserve"> </w:t>
-      </w:r>
-      <w:r>
+        <w:rPr>
+          <w:b/>
+          <w:bCs/>
+        </w:rPr>
+        <w:t xml:space="preserve"> </w:t>
+      </w:r>
+      <w:r>
+        <w:rPr>
+          <w:b/>
+          <w:bCs/>
+        </w:rPr>
         <w:t xml:space="preserve">PRESENTED</w:t>
       </w:r>
     </w:p>
@@ -2213,43 +2516,89 @@
     </w:p>
     <w:p>
       <w:pPr>
-        <w:pStyle w:val="Heading1"/>
+        <w:keepNext/>
+        <w:keepLines/>
         <w:spacing w:before="258" w:after="64" w:line="322" w:lineRule="exact"/>
-      </w:pPr>
-      <w:r>
+        <w:ind w:left="0" w:firstLine="0"/>
+        <w:jc w:val="center"/>
+      </w:pPr>
+      <w:r>
+        <w:rPr>
+          <w:b/>
+          <w:bCs/>
+        </w:rPr>
         <w:t xml:space="preserve">STATEMENT</w:t>
       </w:r>
       <w:r>
-        <w:t xml:space="preserve"> </w:t>
-      </w:r>
-      <w:r>
+        <w:rPr>
+          <w:b/>
+          <w:bCs/>
+        </w:rPr>
+        <w:t xml:space="preserve"> </w:t>
+      </w:r>
+      <w:r>
+        <w:rPr>
+          <w:b/>
+          <w:bCs/>
+        </w:rPr>
         <w:t xml:space="preserve">OF</w:t>
       </w:r>
       <w:r>
-        <w:t xml:space="preserve"> </w:t>
-      </w:r>
-      <w:r>
+        <w:rPr>
+          <w:b/>
+          <w:bCs/>
+        </w:rPr>
+        <w:t xml:space="preserve"> </w:t>
+      </w:r>
+      <w:r>
+        <w:rPr>
+          <w:b/>
+          <w:bCs/>
+        </w:rPr>
         <w:t xml:space="preserve">FACTS</w:t>
       </w:r>
     </w:p>
     <w:p>
       <w:pPr>
-        <w:pStyle w:val="Heading2"/>
+        <w:keepNext/>
+        <w:keepLines/>
         <w:spacing w:before="258" w:after="64" w:line="322" w:lineRule="exact"/>
-      </w:pPr>
-      <w:r>
+        <w:ind w:left="0" w:firstLine="0"/>
+        <w:jc w:val="left"/>
+      </w:pPr>
+      <w:r>
+        <w:rPr>
+          <w:b/>
+          <w:bCs/>
+        </w:rPr>
         <w:t xml:space="preserve">A.</w:t>
       </w:r>
       <w:r>
-        <w:t xml:space="preserve"> </w:t>
-      </w:r>
-      <w:r>
+        <w:rPr>
+          <w:b/>
+          <w:bCs/>
+        </w:rPr>
+        <w:t xml:space="preserve"> </w:t>
+      </w:r>
+      <w:r>
+        <w:rPr>
+          <w:b/>
+          <w:bCs/>
+        </w:rPr>
         <w:t xml:space="preserve">The</w:t>
       </w:r>
       <w:r>
-        <w:t xml:space="preserve"> </w:t>
-      </w:r>
-      <w:r>
+        <w:rPr>
+          <w:b/>
+          <w:bCs/>
+        </w:rPr>
+        <w:t xml:space="preserve"> </w:t>
+      </w:r>
+      <w:r>
+        <w:rPr>
+          <w:b/>
+          <w:bCs/>
+        </w:rPr>
         <w:t xml:space="preserve">Shooting</w:t>
       </w:r>
     </w:p>
@@ -2321,34 +2670,73 @@
     </w:p>
     <w:p>
       <w:pPr>
-        <w:pStyle w:val="Heading2"/>
+        <w:keepNext/>
+        <w:keepLines/>
         <w:spacing w:before="258" w:after="64" w:line="322" w:lineRule="exact"/>
-      </w:pPr>
-      <w:r>
+        <w:ind w:left="0" w:firstLine="0"/>
+        <w:jc w:val="left"/>
+      </w:pPr>
+      <w:r>
+        <w:rPr>
+          <w:b/>
+          <w:bCs/>
+        </w:rPr>
         <w:t xml:space="preserve">B.</w:t>
       </w:r>
       <w:r>
-        <w:t xml:space="preserve"> </w:t>
-      </w:r>
-      <w:r>
+        <w:rPr>
+          <w:b/>
+          <w:bCs/>
+        </w:rPr>
+        <w:t xml:space="preserve"> </w:t>
+      </w:r>
+      <w:r>
+        <w:rPr>
+          <w:b/>
+          <w:bCs/>
+        </w:rPr>
         <w:t xml:space="preserve">F.M.V.’s</w:t>
       </w:r>
       <w:r>
-        <w:t xml:space="preserve"> </w:t>
-      </w:r>
-      <w:r>
+        <w:rPr>
+          <w:b/>
+          <w:bCs/>
+        </w:rPr>
+        <w:t xml:space="preserve"> </w:t>
+      </w:r>
+      <w:r>
+        <w:rPr>
+          <w:b/>
+          <w:bCs/>
+        </w:rPr>
         <w:t xml:space="preserve">Detention</w:t>
       </w:r>
       <w:r>
-        <w:t xml:space="preserve"> </w:t>
-      </w:r>
-      <w:r>
+        <w:rPr>
+          <w:b/>
+          <w:bCs/>
+        </w:rPr>
+        <w:t xml:space="preserve"> </w:t>
+      </w:r>
+      <w:r>
+        <w:rPr>
+          <w:b/>
+          <w:bCs/>
+        </w:rPr>
         <w:t xml:space="preserve">and</w:t>
       </w:r>
       <w:r>
-        <w:t xml:space="preserve"> </w:t>
-      </w:r>
-      <w:r>
+        <w:rPr>
+          <w:b/>
+          <w:bCs/>
+        </w:rPr>
+        <w:t xml:space="preserve"> </w:t>
+      </w:r>
+      <w:r>
+        <w:rPr>
+          <w:b/>
+          <w:bCs/>
+        </w:rPr>
         <w:t xml:space="preserve">Magistration.</w:t>
       </w:r>
     </w:p>
@@ -2460,28 +2848,59 @@
     </w:p>
     <w:p>
       <w:pPr>
-        <w:pStyle w:val="Heading2"/>
+        <w:keepNext/>
+        <w:keepLines/>
         <w:spacing w:before="258" w:after="64" w:line="322" w:lineRule="exact"/>
-      </w:pPr>
-      <w:r>
+        <w:ind w:left="0" w:firstLine="0"/>
+        <w:jc w:val="left"/>
+      </w:pPr>
+      <w:r>
+        <w:rPr>
+          <w:b/>
+          <w:bCs/>
+        </w:rPr>
         <w:t xml:space="preserve">C.</w:t>
       </w:r>
       <w:r>
-        <w:t xml:space="preserve"> </w:t>
-      </w:r>
-      <w:r>
+        <w:rPr>
+          <w:b/>
+          <w:bCs/>
+        </w:rPr>
+        <w:t xml:space="preserve"> </w:t>
+      </w:r>
+      <w:r>
+        <w:rPr>
+          <w:b/>
+          <w:bCs/>
+        </w:rPr>
         <w:t xml:space="preserve">Trial</w:t>
       </w:r>
       <w:r>
-        <w:t xml:space="preserve"> </w:t>
-      </w:r>
-      <w:r>
+        <w:rPr>
+          <w:b/>
+          <w:bCs/>
+        </w:rPr>
+        <w:t xml:space="preserve"> </w:t>
+      </w:r>
+      <w:r>
+        <w:rPr>
+          <w:b/>
+          <w:bCs/>
+        </w:rPr>
         <w:t xml:space="preserve">and</w:t>
       </w:r>
       <w:r>
-        <w:t xml:space="preserve"> </w:t>
-      </w:r>
-      <w:r>
+        <w:rPr>
+          <w:b/>
+          <w:bCs/>
+        </w:rPr>
+        <w:t xml:space="preserve"> </w:t>
+      </w:r>
+      <w:r>
+        <w:rPr>
+          <w:b/>
+          <w:bCs/>
+        </w:rPr>
         <w:t xml:space="preserve">Disposition.</w:t>
       </w:r>
     </w:p>
@@ -2501,40 +2920,87 @@
     </w:p>
     <w:p>
       <w:pPr>
-        <w:pStyle w:val="Heading1"/>
+        <w:keepNext/>
+        <w:keepLines/>
         <w:spacing w:before="258" w:after="64" w:line="322" w:lineRule="exact"/>
-      </w:pPr>
-      <w:r>
+        <w:ind w:left="0" w:firstLine="0"/>
+        <w:jc w:val="center"/>
+      </w:pPr>
+      <w:r>
+        <w:rPr>
+          <w:b/>
+          <w:bCs/>
+        </w:rPr>
         <w:t xml:space="preserve">INTRODUCTION</w:t>
       </w:r>
       <w:r>
-        <w:t xml:space="preserve"> </w:t>
-      </w:r>
-      <w:r>
+        <w:rPr>
+          <w:b/>
+          <w:bCs/>
+        </w:rPr>
+        <w:t xml:space="preserve"> </w:t>
+      </w:r>
+      <w:r>
+        <w:rPr>
+          <w:b/>
+          <w:bCs/>
+        </w:rPr>
         <w:t xml:space="preserve">AND</w:t>
       </w:r>
       <w:r>
-        <w:t xml:space="preserve"> </w:t>
-      </w:r>
-      <w:r>
+        <w:rPr>
+          <w:b/>
+          <w:bCs/>
+        </w:rPr>
+        <w:t xml:space="preserve"> </w:t>
+      </w:r>
+      <w:r>
+        <w:rPr>
+          <w:b/>
+          <w:bCs/>
+        </w:rPr>
         <w:t xml:space="preserve">SUMMARY</w:t>
       </w:r>
       <w:r>
-        <w:t xml:space="preserve"> </w:t>
-      </w:r>
-      <w:r>
+        <w:rPr>
+          <w:b/>
+          <w:bCs/>
+        </w:rPr>
+        <w:t xml:space="preserve"> </w:t>
+      </w:r>
+      <w:r>
+        <w:rPr>
+          <w:b/>
+          <w:bCs/>
+        </w:rPr>
         <w:t xml:space="preserve">OF</w:t>
       </w:r>
       <w:r>
-        <w:t xml:space="preserve"> </w:t>
-      </w:r>
-      <w:r>
+        <w:rPr>
+          <w:b/>
+          <w:bCs/>
+        </w:rPr>
+        <w:t xml:space="preserve"> </w:t>
+      </w:r>
+      <w:r>
+        <w:rPr>
+          <w:b/>
+          <w:bCs/>
+        </w:rPr>
         <w:t xml:space="preserve">THE</w:t>
       </w:r>
       <w:r>
-        <w:t xml:space="preserve"> </w:t>
-      </w:r>
-      <w:r>
+        <w:rPr>
+          <w:b/>
+          <w:bCs/>
+        </w:rPr>
+        <w:t xml:space="preserve"> </w:t>
+      </w:r>
+      <w:r>
+        <w:rPr>
+          <w:b/>
+          <w:bCs/>
+        </w:rPr>
         <w:t xml:space="preserve">ARGUMENT</w:t>
       </w:r>
     </w:p>
@@ -2563,7 +3029,7 @@
         <w:t xml:space="preserve"> </w:t>
       </w:r>
       <w:r>
-        <w:t xml:space="preserve">Fourteen-year-old juvenile FMV later confessed that his friend Andre—armed with an AR rifle—and his accomplice, Jonathan—armed with a .45 caliber handgun—picked F.M.V. up in a white, Dodge Charger. FMV guided them to the victims’ home.</w:t>
+        <w:t xml:space="preserve">Fourteen-year-old juvenile FMV later confessed that his friend Andre—armed with an AR rifle—and his accomplice, Jonathan—armed with a .45 caliber handgun—picked F.M.V. up in a white, Dodge Charger. FMV guided them to the victims’ home.</w:t>
       </w:r>
       <w:r>
         <w:rPr>
@@ -2673,7 +3139,13 @@
         <w:pStyle w:val="BodyText"/>
       </w:pPr>
       <w:r>
-        <w:t xml:space="preserve">At trial, FMV challenged the manner in which section 51.095 of the Family Code was applied to his confession. Specifically, he noted that the magistrate supervised the signing of his confession with armed law enforcement officers about 30 feet away. FMV claimed that this violated subsection (a)⁠(1)⁠(B)⁠(i), which prohibits law enforcement officers from being “present” while he was in the “presence” of the magistrate during signing. The trial court conducted a full evidentiary hearing. It then concluded that this Family Code provision was not violated when he signed—after he asked to correct it—his confession. The Eighth Court of Appeals disagreed—essentially concluding that “presence” in the statute means “constructive” presence or “line of sight.” But the Court of Appeals analysis missed the mark by not viewing the statute as a whole. This presents an issue of first impression for this Court.</w:t>
+        <w:t xml:space="preserve">At trial, FMV challenged the manner in which section 51.095</w:t>
+      </w:r>
+      <w:r>
+        <w:t xml:space="preserve"> </w:t>
+      </w:r>
+      <w:r>
+        <w:t xml:space="preserve">of the Family Code was applied to his confession. Specifically, he noted that the magistrate supervised the signing of his confession with armed law enforcement officers about 30 feet away. FMV claimed that this violated subsection (a)⁠(1)⁠(B)⁠(i), which prohibits law enforcement officers from being “present” while he was in the “presence” of the magistrate during signing. The trial court conducted a full evidentiary hearing. It then concluded that this Family Code provision was not violated when he signed—after he asked to correct it—his confession. The Eighth Court of Appeals disagreed—essentially concluding that “presence” in the statute means “constructive” presence or “line of sight.” But the Court of Appeals analysis missed the mark by not viewing the statute as a whole. This presents an issue of first impression for this Court.</w:t>
       </w:r>
     </w:p>
     <w:p>
@@ -2681,120 +3153,274 @@
         <w:pStyle w:val="BodyText"/>
       </w:pPr>
       <w:r>
-        <w:t xml:space="preserve">But the statute itself suggests a much more common-sense interpretation. Section 51.095(a)⁠(1)⁠(D) requires the magistrate to certify that her examination of the juvenile was “independent” of any law enforcement officers. Tex. Fam. Code § 51.095(a)⁠(1)⁠(D). In other words, all that is needed is that law enforcement officers not be “present” so that the magistrate has an opportunity to conduct a neutral examination of the statement outside the physical influence of law enforcement. That’s all that happened here. To conclude otherwise was error.</w:t>
-      </w:r>
-    </w:p>
-    <w:p>
-      <w:pPr>
-        <w:pStyle w:val="Heading1"/>
+        <w:t xml:space="preserve">But the statute itself suggests a much more common-sense interpretation. Section 51.095(a)⁠(1)⁠(D)</w:t>
+      </w:r>
+      <w:r>
+        <w:t xml:space="preserve"> </w:t>
+      </w:r>
+      <w:r>
+        <w:t xml:space="preserve">requires the magistrate to certify that her examination of the juvenile was “independent” of any law enforcement officers. Tex. Fam. Code § 51.095(a)⁠(1)⁠(D).</w:t>
+      </w:r>
+      <w:r>
+        <w:t xml:space="preserve"> </w:t>
+      </w:r>
+      <w:r>
+        <w:t xml:space="preserve">In other words, all that is needed is that law enforcement officers not be “present” so that the magistrate has an opportunity to conduct a neutral examination of the statement outside the physical influence of law enforcement. That’s all that happened here. To conclude otherwise was error.</w:t>
+      </w:r>
+    </w:p>
+    <w:p>
+      <w:pPr>
+        <w:keepNext/>
+        <w:keepLines/>
         <w:spacing w:before="258" w:after="64" w:line="322" w:lineRule="exact"/>
-      </w:pPr>
-      <w:r>
+        <w:ind w:left="0" w:firstLine="0"/>
+        <w:jc w:val="center"/>
+      </w:pPr>
+      <w:r>
+        <w:rPr>
+          <w:b/>
+          <w:bCs/>
+        </w:rPr>
         <w:t xml:space="preserve">ARGUMENT</w:t>
       </w:r>
     </w:p>
     <w:p>
       <w:pPr>
-        <w:pStyle w:val="Heading2"/>
+        <w:keepNext/>
+        <w:keepLines/>
         <w:spacing w:before="258" w:after="64" w:line="322" w:lineRule="exact"/>
-      </w:pPr>
-      <w:r>
+        <w:ind w:left="0" w:firstLine="0"/>
+        <w:jc w:val="left"/>
+      </w:pPr>
+      <w:r>
+        <w:rPr>
+          <w:b/>
+          <w:bCs/>
+        </w:rPr>
         <w:t xml:space="preserve">A.</w:t>
       </w:r>
       <w:r>
-        <w:t xml:space="preserve"> </w:t>
-      </w:r>
-      <w:r>
+        <w:rPr>
+          <w:b/>
+          <w:bCs/>
+        </w:rPr>
+        <w:t xml:space="preserve"> </w:t>
+      </w:r>
+      <w:r>
+        <w:rPr>
+          <w:b/>
+          <w:bCs/>
+        </w:rPr>
         <w:t xml:space="preserve">The</w:t>
       </w:r>
       <w:r>
-        <w:t xml:space="preserve"> </w:t>
-      </w:r>
-      <w:r>
+        <w:rPr>
+          <w:b/>
+          <w:bCs/>
+        </w:rPr>
+        <w:t xml:space="preserve"> </w:t>
+      </w:r>
+      <w:r>
+        <w:rPr>
+          <w:b/>
+          <w:bCs/>
+        </w:rPr>
         <w:t xml:space="preserve">Magistrate</w:t>
       </w:r>
       <w:r>
-        <w:t xml:space="preserve"> </w:t>
-      </w:r>
-      <w:r>
+        <w:rPr>
+          <w:b/>
+          <w:bCs/>
+        </w:rPr>
+        <w:t xml:space="preserve"> </w:t>
+      </w:r>
+      <w:r>
+        <w:rPr>
+          <w:b/>
+          <w:bCs/>
+        </w:rPr>
         <w:t xml:space="preserve">Provided</w:t>
       </w:r>
       <w:r>
-        <w:t xml:space="preserve"> </w:t>
-      </w:r>
-      <w:r>
+        <w:rPr>
+          <w:b/>
+          <w:bCs/>
+        </w:rPr>
+        <w:t xml:space="preserve"> </w:t>
+      </w:r>
+      <w:r>
+        <w:rPr>
+          <w:b/>
+          <w:bCs/>
+        </w:rPr>
         <w:t xml:space="preserve">a</w:t>
       </w:r>
       <w:r>
-        <w:t xml:space="preserve"> </w:t>
-      </w:r>
-      <w:r>
+        <w:rPr>
+          <w:b/>
+          <w:bCs/>
+        </w:rPr>
+        <w:t xml:space="preserve"> </w:t>
+      </w:r>
+      <w:r>
+        <w:rPr>
+          <w:b/>
+          <w:bCs/>
+        </w:rPr>
         <w:t xml:space="preserve">Neutral</w:t>
       </w:r>
       <w:r>
-        <w:t xml:space="preserve"> </w:t>
-      </w:r>
-      <w:r>
+        <w:rPr>
+          <w:b/>
+          <w:bCs/>
+        </w:rPr>
+        <w:t xml:space="preserve"> </w:t>
+      </w:r>
+      <w:r>
+        <w:rPr>
+          <w:b/>
+          <w:bCs/>
+        </w:rPr>
         <w:t xml:space="preserve">Examination</w:t>
       </w:r>
       <w:r>
-        <w:t xml:space="preserve"> </w:t>
-      </w:r>
-      <w:r>
+        <w:rPr>
+          <w:b/>
+          <w:bCs/>
+        </w:rPr>
+        <w:t xml:space="preserve"> </w:t>
+      </w:r>
+      <w:r>
+        <w:rPr>
+          <w:b/>
+          <w:bCs/>
+        </w:rPr>
         <w:t xml:space="preserve">of</w:t>
       </w:r>
       <w:r>
-        <w:t xml:space="preserve"> </w:t>
-      </w:r>
-      <w:r>
+        <w:rPr>
+          <w:b/>
+          <w:bCs/>
+        </w:rPr>
+        <w:t xml:space="preserve"> </w:t>
+      </w:r>
+      <w:r>
+        <w:rPr>
+          <w:b/>
+          <w:bCs/>
+        </w:rPr>
         <w:t xml:space="preserve">F.M.V.’s</w:t>
       </w:r>
       <w:r>
-        <w:t xml:space="preserve"> </w:t>
-      </w:r>
-      <w:r>
+        <w:rPr>
+          <w:b/>
+          <w:bCs/>
+        </w:rPr>
+        <w:t xml:space="preserve"> </w:t>
+      </w:r>
+      <w:r>
+        <w:rPr>
+          <w:b/>
+          <w:bCs/>
+        </w:rPr>
         <w:t xml:space="preserve">Statement</w:t>
       </w:r>
       <w:r>
-        <w:t xml:space="preserve"> </w:t>
-      </w:r>
-      <w:r>
+        <w:rPr>
+          <w:b/>
+          <w:bCs/>
+        </w:rPr>
+        <w:t xml:space="preserve"> </w:t>
+      </w:r>
+      <w:r>
+        <w:rPr>
+          <w:b/>
+          <w:bCs/>
+        </w:rPr>
         <w:t xml:space="preserve">Outside</w:t>
       </w:r>
       <w:r>
-        <w:t xml:space="preserve"> </w:t>
-      </w:r>
-      <w:r>
+        <w:rPr>
+          <w:b/>
+          <w:bCs/>
+        </w:rPr>
+        <w:t xml:space="preserve"> </w:t>
+      </w:r>
+      <w:r>
+        <w:rPr>
+          <w:b/>
+          <w:bCs/>
+        </w:rPr>
         <w:t xml:space="preserve">the</w:t>
       </w:r>
       <w:r>
-        <w:t xml:space="preserve"> </w:t>
-      </w:r>
-      <w:r>
+        <w:rPr>
+          <w:b/>
+          <w:bCs/>
+        </w:rPr>
+        <w:t xml:space="preserve"> </w:t>
+      </w:r>
+      <w:r>
+        <w:rPr>
+          <w:b/>
+          <w:bCs/>
+        </w:rPr>
         <w:t xml:space="preserve">Physical</w:t>
       </w:r>
       <w:r>
-        <w:t xml:space="preserve"> </w:t>
-      </w:r>
-      <w:r>
+        <w:rPr>
+          <w:b/>
+          <w:bCs/>
+        </w:rPr>
+        <w:t xml:space="preserve"> </w:t>
+      </w:r>
+      <w:r>
+        <w:rPr>
+          <w:b/>
+          <w:bCs/>
+        </w:rPr>
         <w:t xml:space="preserve">Presence</w:t>
       </w:r>
       <w:r>
-        <w:t xml:space="preserve"> </w:t>
-      </w:r>
-      <w:r>
+        <w:rPr>
+          <w:b/>
+          <w:bCs/>
+        </w:rPr>
+        <w:t xml:space="preserve"> </w:t>
+      </w:r>
+      <w:r>
+        <w:rPr>
+          <w:b/>
+          <w:bCs/>
+        </w:rPr>
         <w:t xml:space="preserve">of</w:t>
       </w:r>
       <w:r>
-        <w:t xml:space="preserve"> </w:t>
-      </w:r>
-      <w:r>
+        <w:rPr>
+          <w:b/>
+          <w:bCs/>
+        </w:rPr>
+        <w:t xml:space="preserve"> </w:t>
+      </w:r>
+      <w:r>
+        <w:rPr>
+          <w:b/>
+          <w:bCs/>
+        </w:rPr>
         <w:t xml:space="preserve">Law</w:t>
       </w:r>
       <w:r>
-        <w:t xml:space="preserve"> </w:t>
-      </w:r>
-      <w:r>
+        <w:rPr>
+          <w:b/>
+          <w:bCs/>
+        </w:rPr>
+        <w:t xml:space="preserve"> </w:t>
+      </w:r>
+      <w:r>
+        <w:rPr>
+          <w:b/>
+          <w:bCs/>
+        </w:rPr>
         <w:t xml:space="preserve">Enforcement.</w:t>
       </w:r>
     </w:p>
@@ -2803,7 +3429,13 @@
         <w:pStyle w:val="BodyText"/>
       </w:pPr>
       <w:r>
-        <w:t xml:space="preserve">The purpose of the procedures in Family Code Section 51.095 is to ensure that a magistrates examination of a child is “independent” of any law enforcement officer or prosecuting attorney.</w:t>
+        <w:t xml:space="preserve">The purpose of the procedures in Family Code Section 51.095</w:t>
+      </w:r>
+      <w:r>
+        <w:t xml:space="preserve"> </w:t>
+      </w:r>
+      <w:r>
+        <w:t xml:space="preserve">is to ensure that a magistrates examination of a child is “independent” of any law enforcement officer or prosecuting attorney.</w:t>
       </w:r>
       <w:r>
         <w:t xml:space="preserve"> </w:t>
@@ -2819,7 +3451,13 @@
         <w:t xml:space="preserve"> </w:t>
       </w:r>
       <w:r>
-        <w:t xml:space="preserve">Tex. Fam. Code § 51.095(D) (requiring that the magistrate certify that her examination of the child was “independent” of any law enforcement officer or prosecuting attorney). The trial court concluded that FMV received exactly that: an independent examination by a magistrate that accepted his statement outside the “presence” of law enforcement. (C.R. 146). The Appellate court concluded otherwise because “law enforcement officers were present, some of whom were armed, without any showing that their presence was necessary for the magistrate’s personal safety.”</w:t>
+        <w:t xml:space="preserve">Tex. Fam. Code § 51.095(D)</w:t>
+      </w:r>
+      <w:r>
+        <w:t xml:space="preserve"> </w:t>
+      </w:r>
+      <w:r>
+        <w:t xml:space="preserve">(requiring that the magistrate certify that her examination of the child was “independent” of any law enforcement officer or prosecuting attorney). The trial court concluded that FMV received exactly that: an independent examination by a magistrate that accepted his statement outside the “presence” of law enforcement. (C.R. 146). The Appellate court concluded otherwise because “law enforcement officers were present, some of whom were armed, without any showing that their presence was necessary for the magistrate’s personal safety.”</w:t>
       </w:r>
       <w:r>
         <w:t xml:space="preserve"> </w:t>
@@ -2844,7 +3482,13 @@
         <w:noBreakHyphen/>
       </w:r>
       <w:r>
-        <w:t xml:space="preserve">00077-CV, 2025 WL 2146682, at *11 (Tex. App.—El Paso July 29, 2025) (publication pending).</w:t>
+        <w:t xml:space="preserve">00077-CV, 2025 WL 2146682,</w:t>
+      </w:r>
+      <w:r>
+        <w:t xml:space="preserve"> </w:t>
+      </w:r>
+      <w:r>
+        <w:t xml:space="preserve">at *11 (Tex. App.—El Paso July 29, 2025) (publication pending).</w:t>
       </w:r>
     </w:p>
     <w:p>
@@ -2869,7 +3513,7 @@
     </w:p>
     <w:p>
       <w:pPr>
-        <w:pStyle w:val="ListItem"/>
+        <w:pStyle w:val="XdList1"/>
       </w:pPr>
       <w:r>
         <w:t xml:space="preserve">•</w:t>
@@ -2889,7 +3533,7 @@
     </w:p>
     <w:p>
       <w:pPr>
-        <w:pStyle w:val="ListItem"/>
+        <w:pStyle w:val="XdList1"/>
       </w:pPr>
       <w:r>
         <w:t xml:space="preserve">•</w:t>
@@ -2903,7 +3547,7 @@
     </w:p>
     <w:p>
       <w:pPr>
-        <w:pStyle w:val="BlockText"/>
+        <w:pStyle w:val="XdQuoteFirst"/>
       </w:pPr>
       <w:r>
         <w:t xml:space="preserve">A. Outside I’m about 30 feet away from them.</w:t>
@@ -2911,7 +3555,7 @@
     </w:p>
     <w:p>
       <w:pPr>
-        <w:pStyle w:val="BlockText"/>
+        <w:pStyle w:val="XdQuote"/>
       </w:pPr>
       <w:r>
         <w:t xml:space="preserve">Q. Okay</w:t>
@@ -2919,7 +3563,7 @@
     </w:p>
     <w:p>
       <w:pPr>
-        <w:pStyle w:val="BlockText"/>
+        <w:pStyle w:val="XdQuote"/>
       </w:pPr>
       <w:r>
         <w:t xml:space="preserve">A. But I’m – completely away from them.</w:t>
@@ -2927,7 +3571,7 @@
     </w:p>
     <w:p>
       <w:pPr>
-        <w:pStyle w:val="BlockText"/>
+        <w:pStyle w:val="XdQuote"/>
       </w:pPr>
       <w:r>
         <w:t xml:space="preserve">Q. You’re not part of the conversation unless the judge calls you?</w:t>
@@ -2935,7 +3579,7 @@
     </w:p>
     <w:p>
       <w:pPr>
-        <w:pStyle w:val="BlockText"/>
+        <w:pStyle w:val="XdQuoteLast"/>
       </w:pPr>
       <w:r>
         <w:t xml:space="preserve">A. Correct.</w:t>
@@ -2957,160 +3601,367 @@
     </w:p>
     <w:p>
       <w:pPr>
-        <w:pStyle w:val="Heading2"/>
+        <w:keepNext/>
+        <w:keepLines/>
         <w:spacing w:before="258" w:after="64" w:line="322" w:lineRule="exact"/>
-      </w:pPr>
-      <w:r>
+        <w:ind w:left="0" w:firstLine="0"/>
+        <w:jc w:val="left"/>
+      </w:pPr>
+      <w:r>
+        <w:rPr>
+          <w:b/>
+          <w:bCs/>
+        </w:rPr>
         <w:t xml:space="preserve">B.</w:t>
       </w:r>
       <w:r>
-        <w:t xml:space="preserve"> </w:t>
-      </w:r>
-      <w:r>
+        <w:rPr>
+          <w:b/>
+          <w:bCs/>
+        </w:rPr>
+        <w:t xml:space="preserve"> </w:t>
+      </w:r>
+      <w:r>
+        <w:rPr>
+          <w:b/>
+          <w:bCs/>
+        </w:rPr>
         <w:t xml:space="preserve">Constructing</w:t>
       </w:r>
       <w:r>
-        <w:t xml:space="preserve"> </w:t>
-      </w:r>
-      <w:r>
+        <w:rPr>
+          <w:b/>
+          <w:bCs/>
+        </w:rPr>
+        <w:t xml:space="preserve"> </w:t>
+      </w:r>
+      <w:r>
+        <w:rPr>
+          <w:b/>
+          <w:bCs/>
+        </w:rPr>
         <w:t xml:space="preserve">“presence”</w:t>
       </w:r>
       <w:r>
-        <w:t xml:space="preserve"> </w:t>
-      </w:r>
-      <w:r>
+        <w:rPr>
+          <w:b/>
+          <w:bCs/>
+        </w:rPr>
+        <w:t xml:space="preserve"> </w:t>
+      </w:r>
+      <w:r>
+        <w:rPr>
+          <w:b/>
+          <w:bCs/>
+        </w:rPr>
         <w:t xml:space="preserve">under</w:t>
       </w:r>
       <w:r>
-        <w:t xml:space="preserve"> </w:t>
-      </w:r>
-      <w:r>
+        <w:rPr>
+          <w:b/>
+          <w:bCs/>
+        </w:rPr>
+        <w:t xml:space="preserve"> </w:t>
+      </w:r>
+      <w:r>
+        <w:rPr>
+          <w:b/>
+          <w:bCs/>
+        </w:rPr>
         <w:t xml:space="preserve">§</w:t>
       </w:r>
       <w:r>
+        <w:rPr>
+          <w:b/>
+          <w:bCs/>
+        </w:rPr>
         <w:t xml:space="preserve"> </w:t>
       </w:r>
       <w:r>
+        <w:rPr>
+          <w:b/>
+          <w:bCs/>
+        </w:rPr>
         <w:t xml:space="preserve">51.095</w:t>
       </w:r>
       <w:r>
-        <w:t xml:space="preserve"> </w:t>
-      </w:r>
-      <w:r>
+        <w:rPr>
+          <w:b/>
+          <w:bCs/>
+        </w:rPr>
+        <w:t xml:space="preserve"> </w:t>
+      </w:r>
+      <w:r>
+        <w:rPr>
+          <w:b/>
+          <w:bCs/>
+        </w:rPr>
         <w:t xml:space="preserve">of</w:t>
       </w:r>
       <w:r>
-        <w:t xml:space="preserve"> </w:t>
-      </w:r>
-      <w:r>
+        <w:rPr>
+          <w:b/>
+          <w:bCs/>
+        </w:rPr>
+        <w:t xml:space="preserve"> </w:t>
+      </w:r>
+      <w:r>
+        <w:rPr>
+          <w:b/>
+          <w:bCs/>
+        </w:rPr>
         <w:t xml:space="preserve">the</w:t>
       </w:r>
       <w:r>
-        <w:t xml:space="preserve"> </w:t>
-      </w:r>
-      <w:r>
+        <w:rPr>
+          <w:b/>
+          <w:bCs/>
+        </w:rPr>
+        <w:t xml:space="preserve"> </w:t>
+      </w:r>
+      <w:r>
+        <w:rPr>
+          <w:b/>
+          <w:bCs/>
+        </w:rPr>
         <w:t xml:space="preserve">Family</w:t>
       </w:r>
       <w:r>
-        <w:t xml:space="preserve"> </w:t>
-      </w:r>
-      <w:r>
+        <w:rPr>
+          <w:b/>
+          <w:bCs/>
+        </w:rPr>
+        <w:t xml:space="preserve"> </w:t>
+      </w:r>
+      <w:r>
+        <w:rPr>
+          <w:b/>
+          <w:bCs/>
+        </w:rPr>
         <w:t xml:space="preserve">Code</w:t>
       </w:r>
       <w:r>
-        <w:t xml:space="preserve"> </w:t>
-      </w:r>
-      <w:r>
+        <w:rPr>
+          <w:b/>
+          <w:bCs/>
+        </w:rPr>
+        <w:t xml:space="preserve"> </w:t>
+      </w:r>
+      <w:r>
+        <w:rPr>
+          <w:b/>
+          <w:bCs/>
+        </w:rPr>
         <w:t xml:space="preserve">to</w:t>
       </w:r>
       <w:r>
-        <w:t xml:space="preserve"> </w:t>
-      </w:r>
-      <w:r>
+        <w:rPr>
+          <w:b/>
+          <w:bCs/>
+        </w:rPr>
+        <w:t xml:space="preserve"> </w:t>
+      </w:r>
+      <w:r>
+        <w:rPr>
+          <w:b/>
+          <w:bCs/>
+        </w:rPr>
         <w:t xml:space="preserve">mean</w:t>
       </w:r>
       <w:r>
-        <w:t xml:space="preserve"> </w:t>
-      </w:r>
-      <w:r>
+        <w:rPr>
+          <w:b/>
+          <w:bCs/>
+        </w:rPr>
+        <w:t xml:space="preserve"> </w:t>
+      </w:r>
+      <w:r>
+        <w:rPr>
+          <w:b/>
+          <w:bCs/>
+        </w:rPr>
         <w:t xml:space="preserve">“line</w:t>
       </w:r>
       <w:r>
-        <w:t xml:space="preserve"> </w:t>
-      </w:r>
-      <w:r>
+        <w:rPr>
+          <w:b/>
+          <w:bCs/>
+        </w:rPr>
+        <w:t xml:space="preserve"> </w:t>
+      </w:r>
+      <w:r>
+        <w:rPr>
+          <w:b/>
+          <w:bCs/>
+        </w:rPr>
         <w:t xml:space="preserve">of</w:t>
       </w:r>
       <w:r>
-        <w:t xml:space="preserve"> </w:t>
-      </w:r>
-      <w:r>
+        <w:rPr>
+          <w:b/>
+          <w:bCs/>
+        </w:rPr>
+        <w:t xml:space="preserve"> </w:t>
+      </w:r>
+      <w:r>
+        <w:rPr>
+          <w:b/>
+          <w:bCs/>
+        </w:rPr>
         <w:t xml:space="preserve">sight”,</w:t>
       </w:r>
       <w:r>
-        <w:t xml:space="preserve"> </w:t>
-      </w:r>
-      <w:r>
+        <w:rPr>
+          <w:b/>
+          <w:bCs/>
+        </w:rPr>
+        <w:t xml:space="preserve"> </w:t>
+      </w:r>
+      <w:r>
+        <w:rPr>
+          <w:b/>
+          <w:bCs/>
+        </w:rPr>
         <w:t xml:space="preserve">rather</w:t>
       </w:r>
       <w:r>
-        <w:t xml:space="preserve"> </w:t>
-      </w:r>
-      <w:r>
+        <w:rPr>
+          <w:b/>
+          <w:bCs/>
+        </w:rPr>
+        <w:t xml:space="preserve"> </w:t>
+      </w:r>
+      <w:r>
+        <w:rPr>
+          <w:b/>
+          <w:bCs/>
+        </w:rPr>
         <w:t xml:space="preserve">than</w:t>
       </w:r>
       <w:r>
-        <w:t xml:space="preserve"> </w:t>
-      </w:r>
-      <w:r>
+        <w:rPr>
+          <w:b/>
+          <w:bCs/>
+        </w:rPr>
+        <w:t xml:space="preserve"> </w:t>
+      </w:r>
+      <w:r>
+        <w:rPr>
+          <w:b/>
+          <w:bCs/>
+        </w:rPr>
         <w:t xml:space="preserve">“physical</w:t>
       </w:r>
       <w:r>
-        <w:t xml:space="preserve"> </w:t>
-      </w:r>
-      <w:r>
+        <w:rPr>
+          <w:b/>
+          <w:bCs/>
+        </w:rPr>
+        <w:t xml:space="preserve"> </w:t>
+      </w:r>
+      <w:r>
+        <w:rPr>
+          <w:b/>
+          <w:bCs/>
+        </w:rPr>
         <w:t xml:space="preserve">presence”</w:t>
       </w:r>
       <w:r>
-        <w:t xml:space="preserve"> </w:t>
-      </w:r>
-      <w:r>
+        <w:rPr>
+          <w:b/>
+          <w:bCs/>
+        </w:rPr>
+        <w:t xml:space="preserve"> </w:t>
+      </w:r>
+      <w:r>
+        <w:rPr>
+          <w:b/>
+          <w:bCs/>
+        </w:rPr>
         <w:t xml:space="preserve">creates</w:t>
       </w:r>
       <w:r>
-        <w:t xml:space="preserve"> </w:t>
-      </w:r>
-      <w:r>
+        <w:rPr>
+          <w:b/>
+          <w:bCs/>
+        </w:rPr>
+        <w:t xml:space="preserve"> </w:t>
+      </w:r>
+      <w:r>
+        <w:rPr>
+          <w:b/>
+          <w:bCs/>
+        </w:rPr>
         <w:t xml:space="preserve">new</w:t>
       </w:r>
       <w:r>
-        <w:t xml:space="preserve"> </w:t>
-      </w:r>
-      <w:r>
+        <w:rPr>
+          <w:b/>
+          <w:bCs/>
+        </w:rPr>
+        <w:t xml:space="preserve"> </w:t>
+      </w:r>
+      <w:r>
+        <w:rPr>
+          <w:b/>
+          <w:bCs/>
+        </w:rPr>
         <w:t xml:space="preserve">law</w:t>
       </w:r>
       <w:r>
-        <w:t xml:space="preserve"> </w:t>
-      </w:r>
-      <w:r>
+        <w:rPr>
+          <w:b/>
+          <w:bCs/>
+        </w:rPr>
+        <w:t xml:space="preserve"> </w:t>
+      </w:r>
+      <w:r>
+        <w:rPr>
+          <w:b/>
+          <w:bCs/>
+        </w:rPr>
         <w:t xml:space="preserve">that</w:t>
       </w:r>
       <w:r>
-        <w:t xml:space="preserve"> </w:t>
-      </w:r>
-      <w:r>
+        <w:rPr>
+          <w:b/>
+          <w:bCs/>
+        </w:rPr>
+        <w:t xml:space="preserve"> </w:t>
+      </w:r>
+      <w:r>
+        <w:rPr>
+          <w:b/>
+          <w:bCs/>
+        </w:rPr>
         <w:t xml:space="preserve">should</w:t>
       </w:r>
       <w:r>
-        <w:t xml:space="preserve"> </w:t>
-      </w:r>
-      <w:r>
+        <w:rPr>
+          <w:b/>
+          <w:bCs/>
+        </w:rPr>
+        <w:t xml:space="preserve"> </w:t>
+      </w:r>
+      <w:r>
+        <w:rPr>
+          <w:b/>
+          <w:bCs/>
+        </w:rPr>
         <w:t xml:space="preserve">be</w:t>
       </w:r>
       <w:r>
-        <w:t xml:space="preserve"> </w:t>
-      </w:r>
-      <w:r>
+        <w:rPr>
+          <w:b/>
+          <w:bCs/>
+        </w:rPr>
+        <w:t xml:space="preserve"> </w:t>
+      </w:r>
+      <w:r>
+        <w:rPr>
+          <w:b/>
+          <w:bCs/>
+        </w:rPr>
         <w:t xml:space="preserve">reviewed.</w:t>
       </w:r>
     </w:p>
@@ -3119,190 +3970,410 @@
         <w:pStyle w:val="BodyText"/>
       </w:pPr>
       <w:r>
-        <w:t xml:space="preserve">Under Texas Family Code § 51.095, a child’s statement is admissible in evidence if the child received warnings from a Magistrate prior to making the statement, and the child signed the statement in the presence of a magistrate judge with no law enforcement officer or prosecuting attorney “present.” Tex. Fam. Code § 51.095(1), (1)⁠(B)⁠(i). But the statute does not squarely define law enforcement “presence,” and this Court has not yet taken up the issue. It should do so now.</w:t>
-      </w:r>
-    </w:p>
-    <w:p>
-      <w:pPr>
-        <w:pStyle w:val="Heading3"/>
+        <w:t xml:space="preserve">Under Texas Family Code § 51.095,</w:t>
+      </w:r>
+      <w:r>
+        <w:t xml:space="preserve"> </w:t>
+      </w:r>
+      <w:r>
+        <w:t xml:space="preserve">a child’s statement is admissible in evidence if the child received warnings from a Magistrate prior to making the statement, and the child signed the statement in the presence of a magistrate judge with no law enforcement officer or prosecuting attorney “present.” Tex. Fam. Code § 51.095(1),</w:t>
+      </w:r>
+      <w:r>
+        <w:t xml:space="preserve"> </w:t>
+      </w:r>
+      <w:r>
+        <w:t xml:space="preserve">(1)⁠(B)⁠(i). But the statute does not squarely define law enforcement “presence,” and this Court has not yet taken up the issue. It should do so now.</w:t>
+      </w:r>
+    </w:p>
+    <w:p>
+      <w:pPr>
+        <w:keepNext/>
+        <w:keepLines/>
         <w:spacing w:before="258" w:after="64" w:line="322" w:lineRule="exact"/>
-      </w:pPr>
-      <w:r>
-        <w:t xml:space="preserve">1.</w:t>
-      </w:r>
-      <w:r>
-        <w:t xml:space="preserve"> </w:t>
-      </w:r>
-      <w:r>
-        <w:t xml:space="preserve">As</w:t>
-      </w:r>
-      <w:r>
-        <w:t xml:space="preserve"> </w:t>
-      </w:r>
-      <w:r>
-        <w:t xml:space="preserve">to</w:t>
-      </w:r>
-      <w:r>
-        <w:t xml:space="preserve"> </w:t>
-      </w:r>
-      <w:r>
-        <w:t xml:space="preserve">criminal</w:t>
-      </w:r>
-      <w:r>
-        <w:t xml:space="preserve"> </w:t>
-      </w:r>
-      <w:r>
-        <w:t xml:space="preserve">proceedings,</w:t>
-      </w:r>
-      <w:r>
-        <w:t xml:space="preserve"> </w:t>
-      </w:r>
-      <w:r>
-        <w:t xml:space="preserve">most</w:t>
-      </w:r>
-      <w:r>
-        <w:t xml:space="preserve"> </w:t>
-      </w:r>
-      <w:r>
-        <w:t xml:space="preserve">Texas</w:t>
-      </w:r>
-      <w:r>
-        <w:t xml:space="preserve"> </w:t>
-      </w:r>
-      <w:r>
-        <w:t xml:space="preserve">courts</w:t>
-      </w:r>
-      <w:r>
-        <w:t xml:space="preserve"> </w:t>
-      </w:r>
-      <w:r>
-        <w:t xml:space="preserve">interpret</w:t>
-      </w:r>
-      <w:r>
-        <w:t xml:space="preserve"> </w:t>
-      </w:r>
-      <w:r>
-        <w:t xml:space="preserve">“presence”</w:t>
-      </w:r>
-      <w:r>
-        <w:t xml:space="preserve"> </w:t>
-      </w:r>
-      <w:r>
-        <w:t xml:space="preserve">to</w:t>
-      </w:r>
-      <w:r>
-        <w:t xml:space="preserve"> </w:t>
-      </w:r>
-      <w:r>
-        <w:t xml:space="preserve">encompass</w:t>
-      </w:r>
-      <w:r>
-        <w:t xml:space="preserve"> </w:t>
-      </w:r>
-      <w:r>
-        <w:t xml:space="preserve">both</w:t>
-      </w:r>
-      <w:r>
-        <w:t xml:space="preserve"> </w:t>
-      </w:r>
-      <w:r>
-        <w:t xml:space="preserve">physical</w:t>
-      </w:r>
-      <w:r>
-        <w:t xml:space="preserve"> </w:t>
-      </w:r>
-      <w:r>
-        <w:t xml:space="preserve">and</w:t>
-      </w:r>
-      <w:r>
-        <w:t xml:space="preserve"> </w:t>
-      </w:r>
-      <w:r>
-        <w:t xml:space="preserve">sensory</w:t>
-      </w:r>
-      <w:r>
-        <w:t xml:space="preserve"> </w:t>
-      </w:r>
-      <w:r>
-        <w:t xml:space="preserve">proximity.</w:t>
-      </w:r>
-    </w:p>
-    <w:p>
-      <w:pPr>
-        <w:pStyle w:val="BodyText"/>
-      </w:pPr>
-      <w:r>
-        <w:t xml:space="preserve">In criminal contexts such as proceedings or sentencing, Texas courts have found “presence” to mean close physical proximity – within reach of the senses of sight and sound. Yet, here, the Eighth Court of Appeals concluded that “presence” in Family Code §51.095 means “in line of sight.”</w:t>
-      </w:r>
-      <w:r>
-        <w:t xml:space="preserve"> </w:t>
-      </w:r>
-      <w:r>
-        <w:rPr>
+        <w:ind w:left="720" w:firstLine="0"/>
+        <w:jc w:val="left"/>
+      </w:pPr>
+      <w:r>
+        <w:rPr>
+          <w:b/>
+          <w:bCs/>
           <w:i/>
           <w:iCs/>
         </w:rPr>
+        <w:t xml:space="preserve">1.</w:t>
+      </w:r>
+      <w:r>
+        <w:rPr>
+          <w:b/>
+          <w:bCs/>
+          <w:i/>
+          <w:iCs/>
+        </w:rPr>
+        <w:t xml:space="preserve"> </w:t>
+      </w:r>
+      <w:r>
+        <w:rPr>
+          <w:b/>
+          <w:bCs/>
+          <w:i/>
+          <w:iCs/>
+        </w:rPr>
+        <w:t xml:space="preserve">As</w:t>
+      </w:r>
+      <w:r>
+        <w:rPr>
+          <w:b/>
+          <w:bCs/>
+          <w:i/>
+          <w:iCs/>
+        </w:rPr>
+        <w:t xml:space="preserve"> </w:t>
+      </w:r>
+      <w:r>
+        <w:rPr>
+          <w:b/>
+          <w:bCs/>
+          <w:i/>
+          <w:iCs/>
+        </w:rPr>
+        <w:t xml:space="preserve">to</w:t>
+      </w:r>
+      <w:r>
+        <w:rPr>
+          <w:b/>
+          <w:bCs/>
+          <w:i/>
+          <w:iCs/>
+        </w:rPr>
+        <w:t xml:space="preserve"> </w:t>
+      </w:r>
+      <w:r>
+        <w:rPr>
+          <w:b/>
+          <w:bCs/>
+          <w:i/>
+          <w:iCs/>
+        </w:rPr>
+        <w:t xml:space="preserve">criminal</w:t>
+      </w:r>
+      <w:r>
+        <w:rPr>
+          <w:b/>
+          <w:bCs/>
+          <w:i/>
+          <w:iCs/>
+        </w:rPr>
+        <w:t xml:space="preserve"> </w:t>
+      </w:r>
+      <w:r>
+        <w:rPr>
+          <w:b/>
+          <w:bCs/>
+          <w:i/>
+          <w:iCs/>
+        </w:rPr>
+        <w:t xml:space="preserve">proceedings,</w:t>
+      </w:r>
+      <w:r>
+        <w:rPr>
+          <w:b/>
+          <w:bCs/>
+          <w:i/>
+          <w:iCs/>
+        </w:rPr>
+        <w:t xml:space="preserve"> </w:t>
+      </w:r>
+      <w:r>
+        <w:rPr>
+          <w:b/>
+          <w:bCs/>
+          <w:i/>
+          <w:iCs/>
+        </w:rPr>
+        <w:t xml:space="preserve">most</w:t>
+      </w:r>
+      <w:r>
+        <w:rPr>
+          <w:b/>
+          <w:bCs/>
+          <w:i/>
+          <w:iCs/>
+        </w:rPr>
+        <w:t xml:space="preserve"> </w:t>
+      </w:r>
+      <w:r>
+        <w:rPr>
+          <w:b/>
+          <w:bCs/>
+          <w:i/>
+          <w:iCs/>
+        </w:rPr>
+        <w:t xml:space="preserve">Texas</w:t>
+      </w:r>
+      <w:r>
+        <w:rPr>
+          <w:b/>
+          <w:bCs/>
+          <w:i/>
+          <w:iCs/>
+        </w:rPr>
+        <w:t xml:space="preserve"> </w:t>
+      </w:r>
+      <w:r>
+        <w:rPr>
+          <w:b/>
+          <w:bCs/>
+          <w:i/>
+          <w:iCs/>
+        </w:rPr>
+        <w:t xml:space="preserve">courts</w:t>
+      </w:r>
+      <w:r>
+        <w:rPr>
+          <w:b/>
+          <w:bCs/>
+          <w:i/>
+          <w:iCs/>
+        </w:rPr>
+        <w:t xml:space="preserve"> </w:t>
+      </w:r>
+      <w:r>
+        <w:rPr>
+          <w:b/>
+          <w:bCs/>
+          <w:i/>
+          <w:iCs/>
+        </w:rPr>
+        <w:t xml:space="preserve">interpret</w:t>
+      </w:r>
+      <w:r>
+        <w:rPr>
+          <w:b/>
+          <w:bCs/>
+          <w:i/>
+          <w:iCs/>
+        </w:rPr>
+        <w:t xml:space="preserve"> </w:t>
+      </w:r>
+      <w:r>
+        <w:rPr>
+          <w:b/>
+          <w:bCs/>
+          <w:i/>
+          <w:iCs/>
+        </w:rPr>
+        <w:t xml:space="preserve">“presence”</w:t>
+      </w:r>
+      <w:r>
+        <w:rPr>
+          <w:b/>
+          <w:bCs/>
+          <w:i/>
+          <w:iCs/>
+        </w:rPr>
+        <w:t xml:space="preserve"> </w:t>
+      </w:r>
+      <w:r>
+        <w:rPr>
+          <w:b/>
+          <w:bCs/>
+          <w:i/>
+          <w:iCs/>
+        </w:rPr>
+        <w:t xml:space="preserve">to</w:t>
+      </w:r>
+      <w:r>
+        <w:rPr>
+          <w:b/>
+          <w:bCs/>
+          <w:i/>
+          <w:iCs/>
+        </w:rPr>
+        <w:t xml:space="preserve"> </w:t>
+      </w:r>
+      <w:r>
+        <w:rPr>
+          <w:b/>
+          <w:bCs/>
+          <w:i/>
+          <w:iCs/>
+        </w:rPr>
+        <w:t xml:space="preserve">encompass</w:t>
+      </w:r>
+      <w:r>
+        <w:rPr>
+          <w:b/>
+          <w:bCs/>
+          <w:i/>
+          <w:iCs/>
+        </w:rPr>
+        <w:t xml:space="preserve"> </w:t>
+      </w:r>
+      <w:r>
+        <w:rPr>
+          <w:b/>
+          <w:bCs/>
+          <w:i/>
+          <w:iCs/>
+        </w:rPr>
+        <w:t xml:space="preserve">both</w:t>
+      </w:r>
+      <w:r>
+        <w:rPr>
+          <w:b/>
+          <w:bCs/>
+          <w:i/>
+          <w:iCs/>
+        </w:rPr>
+        <w:t xml:space="preserve"> </w:t>
+      </w:r>
+      <w:r>
+        <w:rPr>
+          <w:b/>
+          <w:bCs/>
+          <w:i/>
+          <w:iCs/>
+        </w:rPr>
+        <w:t xml:space="preserve">physical</w:t>
+      </w:r>
+      <w:r>
+        <w:rPr>
+          <w:b/>
+          <w:bCs/>
+          <w:i/>
+          <w:iCs/>
+        </w:rPr>
+        <w:t xml:space="preserve"> </w:t>
+      </w:r>
+      <w:r>
+        <w:rPr>
+          <w:b/>
+          <w:bCs/>
+          <w:i/>
+          <w:iCs/>
+        </w:rPr>
+        <w:t xml:space="preserve">and</w:t>
+      </w:r>
+      <w:r>
+        <w:rPr>
+          <w:b/>
+          <w:bCs/>
+          <w:i/>
+          <w:iCs/>
+        </w:rPr>
+        <w:t xml:space="preserve"> </w:t>
+      </w:r>
+      <w:r>
+        <w:rPr>
+          <w:b/>
+          <w:bCs/>
+          <w:i/>
+          <w:iCs/>
+        </w:rPr>
+        <w:t xml:space="preserve">sensory</w:t>
+      </w:r>
+      <w:r>
+        <w:rPr>
+          <w:b/>
+          <w:bCs/>
+          <w:i/>
+          <w:iCs/>
+        </w:rPr>
+        <w:t xml:space="preserve"> </w:t>
+      </w:r>
+      <w:r>
+        <w:rPr>
+          <w:b/>
+          <w:bCs/>
+          <w:i/>
+          <w:iCs/>
+        </w:rPr>
+        <w:t xml:space="preserve">proximity.</w:t>
+      </w:r>
+    </w:p>
+    <w:p>
+      <w:pPr>
+        <w:pStyle w:val="BodyText"/>
+      </w:pPr>
+      <w:r>
+        <w:t xml:space="preserve">In criminal contexts such as proceedings or sentencing, Texas courts have found “presence” to mean close physical proximity – within reach of the senses of sight and sound. Yet, here, the Eighth Court of Appeals concluded that “presence” in Family Code §51.095</w:t>
+      </w:r>
+      <w:r>
+        <w:t xml:space="preserve"> </w:t>
+      </w:r>
+      <w:r>
+        <w:t xml:space="preserve">means “in line of sight.”</w:t>
+      </w:r>
+      <w:r>
+        <w:t xml:space="preserve"> </w:t>
+      </w:r>
+      <w:r>
+        <w:rPr>
+          <w:i/>
+          <w:iCs/>
+        </w:rPr>
         <w:t xml:space="preserve">In re F.M.V.</w:t>
       </w:r>
       <w:r>
-        <w:t xml:space="preserve">, 2025 WL 2146682 at *12. This holding does not square with existing caselaw in criminal matters.</w:t>
-      </w:r>
-    </w:p>
-    <w:p>
-      <w:pPr>
-        <w:pStyle w:val="Heading1"/>
-        <w:spacing w:before="258" w:after="64" w:line="322" w:lineRule="exact"/>
-      </w:pPr>
-      <w:r>
-        <w:t xml:space="preserve">CONCLUSION</w:t>
-      </w:r>
-      <w:r>
-        <w:t xml:space="preserve"> </w:t>
-      </w:r>
-      <w:r>
-        <w:t xml:space="preserve">AND</w:t>
-      </w:r>
-      <w:r>
-        <w:t xml:space="preserve"> </w:t>
-      </w:r>
-      <w:r>
-        <w:t xml:space="preserve">PRAYER</w:t>
-      </w:r>
-    </w:p>
-    <w:p>
-      <w:pPr>
-        <w:pStyle w:val="BodyKeep"/>
-      </w:pPr>
-      <w:r>
-        <w:t xml:space="preserve">There was understandable error below. This Court has never had the opportunity to address the meaning of “presence” in this section of the Family Code. But the Court should do so now. “Presence” should not be read in isolation to mean “line of site” or “constructive” presence. That reading does harm to the other three uses of “presence” in the statute. The trial court agreed: the juvenile was examined by the magistrate independently of the law enforcement officers 30 feet down the block. Yet the Court of Appeals failed to read the statute as a whole and consider its definition in light of the other four uses of “presence.” For all these reasons, Petitioner State of Texas prays that this court grant this Petition for Review, and after full briefing and oral argument, reverse and render judgment in favor of the State and affirm the judgment of the trial court.</w:t>
+        <w:t xml:space="preserve">, 2025 WL 2146682</w:t>
+      </w:r>
+      <w:r>
+        <w:t xml:space="preserve"> </w:t>
+      </w:r>
+      <w:r>
+        <w:t xml:space="preserve">at *12. This holding does not square with existing caselaw in criminal matters.</w:t>
       </w:r>
     </w:p>
     <w:p>
       <w:pPr>
         <w:keepNext/>
         <w:keepLines/>
-        <w:spacing w:before="322" w:after="0" w:line="322" w:lineRule="exact"/>
-        <w:ind w:left="4680" w:firstLine="0"/>
-      </w:pPr>
-      <w:r>
-        <w:t xml:space="preserve">Respectfully submitted,</w:t>
-      </w:r>
-    </w:p>
-    <w:p>
-      <w:pPr>
-        <w:keepNext/>
-        <w:keepLines/>
-        <w:spacing w:before="322" w:after="0" w:line="322" w:lineRule="exact"/>
-        <w:ind w:left="4680" w:firstLine="0"/>
-      </w:pPr>
-      <w:r>
-        <w:t xml:space="preserve">CHRISTINA</w:t>
-      </w:r>
-      <w:r>
-        <w:t xml:space="preserve"> </w:t>
-      </w:r>
-      <w:r>
-        <w:t xml:space="preserve">SANCHEZ</w:t>
+        <w:spacing w:before="258" w:after="64" w:line="322" w:lineRule="exact"/>
+        <w:ind w:left="0" w:firstLine="0"/>
+        <w:jc w:val="center"/>
+      </w:pPr>
+      <w:r>
+        <w:rPr>
+          <w:b/>
+          <w:bCs/>
+        </w:rPr>
+        <w:t xml:space="preserve">CONCLUSION</w:t>
+      </w:r>
+      <w:r>
+        <w:rPr>
+          <w:b/>
+          <w:bCs/>
+        </w:rPr>
+        <w:t xml:space="preserve"> </w:t>
+      </w:r>
+      <w:r>
+        <w:rPr>
+          <w:b/>
+          <w:bCs/>
+        </w:rPr>
+        <w:t xml:space="preserve">AND</w:t>
+      </w:r>
+      <w:r>
+        <w:rPr>
+          <w:b/>
+          <w:bCs/>
+        </w:rPr>
+        <w:t xml:space="preserve"> </w:t>
+      </w:r>
+      <w:r>
+        <w:rPr>
+          <w:b/>
+          <w:bCs/>
+        </w:rPr>
+        <w:t xml:space="preserve">PRAYER</w:t>
+      </w:r>
+    </w:p>
+    <w:p>
+      <w:pPr>
+        <w:pStyle w:val="BodyTextKeep"/>
+      </w:pPr>
+      <w:r>
+        <w:t xml:space="preserve">There was understandable error below. This Court has never had the opportunity to address the meaning of “presence” in this section of the Family Code. But the Court should do so now. “Presence” should not be read in isolation to mean “line of site” or “constructive” presence. That reading does harm to the other three uses of “presence” in the statute. The trial court agreed: the juvenile was examined by the magistrate independently of the law enforcement officers 30 feet down the block. Yet the Court of Appeals failed to read the statute as a whole and consider its definition in light of the other four uses of “presence.” For all these reasons, Petitioner State of Texas prays that this court grant this Petition for Review, and after full briefing and oral argument, reverse and render judgment in favor of the State and affirm the judgment of the trial court.</w:t>
       </w:r>
     </w:p>
     <w:p>
@@ -3310,412 +4381,754 @@
         <w:keepNext/>
         <w:keepLines/>
         <w:spacing w:before="0" w:after="0" w:line="322" w:lineRule="exact"/>
-        <w:ind w:left="4680" w:firstLine="0"/>
-      </w:pPr>
-      <w:r>
-        <w:t xml:space="preserve">EL</w:t>
-      </w:r>
-      <w:r>
-        <w:t xml:space="preserve"> </w:t>
-      </w:r>
-      <w:r>
-        <w:t xml:space="preserve">PASO</w:t>
-      </w:r>
-      <w:r>
-        <w:t xml:space="preserve"> </w:t>
-      </w:r>
-      <w:r>
-        <w:t xml:space="preserve">COUNTY</w:t>
-      </w:r>
-    </w:p>
+      </w:pPr>
+    </w:p>
+    <w:tbl>
+      <w:tblPr>
+        <w:tblW w:w="9360" w:type="dxa"/>
+        <w:tblLayout w:type="fixed"/>
+        <w:tblCellMar>
+          <w:top w:w="0" w:type="dxa"/>
+          <w:left w:w="0" w:type="dxa"/>
+          <w:bottom w:w="0" w:type="dxa"/>
+          <w:right w:w="0" w:type="dxa"/>
+        </w:tblCellMar>
+        <w:tblLook w:val="0000" w:firstRow="0" w:lastRow="0" w:firstColumn="0" w:lastColumn="0" w:noHBand="0" w:noVBand="0"/>
+      </w:tblPr>
+      <w:tblGrid>
+        <w:gridCol w:w="9360"/>
+      </w:tblGrid>
+      <w:tr>
+        <w:trPr>
+          <w:cantSplit/>
+        </w:trPr>
+        <w:tc>
+          <w:tcPr>
+            <w:tcW w:w="9360" w:type="dxa"/>
+          </w:tcPr>
+          <w:p>
+            <w:pPr>
+              <w:spacing w:before="0" w:after="0" w:line="322" w:lineRule="exact"/>
+              <w:ind w:left="4680" w:firstLine="0"/>
+              <w:jc w:val="left"/>
+            </w:pPr>
+            <w:r>
+              <w:t xml:space="preserve">Respectfully</w:t>
+            </w:r>
+            <w:r>
+              <w:t xml:space="preserve"> </w:t>
+            </w:r>
+            <w:r>
+              <w:t xml:space="preserve">submitted,</w:t>
+            </w:r>
+          </w:p>
+          <w:p>
+            <w:pPr>
+              <w:spacing w:before="322" w:after="0" w:line="322" w:lineRule="exact"/>
+              <w:ind w:left="4680" w:firstLine="0"/>
+              <w:jc w:val="left"/>
+            </w:pPr>
+            <w:r>
+              <w:t xml:space="preserve">CHRISTINA</w:t>
+            </w:r>
+            <w:r>
+              <w:t xml:space="preserve"> </w:t>
+            </w:r>
+            <w:r>
+              <w:t xml:space="preserve">SANCHEZ</w:t>
+            </w:r>
+          </w:p>
+          <w:p>
+            <w:pPr>
+              <w:spacing w:before="0" w:after="0" w:line="322" w:lineRule="exact"/>
+              <w:ind w:left="4680" w:firstLine="0"/>
+              <w:jc w:val="left"/>
+            </w:pPr>
+            <w:r>
+              <w:t xml:space="preserve">EL</w:t>
+            </w:r>
+            <w:r>
+              <w:t xml:space="preserve"> </w:t>
+            </w:r>
+            <w:r>
+              <w:t xml:space="preserve">PASO</w:t>
+            </w:r>
+            <w:r>
+              <w:t xml:space="preserve"> </w:t>
+            </w:r>
+            <w:r>
+              <w:t xml:space="preserve">COUNTY</w:t>
+            </w:r>
+          </w:p>
+          <w:p>
+            <w:pPr>
+              <w:spacing w:before="0" w:after="0" w:line="322" w:lineRule="exact"/>
+              <w:ind w:left="4680" w:firstLine="0"/>
+              <w:jc w:val="left"/>
+            </w:pPr>
+            <w:r>
+              <w:t xml:space="preserve">320</w:t>
+            </w:r>
+            <w:r>
+              <w:t xml:space="preserve"> </w:t>
+            </w:r>
+            <w:r>
+              <w:t xml:space="preserve">S.</w:t>
+            </w:r>
+            <w:r>
+              <w:t xml:space="preserve"> </w:t>
+            </w:r>
+            <w:r>
+              <w:t xml:space="preserve">Campbell</w:t>
+            </w:r>
+            <w:r>
+              <w:t xml:space="preserve"> </w:t>
+            </w:r>
+            <w:r>
+              <w:t xml:space="preserve">St,</w:t>
+            </w:r>
+            <w:r>
+              <w:t xml:space="preserve"> </w:t>
+            </w:r>
+            <w:r>
+              <w:t xml:space="preserve">Ste.</w:t>
+            </w:r>
+            <w:r>
+              <w:t xml:space="preserve"> </w:t>
+            </w:r>
+            <w:r>
+              <w:t xml:space="preserve">200</w:t>
+            </w:r>
+          </w:p>
+          <w:p>
+            <w:pPr>
+              <w:spacing w:before="0" w:after="0" w:line="322" w:lineRule="exact"/>
+              <w:ind w:left="4680" w:firstLine="0"/>
+              <w:jc w:val="left"/>
+            </w:pPr>
+            <w:r>
+              <w:t xml:space="preserve">El</w:t>
+            </w:r>
+            <w:r>
+              <w:t xml:space="preserve"> </w:t>
+            </w:r>
+            <w:r>
+              <w:t xml:space="preserve">Paso,</w:t>
+            </w:r>
+            <w:r>
+              <w:t xml:space="preserve"> </w:t>
+            </w:r>
+            <w:r>
+              <w:t xml:space="preserve">Texas</w:t>
+            </w:r>
+            <w:r>
+              <w:t xml:space="preserve"> </w:t>
+            </w:r>
+            <w:r>
+              <w:t xml:space="preserve">79901</w:t>
+            </w:r>
+          </w:p>
+          <w:p>
+            <w:pPr>
+              <w:spacing w:before="0" w:after="0" w:line="322" w:lineRule="exact"/>
+              <w:ind w:left="4680" w:firstLine="0"/>
+              <w:jc w:val="left"/>
+            </w:pPr>
+            <w:r>
+              <w:t xml:space="preserve">Tel:</w:t>
+            </w:r>
+            <w:r>
+              <w:t xml:space="preserve"> </w:t>
+            </w:r>
+            <w:r>
+              <w:t xml:space="preserve">(915)</w:t>
+            </w:r>
+            <w:r>
+              <w:t xml:space="preserve"> </w:t>
+            </w:r>
+            <w:r>
+              <w:t xml:space="preserve">273</w:t>
+              <w:noBreakHyphen/>
+              <w:t xml:space="preserve">3238</w:t>
+            </w:r>
+          </w:p>
+          <w:p>
+            <w:pPr>
+              <w:spacing w:before="0" w:after="0" w:line="322" w:lineRule="exact"/>
+              <w:ind w:left="4680" w:firstLine="0"/>
+              <w:jc w:val="left"/>
+            </w:pPr>
+            <w:r>
+              <w:t xml:space="preserve">Fax:</w:t>
+            </w:r>
+            <w:r>
+              <w:t xml:space="preserve"> </w:t>
+            </w:r>
+            <w:r>
+              <w:t xml:space="preserve">(915)</w:t>
+            </w:r>
+            <w:r>
+              <w:t xml:space="preserve"> </w:t>
+            </w:r>
+            <w:r>
+              <w:t xml:space="preserve">273</w:t>
+              <w:noBreakHyphen/>
+              <w:t xml:space="preserve">3277</w:t>
+            </w:r>
+          </w:p>
+          <w:p>
+            <w:pPr>
+              <w:spacing w:before="0" w:after="0" w:line="322" w:lineRule="exact"/>
+              <w:ind w:left="4680" w:firstLine="0"/>
+              <w:jc w:val="left"/>
+            </w:pPr>
+            <w:r>
+              <w:t xml:space="preserve">Email:</w:t>
+            </w:r>
+            <w:r>
+              <w:t xml:space="preserve"> </w:t>
+            </w:r>
+            <w:r>
+              <w:t xml:space="preserve">Am.frizzelle@epcountytx.gov</w:t>
+            </w:r>
+          </w:p>
+          <w:p>
+            <w:pPr>
+              <w:spacing w:before="322" w:after="0" w:line="322" w:lineRule="exact"/>
+              <w:ind w:left="4680" w:firstLine="0"/>
+              <w:jc w:val="left"/>
+            </w:pPr>
+            <w:r>
+              <w:t xml:space="preserve">By:</w:t>
+            </w:r>
+            <w:r>
+              <w:t xml:space="preserve"> </w:t>
+            </w:r>
+            <w:r>
+              <w:t xml:space="preserve">/s/</w:t>
+            </w:r>
+            <w:r>
+              <w:t xml:space="preserve"> </w:t>
+            </w:r>
+            <w:r>
+              <w:t xml:space="preserve">Amanda</w:t>
+            </w:r>
+            <w:r>
+              <w:t xml:space="preserve"> </w:t>
+            </w:r>
+            <w:r>
+              <w:t xml:space="preserve">Frizzelle</w:t>
+            </w:r>
+          </w:p>
+          <w:p>
+            <w:pPr>
+              <w:spacing w:before="0" w:after="0" w:line="322" w:lineRule="exact"/>
+              <w:ind w:left="4680" w:firstLine="0"/>
+              <w:jc w:val="left"/>
+            </w:pPr>
+            <w:r>
+              <w:t xml:space="preserve">AMANDA</w:t>
+            </w:r>
+            <w:r>
+              <w:t xml:space="preserve"> </w:t>
+            </w:r>
+            <w:r>
+              <w:t xml:space="preserve">D.</w:t>
+            </w:r>
+            <w:r>
+              <w:t xml:space="preserve"> </w:t>
+            </w:r>
+            <w:r>
+              <w:t xml:space="preserve">FRIZZELLE</w:t>
+            </w:r>
+          </w:p>
+          <w:p>
+            <w:pPr>
+              <w:spacing w:before="0" w:after="0" w:line="322" w:lineRule="exact"/>
+              <w:ind w:left="4680" w:firstLine="0"/>
+              <w:jc w:val="left"/>
+            </w:pPr>
+            <w:r>
+              <w:t xml:space="preserve">Assistant</w:t>
+            </w:r>
+            <w:r>
+              <w:t xml:space="preserve"> </w:t>
+            </w:r>
+            <w:r>
+              <w:t xml:space="preserve">County</w:t>
+            </w:r>
+            <w:r>
+              <w:t xml:space="preserve"> </w:t>
+            </w:r>
+            <w:r>
+              <w:t xml:space="preserve">Attorney</w:t>
+            </w:r>
+          </w:p>
+          <w:p>
+            <w:pPr>
+              <w:spacing w:before="0" w:after="0" w:line="322" w:lineRule="exact"/>
+              <w:ind w:left="4680" w:firstLine="0"/>
+              <w:jc w:val="left"/>
+            </w:pPr>
+            <w:r>
+              <w:t xml:space="preserve">Texas</w:t>
+            </w:r>
+            <w:r>
+              <w:t xml:space="preserve"> </w:t>
+            </w:r>
+            <w:r>
+              <w:t xml:space="preserve">Bar</w:t>
+            </w:r>
+            <w:r>
+              <w:t xml:space="preserve"> </w:t>
+            </w:r>
+            <w:r>
+              <w:t xml:space="preserve">No.</w:t>
+            </w:r>
+            <w:r>
+              <w:t xml:space="preserve"> </w:t>
+            </w:r>
+            <w:r>
+              <w:t xml:space="preserve">24105239</w:t>
+            </w:r>
+          </w:p>
+          <w:p>
+            <w:pPr>
+              <w:spacing w:before="322" w:after="0" w:line="322" w:lineRule="exact"/>
+              <w:ind w:left="4680" w:firstLine="0"/>
+              <w:jc w:val="left"/>
+            </w:pPr>
+            <w:r>
+              <w:rPr>
+                <w:i/>
+                <w:iCs/>
+              </w:rPr>
+              <w:t xml:space="preserve">Attorney</w:t>
+            </w:r>
+            <w:r>
+              <w:rPr>
+                <w:i/>
+                <w:iCs/>
+              </w:rPr>
+              <w:t xml:space="preserve"> </w:t>
+            </w:r>
+            <w:r>
+              <w:rPr>
+                <w:i/>
+                <w:iCs/>
+              </w:rPr>
+              <w:t xml:space="preserve">for</w:t>
+            </w:r>
+            <w:r>
+              <w:rPr>
+                <w:i/>
+                <w:iCs/>
+              </w:rPr>
+              <w:t xml:space="preserve"> </w:t>
+            </w:r>
+            <w:r>
+              <w:rPr>
+                <w:i/>
+                <w:iCs/>
+              </w:rPr>
+              <w:t xml:space="preserve">Petitioner</w:t>
+            </w:r>
+          </w:p>
+        </w:tc>
+      </w:tr>
+    </w:tbl>
     <w:p>
       <w:pPr>
         <w:keepNext/>
         <w:keepLines/>
+        <w:spacing w:before="258" w:after="64" w:line="322" w:lineRule="exact"/>
+        <w:ind w:left="0" w:firstLine="0"/>
+        <w:jc w:val="center"/>
+      </w:pPr>
+      <w:r>
+        <w:rPr>
+          <w:b/>
+          <w:bCs/>
+        </w:rPr>
+        <w:t xml:space="preserve">CERTIFICATE</w:t>
+      </w:r>
+      <w:r>
+        <w:rPr>
+          <w:b/>
+          <w:bCs/>
+        </w:rPr>
+        <w:t xml:space="preserve"> </w:t>
+      </w:r>
+      <w:r>
+        <w:rPr>
+          <w:b/>
+          <w:bCs/>
+        </w:rPr>
+        <w:t xml:space="preserve">OF</w:t>
+      </w:r>
+      <w:r>
+        <w:rPr>
+          <w:b/>
+          <w:bCs/>
+        </w:rPr>
+        <w:t xml:space="preserve"> </w:t>
+      </w:r>
+      <w:r>
+        <w:rPr>
+          <w:b/>
+          <w:bCs/>
+        </w:rPr>
+        <w:t xml:space="preserve">COMPLIANCE</w:t>
+      </w:r>
+    </w:p>
+    <w:p>
+      <w:pPr>
+        <w:spacing w:before="0" w:after="0" w:line="644" w:lineRule="exact"/>
+        <w:ind w:left="0" w:firstLine="720"/>
+        <w:jc w:val="left"/>
+      </w:pPr>
+      <w:r>
+        <w:t xml:space="preserve">Pursuant</w:t>
+      </w:r>
+      <w:r>
+        <w:t xml:space="preserve"> </w:t>
+      </w:r>
+      <w:r>
+        <w:t xml:space="preserve">to</w:t>
+      </w:r>
+      <w:r>
+        <w:t xml:space="preserve"> </w:t>
+      </w:r>
+      <w:r>
+        <w:t xml:space="preserve">the</w:t>
+      </w:r>
+      <w:r>
+        <w:t xml:space="preserve"> </w:t>
+      </w:r>
+      <w:r>
+        <w:t xml:space="preserve">Texas</w:t>
+      </w:r>
+      <w:r>
+        <w:t xml:space="preserve"> </w:t>
+      </w:r>
+      <w:r>
+        <w:t xml:space="preserve">Rule</w:t>
+      </w:r>
+      <w:r>
+        <w:t xml:space="preserve"> </w:t>
+      </w:r>
+      <w:r>
+        <w:t xml:space="preserve">of</w:t>
+      </w:r>
+      <w:r>
+        <w:t xml:space="preserve"> </w:t>
+      </w:r>
+      <w:r>
+        <w:t xml:space="preserve">Appellate</w:t>
+      </w:r>
+      <w:r>
+        <w:t xml:space="preserve"> </w:t>
+      </w:r>
+      <w:r>
+        <w:t xml:space="preserve">Procedure</w:t>
+      </w:r>
+      <w:r>
+        <w:t xml:space="preserve"> </w:t>
+      </w:r>
+      <w:r>
+        <w:t xml:space="preserve">9.4(i)⁠(1),</w:t>
+      </w:r>
+      <w:r>
+        <w:t xml:space="preserve"> </w:t>
+      </w:r>
+      <w:r>
+        <w:t xml:space="preserve">(3),</w:t>
+      </w:r>
+      <w:r>
+        <w:t xml:space="preserve"> </w:t>
+      </w:r>
+      <w:r>
+        <w:t xml:space="preserve">I</w:t>
+      </w:r>
+      <w:r>
+        <w:t xml:space="preserve"> </w:t>
+      </w:r>
+      <w:r>
+        <w:t xml:space="preserve">hereby</w:t>
+      </w:r>
+      <w:r>
+        <w:t xml:space="preserve"> </w:t>
+      </w:r>
+      <w:r>
+        <w:t xml:space="preserve">certify</w:t>
+      </w:r>
+      <w:r>
+        <w:t xml:space="preserve"> </w:t>
+      </w:r>
+      <w:r>
+        <w:t xml:space="preserve">that</w:t>
+      </w:r>
+      <w:r>
+        <w:t xml:space="preserve"> </w:t>
+      </w:r>
+      <w:r>
+        <w:t xml:space="preserve">this</w:t>
+      </w:r>
+      <w:r>
+        <w:t xml:space="preserve"> </w:t>
+      </w:r>
+      <w:r>
+        <w:t xml:space="preserve">Appellate</w:t>
+      </w:r>
+      <w:r>
+        <w:t xml:space="preserve"> </w:t>
+      </w:r>
+      <w:r>
+        <w:t xml:space="preserve">Brief</w:t>
+      </w:r>
+      <w:r>
+        <w:t xml:space="preserve"> </w:t>
+      </w:r>
+      <w:r>
+        <w:t xml:space="preserve">contains</w:t>
+      </w:r>
+      <w:r>
+        <w:t xml:space="preserve"> </w:t>
+      </w:r>
+      <w:r>
+        <w:t xml:space="preserve">1,772</w:t>
+      </w:r>
+      <w:r>
+        <w:t xml:space="preserve"> </w:t>
+      </w:r>
+      <w:r>
+        <w:t xml:space="preserve">words.</w:t>
+      </w:r>
+      <w:r>
+        <w:t xml:space="preserve"> </w:t>
+      </w:r>
+      <w:r>
+        <w:t xml:space="preserve">This</w:t>
+      </w:r>
+      <w:r>
+        <w:t xml:space="preserve"> </w:t>
+      </w:r>
+      <w:r>
+        <w:t xml:space="preserve">is</w:t>
+      </w:r>
+      <w:r>
+        <w:t xml:space="preserve"> </w:t>
+      </w:r>
+      <w:r>
+        <w:t xml:space="preserve">a</w:t>
+      </w:r>
+      <w:r>
+        <w:t xml:space="preserve"> </w:t>
+      </w:r>
+      <w:r>
+        <w:t xml:space="preserve">computer-generated</w:t>
+      </w:r>
+      <w:r>
+        <w:t xml:space="preserve"> </w:t>
+      </w:r>
+      <w:r>
+        <w:t xml:space="preserve">document</w:t>
+      </w:r>
+      <w:r>
+        <w:t xml:space="preserve"> </w:t>
+      </w:r>
+      <w:r>
+        <w:t xml:space="preserve">using</w:t>
+      </w:r>
+      <w:r>
+        <w:t xml:space="preserve"> </w:t>
+      </w:r>
+      <w:r>
+        <w:t xml:space="preserve">14-point</w:t>
+      </w:r>
+      <w:r>
+        <w:t xml:space="preserve"> </w:t>
+      </w:r>
+      <w:r>
+        <w:t xml:space="preserve">typeface</w:t>
+      </w:r>
+      <w:r>
+        <w:t xml:space="preserve"> </w:t>
+      </w:r>
+      <w:r>
+        <w:t xml:space="preserve">for</w:t>
+      </w:r>
+      <w:r>
+        <w:t xml:space="preserve"> </w:t>
+      </w:r>
+      <w:r>
+        <w:t xml:space="preserve">all</w:t>
+      </w:r>
+      <w:r>
+        <w:t xml:space="preserve"> </w:t>
+      </w:r>
+      <w:r>
+        <w:t xml:space="preserve">text</w:t>
+      </w:r>
+      <w:r>
+        <w:t xml:space="preserve"> </w:t>
+      </w:r>
+      <w:r>
+        <w:t xml:space="preserve">and</w:t>
+      </w:r>
+      <w:r>
+        <w:t xml:space="preserve"> </w:t>
+      </w:r>
+      <w:r>
+        <w:t xml:space="preserve">12-point</w:t>
+      </w:r>
+      <w:r>
+        <w:t xml:space="preserve"> </w:t>
+      </w:r>
+      <w:r>
+        <w:t xml:space="preserve">footnotes.</w:t>
+      </w:r>
+    </w:p>
+    <w:p>
+      <w:pPr>
         <w:spacing w:before="0" w:after="0" w:line="322" w:lineRule="exact"/>
-        <w:ind w:left="4680" w:firstLine="0"/>
-      </w:pPr>
-      <w:r>
-        <w:t xml:space="preserve">320</w:t>
-      </w:r>
-      <w:r>
-        <w:t xml:space="preserve"> </w:t>
-      </w:r>
-      <w:r>
-        <w:t xml:space="preserve">S.</w:t>
-      </w:r>
-      <w:r>
-        <w:t xml:space="preserve"> </w:t>
-      </w:r>
-      <w:r>
-        <w:t xml:space="preserve">Campbell</w:t>
-      </w:r>
-      <w:r>
-        <w:t xml:space="preserve"> </w:t>
-      </w:r>
-      <w:r>
-        <w:t xml:space="preserve">St,</w:t>
-      </w:r>
-      <w:r>
-        <w:t xml:space="preserve"> </w:t>
-      </w:r>
-      <w:r>
-        <w:t xml:space="preserve">Ste.</w:t>
-      </w:r>
-      <w:r>
-        <w:t xml:space="preserve"> </w:t>
-      </w:r>
-      <w:r>
-        <w:t xml:space="preserve">200</w:t>
-      </w:r>
-    </w:p>
+      </w:pPr>
+    </w:p>
+    <w:tbl>
+      <w:tblPr>
+        <w:tblW w:w="9360" w:type="dxa"/>
+        <w:tblLayout w:type="fixed"/>
+        <w:tblCellMar>
+          <w:top w:w="0" w:type="dxa"/>
+          <w:left w:w="0" w:type="dxa"/>
+          <w:bottom w:w="0" w:type="dxa"/>
+          <w:right w:w="0" w:type="dxa"/>
+        </w:tblCellMar>
+        <w:tblLook w:val="0000" w:firstRow="0" w:lastRow="0" w:firstColumn="0" w:lastColumn="0" w:noHBand="0" w:noVBand="0"/>
+      </w:tblPr>
+      <w:tblGrid>
+        <w:gridCol w:w="9360"/>
+      </w:tblGrid>
+      <w:tr>
+        <w:trPr>
+          <w:cantSplit/>
+        </w:trPr>
+        <w:tc>
+          <w:tcPr>
+            <w:tcW w:w="9360" w:type="dxa"/>
+          </w:tcPr>
+          <w:p>
+            <w:pPr>
+              <w:spacing w:before="0" w:after="0" w:line="322" w:lineRule="exact"/>
+              <w:ind w:left="4680" w:firstLine="0"/>
+              <w:jc w:val="left"/>
+            </w:pPr>
+            <w:r>
+              <w:t xml:space="preserve">/s/</w:t>
+            </w:r>
+            <w:r>
+              <w:t xml:space="preserve"> </w:t>
+            </w:r>
+            <w:r>
+              <w:t xml:space="preserve">Amanda</w:t>
+            </w:r>
+            <w:r>
+              <w:t xml:space="preserve"> </w:t>
+            </w:r>
+            <w:r>
+              <w:t xml:space="preserve">Frizzelle</w:t>
+            </w:r>
+          </w:p>
+          <w:p>
+            <w:pPr>
+              <w:spacing w:before="0" w:after="0" w:line="322" w:lineRule="exact"/>
+              <w:ind w:left="4680" w:firstLine="0"/>
+              <w:jc w:val="left"/>
+            </w:pPr>
+            <w:r>
+              <w:t xml:space="preserve">Amanda</w:t>
+            </w:r>
+            <w:r>
+              <w:t xml:space="preserve"> </w:t>
+            </w:r>
+            <w:r>
+              <w:t xml:space="preserve">Frizzelle</w:t>
+            </w:r>
+          </w:p>
+        </w:tc>
+      </w:tr>
+    </w:tbl>
     <w:p>
       <w:pPr>
         <w:keepNext/>
         <w:keepLines/>
-        <w:spacing w:before="0" w:after="0" w:line="322" w:lineRule="exact"/>
-        <w:ind w:left="4680" w:firstLine="0"/>
-      </w:pPr>
-      <w:r>
-        <w:t xml:space="preserve">El</w:t>
-      </w:r>
-      <w:r>
-        <w:t xml:space="preserve"> </w:t>
-      </w:r>
-      <w:r>
-        <w:t xml:space="preserve">Paso,</w:t>
-      </w:r>
-      <w:r>
-        <w:t xml:space="preserve"> </w:t>
-      </w:r>
-      <w:r>
-        <w:t xml:space="preserve">Texas</w:t>
-      </w:r>
-      <w:r>
-        <w:t xml:space="preserve"> </w:t>
-      </w:r>
-      <w:r>
-        <w:t xml:space="preserve">79901</w:t>
+        <w:spacing w:before="644" w:after="64" w:line="322" w:lineRule="exact"/>
+        <w:ind w:left="0" w:firstLine="0"/>
+        <w:jc w:val="center"/>
+      </w:pPr>
+      <w:r>
+        <w:rPr>
+          <w:b/>
+          <w:bCs/>
+        </w:rPr>
+        <w:t xml:space="preserve">CERTIFICATE</w:t>
+      </w:r>
+      <w:r>
+        <w:rPr>
+          <w:b/>
+          <w:bCs/>
+        </w:rPr>
+        <w:t xml:space="preserve"> </w:t>
+      </w:r>
+      <w:r>
+        <w:rPr>
+          <w:b/>
+          <w:bCs/>
+        </w:rPr>
+        <w:t xml:space="preserve">OF</w:t>
+      </w:r>
+      <w:r>
+        <w:rPr>
+          <w:b/>
+          <w:bCs/>
+        </w:rPr>
+        <w:t xml:space="preserve"> </w:t>
+      </w:r>
+      <w:r>
+        <w:rPr>
+          <w:b/>
+          <w:bCs/>
+        </w:rPr>
+        <w:t xml:space="preserve">SERVICE</w:t>
+      </w:r>
+    </w:p>
+    <w:p>
+      <w:pPr>
+        <w:pStyle w:val="XdTail"/>
+      </w:pPr>
+      <w:r>
+        <w:t xml:space="preserve">I hereby certify that a true and correct copy of the foregoing document was sent to the attorney for the Appellant, Kelli Childress, 500 E. San Antonio, Room 501, El Paso, Texas 79901 via electronic mail at ReVargas@epcounty.com, on this 10th day of October 2025.</w:t>
       </w:r>
     </w:p>
     <w:p>
       <w:pPr>
         <w:keepNext/>
         <w:keepLines/>
-        <w:spacing w:before="0" w:after="0" w:line="322" w:lineRule="exact"/>
-        <w:ind w:left="4680" w:firstLine="0"/>
-      </w:pPr>
-      <w:r>
-        <w:t xml:space="preserve">Tel:</w:t>
-      </w:r>
-      <w:r>
-        <w:t xml:space="preserve"> </w:t>
-      </w:r>
-      <w:r>
-        <w:t xml:space="preserve">(915)</w:t>
-      </w:r>
-      <w:r>
-        <w:t xml:space="preserve"> </w:t>
-      </w:r>
-      <w:r>
-        <w:t xml:space="preserve">273</w:t>
-        <w:noBreakHyphen/>
-        <w:t xml:space="preserve">3238</w:t>
-      </w:r>
-    </w:p>
-    <w:p>
-      <w:pPr>
-        <w:keepNext/>
-        <w:keepLines/>
-        <w:spacing w:before="0" w:after="0" w:line="322" w:lineRule="exact"/>
-        <w:ind w:left="4680" w:firstLine="0"/>
-      </w:pPr>
-      <w:r>
-        <w:t xml:space="preserve">Fax:</w:t>
-      </w:r>
-      <w:r>
-        <w:t xml:space="preserve"> </w:t>
-      </w:r>
-      <w:r>
-        <w:t xml:space="preserve">(915)</w:t>
-      </w:r>
-      <w:r>
-        <w:t xml:space="preserve"> </w:t>
-      </w:r>
-      <w:r>
-        <w:t xml:space="preserve">273</w:t>
-        <w:noBreakHyphen/>
-        <w:t xml:space="preserve">3277</w:t>
-      </w:r>
-    </w:p>
-    <w:p>
-      <w:pPr>
-        <w:keepNext/>
-        <w:keepLines/>
-        <w:spacing w:before="0" w:after="0" w:line="322" w:lineRule="exact"/>
-        <w:ind w:left="4680" w:firstLine="0"/>
-      </w:pPr>
-      <w:r>
-        <w:t xml:space="preserve">Email:</w:t>
-      </w:r>
-      <w:r>
-        <w:t xml:space="preserve"> </w:t>
-      </w:r>
-      <w:r>
-        <w:t xml:space="preserve">Am.frizzelle@epcountytx.gov</w:t>
-      </w:r>
-    </w:p>
-    <w:p>
-      <w:pPr>
-        <w:keepNext/>
-        <w:keepLines/>
-        <w:spacing w:before="322" w:after="0" w:line="322" w:lineRule="exact"/>
-        <w:ind w:left="4680" w:firstLine="0"/>
-      </w:pPr>
-      <w:r>
-        <w:t xml:space="preserve">By: /s/ Amanda Frizzelle</w:t>
-      </w:r>
-    </w:p>
-    <w:p>
-      <w:pPr>
-        <w:keepNext/>
-        <w:keepLines/>
-        <w:spacing w:before="0" w:after="0" w:line="322" w:lineRule="exact"/>
-        <w:ind w:left="4680" w:firstLine="0"/>
-      </w:pPr>
-      <w:r>
-        <w:t xml:space="preserve">AMANDA</w:t>
-      </w:r>
-      <w:r>
-        <w:t xml:space="preserve"> </w:t>
-      </w:r>
-      <w:r>
-        <w:t xml:space="preserve">D.</w:t>
-      </w:r>
-      <w:r>
-        <w:t xml:space="preserve"> </w:t>
-      </w:r>
-      <w:r>
-        <w:t xml:space="preserve">FRIZZELLE</w:t>
-      </w:r>
-    </w:p>
-    <w:p>
-      <w:pPr>
-        <w:keepNext/>
-        <w:keepLines/>
-        <w:spacing w:before="0" w:after="0" w:line="322" w:lineRule="exact"/>
-        <w:ind w:left="4680" w:firstLine="0"/>
-      </w:pPr>
-      <w:r>
-        <w:t xml:space="preserve">Assistant</w:t>
-      </w:r>
-      <w:r>
-        <w:t xml:space="preserve"> </w:t>
-      </w:r>
-      <w:r>
-        <w:t xml:space="preserve">County</w:t>
-      </w:r>
-      <w:r>
-        <w:t xml:space="preserve"> </w:t>
-      </w:r>
-      <w:r>
-        <w:t xml:space="preserve">Attorney</w:t>
-      </w:r>
-    </w:p>
-    <w:p>
-      <w:pPr>
-        <w:keepNext/>
-        <w:keepLines/>
-        <w:spacing w:before="0" w:after="0" w:line="322" w:lineRule="exact"/>
-        <w:ind w:left="4680" w:firstLine="0"/>
-      </w:pPr>
-      <w:r>
-        <w:t xml:space="preserve">Texas</w:t>
-      </w:r>
-      <w:r>
-        <w:t xml:space="preserve"> </w:t>
-      </w:r>
-      <w:r>
-        <w:t xml:space="preserve">Bar</w:t>
-      </w:r>
-      <w:r>
-        <w:t xml:space="preserve"> </w:t>
-      </w:r>
-      <w:r>
-        <w:t xml:space="preserve">No.</w:t>
-      </w:r>
-      <w:r>
-        <w:t xml:space="preserve"> </w:t>
-      </w:r>
-      <w:r>
-        <w:t xml:space="preserve">24105239</w:t>
-      </w:r>
-    </w:p>
-    <w:p>
-      <w:pPr>
-        <w:keepLines/>
-        <w:spacing w:before="322" w:after="0" w:line="322" w:lineRule="exact"/>
-        <w:ind w:left="4680" w:firstLine="0"/>
-      </w:pPr>
-      <w:r>
-        <w:rPr>
-          <w:i/>
-          <w:iCs/>
-        </w:rPr>
-        <w:t xml:space="preserve">Attorney</w:t>
-      </w:r>
-      <w:r>
-        <w:rPr>
-          <w:i/>
-          <w:iCs/>
-        </w:rPr>
-        <w:t xml:space="preserve"> </w:t>
-      </w:r>
-      <w:r>
-        <w:rPr>
-          <w:i/>
-          <w:iCs/>
-        </w:rPr>
-        <w:t xml:space="preserve">for</w:t>
-      </w:r>
-      <w:r>
-        <w:rPr>
-          <w:i/>
-          <w:iCs/>
-        </w:rPr>
-        <w:t xml:space="preserve"> </w:t>
-      </w:r>
-      <w:r>
-        <w:rPr>
-          <w:i/>
-          <w:iCs/>
-        </w:rPr>
-        <w:t xml:space="preserve">Petitioner</w:t>
-      </w:r>
-    </w:p>
-    <w:p>
-      <w:pPr>
-        <w:pStyle w:val="Heading1"/>
         <w:spacing w:before="258" w:after="64" w:line="322" w:lineRule="exact"/>
-      </w:pPr>
-      <w:r>
-        <w:t xml:space="preserve">CERTIFICATE</w:t>
-      </w:r>
-      <w:r>
-        <w:t xml:space="preserve"> </w:t>
-      </w:r>
-      <w:r>
-        <w:t xml:space="preserve">OF</w:t>
-      </w:r>
-      <w:r>
-        <w:t xml:space="preserve"> </w:t>
-      </w:r>
-      <w:r>
-        <w:t xml:space="preserve">SERVICE</w:t>
-      </w:r>
-    </w:p>
-    <w:p>
-      <w:pPr>
-        <w:pStyle w:val="BodyText"/>
-      </w:pPr>
-      <w:r>
-        <w:t xml:space="preserve">I hereby certify that a true and correct copy of the foregoing document was sent to the attorney for the Appellant, Kelli Childress, 500 E. San Antonio, Room 501, El Paso, Texas 79901 via electronic mail at ReVargas@epcounty.com, on this 10th day of October 2025.</w:t>
-      </w:r>
-    </w:p>
-    <w:p>
-      <w:pPr>
-        <w:keepNext/>
-        <w:keepLines/>
-        <w:spacing w:before="322" w:after="0" w:line="322" w:lineRule="exact"/>
-        <w:ind w:left="4680" w:firstLine="0"/>
-      </w:pPr>
-      <w:r>
-        <w:t xml:space="preserve">/s/ Amanda Frizzelle</w:t>
-      </w:r>
-    </w:p>
-    <w:p>
-      <w:pPr>
-        <w:keepLines/>
-        <w:ind w:left="4680" w:firstLine="0"/>
-      </w:pPr>
-      <w:r>
-        <w:t xml:space="preserve">Amanda</w:t>
-      </w:r>
-      <w:r>
-        <w:t xml:space="preserve"> </w:t>
-      </w:r>
-      <w:r>
-        <w:t xml:space="preserve">Frizzelle</w:t>
-      </w:r>
-    </w:p>
-    <w:p>
-      <w:pPr>
-        <w:pStyle w:val="Heading1"/>
-        <w:spacing w:before="258" w:after="64" w:line="322" w:lineRule="exact"/>
-      </w:pPr>
-      <w:r>
-        <w:t xml:space="preserve">CERTIFICATE</w:t>
-      </w:r>
-      <w:r>
-        <w:t xml:space="preserve"> </w:t>
-      </w:r>
-      <w:r>
-        <w:t xml:space="preserve">OF</w:t>
-      </w:r>
-      <w:r>
-        <w:t xml:space="preserve"> </w:t>
-      </w:r>
-      <w:r>
-        <w:t xml:space="preserve">COMPLIANCE</w:t>
-      </w:r>
-    </w:p>
-    <w:p>
-      <w:pPr>
-        <w:pStyle w:val="BodyText"/>
-      </w:pPr>
-      <w:r>
-        <w:t xml:space="preserve">Pursuant to the Texas Rule of Appellate Procedure 9.4(i)⁠(1), (3), I hereby certify that this Appellate Brief contains 1,773 words. This is a computer-generated document using 14-point typeface for all text and 12-point footnotes.</w:t>
-      </w:r>
-    </w:p>
-    <w:p>
-      <w:pPr>
-        <w:keepNext/>
-        <w:keepLines/>
-        <w:spacing w:before="322" w:after="0" w:line="322" w:lineRule="exact"/>
-        <w:ind w:left="4680" w:firstLine="0"/>
-      </w:pPr>
-      <w:r>
-        <w:t xml:space="preserve">/s/ Amanda Frizzelle</w:t>
-      </w:r>
-    </w:p>
-    <w:p>
-      <w:pPr>
-        <w:keepLines/>
-        <w:ind w:left="4680" w:firstLine="0"/>
-      </w:pPr>
-      <w:r>
-        <w:t xml:space="preserve">Amanda</w:t>
-      </w:r>
-      <w:r>
-        <w:t xml:space="preserve"> </w:t>
-      </w:r>
-      <w:r>
-        <w:t xml:space="preserve">Frizzelle</w:t>
-      </w:r>
-    </w:p>
-    <w:p>
-      <w:pPr>
-        <w:pStyle w:val="Heading1"/>
-        <w:pageBreakBefore/>
-        <w:spacing w:before="0" w:after="64" w:line="322" w:lineRule="exact"/>
-      </w:pPr>
-      <w:r>
+        <w:ind w:left="0" w:firstLine="0"/>
+        <w:jc w:val="center"/>
+      </w:pPr>
+      <w:r>
+        <w:rPr>
+          <w:b/>
+          <w:bCs/>
+        </w:rPr>
         <w:t xml:space="preserve">APPENDIX</w:t>
       </w:r>
     </w:p>
     <w:p>
       <w:pPr>
-        <w:pStyle w:val="ListItem"/>
+        <w:pStyle w:val="XdTailList1"/>
       </w:pPr>
       <w:r>
         <w:t xml:space="preserve">1.</w:t>
@@ -3729,7 +5142,7 @@
     </w:p>
     <w:p>
       <w:pPr>
-        <w:pStyle w:val="ListItem"/>
+        <w:pStyle w:val="XdTailList1"/>
       </w:pPr>
       <w:r>
         <w:t xml:space="preserve">2.</w:t>
@@ -3743,7 +5156,7 @@
     </w:p>
     <w:p>
       <w:pPr>
-        <w:pStyle w:val="ListItem"/>
+        <w:pStyle w:val="XdTailList1"/>
       </w:pPr>
       <w:r>
         <w:t xml:space="preserve">3.</w:t>
@@ -3757,7 +5170,7 @@
     </w:p>
     <w:p>
       <w:pPr>
-        <w:pStyle w:val="ListItem"/>
+        <w:pStyle w:val="XdTailList1"/>
       </w:pPr>
       <w:r>
         <w:t xml:space="preserve">4.</w:t>
@@ -3771,7 +5184,7 @@
     </w:p>
     <w:p>
       <w:pPr>
-        <w:pStyle w:val="ListItem"/>
+        <w:pStyle w:val="XdTailList1"/>
       </w:pPr>
       <w:r>
         <w:t xml:space="preserve">5.</w:t>
@@ -3784,7 +5197,7 @@
       </w:r>
     </w:p>
     <w:sectPr>
-      <w:footerReference w:type="default" r:id="rIdTexFtr"/>
+      <w:footerReference w:type="default" r:id="rIdXdPage"/>
       <w:pgSz w:w="12240" w:h="15840"/>
       <w:pgMar w:top="1440" w:right="1440" w:bottom="1440" w:left="1440" w:header="720" w:footer="686" w:gutter="0"/>
       <w:pgNumType w:fmt="decimal" w:start="1"/>
@@ -3898,7 +5311,13 @@
         <w:noBreakHyphen/>
       </w:r>
       <w:r>
-        <w:t xml:space="preserve">00077-CV, 2025 WL 2146682, at *6 (Tex. App.—El Paso 2025, pet. filed).</w:t>
+        <w:t xml:space="preserve">00077-CV, 2025 WL 2146682,</w:t>
+      </w:r>
+      <w:r>
+        <w:t xml:space="preserve"> </w:t>
+      </w:r>
+      <w:r>
+        <w:t xml:space="preserve">at *6 (Tex. App.—El Paso 2025, pet. filed).</w:t>
       </w:r>
     </w:p>
   </w:footnote>
@@ -4053,7 +5472,13 @@
         <w:noBreakHyphen/>
       </w:r>
       <w:r>
-        <w:t xml:space="preserve">00077-CV, 2025 WL 2146682, at *10 (Tex. App.—El Paso 2025, pet. filed).</w:t>
+        <w:t xml:space="preserve">00077-CV, 2025 WL 2146682,</w:t>
+      </w:r>
+      <w:r>
+        <w:t xml:space="preserve"> </w:t>
+      </w:r>
+      <w:r>
+        <w:t xml:space="preserve">at *10 (Tex. App.—El Paso 2025, pet. filed).</w:t>
       </w:r>
     </w:p>
   </w:footnote>
@@ -4105,7 +5530,6 @@
   <w:p>
     <w:pPr>
       <w:spacing w:before="0" w:after="0" w:line="322" w:lineRule="exact"/>
-      <w:ind w:firstLine="0"/>
       <w:jc w:val="center"/>
     </w:pPr>
     <w:r>
@@ -4123,6 +5547,17 @@
     <w:r>
       <w:fldChar w:fldCharType="end"/>
     </w:r>
+  </w:p>
+</w:ftr>
+</file>
+
+<file path=word/ftr-own2.xml><?xml version="1.0" encoding="utf-8"?>
+<w:ftr xmlns:w="http://schemas.openxmlformats.org/wordprocessingml/2006/main" xmlns:r="http://schemas.openxmlformats.org/officeDocument/2006/relationships">
+  <w:p>
+    <w:pPr>
+      <w:spacing w:before="0" w:after="0" w:line="322" w:lineRule="exact"/>
+      <w:jc w:val="center"/>
+    </w:pPr>
   </w:p>
 </w:ftr>
 </file>
@@ -4421,57 +5856,78 @@
     <w:name w:val="heading 1"/>
     <w:basedOn w:val="Normal"/>
     <w:next w:val="BodyText"/>
+    <w:link w:val="Heading1Char"/>
+    <w:uiPriority w:val="9"/>
     <w:qFormat/>
+    <w:rsid w:val="00A10FD9"/>
     <w:pPr>
       <w:keepNext/>
       <w:keepLines/>
-      <w:spacing w:before="258" w:after="64" w:line="322" w:lineRule="exact"/>
+      <w:spacing w:before="240" w:after="120" w:line="322" w:lineRule="exact"/>
       <w:ind w:firstLine="0"/>
       <w:jc w:val="center"/>
       <w:outlineLvl w:val="0"/>
     </w:pPr>
     <w:rPr>
+      <w:rFonts w:ascii="Times New Roman" w:hAnsi="Times New Roman" w:eastAsia="Times New Roman" w:cs="Times New Roman"/>
       <w:b/>
       <w:bCs/>
+      <w:caps/>
       <w:color w:val="000000"/>
+      <w:sz w:val="28"/>
+      <w:szCs w:val="28"/>
     </w:rPr>
   </w:style>
   <w:style w:type="paragraph" w:styleId="Heading2">
     <w:name w:val="heading 2"/>
     <w:basedOn w:val="Normal"/>
     <w:next w:val="BodyText"/>
+    <w:link w:val="Heading2Char"/>
+    <w:uiPriority w:val="9"/>
+    <w:semiHidden/>
+    <w:unhideWhenUsed/>
     <w:qFormat/>
+    <w:rsid w:val="00A10FD9"/>
     <w:pPr>
       <w:keepNext/>
       <w:keepLines/>
-      <w:spacing w:before="258" w:after="64" w:line="322" w:lineRule="exact"/>
+      <w:spacing w:before="240" w:after="120" w:line="322" w:lineRule="exact"/>
       <w:ind w:firstLine="0"/>
       <w:outlineLvl w:val="1"/>
     </w:pPr>
     <w:rPr>
+      <w:rFonts w:ascii="Times New Roman" w:hAnsi="Times New Roman" w:eastAsia="Times New Roman" w:cs="Times New Roman"/>
       <w:b/>
       <w:bCs/>
       <w:color w:val="000000"/>
+      <w:sz w:val="28"/>
+      <w:szCs w:val="28"/>
     </w:rPr>
   </w:style>
   <w:style w:type="paragraph" w:styleId="Heading3">
     <w:name w:val="heading 3"/>
     <w:basedOn w:val="Normal"/>
     <w:next w:val="BodyText"/>
+    <w:link w:val="Heading3Char"/>
+    <w:uiPriority w:val="9"/>
+    <w:semiHidden/>
+    <w:unhideWhenUsed/>
     <w:qFormat/>
+    <w:rsid w:val="00A10FD9"/>
     <w:pPr>
       <w:keepNext/>
       <w:keepLines/>
-      <w:spacing w:before="258" w:after="64" w:line="322" w:lineRule="exact"/>
-      <w:ind w:left="720" w:firstLine="0"/>
+      <w:spacing w:before="240" w:after="120" w:line="322" w:lineRule="exact"/>
+      <w:ind w:firstLine="0"/>
       <w:outlineLvl w:val="2"/>
     </w:pPr>
     <w:rPr>
+      <w:rFonts w:ascii="Times New Roman" w:hAnsi="Times New Roman" w:eastAsia="Times New Roman" w:cs="Times New Roman"/>
       <w:b/>
       <w:bCs/>
-      <w:i/>
-      <w:iCs/>
       <w:color w:val="000000"/>
+      <w:sz w:val="28"/>
+      <w:szCs w:val="28"/>
     </w:rPr>
   </w:style>
   <w:style w:type="paragraph" w:styleId="Heading4">
@@ -4487,7 +5943,7 @@
     <w:pPr>
       <w:keepNext/>
       <w:keepLines/>
-      <w:spacing w:before="258" w:after="64" w:line="322" w:lineRule="exact"/>
+      <w:spacing w:before="240" w:after="120" w:line="322" w:lineRule="exact"/>
       <w:ind w:firstLine="0"/>
       <w:outlineLvl w:val="3"/>
     </w:pPr>
@@ -4514,7 +5970,7 @@
     <w:pPr>
       <w:keepNext/>
       <w:keepLines/>
-      <w:spacing w:before="258" w:after="64" w:line="322" w:lineRule="exact"/>
+      <w:spacing w:before="240" w:after="120" w:line="322" w:lineRule="exact"/>
       <w:ind w:firstLine="0"/>
       <w:outlineLvl w:val="4"/>
     </w:pPr>
@@ -4746,12 +6202,14 @@
   </w:style>
   <w:style w:type="paragraph" w:styleId="BlockText">
     <w:name w:val="Block Text"/>
-    <w:basedOn w:val="Normal"/>
+    <w:basedOn w:val="BodyText"/>
     <w:next w:val="BodyText"/>
+    <w:uiPriority w:val="9"/>
+    <w:unhideWhenUsed/>
     <w:qFormat/>
     <w:pPr>
-      <w:spacing w:before="322" w:after="322" w:line="322" w:lineRule="exact"/>
-      <w:ind w:left="1440" w:right="1440" w:firstLine="0"/>
+      <w:spacing w:before="280" w:after="280" w:line="322" w:lineRule="exact"/>
+      <w:ind w:firstLine="0" w:left="720" w:right="720"/>
     </w:pPr>
   </w:style>
   <w:style w:type="paragraph" w:styleId="FootnoteText">
@@ -4778,7 +6236,7 @@
     <w:unhideWhenUsed/>
     <w:qFormat/>
     <w:pPr>
-      <w:spacing w:before="322" w:after="322"/>
+      <w:spacing w:before="280" w:after="280"/>
       <w:ind w:firstLine="0" w:left="720" w:right="720"/>
     </w:pPr>
   </w:style>
@@ -4916,8 +6374,53 @@
       <w:widowControl w:val="0"/>
     </w:pPr>
   </w:style>
-  <w:style w:type="paragraph" w:customStyle="1" w:styleId="BodyKeep">
-    <w:name w:val="Body Keep"/>
+  <w:style w:type="paragraph" w:customStyle="1" w:styleId="XdQuote">
+    <w:name w:val="Xd Quote"/>
+    <w:basedOn w:val="Normal"/>
+    <w:qFormat/>
+    <w:pPr>
+      <w:spacing w:before="322" w:after="322" w:line="322" w:lineRule="exact"/>
+      <w:ind w:left="1440" w:right="1440" w:firstLine="0"/>
+    </w:pPr>
+  </w:style>
+  <w:style w:type="paragraph" w:customStyle="1" w:styleId="XdQuoteFirst">
+    <w:name w:val="Xd Quote First"/>
+    <w:basedOn w:val="Normal"/>
+    <w:qFormat/>
+    <w:pPr>
+      <w:spacing w:before="322" w:after="322" w:line="322" w:lineRule="exact"/>
+      <w:ind w:left="1440" w:right="1440" w:firstLine="0"/>
+    </w:pPr>
+  </w:style>
+  <w:style w:type="paragraph" w:customStyle="1" w:styleId="XdQuoteLast">
+    <w:name w:val="Xd Quote Last"/>
+    <w:basedOn w:val="Normal"/>
+    <w:qFormat/>
+    <w:pPr>
+      <w:spacing w:before="322" w:after="322" w:line="322" w:lineRule="exact"/>
+      <w:ind w:left="1440" w:right="1440" w:firstLine="0"/>
+    </w:pPr>
+  </w:style>
+  <w:style w:type="paragraph" w:customStyle="1" w:styleId="XdQuoteOnly">
+    <w:name w:val="Xd Quote Only"/>
+    <w:basedOn w:val="Normal"/>
+    <w:qFormat/>
+    <w:pPr>
+      <w:spacing w:before="322" w:after="322" w:line="322" w:lineRule="exact"/>
+      <w:ind w:left="1440" w:right="1440" w:firstLine="0"/>
+    </w:pPr>
+  </w:style>
+  <w:style w:type="paragraph" w:customStyle="1" w:styleId="XdTail">
+    <w:name w:val="Xd Tail"/>
+    <w:basedOn w:val="Normal"/>
+    <w:qFormat/>
+    <w:pPr>
+      <w:spacing w:before="0" w:after="0" w:line="644" w:lineRule="exact"/>
+      <w:ind w:firstLine="720"/>
+    </w:pPr>
+  </w:style>
+  <w:style w:type="paragraph" w:customStyle="1" w:styleId="BodyTextKeep">
+    <w:name w:val="Body Text Keep"/>
     <w:basedOn w:val="BodyText"/>
     <w:qFormat/>
     <w:pPr>
@@ -4925,14 +6428,116 @@
       <w:keepLines/>
     </w:pPr>
   </w:style>
-  <w:style w:type="paragraph" w:customStyle="1" w:styleId="Identity">
-    <w:name w:val="Identity"/>
+  <w:style w:type="paragraph" w:customStyle="1" w:styleId="XdList1">
+    <w:name w:val="XdList 1"/>
     <w:basedOn w:val="Normal"/>
     <w:qFormat/>
     <w:pPr>
-      <w:spacing w:before="0" w:after="160" w:line="322" w:lineRule="exact"/>
-      <w:ind w:firstLine="0"/>
+      <w:spacing w:before="0" w:after="0" w:line="644" w:lineRule="exact"/>
+      <w:ind w:left="720" w:hanging="720"/>
     </w:pPr>
+  </w:style>
+  <w:style w:type="paragraph" w:customStyle="1" w:styleId="XdList2">
+    <w:name w:val="XdList 2"/>
+    <w:basedOn w:val="Normal"/>
+    <w:qFormat/>
+    <w:pPr>
+      <w:spacing w:before="0" w:after="0" w:line="644" w:lineRule="exact"/>
+      <w:ind w:left="1440" w:hanging="720"/>
+    </w:pPr>
+  </w:style>
+  <w:style w:type="paragraph" w:customStyle="1" w:styleId="XdList3">
+    <w:name w:val="XdList 3"/>
+    <w:basedOn w:val="Normal"/>
+    <w:qFormat/>
+    <w:pPr>
+      <w:spacing w:before="0" w:after="0" w:line="644" w:lineRule="exact"/>
+      <w:ind w:left="2160" w:hanging="720"/>
+    </w:pPr>
+  </w:style>
+  <w:style w:type="paragraph" w:customStyle="1" w:styleId="XdTailList1">
+    <w:name w:val="XdTailList 1"/>
+    <w:basedOn w:val="Normal"/>
+    <w:qFormat/>
+    <w:pPr>
+      <w:spacing w:before="0" w:after="0" w:line="644" w:lineRule="exact"/>
+      <w:ind w:left="720" w:hanging="720"/>
+    </w:pPr>
+  </w:style>
+  <w:style w:type="paragraph" w:customStyle="1" w:styleId="XdTailList2">
+    <w:name w:val="XdTailList 2"/>
+    <w:basedOn w:val="Normal"/>
+    <w:qFormat/>
+    <w:pPr>
+      <w:spacing w:before="0" w:after="0" w:line="644" w:lineRule="exact"/>
+      <w:ind w:left="1440" w:hanging="720"/>
+    </w:pPr>
+  </w:style>
+  <w:style w:type="paragraph" w:customStyle="1" w:styleId="XdTailList3">
+    <w:name w:val="XdTailList 3"/>
+    <w:basedOn w:val="Normal"/>
+    <w:qFormat/>
+    <w:pPr>
+      <w:spacing w:before="0" w:after="0" w:line="644" w:lineRule="exact"/>
+      <w:ind w:left="2160" w:hanging="720"/>
+    </w:pPr>
+  </w:style>
+  <w:style w:type="paragraph" w:customStyle="1" w:styleId="XdQuoteList1">
+    <w:name w:val="Xd Quote List 1"/>
+    <w:basedOn w:val="Normal"/>
+    <w:qFormat/>
+    <w:pPr>
+      <w:spacing w:before="0" w:after="0" w:line="322" w:lineRule="exact"/>
+      <w:ind w:left="2160" w:right="1440" w:hanging="720"/>
+    </w:pPr>
+  </w:style>
+  <w:style w:type="paragraph" w:customStyle="1" w:styleId="XdQuoteList2">
+    <w:name w:val="Xd Quote List 2"/>
+    <w:basedOn w:val="Normal"/>
+    <w:qFormat/>
+    <w:pPr>
+      <w:spacing w:before="0" w:after="0" w:line="322" w:lineRule="exact"/>
+      <w:ind w:left="2880" w:right="1440" w:hanging="720"/>
+    </w:pPr>
+  </w:style>
+  <w:style w:type="paragraph" w:customStyle="1" w:styleId="XdQuoteList3">
+    <w:name w:val="Xd Quote List 3"/>
+    <w:basedOn w:val="Normal"/>
+    <w:qFormat/>
+    <w:pPr>
+      <w:spacing w:before="0" w:after="0" w:line="322" w:lineRule="exact"/>
+      <w:ind w:left="3600" w:right="1440" w:hanging="720"/>
+    </w:pPr>
+  </w:style>
+  <w:style w:type="paragraph" w:customStyle="1" w:styleId="XdList1">
+    <w:name w:val="XdList1"/>
+    <w:basedOn w:val="BodyText"/>
+    <w:qFormat/>
+  </w:style>
+  <w:style w:type="paragraph" w:customStyle="1" w:styleId="XdQuote">
+    <w:name w:val="XdQuote"/>
+    <w:basedOn w:val="BodyText"/>
+    <w:qFormat/>
+  </w:style>
+  <w:style w:type="paragraph" w:customStyle="1" w:styleId="XdQuoteFirst">
+    <w:name w:val="XdQuoteFirst"/>
+    <w:basedOn w:val="BodyText"/>
+    <w:qFormat/>
+  </w:style>
+  <w:style w:type="paragraph" w:customStyle="1" w:styleId="XdQuoteLast">
+    <w:name w:val="XdQuoteLast"/>
+    <w:basedOn w:val="BodyText"/>
+    <w:qFormat/>
+  </w:style>
+  <w:style w:type="paragraph" w:customStyle="1" w:styleId="XdTail">
+    <w:name w:val="XdTail"/>
+    <w:basedOn w:val="BodyText"/>
+    <w:qFormat/>
+  </w:style>
+  <w:style w:type="paragraph" w:customStyle="1" w:styleId="XdTailList1">
+    <w:name w:val="XdTailList1"/>
+    <w:basedOn w:val="BodyText"/>
+    <w:qFormat/>
   </w:style>
   <w:style w:type="paragraph" w:customStyle="1" w:styleId="SourceCode">
     <w:name w:val="Source Code"/>

--- a/courts/fifth-circuit/texas/state/supreme-court/petition-for-review/usage/OUTPUT-petition-for-review.docx
+++ b/courts/fifth-circuit/texas/state/supreme-court/petition-for-review/usage/OUTPUT-petition-for-review.docx
@@ -15,9 +15,7 @@
         <w:t xml:space="preserve"> </w:t>
       </w:r>
       <w:r>
-        <w:t xml:space="preserve">25</w:t>
-        <w:noBreakHyphen/>
-        <w:t xml:space="preserve">0792</w:t>
+        <w:t xml:space="preserve">25-⁠0792</w:t>
       </w:r>
     </w:p>
     <w:p>
@@ -207,11 +205,7 @@
         <w:t xml:space="preserve"> </w:t>
       </w:r>
       <w:r>
-        <w:t xml:space="preserve">08</w:t>
-        <w:noBreakHyphen/>
-        <w:t xml:space="preserve">24</w:t>
-        <w:noBreakHyphen/>
-        <w:t xml:space="preserve">00077-CV</w:t>
+        <w:t xml:space="preserve">08-⁠24-⁠00077-CV</w:t>
       </w:r>
       <w:r>
         <w:t xml:space="preserve"> </w:t>
@@ -552,9 +546,7 @@
         <w:t xml:space="preserve"> </w:t>
       </w:r>
       <w:r>
-        <w:t xml:space="preserve">273</w:t>
-        <w:noBreakHyphen/>
-        <w:t xml:space="preserve">3238</w:t>
+        <w:t xml:space="preserve">273-⁠3238</w:t>
       </w:r>
     </w:p>
     <w:p>
@@ -825,7 +817,7 @@
         <w:tab/>
       </w:r>
       <w:r>
-        <w:t xml:space="preserve">iii</w:t>
+        <w:t xml:space="preserve">ii</w:t>
       </w:r>
     </w:p>
     <w:p>
@@ -1813,11 +1805,7 @@
         <w:t xml:space="preserve"> </w:t>
       </w:r>
       <w:r>
-        <w:t xml:space="preserve">08</w:t>
-        <w:noBreakHyphen/>
-        <w:t xml:space="preserve">24</w:t>
-        <w:noBreakHyphen/>
-        <w:t xml:space="preserve">00077-CV,</w:t>
+        <w:t xml:space="preserve">08-⁠24-⁠00077-CV,</w:t>
       </w:r>
       <w:r>
         <w:t xml:space="preserve"> </w:t>
@@ -2191,25 +2179,7 @@
         <w:t xml:space="preserve"> </w:t>
       </w:r>
       <w:r>
-        <w:t xml:space="preserve">The State charged the juvenile via a determinate sentence petition with five counts of deadly conduct, discharge firearm, in civil proceedings in the 65th District Court, a designated juvenile court. (C.R. 44</w:t>
-      </w:r>
-      <w:r>
-        <w:noBreakHyphen/>
-      </w:r>
-      <w:r>
-        <w:t xml:space="preserve">46). A jury adjudicated him delinquent on all five counts on March 22, 2024. (C.R. 229</w:t>
-      </w:r>
-      <w:r>
-        <w:noBreakHyphen/>
-      </w:r>
-      <w:r>
-        <w:t xml:space="preserve">233). The trial court conducted a disposition hearing and sentenced him to three years in the Texas Juvenile Justice Department. (C.R. 244</w:t>
-      </w:r>
-      <w:r>
-        <w:noBreakHyphen/>
-      </w:r>
-      <w:r>
-        <w:t xml:space="preserve">246). This appeal followed.</w:t>
+        <w:t xml:space="preserve">The State charged the juvenile via a determinate sentence petition with five counts of deadly conduct, discharge firearm, in civil proceedings in the 65th District Court, a designated juvenile court. (C.R. 44-⁠46). A jury adjudicated him delinquent on all five counts on March 22, 2024. (C.R. 229-⁠233). The trial court conducted a disposition hearing and sentenced him to three years in the Texas Juvenile Justice Department. (C.R. 244-⁠246). This appeal followed.</w:t>
       </w:r>
     </w:p>
     <w:p>
@@ -2227,13 +2197,7 @@
         <w:t xml:space="preserve"> </w:t>
       </w:r>
       <w:r>
-        <w:t xml:space="preserve">The trial court adjudicated the juvenile delinquent and ordered him to serve three years in the Texas Department of Juvenile Justice. (C.R. 244</w:t>
-      </w:r>
-      <w:r>
-        <w:noBreakHyphen/>
-      </w:r>
-      <w:r>
-        <w:t xml:space="preserve">246).</w:t>
+        <w:t xml:space="preserve">The trial court adjudicated the juvenile delinquent and ordered him to serve three years in the Texas Department of Juvenile Justice. (C.R. 244-⁠246).</w:t>
       </w:r>
     </w:p>
     <w:p>
@@ -2312,19 +2276,7 @@
         <w:t xml:space="preserve">In re F.M.V.</w:t>
       </w:r>
       <w:r>
-        <w:t xml:space="preserve">, No. 08</w:t>
-      </w:r>
-      <w:r>
-        <w:noBreakHyphen/>
-      </w:r>
-      <w:r>
-        <w:t xml:space="preserve">24</w:t>
-      </w:r>
-      <w:r>
-        <w:noBreakHyphen/>
-      </w:r>
-      <w:r>
-        <w:t xml:space="preserve">00077-CV, 2025 WL 2146682</w:t>
+        <w:t xml:space="preserve">, No. 08-⁠24-⁠00077-CV, 2025 WL 2146682</w:t>
       </w:r>
       <w:r>
         <w:t xml:space="preserve"> </w:t>
@@ -2361,19 +2313,7 @@
         <w:t xml:space="preserve">In re F.M.V.</w:t>
       </w:r>
       <w:r>
-        <w:t xml:space="preserve">, No. 08</w:t>
-      </w:r>
-      <w:r>
-        <w:noBreakHyphen/>
-      </w:r>
-      <w:r>
-        <w:t xml:space="preserve">24</w:t>
-      </w:r>
-      <w:r>
-        <w:noBreakHyphen/>
-      </w:r>
-      <w:r>
-        <w:t xml:space="preserve">00077-CV, 2025 WL 2146682</w:t>
+        <w:t xml:space="preserve">, No. 08-⁠24-⁠00077-CV, 2025 WL 2146682</w:t>
       </w:r>
       <w:r>
         <w:t xml:space="preserve"> </w:t>
@@ -2607,19 +2547,7 @@
         <w:pStyle w:val="BodyText"/>
       </w:pPr>
       <w:r>
-        <w:t xml:space="preserve">On November 22, 2022, Officers were dispatched to a call in Canutillo, Texas. (R.R. Vol. II at 160:1). Maria De Los Angeles Ramirez and Leonardo Ramirez Torres were present when more than thirty bullets struck and entered their home. (R.R. Vol. III at 54:24</w:t>
-      </w:r>
-      <w:r>
-        <w:noBreakHyphen/>
-      </w:r>
-      <w:r>
-        <w:t xml:space="preserve">55:6). Torres was the only one injured by the shots fired; a piece of metal entered his eye. (R.R. Vol. III at 58:25). When he arrived at the scene, El Paso County Sheriff’s Detective Bastardo observed several gunshot holes in the residence and shell casings on the street. (R.R. Vol. III at 78:16</w:t>
-      </w:r>
-      <w:r>
-        <w:noBreakHyphen/>
-      </w:r>
-      <w:r>
-        <w:t xml:space="preserve">78:18).</w:t>
+        <w:t xml:space="preserve">On November 22, 2022, Officers were dispatched to a call in Canutillo, Texas. (R.R. Vol. II at 160:1). Maria De Los Angeles Ramirez and Leonardo Ramirez Torres were present when more than thirty bullets struck and entered their home. (R.R. Vol. III at 54:24-⁠55:6). Torres was the only one injured by the shots fired; a piece of metal entered his eye. (R.R. Vol. III at 58:25). When he arrived at the scene, El Paso County Sheriff’s Detective Bastardo observed several gunshot holes in the residence and shell casings on the street. (R.R. Vol. III at 78:16-⁠78:18).</w:t>
       </w:r>
     </w:p>
     <w:p>
@@ -2627,19 +2555,7 @@
         <w:pStyle w:val="BodyText"/>
       </w:pPr>
       <w:r>
-        <w:t xml:space="preserve">Through the course of their investigation, officers learned that an altercation between F.M.V.’s friends and Leonardo Ramirez, Maria De Los Angeles Ramirez’s son, occurred at the outlet mall prior to the shooting; threats were made to Leonardo Ramirez. (R.R. Vol. III. at 78:7</w:t>
-      </w:r>
-      <w:r>
-        <w:noBreakHyphen/>
-      </w:r>
-      <w:r>
-        <w:t xml:space="preserve">78:12). El Paso County Sheriff’s Detective Bastardo located a surveillance video showing a white Dodge Charger which was the suspected vehicle involved in the shooting. (R.R. Vol. III. at 81:3</w:t>
-      </w:r>
-      <w:r>
-        <w:noBreakHyphen/>
-      </w:r>
-      <w:r>
-        <w:t xml:space="preserve">81:5; State’s Exhibit 29). Andre Gilmer, an adult co-actor, was identified to be the driver of the white Charger; Detectives received several names of individuals involved, including F.M.V. (R.R. Vol. III. at 84:15).</w:t>
+        <w:t xml:space="preserve">Through the course of their investigation, officers learned that an altercation between F.M.V.’s friends and Leonardo Ramirez, Maria De Los Angeles Ramirez’s son, occurred at the outlet mall prior to the shooting; threats were made to Leonardo Ramirez. (R.R. Vol. III. at 78:7-⁠78:12). El Paso County Sheriff’s Detective Bastardo located a surveillance video showing a white Dodge Charger which was the suspected vehicle involved in the shooting. (R.R. Vol. III. at 81:3-⁠81:5; State’s Exhibit 29). Andre Gilmer, an adult co-actor, was identified to be the driver of the white Charger; Detectives received several names of individuals involved, including F.M.V. (R.R. Vol. III. at 84:15).</w:t>
       </w:r>
     </w:p>
     <w:p>
@@ -2647,25 +2563,7 @@
         <w:pStyle w:val="BodyText"/>
       </w:pPr>
       <w:r>
-        <w:t xml:space="preserve">A search warrant led to the weapons used; the co-actor was arrested; and a ballistic analysis was conducted. The weapons collected from the co-actor matched the casings found at the scene. (R.R. Vol. III at 89:22</w:t>
-      </w:r>
-      <w:r>
-        <w:noBreakHyphen/>
-      </w:r>
-      <w:r>
-        <w:t xml:space="preserve">89:23). A few days later, Detective Bastardo met with F.M.V.’s mother, Itza Varela. Varela had reported him as a runaway, and she wanted to provide information to Detective Bastardo regarding the shooting. (R.R. Vol. III. at 37:19</w:t>
-      </w:r>
-      <w:r>
-        <w:noBreakHyphen/>
-      </w:r>
-      <w:r>
-        <w:t xml:space="preserve">37:22). Detectives also spoke with F.M.V.’s girlfriend, Alexis Sigala, and she stated he sent her a video of the shooting on the day of the offense and he admitted to her that he was involved in the shooting. (R.R. Vol. III at 90:23</w:t>
-      </w:r>
-      <w:r>
-        <w:noBreakHyphen/>
-      </w:r>
-      <w:r>
-        <w:t xml:space="preserve">90:25).</w:t>
+        <w:t xml:space="preserve">A search warrant led to the weapons used; the co-actor was arrested; and a ballistic analysis was conducted. The weapons collected from the co-actor matched the casings found at the scene. (R.R. Vol. III at 89:22-⁠89:23). A few days later, Detective Bastardo met with F.M.V.’s mother, Itza Varela. Varela had reported him as a runaway, and she wanted to provide information to Detective Bastardo regarding the shooting. (R.R. Vol. III. at 37:19-⁠37:22). Detectives also spoke with F.M.V.’s girlfriend, Alexis Sigala, and she stated he sent her a video of the shooting on the day of the offense and he admitted to her that he was involved in the shooting. (R.R. Vol. III at 90:23-⁠90:25).</w:t>
       </w:r>
     </w:p>
     <w:p>
@@ -2761,13 +2659,7 @@
         <w:t xml:space="preserve"> </w:t>
       </w:r>
       <w:r>
-        <w:t xml:space="preserve">warnings and asked if he wanted to provide a statement. (R.R. Vol. III at 104:13</w:t>
-      </w:r>
-      <w:r>
-        <w:noBreakHyphen/>
-      </w:r>
-      <w:r>
-        <w:t xml:space="preserve">105:9). F.M.V. was then taken to the jail magistrate.</w:t>
+        <w:t xml:space="preserve">warnings and asked if he wanted to provide a statement. (R.R. Vol. III at 104:13-⁠105:9). F.M.V. was then taken to the jail magistrate.</w:t>
       </w:r>
     </w:p>
     <w:p>
@@ -2791,25 +2683,7 @@
         <w:t xml:space="preserve"> </w:t>
       </w:r>
       <w:r>
-        <w:t xml:space="preserve">warnings. (R.R. Vol. III at 107:5</w:t>
-      </w:r>
-      <w:r>
-        <w:noBreakHyphen/>
-      </w:r>
-      <w:r>
-        <w:t xml:space="preserve">107:6). Detective Bastardo and his partner were positioned at a distance from both F.M.V. and the magistrate, having no direct involvement in the process of reading or explanation of F.M.V.’s rights. (R.R. Vol. I at 9:21</w:t>
-      </w:r>
-      <w:r>
-        <w:noBreakHyphen/>
-      </w:r>
-      <w:r>
-        <w:t xml:space="preserve">25). Judge Priddy read his rights, one by one, and asked him questions to ensure he understood. (R.R. Vol. I at 12:13</w:t>
-      </w:r>
-      <w:r>
-        <w:noBreakHyphen/>
-      </w:r>
-      <w:r>
-        <w:t xml:space="preserve">13:9).</w:t>
+        <w:t xml:space="preserve">warnings. (R.R. Vol. III at 107:5-⁠107:6). Detective Bastardo and his partner were positioned at a distance from both F.M.V. and the magistrate, having no direct involvement in the process of reading or explanation of F.M.V.’s rights. (R.R. Vol. I at 9:21-⁠25). Judge Priddy read his rights, one by one, and asked him questions to ensure he understood. (R.R. Vol. I at 12:13-⁠13:9).</w:t>
       </w:r>
     </w:p>
     <w:p>
@@ -2817,13 +2691,7 @@
         <w:pStyle w:val="BodyText"/>
       </w:pPr>
       <w:r>
-        <w:t xml:space="preserve">Detective Bastardo took F.M.V. to the Juvenile Probation Department to obtain his statement. (R.R. Vol. III at 104:15). At the Juvenile Probation Department, F.M.V. provided a statement admitting his involvement in the shooting, and the statement was typed and printed. (R.R. Vol. III at 110:22</w:t>
-      </w:r>
-      <w:r>
-        <w:noBreakHyphen/>
-      </w:r>
-      <w:r>
-        <w:t xml:space="preserve">113:1).</w:t>
+        <w:t xml:space="preserve">Detective Bastardo took F.M.V. to the Juvenile Probation Department to obtain his statement. (R.R. Vol. III at 104:15). At the Juvenile Probation Department, F.M.V. provided a statement admitting his involvement in the shooting, and the statement was typed and printed. (R.R. Vol. III at 110:22-⁠113:1).</w:t>
       </w:r>
     </w:p>
     <w:p>
@@ -2831,19 +2699,7 @@
         <w:pStyle w:val="BodyText"/>
       </w:pPr>
       <w:r>
-        <w:t xml:space="preserve">After the statement was complete, F.M.V. was taken back to Magistrate Priddy, where she reviewed the statement with him. (R.R. Vol. III at 105:7</w:t>
-      </w:r>
-      <w:r>
-        <w:noBreakHyphen/>
-      </w:r>
-      <w:r>
-        <w:t xml:space="preserve">105:9). While reviewing the statement with the magistrate, F.M.V. made a correction to the statement; he stated to the magistrate that one line was not his statement, and that line was crossed out and initialed by the magistrate and F.M.V. (R.R. Vol. III at 108:6</w:t>
-      </w:r>
-      <w:r>
-        <w:noBreakHyphen/>
-      </w:r>
-      <w:r>
-        <w:t xml:space="preserve">108:10). Magistrate Priddy and F.M.V. subsequently signed the statement, and he was released back to Detective Bastardo’s custody.</w:t>
+        <w:t xml:space="preserve">After the statement was complete, F.M.V. was taken back to Magistrate Priddy, where she reviewed the statement with him. (R.R. Vol. III at 105:7-⁠105:9). While reviewing the statement with the magistrate, F.M.V. made a correction to the statement; he stated to the magistrate that one line was not his statement, and that line was crossed out and initialed by the magistrate and F.M.V. (R.R. Vol. III at 108:6-⁠108:10). Magistrate Priddy and F.M.V. subsequently signed the statement, and he was released back to Detective Bastardo’s custody.</w:t>
       </w:r>
     </w:p>
     <w:p>
@@ -2909,13 +2765,7 @@
         <w:pStyle w:val="BodyText"/>
       </w:pPr>
       <w:r>
-        <w:t xml:space="preserve">F.M.V. was referred to the Juvenile Probation Department on five counts of Deadly Conduct Discharge Firearm. (R.R. Vol. III at 109:1</w:t>
-      </w:r>
-      <w:r>
-        <w:noBreakHyphen/>
-      </w:r>
-      <w:r>
-        <w:t xml:space="preserve">109:2). F.M.V. was tried by a jury in the 65th District Court on March 19, 2024; the jury found F.M.V. delinquent on all five counts of Deadly Conduct Discharge Firearm. (C.R. at 234). F.M.V. elected for the trial judge to decide the disposition; on March 22, 2024, the court sentenced him to three years commitment to the Texas Juvenile Justice Department. (C.R. at 244).</w:t>
+        <w:t xml:space="preserve">F.M.V. was referred to the Juvenile Probation Department on five counts of Deadly Conduct Discharge Firearm. (R.R. Vol. III at 109:1-⁠109:2). F.M.V. was tried by a jury in the 65th District Court on March 19, 2024; the jury found F.M.V. delinquent on all five counts of Deadly Conduct Discharge Firearm. (C.R. at 234). F.M.V. elected for the trial judge to decide the disposition; on March 22, 2024, the court sentenced him to three years commitment to the Texas Juvenile Justice Department. (C.R. at 244).</w:t>
       </w:r>
     </w:p>
     <w:p>
@@ -3029,7 +2879,7 @@
         <w:t xml:space="preserve"> </w:t>
       </w:r>
       <w:r>
-        <w:t xml:space="preserve">Fourteen-year-old juvenile FMV later confessed that his friend Andre—armed with an AR rifle—and his accomplice, Jonathan—armed with a .45 caliber handgun—picked F.M.V. up in a white, Dodge Charger. FMV guided them to the victims’ home.</w:t>
+        <w:t xml:space="preserve">Fourteen-year-old juvenile FMV later confessed that his friend Andre—armed with an AR rifle—and his accomplice, Jonathan—armed with a ⁠.45 caliber handgun—picked F.M.V. up in a white, Dodge Charger. FMV guided them to the victims’ home.</w:t>
       </w:r>
       <w:r>
         <w:rPr>
@@ -3470,19 +3320,7 @@
         <w:t xml:space="preserve">In re F.M.V.</w:t>
       </w:r>
       <w:r>
-        <w:t xml:space="preserve">, No. 08</w:t>
-      </w:r>
-      <w:r>
-        <w:noBreakHyphen/>
-      </w:r>
-      <w:r>
-        <w:t xml:space="preserve">24</w:t>
-      </w:r>
-      <w:r>
-        <w:noBreakHyphen/>
-      </w:r>
-      <w:r>
-        <w:t xml:space="preserve">00077-CV, 2025 WL 2146682,</w:t>
+        <w:t xml:space="preserve">, No. 08-⁠24-⁠00077-CV, 2025 WL 2146682,</w:t>
       </w:r>
       <w:r>
         <w:t xml:space="preserve"> </w:t>
@@ -3522,13 +3360,7 @@
         <w:tab/>
       </w:r>
       <w:r>
-        <w:t xml:space="preserve">Magistrate Priddy came outside to review the statement with F.M.V. (R.R. Vol. 1 at 60: 5</w:t>
-      </w:r>
-      <w:r>
-        <w:noBreakHyphen/>
-      </w:r>
-      <w:r>
-        <w:t xml:space="preserve">8). Magistrate Priddy signs a certification stating F.M.V. signed his statement with “no law enforcement or prosecuting attorney present.” (R.R. Vol. 1, State’s Exhibit 3).</w:t>
+        <w:t xml:space="preserve">Magistrate Priddy came outside to review the statement with F.M.V. (R.R. Vol. 1 at 60: 5-⁠8). Magistrate Priddy signs a certification stating F.M.V. signed his statement with “no law enforcement or prosecuting attorney present.” (R.R. Vol. 1, State’s Exhibit 3).</w:t>
       </w:r>
     </w:p>
     <w:p>
@@ -3590,13 +3422,7 @@
         <w:pStyle w:val="BodyText"/>
       </w:pPr>
       <w:r>
-        <w:t xml:space="preserve">(R.R. Vol. 1 at 60: 11</w:t>
-      </w:r>
-      <w:r>
-        <w:noBreakHyphen/>
-      </w:r>
-      <w:r>
-        <w:t xml:space="preserve">16).</w:t>
+        <w:t xml:space="preserve">(R.R. Vol. 1 at 60: 11-⁠16).</w:t>
       </w:r>
     </w:p>
     <w:p>
@@ -4547,9 +4373,7 @@
               <w:t xml:space="preserve"> </w:t>
             </w:r>
             <w:r>
-              <w:t xml:space="preserve">273</w:t>
-              <w:noBreakHyphen/>
-              <w:t xml:space="preserve">3238</w:t>
+              <w:t xml:space="preserve">273-⁠3238</w:t>
             </w:r>
           </w:p>
           <w:p>
@@ -4571,9 +4395,7 @@
               <w:t xml:space="preserve"> </w:t>
             </w:r>
             <w:r>
-              <w:t xml:space="preserve">273</w:t>
-              <w:noBreakHyphen/>
-              <w:t xml:space="preserve">3277</w:t>
+              <w:t xml:space="preserve">273-⁠3277</w:t>
             </w:r>
           </w:p>
           <w:p>
@@ -4602,7 +4424,7 @@
               <w:t xml:space="preserve">By:</w:t>
             </w:r>
             <w:r>
-              <w:t xml:space="preserve"> </w:t>
+              <w:t xml:space="preserve"> ⁠</w:t>
             </w:r>
             <w:r>
               <w:t xml:space="preserve">/s/</w:t>
@@ -5267,13 +5089,7 @@
         <w:t xml:space="preserve"> </w:t>
       </w:r>
       <w:r>
-        <w:t xml:space="preserve">R.R. Vol. II at 160:1 and R.R. Vol. III at 54:24</w:t>
-      </w:r>
-      <w:r>
-        <w:noBreakHyphen/>
-      </w:r>
-      <w:r>
-        <w:t xml:space="preserve">55:6.</w:t>
+        <w:t xml:space="preserve">R.R. Vol. II at 160:1 and R.R. Vol. III at 54:24-⁠55:6.</w:t>
       </w:r>
     </w:p>
   </w:footnote>
@@ -5299,19 +5115,7 @@
         <w:t xml:space="preserve">In re F.M.V.</w:t>
       </w:r>
       <w:r>
-        <w:t xml:space="preserve">, No. 08</w:t>
-      </w:r>
-      <w:r>
-        <w:noBreakHyphen/>
-      </w:r>
-      <w:r>
-        <w:t xml:space="preserve">24</w:t>
-      </w:r>
-      <w:r>
-        <w:noBreakHyphen/>
-      </w:r>
-      <w:r>
-        <w:t xml:space="preserve">00077-CV, 2025 WL 2146682,</w:t>
+        <w:t xml:space="preserve">, No. 08-⁠24-⁠00077-CV, 2025 WL 2146682,</w:t>
       </w:r>
       <w:r>
         <w:t xml:space="preserve"> </w:t>
@@ -5359,13 +5163,7 @@
         <w:t xml:space="preserve"> </w:t>
       </w:r>
       <w:r>
-        <w:t xml:space="preserve">R.R. Vol. III at 104.23</w:t>
-      </w:r>
-      <w:r>
-        <w:noBreakHyphen/>
-      </w:r>
-      <w:r>
-        <w:t xml:space="preserve">105:9.</w:t>
+        <w:t xml:space="preserve">R.R. Vol. III at 104.23-⁠105:9.</w:t>
       </w:r>
     </w:p>
   </w:footnote>
@@ -5384,13 +5182,7 @@
         <w:t xml:space="preserve"> </w:t>
       </w:r>
       <w:r>
-        <w:t xml:space="preserve">R.R. Vol. III at 107:5</w:t>
-      </w:r>
-      <w:r>
-        <w:noBreakHyphen/>
-      </w:r>
-      <w:r>
-        <w:t xml:space="preserve">107:6.</w:t>
+        <w:t xml:space="preserve">R.R. Vol. III at 107:5-⁠107:6.</w:t>
       </w:r>
     </w:p>
   </w:footnote>
@@ -5409,13 +5201,7 @@
         <w:t xml:space="preserve"> </w:t>
       </w:r>
       <w:r>
-        <w:t xml:space="preserve">R.R. Vol. I at 9:21</w:t>
-      </w:r>
-      <w:r>
-        <w:noBreakHyphen/>
-      </w:r>
-      <w:r>
-        <w:t xml:space="preserve">25.</w:t>
+        <w:t xml:space="preserve">R.R. Vol. I at 9:21-⁠25.</w:t>
       </w:r>
     </w:p>
   </w:footnote>
@@ -5460,19 +5246,7 @@
         <w:t xml:space="preserve">In re F.M.V.</w:t>
       </w:r>
       <w:r>
-        <w:t xml:space="preserve">, No. 08</w:t>
-      </w:r>
-      <w:r>
-        <w:noBreakHyphen/>
-      </w:r>
-      <w:r>
-        <w:t xml:space="preserve">24</w:t>
-      </w:r>
-      <w:r>
-        <w:noBreakHyphen/>
-      </w:r>
-      <w:r>
-        <w:t xml:space="preserve">00077-CV, 2025 WL 2146682,</w:t>
+        <w:t xml:space="preserve">, No. 08-⁠24-⁠00077-CV, 2025 WL 2146682,</w:t>
       </w:r>
       <w:r>
         <w:t xml:space="preserve"> </w:t>
